--- a/module_2_emerging_markets_for_quantum_technology/assignment_2/MON_filled.docx
+++ b/module_2_emerging_markets_for_quantum_technology/assignment_2/MON_filled.docx
@@ -49,7 +49,7 @@
         <w:t>Description:</w:t>
       </w:r>
       <w:r>
-        <w:t xml:space="preserve"> Measures the difference in gravitational acceleration between two clouds of laser-cooled atoms falling in one apparatus. It reads density contrast, so it needs no line of sight, no contact and no excavation.</w:t>
+        <w:t xml:space="preserve"> Measures the gravitational difference between two clouds of laser-cooled atoms falling in one apparatus. It reads density contrast, so it needs no line of sight, no contact and no excavation.</w:t>
       </w:r>
     </w:p>
     <w:p>
@@ -65,7 +65,7 @@
         <w:t>Description:</w:t>
       </w:r>
       <w:r>
-        <w:t xml:space="preserve"> Vibration is common to both atom clouds and cancels in the differential measurement; accelerometers and shielding handle the rest. This is what took the instrument off the optical bench and onto a street (Stray et al., 2022).</w:t>
+        <w:t xml:space="preserve"> Vibration is common to both clouds and cancels differentially; accelerometers and shielding handle the rest. This is what took the instrument off the optical bench and onto a street (Stray et al., 2022).</w:t>
       </w:r>
     </w:p>
     <w:p>
@@ -97,7 +97,7 @@
         <w:t>Description:</w:t>
       </w:r>
       <w:r>
-        <w:t xml:space="preserve"> Packaging lasers, vacuum and shielding into equipment a trained surveyor can run through a working day. Most of it is tacit knowledge held by people, which matters later for value capture.</w:t>
+        <w:t xml:space="preserve"> Packaging lasers, vacuum and shielding into equipment a trained surveyor can run through a working day. Most of it is tacit knowledge held by people, which matters for value capture.</w:t>
       </w:r>
     </w:p>
     <w:p>
@@ -134,7 +134,7 @@
         <w:t>Customer Group:</w:t>
       </w:r>
       <w:r>
-        <w:t xml:space="preserve"> UK water, gas, power and telecoms asset owners, the tier-1 contractors digging on their behalf, and highway and rail authorities.</w:t>
+        <w:t xml:space="preserve"> UK water, gas, power and telecoms asset owners, the tier-1 contractors digging for them, and highway and rail authorities.</w:t>
       </w:r>
     </w:p>
     <w:p>
@@ -150,7 +150,7 @@
         <w:t>Application:</w:t>
       </w:r>
       <w:r>
-        <w:t xml:space="preserve"> Density targeting for mineral exploration and geothermal assessment, narrowing down where to drill before anyone drills.</w:t>
+        <w:t xml:space="preserve"> Density targeting for mineral exploration and geothermal assessment, narrowing where to drill before anyone drills.</w:t>
       </w:r>
     </w:p>
     <w:p>
@@ -1938,7 +1938,7 @@
         <w:pStyle w:val="Normal"/>
       </w:pPr>
       <w:r>
-        <w:t xml:space="preserve">Impact and potential: One hole in every 65 hits something: about 60,000 strikes a year, £2.4bn of economic cost, and a true cost 29 times the repair bill (Utility Strike Avoidance Group, 2023). Workers are hurt. Contractors already buy PAS 128 surveys, so a budget line and a standard exist to sell against (British Standards Institution, 2022), and strike rates are reported nationally, so improvement can be shown rather than claimed.</w:t>
+        <w:t xml:space="preserve">Impact and potential: One hole in every 65 hits something: about 60,000 strikes a year and £2.4bn in economic cost (Utility Strike Avoidance Group, 2023). Workers are hurt. Contractors already buy PAS 128 surveys, so a budget line and a standard exist to sell against (British Standards Institution, 2022), and reported strike rates mean improvement can be shown rather than claimed.</w:t>
       </w:r>
     </w:p>
     <w:p>
@@ -1946,7 +1946,7 @@
         <w:pStyle w:val="Normal"/>
       </w:pPr>
       <w:r>
-        <w:t xml:space="preserve">Challenge: The physics already works outdoors, so this is productisation, not discovery. Two risks bite: PAS 128 recognises radar and electromagnetic location, not gravity; and Delta.g, a Birmingham spin-out holding £4.6m of seed funding, is ahead of us on the same road (The Quantum Insider, 2025).</w:t>
+        <w:t xml:space="preserve">Challenge: The physics already works outdoors, so this is productisation, not discovery. Two risks bite: PAS 128 recognises radar and electromagnetic location, not gravity; and Delta.g, a Birmingham spin-out with £4.6m of seed funding, is ahead of us (The Quantum Insider, 2025).</w:t>
       </w:r>
     </w:p>
     <w:p>
@@ -2074,7 +2074,7 @@
         <w:pStyle w:val="Normal"/>
       </w:pPr>
       <w:r>
-        <w:t xml:space="preserve">the highest potential and lowest challenge of the three, judged against each other rather than in the abstract.</w:t>
+        <w:t xml:space="preserve">highest potential, lowest challenge of the three — judged against each other, not in the abstract.</w:t>
       </w:r>
     </w:p>
     <w:p>
@@ -2149,7 +2149,7 @@
       </w:r>
       <w:sdt>
         <w:sdtPr>
-          <w:id w:val="802067330"/>
+          <w:id w:val="897282671"/>
           <w14:checkbox>
             <w14:checked w14:val="0"/>
             <w14:checkedState w14:val="2612" w14:font="MS Gothic"/>
@@ -2175,7 +2175,7 @@
       </w:r>
       <w:sdt>
         <w:sdtPr>
-          <w:id w:val="543642243"/>
+          <w:id w:val="476098176"/>
           <w14:checkbox>
             <w14:checked w14:val="1"/>
             <w14:checkedState w14:val="2612" w14:font="MS Gothic"/>
@@ -2201,7 +2201,7 @@
       </w:r>
       <w:sdt>
         <w:sdtPr>
-          <w:id w:val="530491331"/>
+          <w:id w:val="838677973"/>
           <w14:checkbox>
             <w14:checked w14:val="0"/>
             <w14:checkedState w14:val="2612" w14:font="MS Gothic"/>
@@ -2227,7 +2227,7 @@
       </w:r>
       <w:sdt>
         <w:sdtPr>
-          <w:id w:val="421012366"/>
+          <w:id w:val="904493362"/>
           <w14:checkbox>
             <w14:checked w14:val="0"/>
             <w14:checkedState w14:val="2612" w14:font="MS Gothic"/>
@@ -2300,7 +2300,7 @@
           <w:rPr>
             <w:rFonts w:ascii="MS Gothic" w:eastAsia="MS Gothic" w:hAnsi="MS Gothic"/>
           </w:rPr>
-          <w:id w:val="616754390"/>
+          <w:id w:val="835779035"/>
           <w14:checkbox>
             <w14:checked w14:val="0"/>
             <w14:checkedState w14:val="2612" w14:font="MS Gothic"/>
@@ -2326,7 +2326,7 @@
           <w:rPr>
             <w:rFonts w:ascii="MS Gothic" w:eastAsia="MS Gothic" w:hAnsi="MS Gothic"/>
           </w:rPr>
-          <w:id w:val="219108843"/>
+          <w:id w:val="504983227"/>
           <w14:checkbox>
             <w14:checked w14:val="1"/>
             <w14:checkedState w14:val="2612" w14:font="MS Gothic"/>
@@ -2352,7 +2352,7 @@
           <w:rPr>
             <w:rFonts w:ascii="MS Gothic" w:eastAsia="MS Gothic" w:hAnsi="MS Gothic"/>
           </w:rPr>
-          <w:id w:val="143412892"/>
+          <w:id w:val="359247848"/>
           <w14:checkbox>
             <w14:checked w14:val="0"/>
             <w14:checkedState w14:val="2612" w14:font="MS Gothic"/>
@@ -2378,7 +2378,7 @@
           <w:rPr>
             <w:rFonts w:ascii="MS Gothic" w:eastAsia="MS Gothic" w:hAnsi="MS Gothic"/>
           </w:rPr>
-          <w:id w:val="18058372"/>
+          <w:id w:val="443722681"/>
           <w14:checkbox>
             <w14:checked w14:val="0"/>
             <w14:checkedState w14:val="2612" w14:font="MS Gothic"/>
@@ -2451,7 +2451,7 @@
           <w:rPr>
             <w:rFonts w:ascii="MS Gothic" w:eastAsia="MS Gothic" w:hAnsi="MS Gothic"/>
           </w:rPr>
-          <w:id w:val="200850890"/>
+          <w:id w:val="497823666"/>
           <w14:checkbox>
             <w14:checked w14:val="0"/>
             <w14:checkedState w14:val="2612" w14:font="MS Gothic"/>
@@ -2477,7 +2477,7 @@
           <w:rPr>
             <w:rFonts w:ascii="MS Gothic" w:eastAsia="MS Gothic" w:hAnsi="MS Gothic"/>
           </w:rPr>
-          <w:id w:val="267916072"/>
+          <w:id w:val="211667184"/>
           <w14:checkbox>
             <w14:checked w14:val="1"/>
             <w14:checkedState w14:val="2612" w14:font="MS Gothic"/>
@@ -2504,7 +2504,7 @@
           <w:rPr>
             <w:rFonts w:ascii="MS Gothic" w:eastAsia="MS Gothic" w:hAnsi="MS Gothic"/>
           </w:rPr>
-          <w:id w:val="648090113"/>
+          <w:id w:val="731311801"/>
           <w14:checkbox>
             <w14:checked w14:val="0"/>
             <w14:checkedState w14:val="2612" w14:font="MS Gothic"/>
@@ -2530,7 +2530,7 @@
           <w:rPr>
             <w:rFonts w:ascii="MS Gothic" w:eastAsia="MS Gothic" w:hAnsi="MS Gothic"/>
           </w:rPr>
-          <w:id w:val="553149253"/>
+          <w:id w:val="527352804"/>
           <w14:checkbox>
             <w14:checked w14:val="0"/>
             <w14:checkedState w14:val="2612" w14:font="MS Gothic"/>
@@ -2567,7 +2567,7 @@
           <w:rPr>
             <w:rFonts w:ascii="MS Gothic" w:eastAsia="MS Gothic" w:hAnsi="MS Gothic"/>
           </w:rPr>
-          <w:id w:val="801206904"/>
+          <w:id w:val="714554443"/>
           <w14:checkbox>
             <w14:checked w14:val="0"/>
             <w14:checkedState w14:val="2612" w14:font="MS Gothic"/>
@@ -2593,7 +2593,7 @@
           <w:rPr>
             <w:rFonts w:ascii="MS Gothic" w:eastAsia="MS Gothic" w:hAnsi="MS Gothic"/>
           </w:rPr>
-          <w:id w:val="713288416"/>
+          <w:id w:val="235129276"/>
           <w14:checkbox>
             <w14:checked w14:val="1"/>
             <w14:checkedState w14:val="2612" w14:font="MS Gothic"/>
@@ -2619,7 +2619,7 @@
           <w:rPr>
             <w:rFonts w:ascii="MS Gothic" w:eastAsia="MS Gothic" w:hAnsi="MS Gothic"/>
           </w:rPr>
-          <w:id w:val="978586847"/>
+          <w:id w:val="300357890"/>
           <w14:checkbox>
             <w14:checked w14:val="0"/>
             <w14:checkedState w14:val="2612" w14:font="MS Gothic"/>
@@ -2645,7 +2645,7 @@
           <w:rPr>
             <w:rFonts w:ascii="MS Gothic" w:eastAsia="MS Gothic" w:hAnsi="MS Gothic"/>
           </w:rPr>
-          <w:id w:val="857323541"/>
+          <w:id w:val="137407236"/>
           <w14:checkbox>
             <w14:checked w14:val="0"/>
             <w14:checkedState w14:val="2612" w14:font="MS Gothic"/>
@@ -2726,7 +2726,7 @@
           <w:rPr>
             <w:rFonts w:ascii="MS Gothic" w:eastAsia="MS Gothic" w:hAnsi="MS Gothic"/>
           </w:rPr>
-          <w:id w:val="516969276"/>
+          <w:id w:val="914029926"/>
           <w14:checkbox>
             <w14:checked w14:val="0"/>
             <w14:checkedState w14:val="2612" w14:font="MS Gothic"/>
@@ -2752,7 +2752,7 @@
           <w:rPr>
             <w:rFonts w:ascii="MS Gothic" w:eastAsia="MS Gothic" w:hAnsi="MS Gothic"/>
           </w:rPr>
-          <w:id w:val="766719325"/>
+          <w:id w:val="10633462"/>
           <w14:checkbox>
             <w14:checked w14:val="0"/>
             <w14:checkedState w14:val="2612" w14:font="MS Gothic"/>
@@ -2778,7 +2778,7 @@
           <w:rPr>
             <w:rFonts w:ascii="MS Gothic" w:eastAsia="MS Gothic" w:hAnsi="MS Gothic"/>
           </w:rPr>
-          <w:id w:val="827687574"/>
+          <w:id w:val="692132863"/>
           <w14:checkbox>
             <w14:checked w14:val="1"/>
             <w14:checkedState w14:val="2612" w14:font="MS Gothic"/>
@@ -2804,7 +2804,7 @@
           <w:rPr>
             <w:rFonts w:ascii="MS Gothic" w:eastAsia="MS Gothic" w:hAnsi="MS Gothic"/>
           </w:rPr>
-          <w:id w:val="561834616"/>
+          <w:id w:val="373834718"/>
           <w14:checkbox>
             <w14:checked w14:val="0"/>
             <w14:checkedState w14:val="2612" w14:font="MS Gothic"/>
@@ -2865,7 +2865,7 @@
           <w:rPr>
             <w:rFonts w:ascii="MS Gothic" w:eastAsia="MS Gothic" w:hAnsi="MS Gothic"/>
           </w:rPr>
-          <w:id w:val="668832195"/>
+          <w:id w:val="948990180"/>
           <w14:checkbox>
             <w14:checked w14:val="0"/>
             <w14:checkedState w14:val="2612" w14:font="MS Gothic"/>
@@ -2891,7 +2891,7 @@
           <w:rPr>
             <w:rFonts w:ascii="MS Gothic" w:eastAsia="MS Gothic" w:hAnsi="MS Gothic"/>
           </w:rPr>
-          <w:id w:val="791462370"/>
+          <w:id w:val="396368459"/>
           <w14:checkbox>
             <w14:checked w14:val="0"/>
             <w14:checkedState w14:val="2612" w14:font="MS Gothic"/>
@@ -2917,7 +2917,7 @@
           <w:rPr>
             <w:rFonts w:ascii="MS Gothic" w:eastAsia="MS Gothic" w:hAnsi="MS Gothic"/>
           </w:rPr>
-          <w:id w:val="769419437"/>
+          <w:id w:val="476871898"/>
           <w14:checkbox>
             <w14:checked w14:val="1"/>
             <w14:checkedState w14:val="2612" w14:font="MS Gothic"/>
@@ -2943,7 +2943,7 @@
           <w:rPr>
             <w:rFonts w:ascii="MS Gothic" w:eastAsia="MS Gothic" w:hAnsi="MS Gothic"/>
           </w:rPr>
-          <w:id w:val="325142380"/>
+          <w:id w:val="896407821"/>
           <w14:checkbox>
             <w14:checked w14:val="0"/>
             <w14:checkedState w14:val="2612" w14:font="MS Gothic"/>
@@ -3017,7 +3017,7 @@
           <w:rPr>
             <w:rFonts w:ascii="MS Gothic" w:eastAsia="MS Gothic" w:hAnsi="MS Gothic"/>
           </w:rPr>
-          <w:id w:val="934019294"/>
+          <w:id w:val="846925088"/>
           <w14:checkbox>
             <w14:checked w14:val="0"/>
             <w14:checkedState w14:val="2612" w14:font="MS Gothic"/>
@@ -3043,7 +3043,7 @@
           <w:rPr>
             <w:rFonts w:ascii="MS Gothic" w:eastAsia="MS Gothic" w:hAnsi="MS Gothic"/>
           </w:rPr>
-          <w:id w:val="393199398"/>
+          <w:id w:val="328649191"/>
           <w14:checkbox>
             <w14:checked w14:val="1"/>
             <w14:checkedState w14:val="2612" w14:font="MS Gothic"/>
@@ -3069,7 +3069,7 @@
           <w:rPr>
             <w:rFonts w:ascii="MS Gothic" w:eastAsia="MS Gothic" w:hAnsi="MS Gothic"/>
           </w:rPr>
-          <w:id w:val="716568554"/>
+          <w:id w:val="781153277"/>
           <w14:checkbox>
             <w14:checked w14:val="0"/>
             <w14:checkedState w14:val="2612" w14:font="MS Gothic"/>
@@ -3095,7 +3095,7 @@
           <w:rPr>
             <w:rFonts w:ascii="MS Gothic" w:eastAsia="MS Gothic" w:hAnsi="MS Gothic"/>
           </w:rPr>
-          <w:id w:val="103270239"/>
+          <w:id w:val="686488769"/>
           <w14:checkbox>
             <w14:checked w14:val="0"/>
             <w14:checkedState w14:val="2612" w14:font="MS Gothic"/>
@@ -3129,7 +3129,7 @@
           <w:rPr>
             <w:rFonts w:ascii="MS Gothic" w:eastAsia="MS Gothic" w:hAnsi="MS Gothic"/>
           </w:rPr>
-          <w:id w:val="399759670"/>
+          <w:id w:val="814379868"/>
           <w14:checkbox>
             <w14:checked w14:val="0"/>
             <w14:checkedState w14:val="2612" w14:font="MS Gothic"/>
@@ -3155,7 +3155,7 @@
           <w:rPr>
             <w:rFonts w:ascii="MS Gothic" w:eastAsia="MS Gothic" w:hAnsi="MS Gothic"/>
           </w:rPr>
-          <w:id w:val="633829973"/>
+          <w:id w:val="50127391"/>
           <w14:checkbox>
             <w14:checked w14:val="0"/>
             <w14:checkedState w14:val="2612" w14:font="MS Gothic"/>
@@ -3181,7 +3181,7 @@
           <w:rPr>
             <w:rFonts w:ascii="MS Gothic" w:eastAsia="MS Gothic" w:hAnsi="MS Gothic"/>
           </w:rPr>
-          <w:id w:val="796328433"/>
+          <w:id w:val="89013005"/>
           <w14:checkbox>
             <w14:checked w14:val="1"/>
             <w14:checkedState w14:val="2612" w14:font="MS Gothic"/>
@@ -3207,7 +3207,7 @@
           <w:rPr>
             <w:rFonts w:ascii="MS Gothic" w:eastAsia="MS Gothic" w:hAnsi="MS Gothic"/>
           </w:rPr>
-          <w:id w:val="402182562"/>
+          <w:id w:val="45789952"/>
           <w14:checkbox>
             <w14:checked w14:val="0"/>
             <w14:checkedState w14:val="2612" w14:font="MS Gothic"/>
@@ -3288,7 +3288,7 @@
           <w:rPr>
             <w:rFonts w:ascii="MS Gothic" w:eastAsia="MS Gothic" w:hAnsi="MS Gothic"/>
           </w:rPr>
-          <w:id w:val="865609762"/>
+          <w:id w:val="44720676"/>
           <w14:checkbox>
             <w14:checked w14:val="0"/>
             <w14:checkedState w14:val="2612" w14:font="MS Gothic"/>
@@ -3314,7 +3314,7 @@
           <w:rPr>
             <w:rFonts w:ascii="MS Gothic" w:eastAsia="MS Gothic" w:hAnsi="MS Gothic"/>
           </w:rPr>
-          <w:id w:val="329480423"/>
+          <w:id w:val="353728408"/>
           <w14:checkbox>
             <w14:checked w14:val="0"/>
             <w14:checkedState w14:val="2612" w14:font="MS Gothic"/>
@@ -3340,7 +3340,7 @@
           <w:rPr>
             <w:rFonts w:ascii="MS Gothic" w:eastAsia="MS Gothic" w:hAnsi="MS Gothic"/>
           </w:rPr>
-          <w:id w:val="665638916"/>
+          <w:id w:val="733092774"/>
           <w14:checkbox>
             <w14:checked w14:val="1"/>
             <w14:checkedState w14:val="2612" w14:font="MS Gothic"/>
@@ -3366,7 +3366,7 @@
           <w:rPr>
             <w:rFonts w:ascii="MS Gothic" w:eastAsia="MS Gothic" w:hAnsi="MS Gothic"/>
           </w:rPr>
-          <w:id w:val="42291702"/>
+          <w:id w:val="718630431"/>
           <w14:checkbox>
             <w14:checked w14:val="0"/>
             <w14:checkedState w14:val="2612" w14:font="MS Gothic"/>
@@ -3439,7 +3439,7 @@
           <w:rPr>
             <w:rFonts w:ascii="MS Gothic" w:eastAsia="MS Gothic" w:hAnsi="MS Gothic"/>
           </w:rPr>
-          <w:id w:val="581041809"/>
+          <w:id w:val="524661929"/>
           <w14:checkbox>
             <w14:checked w14:val="0"/>
             <w14:checkedState w14:val="2612" w14:font="MS Gothic"/>
@@ -3466,7 +3466,7 @@
           <w:rPr>
             <w:rFonts w:ascii="MS Gothic" w:eastAsia="MS Gothic" w:hAnsi="MS Gothic"/>
           </w:rPr>
-          <w:id w:val="346991531"/>
+          <w:id w:val="66334585"/>
           <w14:checkbox>
             <w14:checked w14:val="0"/>
             <w14:checkedState w14:val="2612" w14:font="MS Gothic"/>
@@ -3492,7 +3492,7 @@
           <w:rPr>
             <w:rFonts w:ascii="MS Gothic" w:eastAsia="MS Gothic" w:hAnsi="MS Gothic"/>
           </w:rPr>
-          <w:id w:val="641739448"/>
+          <w:id w:val="601056480"/>
           <w14:checkbox>
             <w14:checked w14:val="1"/>
             <w14:checkedState w14:val="2612" w14:font="MS Gothic"/>
@@ -3518,7 +3518,7 @@
           <w:rPr>
             <w:rFonts w:ascii="MS Gothic" w:eastAsia="MS Gothic" w:hAnsi="MS Gothic"/>
           </w:rPr>
-          <w:id w:val="146917864"/>
+          <w:id w:val="383152155"/>
           <w14:checkbox>
             <w14:checked w14:val="0"/>
             <w14:checkedState w14:val="2612" w14:font="MS Gothic"/>
@@ -3591,7 +3591,7 @@
           <w:rPr>
             <w:rFonts w:ascii="MS Gothic" w:eastAsia="MS Gothic" w:hAnsi="MS Gothic"/>
           </w:rPr>
-          <w:id w:val="390511367"/>
+          <w:id w:val="116696583"/>
           <w14:checkbox>
             <w14:checked w14:val="0"/>
             <w14:checkedState w14:val="2612" w14:font="MS Gothic"/>
@@ -3617,7 +3617,7 @@
           <w:rPr>
             <w:rFonts w:ascii="MS Gothic" w:eastAsia="MS Gothic" w:hAnsi="MS Gothic"/>
           </w:rPr>
-          <w:id w:val="733222102"/>
+          <w:id w:val="582324720"/>
           <w14:checkbox>
             <w14:checked w14:val="1"/>
             <w14:checkedState w14:val="2612" w14:font="MS Gothic"/>
@@ -3643,7 +3643,7 @@
           <w:rPr>
             <w:rFonts w:ascii="MS Gothic" w:eastAsia="MS Gothic" w:hAnsi="MS Gothic"/>
           </w:rPr>
-          <w:id w:val="385386154"/>
+          <w:id w:val="993775999"/>
           <w14:checkbox>
             <w14:checked w14:val="0"/>
             <w14:checkedState w14:val="2612" w14:font="MS Gothic"/>
@@ -3669,7 +3669,7 @@
           <w:rPr>
             <w:rFonts w:ascii="MS Gothic" w:eastAsia="MS Gothic" w:hAnsi="MS Gothic"/>
           </w:rPr>
-          <w:id w:val="395553915"/>
+          <w:id w:val="578016853"/>
           <w14:checkbox>
             <w14:checked w14:val="0"/>
             <w14:checkedState w14:val="2612" w14:font="MS Gothic"/>
@@ -3703,7 +3703,7 @@
           <w:rPr>
             <w:rFonts w:ascii="MS Gothic" w:eastAsia="MS Gothic" w:hAnsi="MS Gothic"/>
           </w:rPr>
-          <w:id w:val="171447454"/>
+          <w:id w:val="969070362"/>
           <w14:checkbox>
             <w14:checked w14:val="0"/>
             <w14:checkedState w14:val="2612" w14:font="MS Gothic"/>
@@ -3729,7 +3729,7 @@
           <w:rPr>
             <w:rFonts w:ascii="MS Gothic" w:eastAsia="MS Gothic" w:hAnsi="MS Gothic"/>
           </w:rPr>
-          <w:id w:val="89844856"/>
+          <w:id w:val="185963336"/>
           <w14:checkbox>
             <w14:checked w14:val="0"/>
             <w14:checkedState w14:val="2612" w14:font="MS Gothic"/>
@@ -3755,7 +3755,7 @@
           <w:rPr>
             <w:rFonts w:ascii="MS Gothic" w:eastAsia="MS Gothic" w:hAnsi="MS Gothic"/>
           </w:rPr>
-          <w:id w:val="778770749"/>
+          <w:id w:val="299929715"/>
           <w14:checkbox>
             <w14:checked w14:val="1"/>
             <w14:checkedState w14:val="2612" w14:font="MS Gothic"/>
@@ -3781,7 +3781,7 @@
           <w:rPr>
             <w:rFonts w:ascii="MS Gothic" w:eastAsia="MS Gothic" w:hAnsi="MS Gothic"/>
           </w:rPr>
-          <w:id w:val="820471172"/>
+          <w:id w:val="129388002"/>
           <w14:checkbox>
             <w14:checked w14:val="0"/>
             <w14:checkedState w14:val="2612" w14:font="MS Gothic"/>
@@ -3803,7 +3803,7 @@
         <w:pStyle w:val="Normal"/>
       </w:pPr>
       <w:r>
-        <w:t xml:space="preserve">Impact and potential: Better targeting means fewer speculative boreholes, though the harm avoided is diffuse next to a gas main struck in a city street. Global exploration budgets dwarf UK survey spend, and drilling costs enough that a better target is worth paying for.</w:t>
+        <w:t xml:space="preserve">Impact and potential: Better targeting means fewer speculative boreholes, though the harm avoided is diffuse next to a struck gas main. Global exploration budgets dwarf UK survey spend, and drilling costs enough that better targets are worth paying for.</w:t>
       </w:r>
     </w:p>
     <w:p>
@@ -3811,7 +3811,7 @@
         <w:pStyle w:val="Normal"/>
       </w:pPr>
       <w:r>
-        <w:t xml:space="preserve">Challenge: Remote sites, power and calibration in harsh conditions sit beyond our packaging. Campaigns are seasonal, procurement slow, and airborne gradiometry already serves this market.</w:t>
+        <w:t xml:space="preserve">Challenge: Remote sites, power and calibration in harsh conditions sit beyond our packaging. Campaigns are seasonal, procurement slow, and airborne gradiometry already serves it.</w:t>
       </w:r>
     </w:p>
     <w:p>
@@ -3828,7 +3828,7 @@
       </w:r>
       <w:sdt>
         <w:sdtPr>
-          <w:id w:val="125179133"/>
+          <w:id w:val="334545134"/>
           <w14:checkbox>
             <w14:checked w14:val="0"/>
             <w14:checkedState w14:val="2612" w14:font="MS Gothic"/>
@@ -3851,7 +3851,7 @@
       </w:r>
       <w:sdt>
         <w:sdtPr>
-          <w:id w:val="328609758"/>
+          <w:id w:val="278195466"/>
           <w14:checkbox>
             <w14:checked w14:val="1"/>
             <w14:checkedState w14:val="2612" w14:font="MS Gothic"/>
@@ -3880,7 +3880,7 @@
       </w:r>
       <w:sdt>
         <w:sdtPr>
-          <w:id w:val="922731666"/>
+          <w:id w:val="689765831"/>
           <w14:checkbox>
             <w14:checked w14:val="0"/>
             <w14:checkedState w14:val="2612" w14:font="MS Gothic"/>
@@ -3914,7 +3914,7 @@
       </w:r>
       <w:sdt>
         <w:sdtPr>
-          <w:id w:val="103763207"/>
+          <w:id w:val="102964313"/>
           <w14:checkbox>
             <w14:checked w14:val="0"/>
             <w14:checkedState w14:val="2612" w14:font="MS Gothic"/>
@@ -4006,7 +4006,7 @@
       </w:r>
       <w:sdt>
         <w:sdtPr>
-          <w:id w:val="430551020"/>
+          <w:id w:val="311216756"/>
           <w14:checkbox>
             <w14:checked w14:val="0"/>
             <w14:checkedState w14:val="2612" w14:font="MS Gothic"/>
@@ -4032,7 +4032,7 @@
       </w:r>
       <w:sdt>
         <w:sdtPr>
-          <w:id w:val="534654549"/>
+          <w:id w:val="145839145"/>
           <w14:checkbox>
             <w14:checked w14:val="0"/>
             <w14:checkedState w14:val="2612" w14:font="MS Gothic"/>
@@ -4058,7 +4058,7 @@
       </w:r>
       <w:sdt>
         <w:sdtPr>
-          <w:id w:val="457145543"/>
+          <w:id w:val="921456934"/>
           <w14:checkbox>
             <w14:checked w14:val="1"/>
             <w14:checkedState w14:val="2612" w14:font="MS Gothic"/>
@@ -4084,7 +4084,7 @@
       </w:r>
       <w:sdt>
         <w:sdtPr>
-          <w:id w:val="384743381"/>
+          <w:id w:val="869137307"/>
           <w14:checkbox>
             <w14:checked w14:val="0"/>
             <w14:checkedState w14:val="2612" w14:font="MS Gothic"/>
@@ -4157,7 +4157,7 @@
           <w:rPr>
             <w:rFonts w:ascii="MS Gothic" w:eastAsia="MS Gothic" w:hAnsi="MS Gothic"/>
           </w:rPr>
-          <w:id w:val="780564877"/>
+          <w:id w:val="777488209"/>
           <w14:checkbox>
             <w14:checked w14:val="0"/>
             <w14:checkedState w14:val="2612" w14:font="MS Gothic"/>
@@ -4183,7 +4183,7 @@
           <w:rPr>
             <w:rFonts w:ascii="MS Gothic" w:eastAsia="MS Gothic" w:hAnsi="MS Gothic"/>
           </w:rPr>
-          <w:id w:val="90593530"/>
+          <w:id w:val="117928748"/>
           <w14:checkbox>
             <w14:checked w14:val="1"/>
             <w14:checkedState w14:val="2612" w14:font="MS Gothic"/>
@@ -4209,7 +4209,7 @@
           <w:rPr>
             <w:rFonts w:ascii="MS Gothic" w:eastAsia="MS Gothic" w:hAnsi="MS Gothic"/>
           </w:rPr>
-          <w:id w:val="796655997"/>
+          <w:id w:val="959246175"/>
           <w14:checkbox>
             <w14:checked w14:val="0"/>
             <w14:checkedState w14:val="2612" w14:font="MS Gothic"/>
@@ -4235,7 +4235,7 @@
           <w:rPr>
             <w:rFonts w:ascii="MS Gothic" w:eastAsia="MS Gothic" w:hAnsi="MS Gothic"/>
           </w:rPr>
-          <w:id w:val="580860389"/>
+          <w:id w:val="234842811"/>
           <w14:checkbox>
             <w14:checked w14:val="0"/>
             <w14:checkedState w14:val="2612" w14:font="MS Gothic"/>
@@ -4308,7 +4308,7 @@
           <w:rPr>
             <w:rFonts w:ascii="MS Gothic" w:eastAsia="MS Gothic" w:hAnsi="MS Gothic"/>
           </w:rPr>
-          <w:id w:val="101406373"/>
+          <w:id w:val="930493530"/>
           <w14:checkbox>
             <w14:checked w14:val="0"/>
             <w14:checkedState w14:val="2612" w14:font="MS Gothic"/>
@@ -4334,7 +4334,7 @@
           <w:rPr>
             <w:rFonts w:ascii="MS Gothic" w:eastAsia="MS Gothic" w:hAnsi="MS Gothic"/>
           </w:rPr>
-          <w:id w:val="133590729"/>
+          <w:id w:val="835320437"/>
           <w14:checkbox>
             <w14:checked w14:val="1"/>
             <w14:checkedState w14:val="2612" w14:font="MS Gothic"/>
@@ -4361,7 +4361,7 @@
           <w:rPr>
             <w:rFonts w:ascii="MS Gothic" w:eastAsia="MS Gothic" w:hAnsi="MS Gothic"/>
           </w:rPr>
-          <w:id w:val="874260982"/>
+          <w:id w:val="419291531"/>
           <w14:checkbox>
             <w14:checked w14:val="0"/>
             <w14:checkedState w14:val="2612" w14:font="MS Gothic"/>
@@ -4387,7 +4387,7 @@
           <w:rPr>
             <w:rFonts w:ascii="MS Gothic" w:eastAsia="MS Gothic" w:hAnsi="MS Gothic"/>
           </w:rPr>
-          <w:id w:val="831417850"/>
+          <w:id w:val="532756647"/>
           <w14:checkbox>
             <w14:checked w14:val="0"/>
             <w14:checkedState w14:val="2612" w14:font="MS Gothic"/>
@@ -4424,7 +4424,7 @@
           <w:rPr>
             <w:rFonts w:ascii="MS Gothic" w:eastAsia="MS Gothic" w:hAnsi="MS Gothic"/>
           </w:rPr>
-          <w:id w:val="259080762"/>
+          <w:id w:val="134346841"/>
           <w14:checkbox>
             <w14:checked w14:val="0"/>
             <w14:checkedState w14:val="2612" w14:font="MS Gothic"/>
@@ -4450,7 +4450,7 @@
           <w:rPr>
             <w:rFonts w:ascii="MS Gothic" w:eastAsia="MS Gothic" w:hAnsi="MS Gothic"/>
           </w:rPr>
-          <w:id w:val="415206410"/>
+          <w:id w:val="541321422"/>
           <w14:checkbox>
             <w14:checked w14:val="1"/>
             <w14:checkedState w14:val="2612" w14:font="MS Gothic"/>
@@ -4476,7 +4476,7 @@
           <w:rPr>
             <w:rFonts w:ascii="MS Gothic" w:eastAsia="MS Gothic" w:hAnsi="MS Gothic"/>
           </w:rPr>
-          <w:id w:val="385065448"/>
+          <w:id w:val="676304035"/>
           <w14:checkbox>
             <w14:checked w14:val="0"/>
             <w14:checkedState w14:val="2612" w14:font="MS Gothic"/>
@@ -4502,7 +4502,7 @@
           <w:rPr>
             <w:rFonts w:ascii="MS Gothic" w:eastAsia="MS Gothic" w:hAnsi="MS Gothic"/>
           </w:rPr>
-          <w:id w:val="893460665"/>
+          <w:id w:val="461534899"/>
           <w14:checkbox>
             <w14:checked w14:val="0"/>
             <w14:checkedState w14:val="2612" w14:font="MS Gothic"/>
@@ -4583,7 +4583,7 @@
           <w:rPr>
             <w:rFonts w:ascii="MS Gothic" w:eastAsia="MS Gothic" w:hAnsi="MS Gothic"/>
           </w:rPr>
-          <w:id w:val="827261088"/>
+          <w:id w:val="662279034"/>
           <w14:checkbox>
             <w14:checked w14:val="0"/>
             <w14:checkedState w14:val="2612" w14:font="MS Gothic"/>
@@ -4609,7 +4609,7 @@
           <w:rPr>
             <w:rFonts w:ascii="MS Gothic" w:eastAsia="MS Gothic" w:hAnsi="MS Gothic"/>
           </w:rPr>
-          <w:id w:val="434600642"/>
+          <w:id w:val="75561628"/>
           <w14:checkbox>
             <w14:checked w14:val="0"/>
             <w14:checkedState w14:val="2612" w14:font="MS Gothic"/>
@@ -4635,7 +4635,7 @@
           <w:rPr>
             <w:rFonts w:ascii="MS Gothic" w:eastAsia="MS Gothic" w:hAnsi="MS Gothic"/>
           </w:rPr>
-          <w:id w:val="156312324"/>
+          <w:id w:val="183812948"/>
           <w14:checkbox>
             <w14:checked w14:val="1"/>
             <w14:checkedState w14:val="2612" w14:font="MS Gothic"/>
@@ -4661,7 +4661,7 @@
           <w:rPr>
             <w:rFonts w:ascii="MS Gothic" w:eastAsia="MS Gothic" w:hAnsi="MS Gothic"/>
           </w:rPr>
-          <w:id w:val="498176831"/>
+          <w:id w:val="875148298"/>
           <w14:checkbox>
             <w14:checked w14:val="0"/>
             <w14:checkedState w14:val="2612" w14:font="MS Gothic"/>
@@ -4722,7 +4722,7 @@
           <w:rPr>
             <w:rFonts w:ascii="MS Gothic" w:eastAsia="MS Gothic" w:hAnsi="MS Gothic"/>
           </w:rPr>
-          <w:id w:val="230444947"/>
+          <w:id w:val="878871571"/>
           <w14:checkbox>
             <w14:checked w14:val="0"/>
             <w14:checkedState w14:val="2612" w14:font="MS Gothic"/>
@@ -4748,7 +4748,7 @@
           <w:rPr>
             <w:rFonts w:ascii="MS Gothic" w:eastAsia="MS Gothic" w:hAnsi="MS Gothic"/>
           </w:rPr>
-          <w:id w:val="993557472"/>
+          <w:id w:val="913849214"/>
           <w14:checkbox>
             <w14:checked w14:val="1"/>
             <w14:checkedState w14:val="2612" w14:font="MS Gothic"/>
@@ -4774,7 +4774,7 @@
           <w:rPr>
             <w:rFonts w:ascii="MS Gothic" w:eastAsia="MS Gothic" w:hAnsi="MS Gothic"/>
           </w:rPr>
-          <w:id w:val="18291239"/>
+          <w:id w:val="494524486"/>
           <w14:checkbox>
             <w14:checked w14:val="0"/>
             <w14:checkedState w14:val="2612" w14:font="MS Gothic"/>
@@ -4800,7 +4800,7 @@
           <w:rPr>
             <w:rFonts w:ascii="MS Gothic" w:eastAsia="MS Gothic" w:hAnsi="MS Gothic"/>
           </w:rPr>
-          <w:id w:val="84777283"/>
+          <w:id w:val="429573678"/>
           <w14:checkbox>
             <w14:checked w14:val="0"/>
             <w14:checkedState w14:val="2612" w14:font="MS Gothic"/>
@@ -4874,7 +4874,7 @@
           <w:rPr>
             <w:rFonts w:ascii="MS Gothic" w:eastAsia="MS Gothic" w:hAnsi="MS Gothic"/>
           </w:rPr>
-          <w:id w:val="498338485"/>
+          <w:id w:val="322850044"/>
           <w14:checkbox>
             <w14:checked w14:val="0"/>
             <w14:checkedState w14:val="2612" w14:font="MS Gothic"/>
@@ -4900,7 +4900,7 @@
           <w:rPr>
             <w:rFonts w:ascii="MS Gothic" w:eastAsia="MS Gothic" w:hAnsi="MS Gothic"/>
           </w:rPr>
-          <w:id w:val="616388648"/>
+          <w:id w:val="17193131"/>
           <w14:checkbox>
             <w14:checked w14:val="1"/>
             <w14:checkedState w14:val="2612" w14:font="MS Gothic"/>
@@ -4926,7 +4926,7 @@
           <w:rPr>
             <w:rFonts w:ascii="MS Gothic" w:eastAsia="MS Gothic" w:hAnsi="MS Gothic"/>
           </w:rPr>
-          <w:id w:val="717793449"/>
+          <w:id w:val="385595026"/>
           <w14:checkbox>
             <w14:checked w14:val="0"/>
             <w14:checkedState w14:val="2612" w14:font="MS Gothic"/>
@@ -4952,7 +4952,7 @@
           <w:rPr>
             <w:rFonts w:ascii="MS Gothic" w:eastAsia="MS Gothic" w:hAnsi="MS Gothic"/>
           </w:rPr>
-          <w:id w:val="914631488"/>
+          <w:id w:val="463281441"/>
           <w14:checkbox>
             <w14:checked w14:val="0"/>
             <w14:checkedState w14:val="2612" w14:font="MS Gothic"/>
@@ -4986,7 +4986,7 @@
           <w:rPr>
             <w:rFonts w:ascii="MS Gothic" w:eastAsia="MS Gothic" w:hAnsi="MS Gothic"/>
           </w:rPr>
-          <w:id w:val="417995906"/>
+          <w:id w:val="559385658"/>
           <w14:checkbox>
             <w14:checked w14:val="0"/>
             <w14:checkedState w14:val="2612" w14:font="MS Gothic"/>
@@ -5012,7 +5012,7 @@
           <w:rPr>
             <w:rFonts w:ascii="MS Gothic" w:eastAsia="MS Gothic" w:hAnsi="MS Gothic"/>
           </w:rPr>
-          <w:id w:val="967968499"/>
+          <w:id w:val="917410035"/>
           <w14:checkbox>
             <w14:checked w14:val="0"/>
             <w14:checkedState w14:val="2612" w14:font="MS Gothic"/>
@@ -5038,7 +5038,7 @@
           <w:rPr>
             <w:rFonts w:ascii="MS Gothic" w:eastAsia="MS Gothic" w:hAnsi="MS Gothic"/>
           </w:rPr>
-          <w:id w:val="669025995"/>
+          <w:id w:val="750715818"/>
           <w14:checkbox>
             <w14:checked w14:val="1"/>
             <w14:checkedState w14:val="2612" w14:font="MS Gothic"/>
@@ -5064,7 +5064,7 @@
           <w:rPr>
             <w:rFonts w:ascii="MS Gothic" w:eastAsia="MS Gothic" w:hAnsi="MS Gothic"/>
           </w:rPr>
-          <w:id w:val="482391967"/>
+          <w:id w:val="160743803"/>
           <w14:checkbox>
             <w14:checked w14:val="0"/>
             <w14:checkedState w14:val="2612" w14:font="MS Gothic"/>
@@ -5145,7 +5145,7 @@
           <w:rPr>
             <w:rFonts w:ascii="MS Gothic" w:eastAsia="MS Gothic" w:hAnsi="MS Gothic"/>
           </w:rPr>
-          <w:id w:val="973536136"/>
+          <w:id w:val="346202106"/>
           <w14:checkbox>
             <w14:checked w14:val="0"/>
             <w14:checkedState w14:val="2612" w14:font="MS Gothic"/>
@@ -5171,7 +5171,7 @@
           <w:rPr>
             <w:rFonts w:ascii="MS Gothic" w:eastAsia="MS Gothic" w:hAnsi="MS Gothic"/>
           </w:rPr>
-          <w:id w:val="150812225"/>
+          <w:id w:val="60488571"/>
           <w14:checkbox>
             <w14:checked w14:val="0"/>
             <w14:checkedState w14:val="2612" w14:font="MS Gothic"/>
@@ -5197,7 +5197,7 @@
           <w:rPr>
             <w:rFonts w:ascii="MS Gothic" w:eastAsia="MS Gothic" w:hAnsi="MS Gothic"/>
           </w:rPr>
-          <w:id w:val="341053526"/>
+          <w:id w:val="787545861"/>
           <w14:checkbox>
             <w14:checked w14:val="0"/>
             <w14:checkedState w14:val="2612" w14:font="MS Gothic"/>
@@ -5223,7 +5223,7 @@
           <w:rPr>
             <w:rFonts w:ascii="MS Gothic" w:eastAsia="MS Gothic" w:hAnsi="MS Gothic"/>
           </w:rPr>
-          <w:id w:val="611641935"/>
+          <w:id w:val="881765455"/>
           <w14:checkbox>
             <w14:checked w14:val="1"/>
             <w14:checkedState w14:val="2612" w14:font="MS Gothic"/>
@@ -5296,7 +5296,7 @@
           <w:rPr>
             <w:rFonts w:ascii="MS Gothic" w:eastAsia="MS Gothic" w:hAnsi="MS Gothic"/>
           </w:rPr>
-          <w:id w:val="250969528"/>
+          <w:id w:val="890608648"/>
           <w14:checkbox>
             <w14:checked w14:val="0"/>
             <w14:checkedState w14:val="2612" w14:font="MS Gothic"/>
@@ -5323,7 +5323,7 @@
           <w:rPr>
             <w:rFonts w:ascii="MS Gothic" w:eastAsia="MS Gothic" w:hAnsi="MS Gothic"/>
           </w:rPr>
-          <w:id w:val="963983295"/>
+          <w:id w:val="128611186"/>
           <w14:checkbox>
             <w14:checked w14:val="0"/>
             <w14:checkedState w14:val="2612" w14:font="MS Gothic"/>
@@ -5349,7 +5349,7 @@
           <w:rPr>
             <w:rFonts w:ascii="MS Gothic" w:eastAsia="MS Gothic" w:hAnsi="MS Gothic"/>
           </w:rPr>
-          <w:id w:val="712368245"/>
+          <w:id w:val="897884626"/>
           <w14:checkbox>
             <w14:checked w14:val="0"/>
             <w14:checkedState w14:val="2612" w14:font="MS Gothic"/>
@@ -5375,7 +5375,7 @@
           <w:rPr>
             <w:rFonts w:ascii="MS Gothic" w:eastAsia="MS Gothic" w:hAnsi="MS Gothic"/>
           </w:rPr>
-          <w:id w:val="146279446"/>
+          <w:id w:val="179132493"/>
           <w14:checkbox>
             <w14:checked w14:val="1"/>
             <w14:checkedState w14:val="2612" w14:font="MS Gothic"/>
@@ -5448,7 +5448,7 @@
           <w:rPr>
             <w:rFonts w:ascii="MS Gothic" w:eastAsia="MS Gothic" w:hAnsi="MS Gothic"/>
           </w:rPr>
-          <w:id w:val="312638665"/>
+          <w:id w:val="571288520"/>
           <w14:checkbox>
             <w14:checked w14:val="0"/>
             <w14:checkedState w14:val="2612" w14:font="MS Gothic"/>
@@ -5474,7 +5474,7 @@
           <w:rPr>
             <w:rFonts w:ascii="MS Gothic" w:eastAsia="MS Gothic" w:hAnsi="MS Gothic"/>
           </w:rPr>
-          <w:id w:val="409352765"/>
+          <w:id w:val="678086947"/>
           <w14:checkbox>
             <w14:checked w14:val="0"/>
             <w14:checkedState w14:val="2612" w14:font="MS Gothic"/>
@@ -5500,7 +5500,7 @@
           <w:rPr>
             <w:rFonts w:ascii="MS Gothic" w:eastAsia="MS Gothic" w:hAnsi="MS Gothic"/>
           </w:rPr>
-          <w:id w:val="828686521"/>
+          <w:id w:val="406923341"/>
           <w14:checkbox>
             <w14:checked w14:val="1"/>
             <w14:checkedState w14:val="2612" w14:font="MS Gothic"/>
@@ -5526,7 +5526,7 @@
           <w:rPr>
             <w:rFonts w:ascii="MS Gothic" w:eastAsia="MS Gothic" w:hAnsi="MS Gothic"/>
           </w:rPr>
-          <w:id w:val="932679453"/>
+          <w:id w:val="537552165"/>
           <w14:checkbox>
             <w14:checked w14:val="0"/>
             <w14:checkedState w14:val="2612" w14:font="MS Gothic"/>
@@ -5560,7 +5560,7 @@
           <w:rPr>
             <w:rFonts w:ascii="MS Gothic" w:eastAsia="MS Gothic" w:hAnsi="MS Gothic"/>
           </w:rPr>
-          <w:id w:val="920730264"/>
+          <w:id w:val="923557531"/>
           <w14:checkbox>
             <w14:checked w14:val="0"/>
             <w14:checkedState w14:val="2612" w14:font="MS Gothic"/>
@@ -5586,7 +5586,7 @@
           <w:rPr>
             <w:rFonts w:ascii="MS Gothic" w:eastAsia="MS Gothic" w:hAnsi="MS Gothic"/>
           </w:rPr>
-          <w:id w:val="680025220"/>
+          <w:id w:val="445051760"/>
           <w14:checkbox>
             <w14:checked w14:val="0"/>
             <w14:checkedState w14:val="2612" w14:font="MS Gothic"/>
@@ -5612,7 +5612,7 @@
           <w:rPr>
             <w:rFonts w:ascii="MS Gothic" w:eastAsia="MS Gothic" w:hAnsi="MS Gothic"/>
           </w:rPr>
-          <w:id w:val="565231078"/>
+          <w:id w:val="239690695"/>
           <w14:checkbox>
             <w14:checked w14:val="0"/>
             <w14:checkedState w14:val="2612" w14:font="MS Gothic"/>
@@ -5638,7 +5638,7 @@
           <w:rPr>
             <w:rFonts w:ascii="MS Gothic" w:eastAsia="MS Gothic" w:hAnsi="MS Gothic"/>
           </w:rPr>
-          <w:id w:val="656082852"/>
+          <w:id w:val="207631004"/>
           <w14:checkbox>
             <w14:checked w14:val="1"/>
             <w14:checkedState w14:val="2612" w14:font="MS Gothic"/>
@@ -5660,7 +5660,7 @@
         <w:pStyle w:val="Normal"/>
       </w:pPr>
       <w:r>
-        <w:t xml:space="preserve">Impact and potential: Satellite navigation is jammed and spoofed routinely, with consequences running from delayed shipping to lost life. The national mission targets quantum navigation on aircraft by 2030 (HM Government, 2023), so the state agrees the problem is severe even where no commercial market exists. Defence buyers pay well, but are few and slow.</w:t>
+        <w:t xml:space="preserve">Impact and potential: Satellite navigation is jammed and spoofed routinely, with consequences from delayed shipping to lost life. The national mission targets quantum navigation on aircraft by 2030 (HM Government, 2023), so the state agrees the problem is severe even without a commercial market. Defence buyers pay well, but are few and slow.</w:t>
       </w:r>
     </w:p>
     <w:p>
@@ -5668,7 +5668,7 @@
         <w:pStyle w:val="Normal"/>
       </w:pPr>
       <w:r>
-        <w:t xml:space="preserve">Challenge: A survey instrument may stand still; a navigator must work while moving, at a fraction of the size, weight and power. Export control applies, and the dual-use question becomes ours to answer rather than postpone.</w:t>
+        <w:t xml:space="preserve">Challenge: A survey instrument may stand still; a navigator must work while moving, at a fraction of the size, weight and power. Export control applies, and the dual-use question becomes ours to answer.</w:t>
       </w:r>
     </w:p>
     <w:p>
@@ -5685,7 +5685,7 @@
       </w:r>
       <w:sdt>
         <w:sdtPr>
-          <w:id w:val="70775263"/>
+          <w:id w:val="336373065"/>
           <w14:checkbox>
             <w14:checked w14:val="0"/>
             <w14:checkedState w14:val="2612" w14:font="MS Gothic"/>
@@ -5708,7 +5708,7 @@
       </w:r>
       <w:sdt>
         <w:sdtPr>
-          <w:id w:val="473602981"/>
+          <w:id w:val="439229555"/>
           <w14:checkbox>
             <w14:checked w14:val="1"/>
             <w14:checkedState w14:val="2612" w14:font="MS Gothic"/>
@@ -5737,7 +5737,7 @@
       </w:r>
       <w:sdt>
         <w:sdtPr>
-          <w:id w:val="731589031"/>
+          <w:id w:val="330744648"/>
           <w14:checkbox>
             <w14:checked w14:val="0"/>
             <w14:checkedState w14:val="2612" w14:font="MS Gothic"/>
@@ -5771,7 +5771,7 @@
       </w:r>
       <w:sdt>
         <w:sdtPr>
-          <w:id w:val="420634588"/>
+          <w:id w:val="284609100"/>
           <w14:checkbox>
             <w14:checked w14:val="0"/>
             <w14:checkedState w14:val="2612" w14:font="MS Gothic"/>
@@ -6287,7 +6287,7 @@
       </w:r>
       <w:sdt>
         <w:sdtPr>
-          <w:id w:val="818221453"/>
+          <w:id w:val="103334776"/>
           <w14:checkbox>
             <w14:checked w14:val="0"/>
             <w14:checkedState w14:val="2612" w14:font="MS Gothic"/>
@@ -6313,7 +6313,7 @@
       </w:r>
       <w:sdt>
         <w:sdtPr>
-          <w:id w:val="645272030"/>
+          <w:id w:val="214222181"/>
           <w14:checkbox>
             <w14:checked w14:val="1"/>
             <w14:checkedState w14:val="2612" w14:font="MS Gothic"/>
@@ -6339,7 +6339,7 @@
       </w:r>
       <w:sdt>
         <w:sdtPr>
-          <w:id w:val="557065387"/>
+          <w:id w:val="47657840"/>
           <w14:checkbox>
             <w14:checked w14:val="0"/>
             <w14:checkedState w14:val="2612" w14:font="MS Gothic"/>
@@ -6375,7 +6375,7 @@
       </w:r>
       <w:sdt>
         <w:sdtPr>
-          <w:id w:val="51483425"/>
+          <w:id w:val="634767414"/>
           <w14:checkbox>
             <w14:checked w14:val="1"/>
             <w14:checkedState w14:val="2612" w14:font="MS Gothic"/>
@@ -6398,7 +6398,7 @@
       </w:r>
       <w:sdt>
         <w:sdtPr>
-          <w:id w:val="407497499"/>
+          <w:id w:val="702077563"/>
           <w14:checkbox>
             <w14:checked w14:val="0"/>
             <w14:checkedState w14:val="2612" w14:font="MS Gothic"/>
@@ -6421,7 +6421,7 @@
       </w:r>
       <w:sdt>
         <w:sdtPr>
-          <w:id w:val="37967743"/>
+          <w:id w:val="868772678"/>
           <w14:checkbox>
             <w14:checked w14:val="0"/>
             <w14:checkedState w14:val="2612" w14:font="MS Gothic"/>
@@ -6463,7 +6463,7 @@
       </w:r>
       <w:sdt>
         <w:sdtPr>
-          <w:id w:val="869778730"/>
+          <w:id w:val="454242628"/>
           <w14:checkbox>
             <w14:checked w14:val="0"/>
             <w14:checkedState w14:val="2612" w14:font="MS Gothic"/>
@@ -6489,7 +6489,7 @@
       </w:r>
       <w:sdt>
         <w:sdtPr>
-          <w:id w:val="136619291"/>
+          <w:id w:val="26441149"/>
           <w14:checkbox>
             <w14:checked w14:val="1"/>
             <w14:checkedState w14:val="2612" w14:font="MS Gothic"/>
@@ -6528,7 +6528,7 @@
       </w:r>
       <w:sdt>
         <w:sdtPr>
-          <w:id w:val="781628392"/>
+          <w:id w:val="868852838"/>
           <w14:checkbox>
             <w14:checked w14:val="1"/>
             <w14:checkedState w14:val="2612" w14:font="MS Gothic"/>
@@ -6552,7 +6552,7 @@
       </w:r>
       <w:sdt>
         <w:sdtPr>
-          <w:id w:val="698254633"/>
+          <w:id w:val="510602465"/>
           <w14:checkbox>
             <w14:checked w14:val="0"/>
             <w14:checkedState w14:val="2612" w14:font="MS Gothic"/>
@@ -6586,7 +6586,7 @@
       </w:r>
       <w:sdt>
         <w:sdtPr>
-          <w:id w:val="889741286"/>
+          <w:id w:val="196499128"/>
           <w14:checkbox>
             <w14:checked w14:val="0"/>
             <w14:checkedState w14:val="2612" w14:font="MS Gothic"/>
@@ -6612,7 +6612,7 @@
       </w:r>
       <w:sdt>
         <w:sdtPr>
-          <w:id w:val="586711139"/>
+          <w:id w:val="81461805"/>
           <w14:checkbox>
             <w14:checked w14:val="1"/>
             <w14:checkedState w14:val="2612" w14:font="MS Gothic"/>
@@ -6638,7 +6638,7 @@
       </w:r>
       <w:sdt>
         <w:sdtPr>
-          <w:id w:val="869730428"/>
+          <w:id w:val="341374868"/>
           <w14:checkbox>
             <w14:checked w14:val="0"/>
             <w14:checkedState w14:val="2612" w14:font="MS Gothic"/>
@@ -6662,7 +6662,7 @@
         <w:pStyle w:val="Normal"/>
       </w:pPr>
       <w:r>
-        <w:t xml:space="preserve">Notes: The kernel is Rumelt’s (2011). Our diagnosis is a laboratory-grade sensor with no route to a customer; the guiding policy is to earn revenue surveying the ground everyone else struggles with, so the instrument matures on a client’s site rather than in our laboratory. Exploration is a genuine back-up, because its buyers and drivers are unrelated to UK construction: a stall in contractor adoption would not stop it. It is not a hedge against technical failure, since all three options need the same sensor to work, and pretending otherwise is the comfortable fiction this tool exists to prevent (Gruber and Tal, 2017). Keeping both open costs design headroom and one data-sharing agreement, but no engineers.</w:t>
+        <w:t xml:space="preserve">Notes: The kernel is Rumelt’s (2011): our diagnosis is a laboratory-grade sensor with no route to a customer, so the guiding policy is to earn revenue surveying the ground everyone else struggles with, maturing the instrument on a client’s site rather than in our own. Exploration is a genuine back-up, its buyers unrelated to UK construction, so a stall in contractor adoption would not stop it. It is not a hedge against technical failure: all three need the same sensor to work, and pretending otherwise is the fiction this tool exists to prevent (Gruber and Tal, 2017). Keeping both open costs design headroom and a data-sharing agreement, but no engineers.</w:t>
       </w:r>
     </w:p>
     <w:sectPr>

--- a/module_2_emerging_markets_for_quantum_technology/assignment_2/MON_filled.docx
+++ b/module_2_emerging_markets_for_quantum_technology/assignment_2/MON_filled.docx
@@ -799,6 +799,14 @@
     </w:p>
     <w:p>
       <w:pPr>
+        <w:pStyle w:val="Normal"/>
+      </w:pPr>
+      <w:r>
+        <w:t xml:space="preserve">Notes: One hole in every 65 hits something: about 60,000 strikes a year and £2.4bn in economic cost (Utility Strike Avoidance Group, 2023). Workers are hurt.</w:t>
+      </w:r>
+    </w:p>
+    <w:p>
+      <w:pPr>
         <w:pStyle w:val="Heading2"/>
       </w:pPr>
       <w:r>
@@ -1361,6 +1369,14 @@
     </w:p>
     <w:p>
       <w:pPr>
+        <w:pStyle w:val="Normal"/>
+      </w:pPr>
+      <w:r>
+        <w:t xml:space="preserve">Notes: Contractors already buy PAS 128 surveys, so a budget line and a standard exist to sell against (British Standards Institution, 2022), and reported strike rates mean improvement can be shown rather than claimed.</w:t>
+      </w:r>
+    </w:p>
+    <w:p>
+      <w:pPr>
         <w:pStyle w:val="Heading2"/>
       </w:pPr>
       <w:r>
@@ -1938,15 +1954,7 @@
         <w:pStyle w:val="Normal"/>
       </w:pPr>
       <w:r>
-        <w:t xml:space="preserve">Impact and potential: One hole in every 65 hits something: about 60,000 strikes a year and £2.4bn in economic cost (Utility Strike Avoidance Group, 2023). Workers are hurt. Contractors already buy PAS 128 surveys, so a budget line and a standard exist to sell against (British Standards Institution, 2022), and reported strike rates mean improvement can be shown rather than claimed.</w:t>
-      </w:r>
-    </w:p>
-    <w:p>
-      <w:pPr>
-        <w:pStyle w:val="Normal"/>
-      </w:pPr>
-      <w:r>
-        <w:t xml:space="preserve">Challenge: The physics already works outdoors, so this is productisation, not discovery. Two risks bite: PAS 128 recognises radar and electromagnetic location, not gravity; and Delta.g, a Birmingham spin-out with £4.6m of seed funding, is ahead of us (The Quantum Insider, 2025).</w:t>
+        <w:t xml:space="preserve">Notes: The physics already works outdoors, so this is productisation, not discovery. Two risks bite: PAS 128 recognises radar and electromagnetic location, not gravity; and Delta.g, a Birmingham spin-out with £4.6m of seed funding, is ahead of us (The Quantum Insider, 2025).</w:t>
       </w:r>
     </w:p>
     <w:p>
@@ -2074,7 +2082,7 @@
         <w:pStyle w:val="Normal"/>
       </w:pPr>
       <w:r>
-        <w:t xml:space="preserve">highest potential, lowest challenge of the three — judged against each other, not in the abstract.</w:t>
+        <w:t xml:space="preserve">Notes: Gold Mine: highest potential, lowest challenge of the three, judged against each other, not in the abstract.</w:t>
       </w:r>
     </w:p>
     <w:p>
@@ -2149,7 +2157,7 @@
       </w:r>
       <w:sdt>
         <w:sdtPr>
-          <w:id w:val="897282671"/>
+          <w:id w:val="877575327"/>
           <w14:checkbox>
             <w14:checked w14:val="0"/>
             <w14:checkedState w14:val="2612" w14:font="MS Gothic"/>
@@ -2175,7 +2183,7 @@
       </w:r>
       <w:sdt>
         <w:sdtPr>
-          <w:id w:val="476098176"/>
+          <w:id w:val="130452303"/>
           <w14:checkbox>
             <w14:checked w14:val="1"/>
             <w14:checkedState w14:val="2612" w14:font="MS Gothic"/>
@@ -2201,7 +2209,7 @@
       </w:r>
       <w:sdt>
         <w:sdtPr>
-          <w:id w:val="838677973"/>
+          <w:id w:val="150726300"/>
           <w14:checkbox>
             <w14:checked w14:val="0"/>
             <w14:checkedState w14:val="2612" w14:font="MS Gothic"/>
@@ -2227,7 +2235,7 @@
       </w:r>
       <w:sdt>
         <w:sdtPr>
-          <w:id w:val="904493362"/>
+          <w:id w:val="384701096"/>
           <w14:checkbox>
             <w14:checked w14:val="0"/>
             <w14:checkedState w14:val="2612" w14:font="MS Gothic"/>
@@ -2300,7 +2308,7 @@
           <w:rPr>
             <w:rFonts w:ascii="MS Gothic" w:eastAsia="MS Gothic" w:hAnsi="MS Gothic"/>
           </w:rPr>
-          <w:id w:val="835779035"/>
+          <w:id w:val="473869327"/>
           <w14:checkbox>
             <w14:checked w14:val="0"/>
             <w14:checkedState w14:val="2612" w14:font="MS Gothic"/>
@@ -2326,7 +2334,7 @@
           <w:rPr>
             <w:rFonts w:ascii="MS Gothic" w:eastAsia="MS Gothic" w:hAnsi="MS Gothic"/>
           </w:rPr>
-          <w:id w:val="504983227"/>
+          <w:id w:val="489273052"/>
           <w14:checkbox>
             <w14:checked w14:val="1"/>
             <w14:checkedState w14:val="2612" w14:font="MS Gothic"/>
@@ -2352,7 +2360,7 @@
           <w:rPr>
             <w:rFonts w:ascii="MS Gothic" w:eastAsia="MS Gothic" w:hAnsi="MS Gothic"/>
           </w:rPr>
-          <w:id w:val="359247848"/>
+          <w:id w:val="577953342"/>
           <w14:checkbox>
             <w14:checked w14:val="0"/>
             <w14:checkedState w14:val="2612" w14:font="MS Gothic"/>
@@ -2378,7 +2386,7 @@
           <w:rPr>
             <w:rFonts w:ascii="MS Gothic" w:eastAsia="MS Gothic" w:hAnsi="MS Gothic"/>
           </w:rPr>
-          <w:id w:val="443722681"/>
+          <w:id w:val="930047730"/>
           <w14:checkbox>
             <w14:checked w14:val="0"/>
             <w14:checkedState w14:val="2612" w14:font="MS Gothic"/>
@@ -2451,7 +2459,7 @@
           <w:rPr>
             <w:rFonts w:ascii="MS Gothic" w:eastAsia="MS Gothic" w:hAnsi="MS Gothic"/>
           </w:rPr>
-          <w:id w:val="497823666"/>
+          <w:id w:val="891648588"/>
           <w14:checkbox>
             <w14:checked w14:val="0"/>
             <w14:checkedState w14:val="2612" w14:font="MS Gothic"/>
@@ -2477,7 +2485,7 @@
           <w:rPr>
             <w:rFonts w:ascii="MS Gothic" w:eastAsia="MS Gothic" w:hAnsi="MS Gothic"/>
           </w:rPr>
-          <w:id w:val="211667184"/>
+          <w:id w:val="713656331"/>
           <w14:checkbox>
             <w14:checked w14:val="1"/>
             <w14:checkedState w14:val="2612" w14:font="MS Gothic"/>
@@ -2504,7 +2512,7 @@
           <w:rPr>
             <w:rFonts w:ascii="MS Gothic" w:eastAsia="MS Gothic" w:hAnsi="MS Gothic"/>
           </w:rPr>
-          <w:id w:val="731311801"/>
+          <w:id w:val="724054226"/>
           <w14:checkbox>
             <w14:checked w14:val="0"/>
             <w14:checkedState w14:val="2612" w14:font="MS Gothic"/>
@@ -2530,7 +2538,7 @@
           <w:rPr>
             <w:rFonts w:ascii="MS Gothic" w:eastAsia="MS Gothic" w:hAnsi="MS Gothic"/>
           </w:rPr>
-          <w:id w:val="527352804"/>
+          <w:id w:val="917164127"/>
           <w14:checkbox>
             <w14:checked w14:val="0"/>
             <w14:checkedState w14:val="2612" w14:font="MS Gothic"/>
@@ -2567,7 +2575,7 @@
           <w:rPr>
             <w:rFonts w:ascii="MS Gothic" w:eastAsia="MS Gothic" w:hAnsi="MS Gothic"/>
           </w:rPr>
-          <w:id w:val="714554443"/>
+          <w:id w:val="68609473"/>
           <w14:checkbox>
             <w14:checked w14:val="0"/>
             <w14:checkedState w14:val="2612" w14:font="MS Gothic"/>
@@ -2593,7 +2601,7 @@
           <w:rPr>
             <w:rFonts w:ascii="MS Gothic" w:eastAsia="MS Gothic" w:hAnsi="MS Gothic"/>
           </w:rPr>
-          <w:id w:val="235129276"/>
+          <w:id w:val="719588543"/>
           <w14:checkbox>
             <w14:checked w14:val="1"/>
             <w14:checkedState w14:val="2612" w14:font="MS Gothic"/>
@@ -2619,7 +2627,7 @@
           <w:rPr>
             <w:rFonts w:ascii="MS Gothic" w:eastAsia="MS Gothic" w:hAnsi="MS Gothic"/>
           </w:rPr>
-          <w:id w:val="300357890"/>
+          <w:id w:val="927424352"/>
           <w14:checkbox>
             <w14:checked w14:val="0"/>
             <w14:checkedState w14:val="2612" w14:font="MS Gothic"/>
@@ -2645,7 +2653,7 @@
           <w:rPr>
             <w:rFonts w:ascii="MS Gothic" w:eastAsia="MS Gothic" w:hAnsi="MS Gothic"/>
           </w:rPr>
-          <w:id w:val="137407236"/>
+          <w:id w:val="250394921"/>
           <w14:checkbox>
             <w14:checked w14:val="0"/>
             <w14:checkedState w14:val="2612" w14:font="MS Gothic"/>
@@ -2664,6 +2672,14 @@
     </w:p>
     <w:p>
       <w:pPr>
+        <w:pStyle w:val="Normal"/>
+      </w:pPr>
+      <w:r>
+        <w:t xml:space="preserve">Notes: Better targeting means fewer speculative boreholes, though the harm avoided is diffuse next to a struck gas main.</w:t>
+      </w:r>
+    </w:p>
+    <w:p>
+      <w:pPr>
         <w:pStyle w:val="Heading2"/>
       </w:pPr>
       <w:r>
@@ -2726,7 +2742,7 @@
           <w:rPr>
             <w:rFonts w:ascii="MS Gothic" w:eastAsia="MS Gothic" w:hAnsi="MS Gothic"/>
           </w:rPr>
-          <w:id w:val="914029926"/>
+          <w:id w:val="817217948"/>
           <w14:checkbox>
             <w14:checked w14:val="0"/>
             <w14:checkedState w14:val="2612" w14:font="MS Gothic"/>
@@ -2752,7 +2768,7 @@
           <w:rPr>
             <w:rFonts w:ascii="MS Gothic" w:eastAsia="MS Gothic" w:hAnsi="MS Gothic"/>
           </w:rPr>
-          <w:id w:val="10633462"/>
+          <w:id w:val="115204871"/>
           <w14:checkbox>
             <w14:checked w14:val="0"/>
             <w14:checkedState w14:val="2612" w14:font="MS Gothic"/>
@@ -2778,7 +2794,7 @@
           <w:rPr>
             <w:rFonts w:ascii="MS Gothic" w:eastAsia="MS Gothic" w:hAnsi="MS Gothic"/>
           </w:rPr>
-          <w:id w:val="692132863"/>
+          <w:id w:val="376374839"/>
           <w14:checkbox>
             <w14:checked w14:val="1"/>
             <w14:checkedState w14:val="2612" w14:font="MS Gothic"/>
@@ -2804,7 +2820,7 @@
           <w:rPr>
             <w:rFonts w:ascii="MS Gothic" w:eastAsia="MS Gothic" w:hAnsi="MS Gothic"/>
           </w:rPr>
-          <w:id w:val="373834718"/>
+          <w:id w:val="121292712"/>
           <w14:checkbox>
             <w14:checked w14:val="0"/>
             <w14:checkedState w14:val="2612" w14:font="MS Gothic"/>
@@ -2865,7 +2881,7 @@
           <w:rPr>
             <w:rFonts w:ascii="MS Gothic" w:eastAsia="MS Gothic" w:hAnsi="MS Gothic"/>
           </w:rPr>
-          <w:id w:val="948990180"/>
+          <w:id w:val="749197024"/>
           <w14:checkbox>
             <w14:checked w14:val="0"/>
             <w14:checkedState w14:val="2612" w14:font="MS Gothic"/>
@@ -2891,7 +2907,7 @@
           <w:rPr>
             <w:rFonts w:ascii="MS Gothic" w:eastAsia="MS Gothic" w:hAnsi="MS Gothic"/>
           </w:rPr>
-          <w:id w:val="396368459"/>
+          <w:id w:val="446646448"/>
           <w14:checkbox>
             <w14:checked w14:val="0"/>
             <w14:checkedState w14:val="2612" w14:font="MS Gothic"/>
@@ -2917,7 +2933,7 @@
           <w:rPr>
             <w:rFonts w:ascii="MS Gothic" w:eastAsia="MS Gothic" w:hAnsi="MS Gothic"/>
           </w:rPr>
-          <w:id w:val="476871898"/>
+          <w:id w:val="921621616"/>
           <w14:checkbox>
             <w14:checked w14:val="1"/>
             <w14:checkedState w14:val="2612" w14:font="MS Gothic"/>
@@ -2943,7 +2959,7 @@
           <w:rPr>
             <w:rFonts w:ascii="MS Gothic" w:eastAsia="MS Gothic" w:hAnsi="MS Gothic"/>
           </w:rPr>
-          <w:id w:val="896407821"/>
+          <w:id w:val="841921934"/>
           <w14:checkbox>
             <w14:checked w14:val="0"/>
             <w14:checkedState w14:val="2612" w14:font="MS Gothic"/>
@@ -3017,7 +3033,7 @@
           <w:rPr>
             <w:rFonts w:ascii="MS Gothic" w:eastAsia="MS Gothic" w:hAnsi="MS Gothic"/>
           </w:rPr>
-          <w:id w:val="846925088"/>
+          <w:id w:val="561496425"/>
           <w14:checkbox>
             <w14:checked w14:val="0"/>
             <w14:checkedState w14:val="2612" w14:font="MS Gothic"/>
@@ -3043,7 +3059,7 @@
           <w:rPr>
             <w:rFonts w:ascii="MS Gothic" w:eastAsia="MS Gothic" w:hAnsi="MS Gothic"/>
           </w:rPr>
-          <w:id w:val="328649191"/>
+          <w:id w:val="230547074"/>
           <w14:checkbox>
             <w14:checked w14:val="1"/>
             <w14:checkedState w14:val="2612" w14:font="MS Gothic"/>
@@ -3069,7 +3085,7 @@
           <w:rPr>
             <w:rFonts w:ascii="MS Gothic" w:eastAsia="MS Gothic" w:hAnsi="MS Gothic"/>
           </w:rPr>
-          <w:id w:val="781153277"/>
+          <w:id w:val="914854751"/>
           <w14:checkbox>
             <w14:checked w14:val="0"/>
             <w14:checkedState w14:val="2612" w14:font="MS Gothic"/>
@@ -3095,7 +3111,7 @@
           <w:rPr>
             <w:rFonts w:ascii="MS Gothic" w:eastAsia="MS Gothic" w:hAnsi="MS Gothic"/>
           </w:rPr>
-          <w:id w:val="686488769"/>
+          <w:id w:val="370598119"/>
           <w14:checkbox>
             <w14:checked w14:val="0"/>
             <w14:checkedState w14:val="2612" w14:font="MS Gothic"/>
@@ -3129,7 +3145,7 @@
           <w:rPr>
             <w:rFonts w:ascii="MS Gothic" w:eastAsia="MS Gothic" w:hAnsi="MS Gothic"/>
           </w:rPr>
-          <w:id w:val="814379868"/>
+          <w:id w:val="126395081"/>
           <w14:checkbox>
             <w14:checked w14:val="0"/>
             <w14:checkedState w14:val="2612" w14:font="MS Gothic"/>
@@ -3155,7 +3171,7 @@
           <w:rPr>
             <w:rFonts w:ascii="MS Gothic" w:eastAsia="MS Gothic" w:hAnsi="MS Gothic"/>
           </w:rPr>
-          <w:id w:val="50127391"/>
+          <w:id w:val="98906922"/>
           <w14:checkbox>
             <w14:checked w14:val="0"/>
             <w14:checkedState w14:val="2612" w14:font="MS Gothic"/>
@@ -3181,7 +3197,7 @@
           <w:rPr>
             <w:rFonts w:ascii="MS Gothic" w:eastAsia="MS Gothic" w:hAnsi="MS Gothic"/>
           </w:rPr>
-          <w:id w:val="89013005"/>
+          <w:id w:val="768461588"/>
           <w14:checkbox>
             <w14:checked w14:val="1"/>
             <w14:checkedState w14:val="2612" w14:font="MS Gothic"/>
@@ -3207,7 +3223,7 @@
           <w:rPr>
             <w:rFonts w:ascii="MS Gothic" w:eastAsia="MS Gothic" w:hAnsi="MS Gothic"/>
           </w:rPr>
-          <w:id w:val="45789952"/>
+          <w:id w:val="113379872"/>
           <w14:checkbox>
             <w14:checked w14:val="0"/>
             <w14:checkedState w14:val="2612" w14:font="MS Gothic"/>
@@ -3226,6 +3242,14 @@
     </w:p>
     <w:p>
       <w:pPr>
+        <w:pStyle w:val="Normal"/>
+      </w:pPr>
+      <w:r>
+        <w:t xml:space="preserve">Notes: Global exploration budgets dwarf UK survey spend, and drilling costs enough that better targets are worth paying for.</w:t>
+      </w:r>
+    </w:p>
+    <w:p>
+      <w:pPr>
         <w:pStyle w:val="Heading2"/>
       </w:pPr>
       <w:r>
@@ -3288,7 +3312,7 @@
           <w:rPr>
             <w:rFonts w:ascii="MS Gothic" w:eastAsia="MS Gothic" w:hAnsi="MS Gothic"/>
           </w:rPr>
-          <w:id w:val="44720676"/>
+          <w:id w:val="424881592"/>
           <w14:checkbox>
             <w14:checked w14:val="0"/>
             <w14:checkedState w14:val="2612" w14:font="MS Gothic"/>
@@ -3314,7 +3338,7 @@
           <w:rPr>
             <w:rFonts w:ascii="MS Gothic" w:eastAsia="MS Gothic" w:hAnsi="MS Gothic"/>
           </w:rPr>
-          <w:id w:val="353728408"/>
+          <w:id w:val="421457485"/>
           <w14:checkbox>
             <w14:checked w14:val="0"/>
             <w14:checkedState w14:val="2612" w14:font="MS Gothic"/>
@@ -3340,7 +3364,7 @@
           <w:rPr>
             <w:rFonts w:ascii="MS Gothic" w:eastAsia="MS Gothic" w:hAnsi="MS Gothic"/>
           </w:rPr>
-          <w:id w:val="733092774"/>
+          <w:id w:val="644437811"/>
           <w14:checkbox>
             <w14:checked w14:val="1"/>
             <w14:checkedState w14:val="2612" w14:font="MS Gothic"/>
@@ -3366,7 +3390,7 @@
           <w:rPr>
             <w:rFonts w:ascii="MS Gothic" w:eastAsia="MS Gothic" w:hAnsi="MS Gothic"/>
           </w:rPr>
-          <w:id w:val="718630431"/>
+          <w:id w:val="677254011"/>
           <w14:checkbox>
             <w14:checked w14:val="0"/>
             <w14:checkedState w14:val="2612" w14:font="MS Gothic"/>
@@ -3439,7 +3463,7 @@
           <w:rPr>
             <w:rFonts w:ascii="MS Gothic" w:eastAsia="MS Gothic" w:hAnsi="MS Gothic"/>
           </w:rPr>
-          <w:id w:val="524661929"/>
+          <w:id w:val="602801263"/>
           <w14:checkbox>
             <w14:checked w14:val="0"/>
             <w14:checkedState w14:val="2612" w14:font="MS Gothic"/>
@@ -3466,7 +3490,7 @@
           <w:rPr>
             <w:rFonts w:ascii="MS Gothic" w:eastAsia="MS Gothic" w:hAnsi="MS Gothic"/>
           </w:rPr>
-          <w:id w:val="66334585"/>
+          <w:id w:val="162373109"/>
           <w14:checkbox>
             <w14:checked w14:val="0"/>
             <w14:checkedState w14:val="2612" w14:font="MS Gothic"/>
@@ -3492,7 +3516,7 @@
           <w:rPr>
             <w:rFonts w:ascii="MS Gothic" w:eastAsia="MS Gothic" w:hAnsi="MS Gothic"/>
           </w:rPr>
-          <w:id w:val="601056480"/>
+          <w:id w:val="794419426"/>
           <w14:checkbox>
             <w14:checked w14:val="1"/>
             <w14:checkedState w14:val="2612" w14:font="MS Gothic"/>
@@ -3518,7 +3542,7 @@
           <w:rPr>
             <w:rFonts w:ascii="MS Gothic" w:eastAsia="MS Gothic" w:hAnsi="MS Gothic"/>
           </w:rPr>
-          <w:id w:val="383152155"/>
+          <w:id w:val="52730510"/>
           <w14:checkbox>
             <w14:checked w14:val="0"/>
             <w14:checkedState w14:val="2612" w14:font="MS Gothic"/>
@@ -3591,7 +3615,7 @@
           <w:rPr>
             <w:rFonts w:ascii="MS Gothic" w:eastAsia="MS Gothic" w:hAnsi="MS Gothic"/>
           </w:rPr>
-          <w:id w:val="116696583"/>
+          <w:id w:val="288429724"/>
           <w14:checkbox>
             <w14:checked w14:val="0"/>
             <w14:checkedState w14:val="2612" w14:font="MS Gothic"/>
@@ -3617,7 +3641,7 @@
           <w:rPr>
             <w:rFonts w:ascii="MS Gothic" w:eastAsia="MS Gothic" w:hAnsi="MS Gothic"/>
           </w:rPr>
-          <w:id w:val="582324720"/>
+          <w:id w:val="718577894"/>
           <w14:checkbox>
             <w14:checked w14:val="1"/>
             <w14:checkedState w14:val="2612" w14:font="MS Gothic"/>
@@ -3643,7 +3667,7 @@
           <w:rPr>
             <w:rFonts w:ascii="MS Gothic" w:eastAsia="MS Gothic" w:hAnsi="MS Gothic"/>
           </w:rPr>
-          <w:id w:val="993775999"/>
+          <w:id w:val="539145275"/>
           <w14:checkbox>
             <w14:checked w14:val="0"/>
             <w14:checkedState w14:val="2612" w14:font="MS Gothic"/>
@@ -3669,7 +3693,7 @@
           <w:rPr>
             <w:rFonts w:ascii="MS Gothic" w:eastAsia="MS Gothic" w:hAnsi="MS Gothic"/>
           </w:rPr>
-          <w:id w:val="578016853"/>
+          <w:id w:val="465212279"/>
           <w14:checkbox>
             <w14:checked w14:val="0"/>
             <w14:checkedState w14:val="2612" w14:font="MS Gothic"/>
@@ -3703,7 +3727,7 @@
           <w:rPr>
             <w:rFonts w:ascii="MS Gothic" w:eastAsia="MS Gothic" w:hAnsi="MS Gothic"/>
           </w:rPr>
-          <w:id w:val="969070362"/>
+          <w:id w:val="725839492"/>
           <w14:checkbox>
             <w14:checked w14:val="0"/>
             <w14:checkedState w14:val="2612" w14:font="MS Gothic"/>
@@ -3729,7 +3753,7 @@
           <w:rPr>
             <w:rFonts w:ascii="MS Gothic" w:eastAsia="MS Gothic" w:hAnsi="MS Gothic"/>
           </w:rPr>
-          <w:id w:val="185963336"/>
+          <w:id w:val="506060694"/>
           <w14:checkbox>
             <w14:checked w14:val="0"/>
             <w14:checkedState w14:val="2612" w14:font="MS Gothic"/>
@@ -3755,7 +3779,7 @@
           <w:rPr>
             <w:rFonts w:ascii="MS Gothic" w:eastAsia="MS Gothic" w:hAnsi="MS Gothic"/>
           </w:rPr>
-          <w:id w:val="299929715"/>
+          <w:id w:val="185220259"/>
           <w14:checkbox>
             <w14:checked w14:val="1"/>
             <w14:checkedState w14:val="2612" w14:font="MS Gothic"/>
@@ -3781,7 +3805,7 @@
           <w:rPr>
             <w:rFonts w:ascii="MS Gothic" w:eastAsia="MS Gothic" w:hAnsi="MS Gothic"/>
           </w:rPr>
-          <w:id w:val="129388002"/>
+          <w:id w:val="401937513"/>
           <w14:checkbox>
             <w14:checked w14:val="0"/>
             <w14:checkedState w14:val="2612" w14:font="MS Gothic"/>
@@ -3803,15 +3827,7 @@
         <w:pStyle w:val="Normal"/>
       </w:pPr>
       <w:r>
-        <w:t xml:space="preserve">Impact and potential: Better targeting means fewer speculative boreholes, though the harm avoided is diffuse next to a struck gas main. Global exploration budgets dwarf UK survey spend, and drilling costs enough that better targets are worth paying for.</w:t>
-      </w:r>
-    </w:p>
-    <w:p>
-      <w:pPr>
-        <w:pStyle w:val="Normal"/>
-      </w:pPr>
-      <w:r>
-        <w:t xml:space="preserve">Challenge: Remote sites, power and calibration in harsh conditions sit beyond our packaging. Campaigns are seasonal, procurement slow, and airborne gradiometry already serves it.</w:t>
+        <w:t xml:space="preserve">Notes: Remote sites, power and calibration in harsh conditions sit beyond our packaging. Campaigns are seasonal, procurement slow, and airborne gradiometry already serves it.</w:t>
       </w:r>
     </w:p>
     <w:p>
@@ -3828,7 +3844,7 @@
       </w:r>
       <w:sdt>
         <w:sdtPr>
-          <w:id w:val="334545134"/>
+          <w:id w:val="534525376"/>
           <w14:checkbox>
             <w14:checked w14:val="0"/>
             <w14:checkedState w14:val="2612" w14:font="MS Gothic"/>
@@ -3851,7 +3867,7 @@
       </w:r>
       <w:sdt>
         <w:sdtPr>
-          <w:id w:val="278195466"/>
+          <w:id w:val="485994778"/>
           <w14:checkbox>
             <w14:checked w14:val="1"/>
             <w14:checkedState w14:val="2612" w14:font="MS Gothic"/>
@@ -3880,7 +3896,7 @@
       </w:r>
       <w:sdt>
         <w:sdtPr>
-          <w:id w:val="689765831"/>
+          <w:id w:val="476031466"/>
           <w14:checkbox>
             <w14:checked w14:val="0"/>
             <w14:checkedState w14:val="2612" w14:font="MS Gothic"/>
@@ -3914,7 +3930,7 @@
       </w:r>
       <w:sdt>
         <w:sdtPr>
-          <w:id w:val="102964313"/>
+          <w:id w:val="580522044"/>
           <w14:checkbox>
             <w14:checked w14:val="0"/>
             <w14:checkedState w14:val="2612" w14:font="MS Gothic"/>
@@ -4006,7 +4022,7 @@
       </w:r>
       <w:sdt>
         <w:sdtPr>
-          <w:id w:val="311216756"/>
+          <w:id w:val="68297596"/>
           <w14:checkbox>
             <w14:checked w14:val="0"/>
             <w14:checkedState w14:val="2612" w14:font="MS Gothic"/>
@@ -4032,7 +4048,7 @@
       </w:r>
       <w:sdt>
         <w:sdtPr>
-          <w:id w:val="145839145"/>
+          <w:id w:val="123688105"/>
           <w14:checkbox>
             <w14:checked w14:val="0"/>
             <w14:checkedState w14:val="2612" w14:font="MS Gothic"/>
@@ -4058,7 +4074,7 @@
       </w:r>
       <w:sdt>
         <w:sdtPr>
-          <w:id w:val="921456934"/>
+          <w:id w:val="773158330"/>
           <w14:checkbox>
             <w14:checked w14:val="1"/>
             <w14:checkedState w14:val="2612" w14:font="MS Gothic"/>
@@ -4084,7 +4100,7 @@
       </w:r>
       <w:sdt>
         <w:sdtPr>
-          <w:id w:val="869137307"/>
+          <w:id w:val="314183021"/>
           <w14:checkbox>
             <w14:checked w14:val="0"/>
             <w14:checkedState w14:val="2612" w14:font="MS Gothic"/>
@@ -4157,7 +4173,7 @@
           <w:rPr>
             <w:rFonts w:ascii="MS Gothic" w:eastAsia="MS Gothic" w:hAnsi="MS Gothic"/>
           </w:rPr>
-          <w:id w:val="777488209"/>
+          <w:id w:val="516013759"/>
           <w14:checkbox>
             <w14:checked w14:val="0"/>
             <w14:checkedState w14:val="2612" w14:font="MS Gothic"/>
@@ -4183,7 +4199,7 @@
           <w:rPr>
             <w:rFonts w:ascii="MS Gothic" w:eastAsia="MS Gothic" w:hAnsi="MS Gothic"/>
           </w:rPr>
-          <w:id w:val="117928748"/>
+          <w:id w:val="866366914"/>
           <w14:checkbox>
             <w14:checked w14:val="1"/>
             <w14:checkedState w14:val="2612" w14:font="MS Gothic"/>
@@ -4209,7 +4225,7 @@
           <w:rPr>
             <w:rFonts w:ascii="MS Gothic" w:eastAsia="MS Gothic" w:hAnsi="MS Gothic"/>
           </w:rPr>
-          <w:id w:val="959246175"/>
+          <w:id w:val="559258444"/>
           <w14:checkbox>
             <w14:checked w14:val="0"/>
             <w14:checkedState w14:val="2612" w14:font="MS Gothic"/>
@@ -4235,7 +4251,7 @@
           <w:rPr>
             <w:rFonts w:ascii="MS Gothic" w:eastAsia="MS Gothic" w:hAnsi="MS Gothic"/>
           </w:rPr>
-          <w:id w:val="234842811"/>
+          <w:id w:val="980124114"/>
           <w14:checkbox>
             <w14:checked w14:val="0"/>
             <w14:checkedState w14:val="2612" w14:font="MS Gothic"/>
@@ -4308,7 +4324,7 @@
           <w:rPr>
             <w:rFonts w:ascii="MS Gothic" w:eastAsia="MS Gothic" w:hAnsi="MS Gothic"/>
           </w:rPr>
-          <w:id w:val="930493530"/>
+          <w:id w:val="134751443"/>
           <w14:checkbox>
             <w14:checked w14:val="0"/>
             <w14:checkedState w14:val="2612" w14:font="MS Gothic"/>
@@ -4334,7 +4350,7 @@
           <w:rPr>
             <w:rFonts w:ascii="MS Gothic" w:eastAsia="MS Gothic" w:hAnsi="MS Gothic"/>
           </w:rPr>
-          <w:id w:val="835320437"/>
+          <w:id w:val="403072816"/>
           <w14:checkbox>
             <w14:checked w14:val="1"/>
             <w14:checkedState w14:val="2612" w14:font="MS Gothic"/>
@@ -4361,7 +4377,7 @@
           <w:rPr>
             <w:rFonts w:ascii="MS Gothic" w:eastAsia="MS Gothic" w:hAnsi="MS Gothic"/>
           </w:rPr>
-          <w:id w:val="419291531"/>
+          <w:id w:val="283425626"/>
           <w14:checkbox>
             <w14:checked w14:val="0"/>
             <w14:checkedState w14:val="2612" w14:font="MS Gothic"/>
@@ -4387,7 +4403,7 @@
           <w:rPr>
             <w:rFonts w:ascii="MS Gothic" w:eastAsia="MS Gothic" w:hAnsi="MS Gothic"/>
           </w:rPr>
-          <w:id w:val="532756647"/>
+          <w:id w:val="613541155"/>
           <w14:checkbox>
             <w14:checked w14:val="0"/>
             <w14:checkedState w14:val="2612" w14:font="MS Gothic"/>
@@ -4424,7 +4440,7 @@
           <w:rPr>
             <w:rFonts w:ascii="MS Gothic" w:eastAsia="MS Gothic" w:hAnsi="MS Gothic"/>
           </w:rPr>
-          <w:id w:val="134346841"/>
+          <w:id w:val="437580434"/>
           <w14:checkbox>
             <w14:checked w14:val="0"/>
             <w14:checkedState w14:val="2612" w14:font="MS Gothic"/>
@@ -4450,7 +4466,7 @@
           <w:rPr>
             <w:rFonts w:ascii="MS Gothic" w:eastAsia="MS Gothic" w:hAnsi="MS Gothic"/>
           </w:rPr>
-          <w:id w:val="541321422"/>
+          <w:id w:val="396416279"/>
           <w14:checkbox>
             <w14:checked w14:val="1"/>
             <w14:checkedState w14:val="2612" w14:font="MS Gothic"/>
@@ -4476,7 +4492,7 @@
           <w:rPr>
             <w:rFonts w:ascii="MS Gothic" w:eastAsia="MS Gothic" w:hAnsi="MS Gothic"/>
           </w:rPr>
-          <w:id w:val="676304035"/>
+          <w:id w:val="595128689"/>
           <w14:checkbox>
             <w14:checked w14:val="0"/>
             <w14:checkedState w14:val="2612" w14:font="MS Gothic"/>
@@ -4502,7 +4518,7 @@
           <w:rPr>
             <w:rFonts w:ascii="MS Gothic" w:eastAsia="MS Gothic" w:hAnsi="MS Gothic"/>
           </w:rPr>
-          <w:id w:val="461534899"/>
+          <w:id w:val="613240821"/>
           <w14:checkbox>
             <w14:checked w14:val="0"/>
             <w14:checkedState w14:val="2612" w14:font="MS Gothic"/>
@@ -4521,6 +4537,14 @@
     </w:p>
     <w:p>
       <w:pPr>
+        <w:pStyle w:val="Normal"/>
+      </w:pPr>
+      <w:r>
+        <w:t xml:space="preserve">Notes: Satellite navigation is jammed and spoofed routinely, with consequences from delayed shipping to lost life. The national mission targets quantum navigation on aircraft by 2030 (HM Government, 2023), so the state agrees the problem is severe even without a commercial market.</w:t>
+      </w:r>
+    </w:p>
+    <w:p>
+      <w:pPr>
         <w:pStyle w:val="Heading2"/>
       </w:pPr>
       <w:r>
@@ -4583,7 +4607,7 @@
           <w:rPr>
             <w:rFonts w:ascii="MS Gothic" w:eastAsia="MS Gothic" w:hAnsi="MS Gothic"/>
           </w:rPr>
-          <w:id w:val="662279034"/>
+          <w:id w:val="584072613"/>
           <w14:checkbox>
             <w14:checked w14:val="0"/>
             <w14:checkedState w14:val="2612" w14:font="MS Gothic"/>
@@ -4609,7 +4633,7 @@
           <w:rPr>
             <w:rFonts w:ascii="MS Gothic" w:eastAsia="MS Gothic" w:hAnsi="MS Gothic"/>
           </w:rPr>
-          <w:id w:val="75561628"/>
+          <w:id w:val="773229220"/>
           <w14:checkbox>
             <w14:checked w14:val="0"/>
             <w14:checkedState w14:val="2612" w14:font="MS Gothic"/>
@@ -4635,7 +4659,7 @@
           <w:rPr>
             <w:rFonts w:ascii="MS Gothic" w:eastAsia="MS Gothic" w:hAnsi="MS Gothic"/>
           </w:rPr>
-          <w:id w:val="183812948"/>
+          <w:id w:val="819632640"/>
           <w14:checkbox>
             <w14:checked w14:val="1"/>
             <w14:checkedState w14:val="2612" w14:font="MS Gothic"/>
@@ -4661,7 +4685,7 @@
           <w:rPr>
             <w:rFonts w:ascii="MS Gothic" w:eastAsia="MS Gothic" w:hAnsi="MS Gothic"/>
           </w:rPr>
-          <w:id w:val="875148298"/>
+          <w:id w:val="114222812"/>
           <w14:checkbox>
             <w14:checked w14:val="0"/>
             <w14:checkedState w14:val="2612" w14:font="MS Gothic"/>
@@ -4722,7 +4746,7 @@
           <w:rPr>
             <w:rFonts w:ascii="MS Gothic" w:eastAsia="MS Gothic" w:hAnsi="MS Gothic"/>
           </w:rPr>
-          <w:id w:val="878871571"/>
+          <w:id w:val="974504356"/>
           <w14:checkbox>
             <w14:checked w14:val="0"/>
             <w14:checkedState w14:val="2612" w14:font="MS Gothic"/>
@@ -4748,7 +4772,7 @@
           <w:rPr>
             <w:rFonts w:ascii="MS Gothic" w:eastAsia="MS Gothic" w:hAnsi="MS Gothic"/>
           </w:rPr>
-          <w:id w:val="913849214"/>
+          <w:id w:val="944214924"/>
           <w14:checkbox>
             <w14:checked w14:val="1"/>
             <w14:checkedState w14:val="2612" w14:font="MS Gothic"/>
@@ -4774,7 +4798,7 @@
           <w:rPr>
             <w:rFonts w:ascii="MS Gothic" w:eastAsia="MS Gothic" w:hAnsi="MS Gothic"/>
           </w:rPr>
-          <w:id w:val="494524486"/>
+          <w:id w:val="757313581"/>
           <w14:checkbox>
             <w14:checked w14:val="0"/>
             <w14:checkedState w14:val="2612" w14:font="MS Gothic"/>
@@ -4800,7 +4824,7 @@
           <w:rPr>
             <w:rFonts w:ascii="MS Gothic" w:eastAsia="MS Gothic" w:hAnsi="MS Gothic"/>
           </w:rPr>
-          <w:id w:val="429573678"/>
+          <w:id w:val="355520726"/>
           <w14:checkbox>
             <w14:checked w14:val="0"/>
             <w14:checkedState w14:val="2612" w14:font="MS Gothic"/>
@@ -4874,7 +4898,7 @@
           <w:rPr>
             <w:rFonts w:ascii="MS Gothic" w:eastAsia="MS Gothic" w:hAnsi="MS Gothic"/>
           </w:rPr>
-          <w:id w:val="322850044"/>
+          <w:id w:val="931717048"/>
           <w14:checkbox>
             <w14:checked w14:val="0"/>
             <w14:checkedState w14:val="2612" w14:font="MS Gothic"/>
@@ -4900,7 +4924,7 @@
           <w:rPr>
             <w:rFonts w:ascii="MS Gothic" w:eastAsia="MS Gothic" w:hAnsi="MS Gothic"/>
           </w:rPr>
-          <w:id w:val="17193131"/>
+          <w:id w:val="676683923"/>
           <w14:checkbox>
             <w14:checked w14:val="1"/>
             <w14:checkedState w14:val="2612" w14:font="MS Gothic"/>
@@ -4926,7 +4950,7 @@
           <w:rPr>
             <w:rFonts w:ascii="MS Gothic" w:eastAsia="MS Gothic" w:hAnsi="MS Gothic"/>
           </w:rPr>
-          <w:id w:val="385595026"/>
+          <w:id w:val="462457153"/>
           <w14:checkbox>
             <w14:checked w14:val="0"/>
             <w14:checkedState w14:val="2612" w14:font="MS Gothic"/>
@@ -4952,7 +4976,7 @@
           <w:rPr>
             <w:rFonts w:ascii="MS Gothic" w:eastAsia="MS Gothic" w:hAnsi="MS Gothic"/>
           </w:rPr>
-          <w:id w:val="463281441"/>
+          <w:id w:val="127546317"/>
           <w14:checkbox>
             <w14:checked w14:val="0"/>
             <w14:checkedState w14:val="2612" w14:font="MS Gothic"/>
@@ -4986,7 +5010,7 @@
           <w:rPr>
             <w:rFonts w:ascii="MS Gothic" w:eastAsia="MS Gothic" w:hAnsi="MS Gothic"/>
           </w:rPr>
-          <w:id w:val="559385658"/>
+          <w:id w:val="357052769"/>
           <w14:checkbox>
             <w14:checked w14:val="0"/>
             <w14:checkedState w14:val="2612" w14:font="MS Gothic"/>
@@ -5012,7 +5036,7 @@
           <w:rPr>
             <w:rFonts w:ascii="MS Gothic" w:eastAsia="MS Gothic" w:hAnsi="MS Gothic"/>
           </w:rPr>
-          <w:id w:val="917410035"/>
+          <w:id w:val="64616471"/>
           <w14:checkbox>
             <w14:checked w14:val="0"/>
             <w14:checkedState w14:val="2612" w14:font="MS Gothic"/>
@@ -5038,7 +5062,7 @@
           <w:rPr>
             <w:rFonts w:ascii="MS Gothic" w:eastAsia="MS Gothic" w:hAnsi="MS Gothic"/>
           </w:rPr>
-          <w:id w:val="750715818"/>
+          <w:id w:val="532479408"/>
           <w14:checkbox>
             <w14:checked w14:val="1"/>
             <w14:checkedState w14:val="2612" w14:font="MS Gothic"/>
@@ -5064,7 +5088,7 @@
           <w:rPr>
             <w:rFonts w:ascii="MS Gothic" w:eastAsia="MS Gothic" w:hAnsi="MS Gothic"/>
           </w:rPr>
-          <w:id w:val="160743803"/>
+          <w:id w:val="888984414"/>
           <w14:checkbox>
             <w14:checked w14:val="0"/>
             <w14:checkedState w14:val="2612" w14:font="MS Gothic"/>
@@ -5083,6 +5107,14 @@
     </w:p>
     <w:p>
       <w:pPr>
+        <w:pStyle w:val="Normal"/>
+      </w:pPr>
+      <w:r>
+        <w:t xml:space="preserve">Notes: Defence buyers pay well, but are few and slow.</w:t>
+      </w:r>
+    </w:p>
+    <w:p>
+      <w:pPr>
         <w:pStyle w:val="Heading2"/>
       </w:pPr>
       <w:r>
@@ -5145,7 +5177,7 @@
           <w:rPr>
             <w:rFonts w:ascii="MS Gothic" w:eastAsia="MS Gothic" w:hAnsi="MS Gothic"/>
           </w:rPr>
-          <w:id w:val="346202106"/>
+          <w:id w:val="721601345"/>
           <w14:checkbox>
             <w14:checked w14:val="0"/>
             <w14:checkedState w14:val="2612" w14:font="MS Gothic"/>
@@ -5171,7 +5203,7 @@
           <w:rPr>
             <w:rFonts w:ascii="MS Gothic" w:eastAsia="MS Gothic" w:hAnsi="MS Gothic"/>
           </w:rPr>
-          <w:id w:val="60488571"/>
+          <w:id w:val="623025288"/>
           <w14:checkbox>
             <w14:checked w14:val="0"/>
             <w14:checkedState w14:val="2612" w14:font="MS Gothic"/>
@@ -5197,7 +5229,7 @@
           <w:rPr>
             <w:rFonts w:ascii="MS Gothic" w:eastAsia="MS Gothic" w:hAnsi="MS Gothic"/>
           </w:rPr>
-          <w:id w:val="787545861"/>
+          <w:id w:val="281044896"/>
           <w14:checkbox>
             <w14:checked w14:val="0"/>
             <w14:checkedState w14:val="2612" w14:font="MS Gothic"/>
@@ -5223,7 +5255,7 @@
           <w:rPr>
             <w:rFonts w:ascii="MS Gothic" w:eastAsia="MS Gothic" w:hAnsi="MS Gothic"/>
           </w:rPr>
-          <w:id w:val="881765455"/>
+          <w:id w:val="687507211"/>
           <w14:checkbox>
             <w14:checked w14:val="1"/>
             <w14:checkedState w14:val="2612" w14:font="MS Gothic"/>
@@ -5296,7 +5328,7 @@
           <w:rPr>
             <w:rFonts w:ascii="MS Gothic" w:eastAsia="MS Gothic" w:hAnsi="MS Gothic"/>
           </w:rPr>
-          <w:id w:val="890608648"/>
+          <w:id w:val="84140103"/>
           <w14:checkbox>
             <w14:checked w14:val="0"/>
             <w14:checkedState w14:val="2612" w14:font="MS Gothic"/>
@@ -5323,7 +5355,7 @@
           <w:rPr>
             <w:rFonts w:ascii="MS Gothic" w:eastAsia="MS Gothic" w:hAnsi="MS Gothic"/>
           </w:rPr>
-          <w:id w:val="128611186"/>
+          <w:id w:val="705736296"/>
           <w14:checkbox>
             <w14:checked w14:val="0"/>
             <w14:checkedState w14:val="2612" w14:font="MS Gothic"/>
@@ -5349,7 +5381,7 @@
           <w:rPr>
             <w:rFonts w:ascii="MS Gothic" w:eastAsia="MS Gothic" w:hAnsi="MS Gothic"/>
           </w:rPr>
-          <w:id w:val="897884626"/>
+          <w:id w:val="638563692"/>
           <w14:checkbox>
             <w14:checked w14:val="0"/>
             <w14:checkedState w14:val="2612" w14:font="MS Gothic"/>
@@ -5375,7 +5407,7 @@
           <w:rPr>
             <w:rFonts w:ascii="MS Gothic" w:eastAsia="MS Gothic" w:hAnsi="MS Gothic"/>
           </w:rPr>
-          <w:id w:val="179132493"/>
+          <w:id w:val="930784495"/>
           <w14:checkbox>
             <w14:checked w14:val="1"/>
             <w14:checkedState w14:val="2612" w14:font="MS Gothic"/>
@@ -5448,7 +5480,7 @@
           <w:rPr>
             <w:rFonts w:ascii="MS Gothic" w:eastAsia="MS Gothic" w:hAnsi="MS Gothic"/>
           </w:rPr>
-          <w:id w:val="571288520"/>
+          <w:id w:val="941590451"/>
           <w14:checkbox>
             <w14:checked w14:val="0"/>
             <w14:checkedState w14:val="2612" w14:font="MS Gothic"/>
@@ -5474,7 +5506,7 @@
           <w:rPr>
             <w:rFonts w:ascii="MS Gothic" w:eastAsia="MS Gothic" w:hAnsi="MS Gothic"/>
           </w:rPr>
-          <w:id w:val="678086947"/>
+          <w:id w:val="874986081"/>
           <w14:checkbox>
             <w14:checked w14:val="0"/>
             <w14:checkedState w14:val="2612" w14:font="MS Gothic"/>
@@ -5500,7 +5532,7 @@
           <w:rPr>
             <w:rFonts w:ascii="MS Gothic" w:eastAsia="MS Gothic" w:hAnsi="MS Gothic"/>
           </w:rPr>
-          <w:id w:val="406923341"/>
+          <w:id w:val="315617552"/>
           <w14:checkbox>
             <w14:checked w14:val="1"/>
             <w14:checkedState w14:val="2612" w14:font="MS Gothic"/>
@@ -5526,7 +5558,7 @@
           <w:rPr>
             <w:rFonts w:ascii="MS Gothic" w:eastAsia="MS Gothic" w:hAnsi="MS Gothic"/>
           </w:rPr>
-          <w:id w:val="537552165"/>
+          <w:id w:val="633576726"/>
           <w14:checkbox>
             <w14:checked w14:val="0"/>
             <w14:checkedState w14:val="2612" w14:font="MS Gothic"/>
@@ -5560,7 +5592,7 @@
           <w:rPr>
             <w:rFonts w:ascii="MS Gothic" w:eastAsia="MS Gothic" w:hAnsi="MS Gothic"/>
           </w:rPr>
-          <w:id w:val="923557531"/>
+          <w:id w:val="569372102"/>
           <w14:checkbox>
             <w14:checked w14:val="0"/>
             <w14:checkedState w14:val="2612" w14:font="MS Gothic"/>
@@ -5586,7 +5618,7 @@
           <w:rPr>
             <w:rFonts w:ascii="MS Gothic" w:eastAsia="MS Gothic" w:hAnsi="MS Gothic"/>
           </w:rPr>
-          <w:id w:val="445051760"/>
+          <w:id w:val="664061781"/>
           <w14:checkbox>
             <w14:checked w14:val="0"/>
             <w14:checkedState w14:val="2612" w14:font="MS Gothic"/>
@@ -5612,7 +5644,7 @@
           <w:rPr>
             <w:rFonts w:ascii="MS Gothic" w:eastAsia="MS Gothic" w:hAnsi="MS Gothic"/>
           </w:rPr>
-          <w:id w:val="239690695"/>
+          <w:id w:val="742473704"/>
           <w14:checkbox>
             <w14:checked w14:val="0"/>
             <w14:checkedState w14:val="2612" w14:font="MS Gothic"/>
@@ -5638,7 +5670,7 @@
           <w:rPr>
             <w:rFonts w:ascii="MS Gothic" w:eastAsia="MS Gothic" w:hAnsi="MS Gothic"/>
           </w:rPr>
-          <w:id w:val="207631004"/>
+          <w:id w:val="105826829"/>
           <w14:checkbox>
             <w14:checked w14:val="1"/>
             <w14:checkedState w14:val="2612" w14:font="MS Gothic"/>
@@ -5660,15 +5692,7 @@
         <w:pStyle w:val="Normal"/>
       </w:pPr>
       <w:r>
-        <w:t xml:space="preserve">Impact and potential: Satellite navigation is jammed and spoofed routinely, with consequences from delayed shipping to lost life. The national mission targets quantum navigation on aircraft by 2030 (HM Government, 2023), so the state agrees the problem is severe even without a commercial market. Defence buyers pay well, but are few and slow.</w:t>
-      </w:r>
-    </w:p>
-    <w:p>
-      <w:pPr>
-        <w:pStyle w:val="Normal"/>
-      </w:pPr>
-      <w:r>
-        <w:t xml:space="preserve">Challenge: A survey instrument may stand still; a navigator must work while moving, at a fraction of the size, weight and power. Export control applies, and the dual-use question becomes ours to answer.</w:t>
+        <w:t xml:space="preserve">Notes: A survey instrument may stand still; a navigator must work while moving, at a fraction of the size, weight and power. Export control applies, and the dual-use question becomes ours to answer.</w:t>
       </w:r>
     </w:p>
     <w:p>
@@ -5685,7 +5709,7 @@
       </w:r>
       <w:sdt>
         <w:sdtPr>
-          <w:id w:val="336373065"/>
+          <w:id w:val="772867407"/>
           <w14:checkbox>
             <w14:checked w14:val="0"/>
             <w14:checkedState w14:val="2612" w14:font="MS Gothic"/>
@@ -5708,7 +5732,7 @@
       </w:r>
       <w:sdt>
         <w:sdtPr>
-          <w:id w:val="439229555"/>
+          <w:id w:val="719979118"/>
           <w14:checkbox>
             <w14:checked w14:val="1"/>
             <w14:checkedState w14:val="2612" w14:font="MS Gothic"/>
@@ -5737,7 +5761,7 @@
       </w:r>
       <w:sdt>
         <w:sdtPr>
-          <w:id w:val="330744648"/>
+          <w:id w:val="687885991"/>
           <w14:checkbox>
             <w14:checked w14:val="0"/>
             <w14:checkedState w14:val="2612" w14:font="MS Gothic"/>
@@ -5771,7 +5795,7 @@
       </w:r>
       <w:sdt>
         <w:sdtPr>
-          <w:id w:val="284609100"/>
+          <w:id w:val="907069532"/>
           <w14:checkbox>
             <w14:checked w14:val="0"/>
             <w14:checkedState w14:val="2612" w14:font="MS Gothic"/>
@@ -6287,7 +6311,7 @@
       </w:r>
       <w:sdt>
         <w:sdtPr>
-          <w:id w:val="103334776"/>
+          <w:id w:val="276538358"/>
           <w14:checkbox>
             <w14:checked w14:val="0"/>
             <w14:checkedState w14:val="2612" w14:font="MS Gothic"/>
@@ -6313,7 +6337,7 @@
       </w:r>
       <w:sdt>
         <w:sdtPr>
-          <w:id w:val="214222181"/>
+          <w:id w:val="702984349"/>
           <w14:checkbox>
             <w14:checked w14:val="1"/>
             <w14:checkedState w14:val="2612" w14:font="MS Gothic"/>
@@ -6339,7 +6363,7 @@
       </w:r>
       <w:sdt>
         <w:sdtPr>
-          <w:id w:val="47657840"/>
+          <w:id w:val="526545578"/>
           <w14:checkbox>
             <w14:checked w14:val="0"/>
             <w14:checkedState w14:val="2612" w14:font="MS Gothic"/>
@@ -6375,7 +6399,7 @@
       </w:r>
       <w:sdt>
         <w:sdtPr>
-          <w:id w:val="634767414"/>
+          <w:id w:val="503269051"/>
           <w14:checkbox>
             <w14:checked w14:val="1"/>
             <w14:checkedState w14:val="2612" w14:font="MS Gothic"/>
@@ -6398,7 +6422,7 @@
       </w:r>
       <w:sdt>
         <w:sdtPr>
-          <w:id w:val="702077563"/>
+          <w:id w:val="743418804"/>
           <w14:checkbox>
             <w14:checked w14:val="0"/>
             <w14:checkedState w14:val="2612" w14:font="MS Gothic"/>
@@ -6421,7 +6445,7 @@
       </w:r>
       <w:sdt>
         <w:sdtPr>
-          <w:id w:val="868772678"/>
+          <w:id w:val="453003293"/>
           <w14:checkbox>
             <w14:checked w14:val="0"/>
             <w14:checkedState w14:val="2612" w14:font="MS Gothic"/>
@@ -6463,7 +6487,7 @@
       </w:r>
       <w:sdt>
         <w:sdtPr>
-          <w:id w:val="454242628"/>
+          <w:id w:val="179073733"/>
           <w14:checkbox>
             <w14:checked w14:val="0"/>
             <w14:checkedState w14:val="2612" w14:font="MS Gothic"/>
@@ -6489,7 +6513,7 @@
       </w:r>
       <w:sdt>
         <w:sdtPr>
-          <w:id w:val="26441149"/>
+          <w:id w:val="66771922"/>
           <w14:checkbox>
             <w14:checked w14:val="1"/>
             <w14:checkedState w14:val="2612" w14:font="MS Gothic"/>
@@ -6528,7 +6552,7 @@
       </w:r>
       <w:sdt>
         <w:sdtPr>
-          <w:id w:val="868852838"/>
+          <w:id w:val="527677768"/>
           <w14:checkbox>
             <w14:checked w14:val="1"/>
             <w14:checkedState w14:val="2612" w14:font="MS Gothic"/>
@@ -6552,7 +6576,7 @@
       </w:r>
       <w:sdt>
         <w:sdtPr>
-          <w:id w:val="510602465"/>
+          <w:id w:val="892561110"/>
           <w14:checkbox>
             <w14:checked w14:val="0"/>
             <w14:checkedState w14:val="2612" w14:font="MS Gothic"/>
@@ -6586,7 +6610,7 @@
       </w:r>
       <w:sdt>
         <w:sdtPr>
-          <w:id w:val="196499128"/>
+          <w:id w:val="445744445"/>
           <w14:checkbox>
             <w14:checked w14:val="0"/>
             <w14:checkedState w14:val="2612" w14:font="MS Gothic"/>
@@ -6612,7 +6636,7 @@
       </w:r>
       <w:sdt>
         <w:sdtPr>
-          <w:id w:val="81461805"/>
+          <w:id w:val="432760295"/>
           <w14:checkbox>
             <w14:checked w14:val="1"/>
             <w14:checkedState w14:val="2612" w14:font="MS Gothic"/>
@@ -6638,7 +6662,7 @@
       </w:r>
       <w:sdt>
         <w:sdtPr>
-          <w:id w:val="341374868"/>
+          <w:id w:val="711893265"/>
           <w14:checkbox>
             <w14:checked w14:val="0"/>
             <w14:checkedState w14:val="2612" w14:font="MS Gothic"/>

--- a/module_2_emerging_markets_for_quantum_technology/assignment_2/MON_filled.docx
+++ b/module_2_emerging_markets_for_quantum_technology/assignment_2/MON_filled.docx
@@ -65,7 +65,7 @@
         <w:t>Description:</w:t>
       </w:r>
       <w:r>
-        <w:t xml:space="preserve"> Vibration is common to both clouds and cancels differentially; accelerometers and shielding handle the rest. This is what took the instrument off the optical bench and onto a street (Stray et al., 2022).</w:t>
+        <w:t xml:space="preserve"> Vibration is common to both clouds and cancels differentially; shielding handles the rest. This took the instrument off the optical bench and onto a street (Stray et al., 2022).</w:t>
       </w:r>
     </w:p>
     <w:p>
@@ -81,7 +81,7 @@
         <w:t>Description:</w:t>
       </w:r>
       <w:r>
-        <w:t xml:space="preserve"> Bayesian inversion turns sparse gradient readings into a three-dimensional density estimate, and reports its confidence in position and depth rather than drawing one certain line.</w:t>
+        <w:t xml:space="preserve"> Bayesian inversion turns sparse gradient readings into a three-dimensional density estimate, reporting confidence in position and depth rather than one certain line.</w:t>
       </w:r>
     </w:p>
     <w:p>
@@ -97,7 +97,7 @@
         <w:t>Description:</w:t>
       </w:r>
       <w:r>
-        <w:t xml:space="preserve"> Packaging lasers, vacuum and shielding into equipment a trained surveyor can run through a working day. Most of it is tacit knowledge held by people, which matters for value capture.</w:t>
+        <w:t xml:space="preserve"> Packaging lasers, vacuum and shielding into equipment a trained surveyor can run through a working day. Most of it is tacit knowledge, which matters for value capture.</w:t>
       </w:r>
     </w:p>
     <w:p>
@@ -1372,7 +1372,7 @@
         <w:pStyle w:val="Normal"/>
       </w:pPr>
       <w:r>
-        <w:t xml:space="preserve">Notes: Contractors already buy PAS 128 surveys, so a budget line and a standard exist to sell against (British Standards Institution, 2022), and reported strike rates mean improvement can be shown rather than claimed.</w:t>
+        <w:t xml:space="preserve">Notes: Contractors already buy PAS 128 surveys, so a budget line exists to sell against (British Standards Institution, 2022), and reported strike rates mean improvement can be shown, not claimed.</w:t>
       </w:r>
     </w:p>
     <w:p>
@@ -1954,7 +1954,7 @@
         <w:pStyle w:val="Normal"/>
       </w:pPr>
       <w:r>
-        <w:t xml:space="preserve">Notes: The physics already works outdoors, so this is productisation, not discovery. Two risks bite: PAS 128 recognises radar and electromagnetic location, not gravity; and Delta.g, a Birmingham spin-out with £4.6m of seed funding, is ahead of us (The Quantum Insider, 2025).</w:t>
+        <w:t xml:space="preserve">Notes: The physics already works outdoors, so this is productisation. Two risks bite: PAS 128 recognises radar and electromagnetic location, not gravity; and Delta.g, a Birmingham spin-out with £4.6m of seed funding, is ahead of us (The Quantum Insider, 2025).</w:t>
       </w:r>
     </w:p>
     <w:p>
@@ -2157,7 +2157,7 @@
       </w:r>
       <w:sdt>
         <w:sdtPr>
-          <w:id w:val="877575327"/>
+          <w:id w:val="684874160"/>
           <w14:checkbox>
             <w14:checked w14:val="0"/>
             <w14:checkedState w14:val="2612" w14:font="MS Gothic"/>
@@ -2183,7 +2183,7 @@
       </w:r>
       <w:sdt>
         <w:sdtPr>
-          <w:id w:val="130452303"/>
+          <w:id w:val="605879464"/>
           <w14:checkbox>
             <w14:checked w14:val="1"/>
             <w14:checkedState w14:val="2612" w14:font="MS Gothic"/>
@@ -2209,7 +2209,7 @@
       </w:r>
       <w:sdt>
         <w:sdtPr>
-          <w:id w:val="150726300"/>
+          <w:id w:val="283882115"/>
           <w14:checkbox>
             <w14:checked w14:val="0"/>
             <w14:checkedState w14:val="2612" w14:font="MS Gothic"/>
@@ -2235,7 +2235,7 @@
       </w:r>
       <w:sdt>
         <w:sdtPr>
-          <w:id w:val="384701096"/>
+          <w:id w:val="784440328"/>
           <w14:checkbox>
             <w14:checked w14:val="0"/>
             <w14:checkedState w14:val="2612" w14:font="MS Gothic"/>
@@ -2308,7 +2308,7 @@
           <w:rPr>
             <w:rFonts w:ascii="MS Gothic" w:eastAsia="MS Gothic" w:hAnsi="MS Gothic"/>
           </w:rPr>
-          <w:id w:val="473869327"/>
+          <w:id w:val="330903183"/>
           <w14:checkbox>
             <w14:checked w14:val="0"/>
             <w14:checkedState w14:val="2612" w14:font="MS Gothic"/>
@@ -2334,7 +2334,7 @@
           <w:rPr>
             <w:rFonts w:ascii="MS Gothic" w:eastAsia="MS Gothic" w:hAnsi="MS Gothic"/>
           </w:rPr>
-          <w:id w:val="489273052"/>
+          <w:id w:val="752785243"/>
           <w14:checkbox>
             <w14:checked w14:val="1"/>
             <w14:checkedState w14:val="2612" w14:font="MS Gothic"/>
@@ -2360,7 +2360,7 @@
           <w:rPr>
             <w:rFonts w:ascii="MS Gothic" w:eastAsia="MS Gothic" w:hAnsi="MS Gothic"/>
           </w:rPr>
-          <w:id w:val="577953342"/>
+          <w:id w:val="857507044"/>
           <w14:checkbox>
             <w14:checked w14:val="0"/>
             <w14:checkedState w14:val="2612" w14:font="MS Gothic"/>
@@ -2386,7 +2386,7 @@
           <w:rPr>
             <w:rFonts w:ascii="MS Gothic" w:eastAsia="MS Gothic" w:hAnsi="MS Gothic"/>
           </w:rPr>
-          <w:id w:val="930047730"/>
+          <w:id w:val="635354886"/>
           <w14:checkbox>
             <w14:checked w14:val="0"/>
             <w14:checkedState w14:val="2612" w14:font="MS Gothic"/>
@@ -2459,7 +2459,7 @@
           <w:rPr>
             <w:rFonts w:ascii="MS Gothic" w:eastAsia="MS Gothic" w:hAnsi="MS Gothic"/>
           </w:rPr>
-          <w:id w:val="891648588"/>
+          <w:id w:val="827782013"/>
           <w14:checkbox>
             <w14:checked w14:val="0"/>
             <w14:checkedState w14:val="2612" w14:font="MS Gothic"/>
@@ -2485,7 +2485,7 @@
           <w:rPr>
             <w:rFonts w:ascii="MS Gothic" w:eastAsia="MS Gothic" w:hAnsi="MS Gothic"/>
           </w:rPr>
-          <w:id w:val="713656331"/>
+          <w:id w:val="233244603"/>
           <w14:checkbox>
             <w14:checked w14:val="1"/>
             <w14:checkedState w14:val="2612" w14:font="MS Gothic"/>
@@ -2512,7 +2512,7 @@
           <w:rPr>
             <w:rFonts w:ascii="MS Gothic" w:eastAsia="MS Gothic" w:hAnsi="MS Gothic"/>
           </w:rPr>
-          <w:id w:val="724054226"/>
+          <w:id w:val="303069055"/>
           <w14:checkbox>
             <w14:checked w14:val="0"/>
             <w14:checkedState w14:val="2612" w14:font="MS Gothic"/>
@@ -2538,7 +2538,7 @@
           <w:rPr>
             <w:rFonts w:ascii="MS Gothic" w:eastAsia="MS Gothic" w:hAnsi="MS Gothic"/>
           </w:rPr>
-          <w:id w:val="917164127"/>
+          <w:id w:val="801291064"/>
           <w14:checkbox>
             <w14:checked w14:val="0"/>
             <w14:checkedState w14:val="2612" w14:font="MS Gothic"/>
@@ -2575,7 +2575,7 @@
           <w:rPr>
             <w:rFonts w:ascii="MS Gothic" w:eastAsia="MS Gothic" w:hAnsi="MS Gothic"/>
           </w:rPr>
-          <w:id w:val="68609473"/>
+          <w:id w:val="661584085"/>
           <w14:checkbox>
             <w14:checked w14:val="0"/>
             <w14:checkedState w14:val="2612" w14:font="MS Gothic"/>
@@ -2601,7 +2601,7 @@
           <w:rPr>
             <w:rFonts w:ascii="MS Gothic" w:eastAsia="MS Gothic" w:hAnsi="MS Gothic"/>
           </w:rPr>
-          <w:id w:val="719588543"/>
+          <w:id w:val="742962564"/>
           <w14:checkbox>
             <w14:checked w14:val="1"/>
             <w14:checkedState w14:val="2612" w14:font="MS Gothic"/>
@@ -2627,7 +2627,7 @@
           <w:rPr>
             <w:rFonts w:ascii="MS Gothic" w:eastAsia="MS Gothic" w:hAnsi="MS Gothic"/>
           </w:rPr>
-          <w:id w:val="927424352"/>
+          <w:id w:val="511903697"/>
           <w14:checkbox>
             <w14:checked w14:val="0"/>
             <w14:checkedState w14:val="2612" w14:font="MS Gothic"/>
@@ -2653,7 +2653,7 @@
           <w:rPr>
             <w:rFonts w:ascii="MS Gothic" w:eastAsia="MS Gothic" w:hAnsi="MS Gothic"/>
           </w:rPr>
-          <w:id w:val="250394921"/>
+          <w:id w:val="750668953"/>
           <w14:checkbox>
             <w14:checked w14:val="0"/>
             <w14:checkedState w14:val="2612" w14:font="MS Gothic"/>
@@ -2742,7 +2742,7 @@
           <w:rPr>
             <w:rFonts w:ascii="MS Gothic" w:eastAsia="MS Gothic" w:hAnsi="MS Gothic"/>
           </w:rPr>
-          <w:id w:val="817217948"/>
+          <w:id w:val="64711331"/>
           <w14:checkbox>
             <w14:checked w14:val="0"/>
             <w14:checkedState w14:val="2612" w14:font="MS Gothic"/>
@@ -2768,7 +2768,7 @@
           <w:rPr>
             <w:rFonts w:ascii="MS Gothic" w:eastAsia="MS Gothic" w:hAnsi="MS Gothic"/>
           </w:rPr>
-          <w:id w:val="115204871"/>
+          <w:id w:val="640701216"/>
           <w14:checkbox>
             <w14:checked w14:val="0"/>
             <w14:checkedState w14:val="2612" w14:font="MS Gothic"/>
@@ -2794,7 +2794,7 @@
           <w:rPr>
             <w:rFonts w:ascii="MS Gothic" w:eastAsia="MS Gothic" w:hAnsi="MS Gothic"/>
           </w:rPr>
-          <w:id w:val="376374839"/>
+          <w:id w:val="733786096"/>
           <w14:checkbox>
             <w14:checked w14:val="1"/>
             <w14:checkedState w14:val="2612" w14:font="MS Gothic"/>
@@ -2820,7 +2820,7 @@
           <w:rPr>
             <w:rFonts w:ascii="MS Gothic" w:eastAsia="MS Gothic" w:hAnsi="MS Gothic"/>
           </w:rPr>
-          <w:id w:val="121292712"/>
+          <w:id w:val="777049774"/>
           <w14:checkbox>
             <w14:checked w14:val="0"/>
             <w14:checkedState w14:val="2612" w14:font="MS Gothic"/>
@@ -2881,7 +2881,7 @@
           <w:rPr>
             <w:rFonts w:ascii="MS Gothic" w:eastAsia="MS Gothic" w:hAnsi="MS Gothic"/>
           </w:rPr>
-          <w:id w:val="749197024"/>
+          <w:id w:val="208805690"/>
           <w14:checkbox>
             <w14:checked w14:val="0"/>
             <w14:checkedState w14:val="2612" w14:font="MS Gothic"/>
@@ -2907,7 +2907,7 @@
           <w:rPr>
             <w:rFonts w:ascii="MS Gothic" w:eastAsia="MS Gothic" w:hAnsi="MS Gothic"/>
           </w:rPr>
-          <w:id w:val="446646448"/>
+          <w:id w:val="219143279"/>
           <w14:checkbox>
             <w14:checked w14:val="0"/>
             <w14:checkedState w14:val="2612" w14:font="MS Gothic"/>
@@ -2933,7 +2933,7 @@
           <w:rPr>
             <w:rFonts w:ascii="MS Gothic" w:eastAsia="MS Gothic" w:hAnsi="MS Gothic"/>
           </w:rPr>
-          <w:id w:val="921621616"/>
+          <w:id w:val="825421359"/>
           <w14:checkbox>
             <w14:checked w14:val="1"/>
             <w14:checkedState w14:val="2612" w14:font="MS Gothic"/>
@@ -2959,7 +2959,7 @@
           <w:rPr>
             <w:rFonts w:ascii="MS Gothic" w:eastAsia="MS Gothic" w:hAnsi="MS Gothic"/>
           </w:rPr>
-          <w:id w:val="841921934"/>
+          <w:id w:val="729680765"/>
           <w14:checkbox>
             <w14:checked w14:val="0"/>
             <w14:checkedState w14:val="2612" w14:font="MS Gothic"/>
@@ -3033,7 +3033,7 @@
           <w:rPr>
             <w:rFonts w:ascii="MS Gothic" w:eastAsia="MS Gothic" w:hAnsi="MS Gothic"/>
           </w:rPr>
-          <w:id w:val="561496425"/>
+          <w:id w:val="812220379"/>
           <w14:checkbox>
             <w14:checked w14:val="0"/>
             <w14:checkedState w14:val="2612" w14:font="MS Gothic"/>
@@ -3059,7 +3059,7 @@
           <w:rPr>
             <w:rFonts w:ascii="MS Gothic" w:eastAsia="MS Gothic" w:hAnsi="MS Gothic"/>
           </w:rPr>
-          <w:id w:val="230547074"/>
+          <w:id w:val="884773877"/>
           <w14:checkbox>
             <w14:checked w14:val="1"/>
             <w14:checkedState w14:val="2612" w14:font="MS Gothic"/>
@@ -3085,7 +3085,7 @@
           <w:rPr>
             <w:rFonts w:ascii="MS Gothic" w:eastAsia="MS Gothic" w:hAnsi="MS Gothic"/>
           </w:rPr>
-          <w:id w:val="914854751"/>
+          <w:id w:val="114020247"/>
           <w14:checkbox>
             <w14:checked w14:val="0"/>
             <w14:checkedState w14:val="2612" w14:font="MS Gothic"/>
@@ -3111,7 +3111,7 @@
           <w:rPr>
             <w:rFonts w:ascii="MS Gothic" w:eastAsia="MS Gothic" w:hAnsi="MS Gothic"/>
           </w:rPr>
-          <w:id w:val="370598119"/>
+          <w:id w:val="148382327"/>
           <w14:checkbox>
             <w14:checked w14:val="0"/>
             <w14:checkedState w14:val="2612" w14:font="MS Gothic"/>
@@ -3145,7 +3145,7 @@
           <w:rPr>
             <w:rFonts w:ascii="MS Gothic" w:eastAsia="MS Gothic" w:hAnsi="MS Gothic"/>
           </w:rPr>
-          <w:id w:val="126395081"/>
+          <w:id w:val="660729433"/>
           <w14:checkbox>
             <w14:checked w14:val="0"/>
             <w14:checkedState w14:val="2612" w14:font="MS Gothic"/>
@@ -3171,7 +3171,7 @@
           <w:rPr>
             <w:rFonts w:ascii="MS Gothic" w:eastAsia="MS Gothic" w:hAnsi="MS Gothic"/>
           </w:rPr>
-          <w:id w:val="98906922"/>
+          <w:id w:val="985583075"/>
           <w14:checkbox>
             <w14:checked w14:val="0"/>
             <w14:checkedState w14:val="2612" w14:font="MS Gothic"/>
@@ -3197,7 +3197,7 @@
           <w:rPr>
             <w:rFonts w:ascii="MS Gothic" w:eastAsia="MS Gothic" w:hAnsi="MS Gothic"/>
           </w:rPr>
-          <w:id w:val="768461588"/>
+          <w:id w:val="772081487"/>
           <w14:checkbox>
             <w14:checked w14:val="1"/>
             <w14:checkedState w14:val="2612" w14:font="MS Gothic"/>
@@ -3223,7 +3223,7 @@
           <w:rPr>
             <w:rFonts w:ascii="MS Gothic" w:eastAsia="MS Gothic" w:hAnsi="MS Gothic"/>
           </w:rPr>
-          <w:id w:val="113379872"/>
+          <w:id w:val="909839194"/>
           <w14:checkbox>
             <w14:checked w14:val="0"/>
             <w14:checkedState w14:val="2612" w14:font="MS Gothic"/>
@@ -3312,7 +3312,7 @@
           <w:rPr>
             <w:rFonts w:ascii="MS Gothic" w:eastAsia="MS Gothic" w:hAnsi="MS Gothic"/>
           </w:rPr>
-          <w:id w:val="424881592"/>
+          <w:id w:val="592314346"/>
           <w14:checkbox>
             <w14:checked w14:val="0"/>
             <w14:checkedState w14:val="2612" w14:font="MS Gothic"/>
@@ -3338,7 +3338,7 @@
           <w:rPr>
             <w:rFonts w:ascii="MS Gothic" w:eastAsia="MS Gothic" w:hAnsi="MS Gothic"/>
           </w:rPr>
-          <w:id w:val="421457485"/>
+          <w:id w:val="500735794"/>
           <w14:checkbox>
             <w14:checked w14:val="0"/>
             <w14:checkedState w14:val="2612" w14:font="MS Gothic"/>
@@ -3364,7 +3364,7 @@
           <w:rPr>
             <w:rFonts w:ascii="MS Gothic" w:eastAsia="MS Gothic" w:hAnsi="MS Gothic"/>
           </w:rPr>
-          <w:id w:val="644437811"/>
+          <w:id w:val="624373415"/>
           <w14:checkbox>
             <w14:checked w14:val="1"/>
             <w14:checkedState w14:val="2612" w14:font="MS Gothic"/>
@@ -3390,7 +3390,7 @@
           <w:rPr>
             <w:rFonts w:ascii="MS Gothic" w:eastAsia="MS Gothic" w:hAnsi="MS Gothic"/>
           </w:rPr>
-          <w:id w:val="677254011"/>
+          <w:id w:val="886001764"/>
           <w14:checkbox>
             <w14:checked w14:val="0"/>
             <w14:checkedState w14:val="2612" w14:font="MS Gothic"/>
@@ -3463,7 +3463,7 @@
           <w:rPr>
             <w:rFonts w:ascii="MS Gothic" w:eastAsia="MS Gothic" w:hAnsi="MS Gothic"/>
           </w:rPr>
-          <w:id w:val="602801263"/>
+          <w:id w:val="827576881"/>
           <w14:checkbox>
             <w14:checked w14:val="0"/>
             <w14:checkedState w14:val="2612" w14:font="MS Gothic"/>
@@ -3490,7 +3490,7 @@
           <w:rPr>
             <w:rFonts w:ascii="MS Gothic" w:eastAsia="MS Gothic" w:hAnsi="MS Gothic"/>
           </w:rPr>
-          <w:id w:val="162373109"/>
+          <w:id w:val="810051996"/>
           <w14:checkbox>
             <w14:checked w14:val="0"/>
             <w14:checkedState w14:val="2612" w14:font="MS Gothic"/>
@@ -3516,7 +3516,7 @@
           <w:rPr>
             <w:rFonts w:ascii="MS Gothic" w:eastAsia="MS Gothic" w:hAnsi="MS Gothic"/>
           </w:rPr>
-          <w:id w:val="794419426"/>
+          <w:id w:val="460431984"/>
           <w14:checkbox>
             <w14:checked w14:val="1"/>
             <w14:checkedState w14:val="2612" w14:font="MS Gothic"/>
@@ -3542,7 +3542,7 @@
           <w:rPr>
             <w:rFonts w:ascii="MS Gothic" w:eastAsia="MS Gothic" w:hAnsi="MS Gothic"/>
           </w:rPr>
-          <w:id w:val="52730510"/>
+          <w:id w:val="730629849"/>
           <w14:checkbox>
             <w14:checked w14:val="0"/>
             <w14:checkedState w14:val="2612" w14:font="MS Gothic"/>
@@ -3615,7 +3615,7 @@
           <w:rPr>
             <w:rFonts w:ascii="MS Gothic" w:eastAsia="MS Gothic" w:hAnsi="MS Gothic"/>
           </w:rPr>
-          <w:id w:val="288429724"/>
+          <w:id w:val="997050529"/>
           <w14:checkbox>
             <w14:checked w14:val="0"/>
             <w14:checkedState w14:val="2612" w14:font="MS Gothic"/>
@@ -3641,7 +3641,7 @@
           <w:rPr>
             <w:rFonts w:ascii="MS Gothic" w:eastAsia="MS Gothic" w:hAnsi="MS Gothic"/>
           </w:rPr>
-          <w:id w:val="718577894"/>
+          <w:id w:val="750324694"/>
           <w14:checkbox>
             <w14:checked w14:val="1"/>
             <w14:checkedState w14:val="2612" w14:font="MS Gothic"/>
@@ -3667,7 +3667,7 @@
           <w:rPr>
             <w:rFonts w:ascii="MS Gothic" w:eastAsia="MS Gothic" w:hAnsi="MS Gothic"/>
           </w:rPr>
-          <w:id w:val="539145275"/>
+          <w:id w:val="331231756"/>
           <w14:checkbox>
             <w14:checked w14:val="0"/>
             <w14:checkedState w14:val="2612" w14:font="MS Gothic"/>
@@ -3693,7 +3693,7 @@
           <w:rPr>
             <w:rFonts w:ascii="MS Gothic" w:eastAsia="MS Gothic" w:hAnsi="MS Gothic"/>
           </w:rPr>
-          <w:id w:val="465212279"/>
+          <w:id w:val="111550316"/>
           <w14:checkbox>
             <w14:checked w14:val="0"/>
             <w14:checkedState w14:val="2612" w14:font="MS Gothic"/>
@@ -3727,7 +3727,7 @@
           <w:rPr>
             <w:rFonts w:ascii="MS Gothic" w:eastAsia="MS Gothic" w:hAnsi="MS Gothic"/>
           </w:rPr>
-          <w:id w:val="725839492"/>
+          <w:id w:val="588776708"/>
           <w14:checkbox>
             <w14:checked w14:val="0"/>
             <w14:checkedState w14:val="2612" w14:font="MS Gothic"/>
@@ -3753,7 +3753,7 @@
           <w:rPr>
             <w:rFonts w:ascii="MS Gothic" w:eastAsia="MS Gothic" w:hAnsi="MS Gothic"/>
           </w:rPr>
-          <w:id w:val="506060694"/>
+          <w:id w:val="505011755"/>
           <w14:checkbox>
             <w14:checked w14:val="0"/>
             <w14:checkedState w14:val="2612" w14:font="MS Gothic"/>
@@ -3779,7 +3779,7 @@
           <w:rPr>
             <w:rFonts w:ascii="MS Gothic" w:eastAsia="MS Gothic" w:hAnsi="MS Gothic"/>
           </w:rPr>
-          <w:id w:val="185220259"/>
+          <w:id w:val="840402240"/>
           <w14:checkbox>
             <w14:checked w14:val="1"/>
             <w14:checkedState w14:val="2612" w14:font="MS Gothic"/>
@@ -3805,7 +3805,7 @@
           <w:rPr>
             <w:rFonts w:ascii="MS Gothic" w:eastAsia="MS Gothic" w:hAnsi="MS Gothic"/>
           </w:rPr>
-          <w:id w:val="401937513"/>
+          <w:id w:val="360646072"/>
           <w14:checkbox>
             <w14:checked w14:val="0"/>
             <w14:checkedState w14:val="2612" w14:font="MS Gothic"/>
@@ -3844,7 +3844,7 @@
       </w:r>
       <w:sdt>
         <w:sdtPr>
-          <w:id w:val="534525376"/>
+          <w:id w:val="399195692"/>
           <w14:checkbox>
             <w14:checked w14:val="0"/>
             <w14:checkedState w14:val="2612" w14:font="MS Gothic"/>
@@ -3867,7 +3867,7 @@
       </w:r>
       <w:sdt>
         <w:sdtPr>
-          <w:id w:val="485994778"/>
+          <w:id w:val="775696301"/>
           <w14:checkbox>
             <w14:checked w14:val="1"/>
             <w14:checkedState w14:val="2612" w14:font="MS Gothic"/>
@@ -3896,7 +3896,7 @@
       </w:r>
       <w:sdt>
         <w:sdtPr>
-          <w:id w:val="476031466"/>
+          <w:id w:val="98364656"/>
           <w14:checkbox>
             <w14:checked w14:val="0"/>
             <w14:checkedState w14:val="2612" w14:font="MS Gothic"/>
@@ -3930,7 +3930,7 @@
       </w:r>
       <w:sdt>
         <w:sdtPr>
-          <w:id w:val="580522044"/>
+          <w:id w:val="259392598"/>
           <w14:checkbox>
             <w14:checked w14:val="0"/>
             <w14:checkedState w14:val="2612" w14:font="MS Gothic"/>
@@ -4022,7 +4022,7 @@
       </w:r>
       <w:sdt>
         <w:sdtPr>
-          <w:id w:val="68297596"/>
+          <w:id w:val="641800089"/>
           <w14:checkbox>
             <w14:checked w14:val="0"/>
             <w14:checkedState w14:val="2612" w14:font="MS Gothic"/>
@@ -4048,7 +4048,7 @@
       </w:r>
       <w:sdt>
         <w:sdtPr>
-          <w:id w:val="123688105"/>
+          <w:id w:val="884956604"/>
           <w14:checkbox>
             <w14:checked w14:val="0"/>
             <w14:checkedState w14:val="2612" w14:font="MS Gothic"/>
@@ -4074,7 +4074,7 @@
       </w:r>
       <w:sdt>
         <w:sdtPr>
-          <w:id w:val="773158330"/>
+          <w:id w:val="673918399"/>
           <w14:checkbox>
             <w14:checked w14:val="1"/>
             <w14:checkedState w14:val="2612" w14:font="MS Gothic"/>
@@ -4100,7 +4100,7 @@
       </w:r>
       <w:sdt>
         <w:sdtPr>
-          <w:id w:val="314183021"/>
+          <w:id w:val="988614299"/>
           <w14:checkbox>
             <w14:checked w14:val="0"/>
             <w14:checkedState w14:val="2612" w14:font="MS Gothic"/>
@@ -4173,7 +4173,7 @@
           <w:rPr>
             <w:rFonts w:ascii="MS Gothic" w:eastAsia="MS Gothic" w:hAnsi="MS Gothic"/>
           </w:rPr>
-          <w:id w:val="516013759"/>
+          <w:id w:val="174792339"/>
           <w14:checkbox>
             <w14:checked w14:val="0"/>
             <w14:checkedState w14:val="2612" w14:font="MS Gothic"/>
@@ -4199,7 +4199,7 @@
           <w:rPr>
             <w:rFonts w:ascii="MS Gothic" w:eastAsia="MS Gothic" w:hAnsi="MS Gothic"/>
           </w:rPr>
-          <w:id w:val="866366914"/>
+          <w:id w:val="401694595"/>
           <w14:checkbox>
             <w14:checked w14:val="1"/>
             <w14:checkedState w14:val="2612" w14:font="MS Gothic"/>
@@ -4225,7 +4225,7 @@
           <w:rPr>
             <w:rFonts w:ascii="MS Gothic" w:eastAsia="MS Gothic" w:hAnsi="MS Gothic"/>
           </w:rPr>
-          <w:id w:val="559258444"/>
+          <w:id w:val="84494604"/>
           <w14:checkbox>
             <w14:checked w14:val="0"/>
             <w14:checkedState w14:val="2612" w14:font="MS Gothic"/>
@@ -4251,7 +4251,7 @@
           <w:rPr>
             <w:rFonts w:ascii="MS Gothic" w:eastAsia="MS Gothic" w:hAnsi="MS Gothic"/>
           </w:rPr>
-          <w:id w:val="980124114"/>
+          <w:id w:val="792113560"/>
           <w14:checkbox>
             <w14:checked w14:val="0"/>
             <w14:checkedState w14:val="2612" w14:font="MS Gothic"/>
@@ -4324,7 +4324,7 @@
           <w:rPr>
             <w:rFonts w:ascii="MS Gothic" w:eastAsia="MS Gothic" w:hAnsi="MS Gothic"/>
           </w:rPr>
-          <w:id w:val="134751443"/>
+          <w:id w:val="29926801"/>
           <w14:checkbox>
             <w14:checked w14:val="0"/>
             <w14:checkedState w14:val="2612" w14:font="MS Gothic"/>
@@ -4350,7 +4350,7 @@
           <w:rPr>
             <w:rFonts w:ascii="MS Gothic" w:eastAsia="MS Gothic" w:hAnsi="MS Gothic"/>
           </w:rPr>
-          <w:id w:val="403072816"/>
+          <w:id w:val="405850509"/>
           <w14:checkbox>
             <w14:checked w14:val="1"/>
             <w14:checkedState w14:val="2612" w14:font="MS Gothic"/>
@@ -4377,7 +4377,7 @@
           <w:rPr>
             <w:rFonts w:ascii="MS Gothic" w:eastAsia="MS Gothic" w:hAnsi="MS Gothic"/>
           </w:rPr>
-          <w:id w:val="283425626"/>
+          <w:id w:val="520441110"/>
           <w14:checkbox>
             <w14:checked w14:val="0"/>
             <w14:checkedState w14:val="2612" w14:font="MS Gothic"/>
@@ -4403,7 +4403,7 @@
           <w:rPr>
             <w:rFonts w:ascii="MS Gothic" w:eastAsia="MS Gothic" w:hAnsi="MS Gothic"/>
           </w:rPr>
-          <w:id w:val="613541155"/>
+          <w:id w:val="447621564"/>
           <w14:checkbox>
             <w14:checked w14:val="0"/>
             <w14:checkedState w14:val="2612" w14:font="MS Gothic"/>
@@ -4440,7 +4440,7 @@
           <w:rPr>
             <w:rFonts w:ascii="MS Gothic" w:eastAsia="MS Gothic" w:hAnsi="MS Gothic"/>
           </w:rPr>
-          <w:id w:val="437580434"/>
+          <w:id w:val="918310310"/>
           <w14:checkbox>
             <w14:checked w14:val="0"/>
             <w14:checkedState w14:val="2612" w14:font="MS Gothic"/>
@@ -4466,7 +4466,7 @@
           <w:rPr>
             <w:rFonts w:ascii="MS Gothic" w:eastAsia="MS Gothic" w:hAnsi="MS Gothic"/>
           </w:rPr>
-          <w:id w:val="396416279"/>
+          <w:id w:val="153641236"/>
           <w14:checkbox>
             <w14:checked w14:val="1"/>
             <w14:checkedState w14:val="2612" w14:font="MS Gothic"/>
@@ -4492,7 +4492,7 @@
           <w:rPr>
             <w:rFonts w:ascii="MS Gothic" w:eastAsia="MS Gothic" w:hAnsi="MS Gothic"/>
           </w:rPr>
-          <w:id w:val="595128689"/>
+          <w:id w:val="653224665"/>
           <w14:checkbox>
             <w14:checked w14:val="0"/>
             <w14:checkedState w14:val="2612" w14:font="MS Gothic"/>
@@ -4518,7 +4518,7 @@
           <w:rPr>
             <w:rFonts w:ascii="MS Gothic" w:eastAsia="MS Gothic" w:hAnsi="MS Gothic"/>
           </w:rPr>
-          <w:id w:val="613240821"/>
+          <w:id w:val="264712077"/>
           <w14:checkbox>
             <w14:checked w14:val="0"/>
             <w14:checkedState w14:val="2612" w14:font="MS Gothic"/>
@@ -4540,7 +4540,7 @@
         <w:pStyle w:val="Normal"/>
       </w:pPr>
       <w:r>
-        <w:t xml:space="preserve">Notes: Satellite navigation is jammed and spoofed routinely, with consequences from delayed shipping to lost life. The national mission targets quantum navigation on aircraft by 2030 (HM Government, 2023), so the state agrees the problem is severe even without a commercial market.</w:t>
+        <w:t xml:space="preserve">Notes: Satellite navigation is jammed and spoofed routinely, with consequences from delayed shipping to lost life; the national mission targets quantum navigation on aircraft by 2030 (HM Government, 2023).</w:t>
       </w:r>
     </w:p>
     <w:p>
@@ -4607,7 +4607,7 @@
           <w:rPr>
             <w:rFonts w:ascii="MS Gothic" w:eastAsia="MS Gothic" w:hAnsi="MS Gothic"/>
           </w:rPr>
-          <w:id w:val="584072613"/>
+          <w:id w:val="388471484"/>
           <w14:checkbox>
             <w14:checked w14:val="0"/>
             <w14:checkedState w14:val="2612" w14:font="MS Gothic"/>
@@ -4633,7 +4633,7 @@
           <w:rPr>
             <w:rFonts w:ascii="MS Gothic" w:eastAsia="MS Gothic" w:hAnsi="MS Gothic"/>
           </w:rPr>
-          <w:id w:val="773229220"/>
+          <w:id w:val="203901221"/>
           <w14:checkbox>
             <w14:checked w14:val="0"/>
             <w14:checkedState w14:val="2612" w14:font="MS Gothic"/>
@@ -4659,7 +4659,7 @@
           <w:rPr>
             <w:rFonts w:ascii="MS Gothic" w:eastAsia="MS Gothic" w:hAnsi="MS Gothic"/>
           </w:rPr>
-          <w:id w:val="819632640"/>
+          <w:id w:val="19741728"/>
           <w14:checkbox>
             <w14:checked w14:val="1"/>
             <w14:checkedState w14:val="2612" w14:font="MS Gothic"/>
@@ -4685,7 +4685,7 @@
           <w:rPr>
             <w:rFonts w:ascii="MS Gothic" w:eastAsia="MS Gothic" w:hAnsi="MS Gothic"/>
           </w:rPr>
-          <w:id w:val="114222812"/>
+          <w:id w:val="661027547"/>
           <w14:checkbox>
             <w14:checked w14:val="0"/>
             <w14:checkedState w14:val="2612" w14:font="MS Gothic"/>
@@ -4746,7 +4746,7 @@
           <w:rPr>
             <w:rFonts w:ascii="MS Gothic" w:eastAsia="MS Gothic" w:hAnsi="MS Gothic"/>
           </w:rPr>
-          <w:id w:val="974504356"/>
+          <w:id w:val="404855583"/>
           <w14:checkbox>
             <w14:checked w14:val="0"/>
             <w14:checkedState w14:val="2612" w14:font="MS Gothic"/>
@@ -4772,7 +4772,7 @@
           <w:rPr>
             <w:rFonts w:ascii="MS Gothic" w:eastAsia="MS Gothic" w:hAnsi="MS Gothic"/>
           </w:rPr>
-          <w:id w:val="944214924"/>
+          <w:id w:val="489705620"/>
           <w14:checkbox>
             <w14:checked w14:val="1"/>
             <w14:checkedState w14:val="2612" w14:font="MS Gothic"/>
@@ -4798,7 +4798,7 @@
           <w:rPr>
             <w:rFonts w:ascii="MS Gothic" w:eastAsia="MS Gothic" w:hAnsi="MS Gothic"/>
           </w:rPr>
-          <w:id w:val="757313581"/>
+          <w:id w:val="54423367"/>
           <w14:checkbox>
             <w14:checked w14:val="0"/>
             <w14:checkedState w14:val="2612" w14:font="MS Gothic"/>
@@ -4824,7 +4824,7 @@
           <w:rPr>
             <w:rFonts w:ascii="MS Gothic" w:eastAsia="MS Gothic" w:hAnsi="MS Gothic"/>
           </w:rPr>
-          <w:id w:val="355520726"/>
+          <w:id w:val="369137587"/>
           <w14:checkbox>
             <w14:checked w14:val="0"/>
             <w14:checkedState w14:val="2612" w14:font="MS Gothic"/>
@@ -4898,7 +4898,7 @@
           <w:rPr>
             <w:rFonts w:ascii="MS Gothic" w:eastAsia="MS Gothic" w:hAnsi="MS Gothic"/>
           </w:rPr>
-          <w:id w:val="931717048"/>
+          <w:id w:val="348975694"/>
           <w14:checkbox>
             <w14:checked w14:val="0"/>
             <w14:checkedState w14:val="2612" w14:font="MS Gothic"/>
@@ -4924,7 +4924,7 @@
           <w:rPr>
             <w:rFonts w:ascii="MS Gothic" w:eastAsia="MS Gothic" w:hAnsi="MS Gothic"/>
           </w:rPr>
-          <w:id w:val="676683923"/>
+          <w:id w:val="506082366"/>
           <w14:checkbox>
             <w14:checked w14:val="1"/>
             <w14:checkedState w14:val="2612" w14:font="MS Gothic"/>
@@ -4950,7 +4950,7 @@
           <w:rPr>
             <w:rFonts w:ascii="MS Gothic" w:eastAsia="MS Gothic" w:hAnsi="MS Gothic"/>
           </w:rPr>
-          <w:id w:val="462457153"/>
+          <w:id w:val="923834667"/>
           <w14:checkbox>
             <w14:checked w14:val="0"/>
             <w14:checkedState w14:val="2612" w14:font="MS Gothic"/>
@@ -4976,7 +4976,7 @@
           <w:rPr>
             <w:rFonts w:ascii="MS Gothic" w:eastAsia="MS Gothic" w:hAnsi="MS Gothic"/>
           </w:rPr>
-          <w:id w:val="127546317"/>
+          <w:id w:val="925411686"/>
           <w14:checkbox>
             <w14:checked w14:val="0"/>
             <w14:checkedState w14:val="2612" w14:font="MS Gothic"/>
@@ -5010,7 +5010,7 @@
           <w:rPr>
             <w:rFonts w:ascii="MS Gothic" w:eastAsia="MS Gothic" w:hAnsi="MS Gothic"/>
           </w:rPr>
-          <w:id w:val="357052769"/>
+          <w:id w:val="956671653"/>
           <w14:checkbox>
             <w14:checked w14:val="0"/>
             <w14:checkedState w14:val="2612" w14:font="MS Gothic"/>
@@ -5036,7 +5036,7 @@
           <w:rPr>
             <w:rFonts w:ascii="MS Gothic" w:eastAsia="MS Gothic" w:hAnsi="MS Gothic"/>
           </w:rPr>
-          <w:id w:val="64616471"/>
+          <w:id w:val="215593585"/>
           <w14:checkbox>
             <w14:checked w14:val="0"/>
             <w14:checkedState w14:val="2612" w14:font="MS Gothic"/>
@@ -5062,7 +5062,7 @@
           <w:rPr>
             <w:rFonts w:ascii="MS Gothic" w:eastAsia="MS Gothic" w:hAnsi="MS Gothic"/>
           </w:rPr>
-          <w:id w:val="532479408"/>
+          <w:id w:val="595936410"/>
           <w14:checkbox>
             <w14:checked w14:val="1"/>
             <w14:checkedState w14:val="2612" w14:font="MS Gothic"/>
@@ -5088,7 +5088,7 @@
           <w:rPr>
             <w:rFonts w:ascii="MS Gothic" w:eastAsia="MS Gothic" w:hAnsi="MS Gothic"/>
           </w:rPr>
-          <w:id w:val="888984414"/>
+          <w:id w:val="747036961"/>
           <w14:checkbox>
             <w14:checked w14:val="0"/>
             <w14:checkedState w14:val="2612" w14:font="MS Gothic"/>
@@ -5110,7 +5110,7 @@
         <w:pStyle w:val="Normal"/>
       </w:pPr>
       <w:r>
-        <w:t xml:space="preserve">Notes: Defence buyers pay well, but are few and slow.</w:t>
+        <w:t xml:space="preserve">Notes: The state agrees the problem is severe; defence buyers pay well but are few and slow.</w:t>
       </w:r>
     </w:p>
     <w:p>
@@ -5177,7 +5177,7 @@
           <w:rPr>
             <w:rFonts w:ascii="MS Gothic" w:eastAsia="MS Gothic" w:hAnsi="MS Gothic"/>
           </w:rPr>
-          <w:id w:val="721601345"/>
+          <w:id w:val="571898086"/>
           <w14:checkbox>
             <w14:checked w14:val="0"/>
             <w14:checkedState w14:val="2612" w14:font="MS Gothic"/>
@@ -5203,7 +5203,7 @@
           <w:rPr>
             <w:rFonts w:ascii="MS Gothic" w:eastAsia="MS Gothic" w:hAnsi="MS Gothic"/>
           </w:rPr>
-          <w:id w:val="623025288"/>
+          <w:id w:val="600689413"/>
           <w14:checkbox>
             <w14:checked w14:val="0"/>
             <w14:checkedState w14:val="2612" w14:font="MS Gothic"/>
@@ -5229,7 +5229,7 @@
           <w:rPr>
             <w:rFonts w:ascii="MS Gothic" w:eastAsia="MS Gothic" w:hAnsi="MS Gothic"/>
           </w:rPr>
-          <w:id w:val="281044896"/>
+          <w:id w:val="894708405"/>
           <w14:checkbox>
             <w14:checked w14:val="0"/>
             <w14:checkedState w14:val="2612" w14:font="MS Gothic"/>
@@ -5255,7 +5255,7 @@
           <w:rPr>
             <w:rFonts w:ascii="MS Gothic" w:eastAsia="MS Gothic" w:hAnsi="MS Gothic"/>
           </w:rPr>
-          <w:id w:val="687507211"/>
+          <w:id w:val="240021423"/>
           <w14:checkbox>
             <w14:checked w14:val="1"/>
             <w14:checkedState w14:val="2612" w14:font="MS Gothic"/>
@@ -5328,7 +5328,7 @@
           <w:rPr>
             <w:rFonts w:ascii="MS Gothic" w:eastAsia="MS Gothic" w:hAnsi="MS Gothic"/>
           </w:rPr>
-          <w:id w:val="84140103"/>
+          <w:id w:val="805331318"/>
           <w14:checkbox>
             <w14:checked w14:val="0"/>
             <w14:checkedState w14:val="2612" w14:font="MS Gothic"/>
@@ -5355,7 +5355,7 @@
           <w:rPr>
             <w:rFonts w:ascii="MS Gothic" w:eastAsia="MS Gothic" w:hAnsi="MS Gothic"/>
           </w:rPr>
-          <w:id w:val="705736296"/>
+          <w:id w:val="365760460"/>
           <w14:checkbox>
             <w14:checked w14:val="0"/>
             <w14:checkedState w14:val="2612" w14:font="MS Gothic"/>
@@ -5381,7 +5381,7 @@
           <w:rPr>
             <w:rFonts w:ascii="MS Gothic" w:eastAsia="MS Gothic" w:hAnsi="MS Gothic"/>
           </w:rPr>
-          <w:id w:val="638563692"/>
+          <w:id w:val="233972571"/>
           <w14:checkbox>
             <w14:checked w14:val="0"/>
             <w14:checkedState w14:val="2612" w14:font="MS Gothic"/>
@@ -5407,7 +5407,7 @@
           <w:rPr>
             <w:rFonts w:ascii="MS Gothic" w:eastAsia="MS Gothic" w:hAnsi="MS Gothic"/>
           </w:rPr>
-          <w:id w:val="930784495"/>
+          <w:id w:val="530568656"/>
           <w14:checkbox>
             <w14:checked w14:val="1"/>
             <w14:checkedState w14:val="2612" w14:font="MS Gothic"/>
@@ -5480,7 +5480,7 @@
           <w:rPr>
             <w:rFonts w:ascii="MS Gothic" w:eastAsia="MS Gothic" w:hAnsi="MS Gothic"/>
           </w:rPr>
-          <w:id w:val="941590451"/>
+          <w:id w:val="655644405"/>
           <w14:checkbox>
             <w14:checked w14:val="0"/>
             <w14:checkedState w14:val="2612" w14:font="MS Gothic"/>
@@ -5506,7 +5506,7 @@
           <w:rPr>
             <w:rFonts w:ascii="MS Gothic" w:eastAsia="MS Gothic" w:hAnsi="MS Gothic"/>
           </w:rPr>
-          <w:id w:val="874986081"/>
+          <w:id w:val="706163516"/>
           <w14:checkbox>
             <w14:checked w14:val="0"/>
             <w14:checkedState w14:val="2612" w14:font="MS Gothic"/>
@@ -5532,7 +5532,7 @@
           <w:rPr>
             <w:rFonts w:ascii="MS Gothic" w:eastAsia="MS Gothic" w:hAnsi="MS Gothic"/>
           </w:rPr>
-          <w:id w:val="315617552"/>
+          <w:id w:val="959050630"/>
           <w14:checkbox>
             <w14:checked w14:val="1"/>
             <w14:checkedState w14:val="2612" w14:font="MS Gothic"/>
@@ -5558,7 +5558,7 @@
           <w:rPr>
             <w:rFonts w:ascii="MS Gothic" w:eastAsia="MS Gothic" w:hAnsi="MS Gothic"/>
           </w:rPr>
-          <w:id w:val="633576726"/>
+          <w:id w:val="283337309"/>
           <w14:checkbox>
             <w14:checked w14:val="0"/>
             <w14:checkedState w14:val="2612" w14:font="MS Gothic"/>
@@ -5592,7 +5592,7 @@
           <w:rPr>
             <w:rFonts w:ascii="MS Gothic" w:eastAsia="MS Gothic" w:hAnsi="MS Gothic"/>
           </w:rPr>
-          <w:id w:val="569372102"/>
+          <w:id w:val="76388831"/>
           <w14:checkbox>
             <w14:checked w14:val="0"/>
             <w14:checkedState w14:val="2612" w14:font="MS Gothic"/>
@@ -5618,7 +5618,7 @@
           <w:rPr>
             <w:rFonts w:ascii="MS Gothic" w:eastAsia="MS Gothic" w:hAnsi="MS Gothic"/>
           </w:rPr>
-          <w:id w:val="664061781"/>
+          <w:id w:val="606997474"/>
           <w14:checkbox>
             <w14:checked w14:val="0"/>
             <w14:checkedState w14:val="2612" w14:font="MS Gothic"/>
@@ -5644,7 +5644,7 @@
           <w:rPr>
             <w:rFonts w:ascii="MS Gothic" w:eastAsia="MS Gothic" w:hAnsi="MS Gothic"/>
           </w:rPr>
-          <w:id w:val="742473704"/>
+          <w:id w:val="107749040"/>
           <w14:checkbox>
             <w14:checked w14:val="0"/>
             <w14:checkedState w14:val="2612" w14:font="MS Gothic"/>
@@ -5670,7 +5670,7 @@
           <w:rPr>
             <w:rFonts w:ascii="MS Gothic" w:eastAsia="MS Gothic" w:hAnsi="MS Gothic"/>
           </w:rPr>
-          <w:id w:val="105826829"/>
+          <w:id w:val="412630241"/>
           <w14:checkbox>
             <w14:checked w14:val="1"/>
             <w14:checkedState w14:val="2612" w14:font="MS Gothic"/>
@@ -5709,7 +5709,7 @@
       </w:r>
       <w:sdt>
         <w:sdtPr>
-          <w:id w:val="772867407"/>
+          <w:id w:val="106756138"/>
           <w14:checkbox>
             <w14:checked w14:val="0"/>
             <w14:checkedState w14:val="2612" w14:font="MS Gothic"/>
@@ -5732,7 +5732,7 @@
       </w:r>
       <w:sdt>
         <w:sdtPr>
-          <w:id w:val="719979118"/>
+          <w:id w:val="567091905"/>
           <w14:checkbox>
             <w14:checked w14:val="1"/>
             <w14:checkedState w14:val="2612" w14:font="MS Gothic"/>
@@ -5761,7 +5761,7 @@
       </w:r>
       <w:sdt>
         <w:sdtPr>
-          <w:id w:val="687885991"/>
+          <w:id w:val="816786342"/>
           <w14:checkbox>
             <w14:checked w14:val="0"/>
             <w14:checkedState w14:val="2612" w14:font="MS Gothic"/>
@@ -5795,7 +5795,7 @@
       </w:r>
       <w:sdt>
         <w:sdtPr>
-          <w:id w:val="907069532"/>
+          <w:id w:val="829006911"/>
           <w14:checkbox>
             <w14:checked w14:val="0"/>
             <w14:checkedState w14:val="2612" w14:font="MS Gothic"/>
@@ -6311,7 +6311,7 @@
       </w:r>
       <w:sdt>
         <w:sdtPr>
-          <w:id w:val="276538358"/>
+          <w:id w:val="222914481"/>
           <w14:checkbox>
             <w14:checked w14:val="0"/>
             <w14:checkedState w14:val="2612" w14:font="MS Gothic"/>
@@ -6337,7 +6337,7 @@
       </w:r>
       <w:sdt>
         <w:sdtPr>
-          <w:id w:val="702984349"/>
+          <w:id w:val="427281560"/>
           <w14:checkbox>
             <w14:checked w14:val="1"/>
             <w14:checkedState w14:val="2612" w14:font="MS Gothic"/>
@@ -6363,7 +6363,7 @@
       </w:r>
       <w:sdt>
         <w:sdtPr>
-          <w:id w:val="526545578"/>
+          <w:id w:val="909659417"/>
           <w14:checkbox>
             <w14:checked w14:val="0"/>
             <w14:checkedState w14:val="2612" w14:font="MS Gothic"/>
@@ -6399,7 +6399,7 @@
       </w:r>
       <w:sdt>
         <w:sdtPr>
-          <w:id w:val="503269051"/>
+          <w:id w:val="401346540"/>
           <w14:checkbox>
             <w14:checked w14:val="1"/>
             <w14:checkedState w14:val="2612" w14:font="MS Gothic"/>
@@ -6422,7 +6422,7 @@
       </w:r>
       <w:sdt>
         <w:sdtPr>
-          <w:id w:val="743418804"/>
+          <w:id w:val="923117493"/>
           <w14:checkbox>
             <w14:checked w14:val="0"/>
             <w14:checkedState w14:val="2612" w14:font="MS Gothic"/>
@@ -6445,7 +6445,7 @@
       </w:r>
       <w:sdt>
         <w:sdtPr>
-          <w:id w:val="453003293"/>
+          <w:id w:val="142669204"/>
           <w14:checkbox>
             <w14:checked w14:val="0"/>
             <w14:checkedState w14:val="2612" w14:font="MS Gothic"/>
@@ -6487,7 +6487,7 @@
       </w:r>
       <w:sdt>
         <w:sdtPr>
-          <w:id w:val="179073733"/>
+          <w:id w:val="42436088"/>
           <w14:checkbox>
             <w14:checked w14:val="0"/>
             <w14:checkedState w14:val="2612" w14:font="MS Gothic"/>
@@ -6513,7 +6513,7 @@
       </w:r>
       <w:sdt>
         <w:sdtPr>
-          <w:id w:val="66771922"/>
+          <w:id w:val="601832891"/>
           <w14:checkbox>
             <w14:checked w14:val="1"/>
             <w14:checkedState w14:val="2612" w14:font="MS Gothic"/>
@@ -6552,7 +6552,7 @@
       </w:r>
       <w:sdt>
         <w:sdtPr>
-          <w:id w:val="527677768"/>
+          <w:id w:val="23767162"/>
           <w14:checkbox>
             <w14:checked w14:val="1"/>
             <w14:checkedState w14:val="2612" w14:font="MS Gothic"/>
@@ -6576,7 +6576,7 @@
       </w:r>
       <w:sdt>
         <w:sdtPr>
-          <w:id w:val="892561110"/>
+          <w:id w:val="397429282"/>
           <w14:checkbox>
             <w14:checked w14:val="0"/>
             <w14:checkedState w14:val="2612" w14:font="MS Gothic"/>
@@ -6610,7 +6610,7 @@
       </w:r>
       <w:sdt>
         <w:sdtPr>
-          <w:id w:val="445744445"/>
+          <w:id w:val="763483817"/>
           <w14:checkbox>
             <w14:checked w14:val="0"/>
             <w14:checkedState w14:val="2612" w14:font="MS Gothic"/>
@@ -6636,7 +6636,7 @@
       </w:r>
       <w:sdt>
         <w:sdtPr>
-          <w:id w:val="432760295"/>
+          <w:id w:val="298589865"/>
           <w14:checkbox>
             <w14:checked w14:val="1"/>
             <w14:checkedState w14:val="2612" w14:font="MS Gothic"/>
@@ -6662,7 +6662,7 @@
       </w:r>
       <w:sdt>
         <w:sdtPr>
-          <w:id w:val="711893265"/>
+          <w:id w:val="943115138"/>
           <w14:checkbox>
             <w14:checked w14:val="0"/>
             <w14:checkedState w14:val="2612" w14:font="MS Gothic"/>
@@ -6686,7 +6686,7 @@
         <w:pStyle w:val="Normal"/>
       </w:pPr>
       <w:r>
-        <w:t xml:space="preserve">Notes: The kernel is Rumelt’s (2011): our diagnosis is a laboratory-grade sensor with no route to a customer, so the guiding policy is to earn revenue surveying the ground everyone else struggles with, maturing the instrument on a client’s site rather than in our own. Exploration is a genuine back-up, its buyers unrelated to UK construction, so a stall in contractor adoption would not stop it. It is not a hedge against technical failure: all three need the same sensor to work, and pretending otherwise is the fiction this tool exists to prevent (Gruber and Tal, 2017). Keeping both open costs design headroom and a data-sharing agreement, but no engineers.</w:t>
+        <w:t xml:space="preserve">Notes: The kernel is Rumelt’s (2011): our diagnosis is a laboratory-grade sensor with no route to a customer, so the guiding policy is to earn revenue on the ground everyone else struggles with, maturing the instrument on a client’s site rather than our own. Exploration is a genuine back-up, its buyers unrelated to UK construction, so a stall in contractor adoption would not stop it. It is not a hedge against technical failure: all three need the same sensor to work, and pretending otherwise is the fiction this tool exists to prevent (Gruber and Tal, 2017). Keeping both open costs design headroom and a data-sharing agreement, but no engineers.</w:t>
       </w:r>
     </w:p>
     <w:sectPr>

--- a/module_2_emerging_markets_for_quantum_technology/assignment_2/MON_filled.docx
+++ b/module_2_emerging_markets_for_quantum_technology/assignment_2/MON_filled.docx
@@ -2157,7 +2157,7 @@
       </w:r>
       <w:sdt>
         <w:sdtPr>
-          <w:id w:val="684874160"/>
+          <w:id w:val="629712983"/>
           <w14:checkbox>
             <w14:checked w14:val="0"/>
             <w14:checkedState w14:val="2612" w14:font="MS Gothic"/>
@@ -2183,7 +2183,7 @@
       </w:r>
       <w:sdt>
         <w:sdtPr>
-          <w:id w:val="605879464"/>
+          <w:id w:val="713100790"/>
           <w14:checkbox>
             <w14:checked w14:val="1"/>
             <w14:checkedState w14:val="2612" w14:font="MS Gothic"/>
@@ -2209,7 +2209,7 @@
       </w:r>
       <w:sdt>
         <w:sdtPr>
-          <w:id w:val="283882115"/>
+          <w:id w:val="35094356"/>
           <w14:checkbox>
             <w14:checked w14:val="0"/>
             <w14:checkedState w14:val="2612" w14:font="MS Gothic"/>
@@ -2235,7 +2235,7 @@
       </w:r>
       <w:sdt>
         <w:sdtPr>
-          <w:id w:val="784440328"/>
+          <w:id w:val="57912970"/>
           <w14:checkbox>
             <w14:checked w14:val="0"/>
             <w14:checkedState w14:val="2612" w14:font="MS Gothic"/>
@@ -2308,7 +2308,7 @@
           <w:rPr>
             <w:rFonts w:ascii="MS Gothic" w:eastAsia="MS Gothic" w:hAnsi="MS Gothic"/>
           </w:rPr>
-          <w:id w:val="330903183"/>
+          <w:id w:val="878657678"/>
           <w14:checkbox>
             <w14:checked w14:val="0"/>
             <w14:checkedState w14:val="2612" w14:font="MS Gothic"/>
@@ -2334,7 +2334,7 @@
           <w:rPr>
             <w:rFonts w:ascii="MS Gothic" w:eastAsia="MS Gothic" w:hAnsi="MS Gothic"/>
           </w:rPr>
-          <w:id w:val="752785243"/>
+          <w:id w:val="253785267"/>
           <w14:checkbox>
             <w14:checked w14:val="1"/>
             <w14:checkedState w14:val="2612" w14:font="MS Gothic"/>
@@ -2360,7 +2360,7 @@
           <w:rPr>
             <w:rFonts w:ascii="MS Gothic" w:eastAsia="MS Gothic" w:hAnsi="MS Gothic"/>
           </w:rPr>
-          <w:id w:val="857507044"/>
+          <w:id w:val="40135424"/>
           <w14:checkbox>
             <w14:checked w14:val="0"/>
             <w14:checkedState w14:val="2612" w14:font="MS Gothic"/>
@@ -2386,7 +2386,7 @@
           <w:rPr>
             <w:rFonts w:ascii="MS Gothic" w:eastAsia="MS Gothic" w:hAnsi="MS Gothic"/>
           </w:rPr>
-          <w:id w:val="635354886"/>
+          <w:id w:val="343883423"/>
           <w14:checkbox>
             <w14:checked w14:val="0"/>
             <w14:checkedState w14:val="2612" w14:font="MS Gothic"/>
@@ -2459,7 +2459,7 @@
           <w:rPr>
             <w:rFonts w:ascii="MS Gothic" w:eastAsia="MS Gothic" w:hAnsi="MS Gothic"/>
           </w:rPr>
-          <w:id w:val="827782013"/>
+          <w:id w:val="319146236"/>
           <w14:checkbox>
             <w14:checked w14:val="0"/>
             <w14:checkedState w14:val="2612" w14:font="MS Gothic"/>
@@ -2485,7 +2485,7 @@
           <w:rPr>
             <w:rFonts w:ascii="MS Gothic" w:eastAsia="MS Gothic" w:hAnsi="MS Gothic"/>
           </w:rPr>
-          <w:id w:val="233244603"/>
+          <w:id w:val="123229538"/>
           <w14:checkbox>
             <w14:checked w14:val="1"/>
             <w14:checkedState w14:val="2612" w14:font="MS Gothic"/>
@@ -2512,7 +2512,7 @@
           <w:rPr>
             <w:rFonts w:ascii="MS Gothic" w:eastAsia="MS Gothic" w:hAnsi="MS Gothic"/>
           </w:rPr>
-          <w:id w:val="303069055"/>
+          <w:id w:val="646367504"/>
           <w14:checkbox>
             <w14:checked w14:val="0"/>
             <w14:checkedState w14:val="2612" w14:font="MS Gothic"/>
@@ -2538,7 +2538,7 @@
           <w:rPr>
             <w:rFonts w:ascii="MS Gothic" w:eastAsia="MS Gothic" w:hAnsi="MS Gothic"/>
           </w:rPr>
-          <w:id w:val="801291064"/>
+          <w:id w:val="855442758"/>
           <w14:checkbox>
             <w14:checked w14:val="0"/>
             <w14:checkedState w14:val="2612" w14:font="MS Gothic"/>
@@ -2575,7 +2575,7 @@
           <w:rPr>
             <w:rFonts w:ascii="MS Gothic" w:eastAsia="MS Gothic" w:hAnsi="MS Gothic"/>
           </w:rPr>
-          <w:id w:val="661584085"/>
+          <w:id w:val="517907367"/>
           <w14:checkbox>
             <w14:checked w14:val="0"/>
             <w14:checkedState w14:val="2612" w14:font="MS Gothic"/>
@@ -2601,7 +2601,7 @@
           <w:rPr>
             <w:rFonts w:ascii="MS Gothic" w:eastAsia="MS Gothic" w:hAnsi="MS Gothic"/>
           </w:rPr>
-          <w:id w:val="742962564"/>
+          <w:id w:val="806382676"/>
           <w14:checkbox>
             <w14:checked w14:val="1"/>
             <w14:checkedState w14:val="2612" w14:font="MS Gothic"/>
@@ -2627,7 +2627,7 @@
           <w:rPr>
             <w:rFonts w:ascii="MS Gothic" w:eastAsia="MS Gothic" w:hAnsi="MS Gothic"/>
           </w:rPr>
-          <w:id w:val="511903697"/>
+          <w:id w:val="882457747"/>
           <w14:checkbox>
             <w14:checked w14:val="0"/>
             <w14:checkedState w14:val="2612" w14:font="MS Gothic"/>
@@ -2653,7 +2653,7 @@
           <w:rPr>
             <w:rFonts w:ascii="MS Gothic" w:eastAsia="MS Gothic" w:hAnsi="MS Gothic"/>
           </w:rPr>
-          <w:id w:val="750668953"/>
+          <w:id w:val="65347916"/>
           <w14:checkbox>
             <w14:checked w14:val="0"/>
             <w14:checkedState w14:val="2612" w14:font="MS Gothic"/>
@@ -2742,7 +2742,7 @@
           <w:rPr>
             <w:rFonts w:ascii="MS Gothic" w:eastAsia="MS Gothic" w:hAnsi="MS Gothic"/>
           </w:rPr>
-          <w:id w:val="64711331"/>
+          <w:id w:val="927640958"/>
           <w14:checkbox>
             <w14:checked w14:val="0"/>
             <w14:checkedState w14:val="2612" w14:font="MS Gothic"/>
@@ -2768,7 +2768,7 @@
           <w:rPr>
             <w:rFonts w:ascii="MS Gothic" w:eastAsia="MS Gothic" w:hAnsi="MS Gothic"/>
           </w:rPr>
-          <w:id w:val="640701216"/>
+          <w:id w:val="66180632"/>
           <w14:checkbox>
             <w14:checked w14:val="0"/>
             <w14:checkedState w14:val="2612" w14:font="MS Gothic"/>
@@ -2794,7 +2794,7 @@
           <w:rPr>
             <w:rFonts w:ascii="MS Gothic" w:eastAsia="MS Gothic" w:hAnsi="MS Gothic"/>
           </w:rPr>
-          <w:id w:val="733786096"/>
+          <w:id w:val="157108852"/>
           <w14:checkbox>
             <w14:checked w14:val="1"/>
             <w14:checkedState w14:val="2612" w14:font="MS Gothic"/>
@@ -2820,7 +2820,7 @@
           <w:rPr>
             <w:rFonts w:ascii="MS Gothic" w:eastAsia="MS Gothic" w:hAnsi="MS Gothic"/>
           </w:rPr>
-          <w:id w:val="777049774"/>
+          <w:id w:val="153157685"/>
           <w14:checkbox>
             <w14:checked w14:val="0"/>
             <w14:checkedState w14:val="2612" w14:font="MS Gothic"/>
@@ -2881,7 +2881,7 @@
           <w:rPr>
             <w:rFonts w:ascii="MS Gothic" w:eastAsia="MS Gothic" w:hAnsi="MS Gothic"/>
           </w:rPr>
-          <w:id w:val="208805690"/>
+          <w:id w:val="505761587"/>
           <w14:checkbox>
             <w14:checked w14:val="0"/>
             <w14:checkedState w14:val="2612" w14:font="MS Gothic"/>
@@ -2907,7 +2907,7 @@
           <w:rPr>
             <w:rFonts w:ascii="MS Gothic" w:eastAsia="MS Gothic" w:hAnsi="MS Gothic"/>
           </w:rPr>
-          <w:id w:val="219143279"/>
+          <w:id w:val="903195759"/>
           <w14:checkbox>
             <w14:checked w14:val="0"/>
             <w14:checkedState w14:val="2612" w14:font="MS Gothic"/>
@@ -2933,7 +2933,7 @@
           <w:rPr>
             <w:rFonts w:ascii="MS Gothic" w:eastAsia="MS Gothic" w:hAnsi="MS Gothic"/>
           </w:rPr>
-          <w:id w:val="825421359"/>
+          <w:id w:val="803815356"/>
           <w14:checkbox>
             <w14:checked w14:val="1"/>
             <w14:checkedState w14:val="2612" w14:font="MS Gothic"/>
@@ -2959,7 +2959,7 @@
           <w:rPr>
             <w:rFonts w:ascii="MS Gothic" w:eastAsia="MS Gothic" w:hAnsi="MS Gothic"/>
           </w:rPr>
-          <w:id w:val="729680765"/>
+          <w:id w:val="679537032"/>
           <w14:checkbox>
             <w14:checked w14:val="0"/>
             <w14:checkedState w14:val="2612" w14:font="MS Gothic"/>
@@ -3033,7 +3033,7 @@
           <w:rPr>
             <w:rFonts w:ascii="MS Gothic" w:eastAsia="MS Gothic" w:hAnsi="MS Gothic"/>
           </w:rPr>
-          <w:id w:val="812220379"/>
+          <w:id w:val="352346758"/>
           <w14:checkbox>
             <w14:checked w14:val="0"/>
             <w14:checkedState w14:val="2612" w14:font="MS Gothic"/>
@@ -3059,7 +3059,7 @@
           <w:rPr>
             <w:rFonts w:ascii="MS Gothic" w:eastAsia="MS Gothic" w:hAnsi="MS Gothic"/>
           </w:rPr>
-          <w:id w:val="884773877"/>
+          <w:id w:val="886232162"/>
           <w14:checkbox>
             <w14:checked w14:val="1"/>
             <w14:checkedState w14:val="2612" w14:font="MS Gothic"/>
@@ -3085,7 +3085,7 @@
           <w:rPr>
             <w:rFonts w:ascii="MS Gothic" w:eastAsia="MS Gothic" w:hAnsi="MS Gothic"/>
           </w:rPr>
-          <w:id w:val="114020247"/>
+          <w:id w:val="107340677"/>
           <w14:checkbox>
             <w14:checked w14:val="0"/>
             <w14:checkedState w14:val="2612" w14:font="MS Gothic"/>
@@ -3111,7 +3111,7 @@
           <w:rPr>
             <w:rFonts w:ascii="MS Gothic" w:eastAsia="MS Gothic" w:hAnsi="MS Gothic"/>
           </w:rPr>
-          <w:id w:val="148382327"/>
+          <w:id w:val="729480678"/>
           <w14:checkbox>
             <w14:checked w14:val="0"/>
             <w14:checkedState w14:val="2612" w14:font="MS Gothic"/>
@@ -3145,7 +3145,7 @@
           <w:rPr>
             <w:rFonts w:ascii="MS Gothic" w:eastAsia="MS Gothic" w:hAnsi="MS Gothic"/>
           </w:rPr>
-          <w:id w:val="660729433"/>
+          <w:id w:val="570286106"/>
           <w14:checkbox>
             <w14:checked w14:val="0"/>
             <w14:checkedState w14:val="2612" w14:font="MS Gothic"/>
@@ -3171,7 +3171,7 @@
           <w:rPr>
             <w:rFonts w:ascii="MS Gothic" w:eastAsia="MS Gothic" w:hAnsi="MS Gothic"/>
           </w:rPr>
-          <w:id w:val="985583075"/>
+          <w:id w:val="127993974"/>
           <w14:checkbox>
             <w14:checked w14:val="0"/>
             <w14:checkedState w14:val="2612" w14:font="MS Gothic"/>
@@ -3197,7 +3197,7 @@
           <w:rPr>
             <w:rFonts w:ascii="MS Gothic" w:eastAsia="MS Gothic" w:hAnsi="MS Gothic"/>
           </w:rPr>
-          <w:id w:val="772081487"/>
+          <w:id w:val="949612027"/>
           <w14:checkbox>
             <w14:checked w14:val="1"/>
             <w14:checkedState w14:val="2612" w14:font="MS Gothic"/>
@@ -3223,7 +3223,7 @@
           <w:rPr>
             <w:rFonts w:ascii="MS Gothic" w:eastAsia="MS Gothic" w:hAnsi="MS Gothic"/>
           </w:rPr>
-          <w:id w:val="909839194"/>
+          <w:id w:val="465423748"/>
           <w14:checkbox>
             <w14:checked w14:val="0"/>
             <w14:checkedState w14:val="2612" w14:font="MS Gothic"/>
@@ -3312,7 +3312,7 @@
           <w:rPr>
             <w:rFonts w:ascii="MS Gothic" w:eastAsia="MS Gothic" w:hAnsi="MS Gothic"/>
           </w:rPr>
-          <w:id w:val="592314346"/>
+          <w:id w:val="342926031"/>
           <w14:checkbox>
             <w14:checked w14:val="0"/>
             <w14:checkedState w14:val="2612" w14:font="MS Gothic"/>
@@ -3338,7 +3338,7 @@
           <w:rPr>
             <w:rFonts w:ascii="MS Gothic" w:eastAsia="MS Gothic" w:hAnsi="MS Gothic"/>
           </w:rPr>
-          <w:id w:val="500735794"/>
+          <w:id w:val="951592151"/>
           <w14:checkbox>
             <w14:checked w14:val="0"/>
             <w14:checkedState w14:val="2612" w14:font="MS Gothic"/>
@@ -3364,7 +3364,7 @@
           <w:rPr>
             <w:rFonts w:ascii="MS Gothic" w:eastAsia="MS Gothic" w:hAnsi="MS Gothic"/>
           </w:rPr>
-          <w:id w:val="624373415"/>
+          <w:id w:val="154975343"/>
           <w14:checkbox>
             <w14:checked w14:val="1"/>
             <w14:checkedState w14:val="2612" w14:font="MS Gothic"/>
@@ -3390,7 +3390,7 @@
           <w:rPr>
             <w:rFonts w:ascii="MS Gothic" w:eastAsia="MS Gothic" w:hAnsi="MS Gothic"/>
           </w:rPr>
-          <w:id w:val="886001764"/>
+          <w:id w:val="957746258"/>
           <w14:checkbox>
             <w14:checked w14:val="0"/>
             <w14:checkedState w14:val="2612" w14:font="MS Gothic"/>
@@ -3463,7 +3463,7 @@
           <w:rPr>
             <w:rFonts w:ascii="MS Gothic" w:eastAsia="MS Gothic" w:hAnsi="MS Gothic"/>
           </w:rPr>
-          <w:id w:val="827576881"/>
+          <w:id w:val="687657125"/>
           <w14:checkbox>
             <w14:checked w14:val="0"/>
             <w14:checkedState w14:val="2612" w14:font="MS Gothic"/>
@@ -3490,7 +3490,7 @@
           <w:rPr>
             <w:rFonts w:ascii="MS Gothic" w:eastAsia="MS Gothic" w:hAnsi="MS Gothic"/>
           </w:rPr>
-          <w:id w:val="810051996"/>
+          <w:id w:val="276393058"/>
           <w14:checkbox>
             <w14:checked w14:val="0"/>
             <w14:checkedState w14:val="2612" w14:font="MS Gothic"/>
@@ -3516,7 +3516,7 @@
           <w:rPr>
             <w:rFonts w:ascii="MS Gothic" w:eastAsia="MS Gothic" w:hAnsi="MS Gothic"/>
           </w:rPr>
-          <w:id w:val="460431984"/>
+          <w:id w:val="842310927"/>
           <w14:checkbox>
             <w14:checked w14:val="1"/>
             <w14:checkedState w14:val="2612" w14:font="MS Gothic"/>
@@ -3542,7 +3542,7 @@
           <w:rPr>
             <w:rFonts w:ascii="MS Gothic" w:eastAsia="MS Gothic" w:hAnsi="MS Gothic"/>
           </w:rPr>
-          <w:id w:val="730629849"/>
+          <w:id w:val="441187171"/>
           <w14:checkbox>
             <w14:checked w14:val="0"/>
             <w14:checkedState w14:val="2612" w14:font="MS Gothic"/>
@@ -3615,7 +3615,7 @@
           <w:rPr>
             <w:rFonts w:ascii="MS Gothic" w:eastAsia="MS Gothic" w:hAnsi="MS Gothic"/>
           </w:rPr>
-          <w:id w:val="997050529"/>
+          <w:id w:val="405609121"/>
           <w14:checkbox>
             <w14:checked w14:val="0"/>
             <w14:checkedState w14:val="2612" w14:font="MS Gothic"/>
@@ -3641,7 +3641,7 @@
           <w:rPr>
             <w:rFonts w:ascii="MS Gothic" w:eastAsia="MS Gothic" w:hAnsi="MS Gothic"/>
           </w:rPr>
-          <w:id w:val="750324694"/>
+          <w:id w:val="958147876"/>
           <w14:checkbox>
             <w14:checked w14:val="1"/>
             <w14:checkedState w14:val="2612" w14:font="MS Gothic"/>
@@ -3667,7 +3667,7 @@
           <w:rPr>
             <w:rFonts w:ascii="MS Gothic" w:eastAsia="MS Gothic" w:hAnsi="MS Gothic"/>
           </w:rPr>
-          <w:id w:val="331231756"/>
+          <w:id w:val="818345838"/>
           <w14:checkbox>
             <w14:checked w14:val="0"/>
             <w14:checkedState w14:val="2612" w14:font="MS Gothic"/>
@@ -3693,7 +3693,7 @@
           <w:rPr>
             <w:rFonts w:ascii="MS Gothic" w:eastAsia="MS Gothic" w:hAnsi="MS Gothic"/>
           </w:rPr>
-          <w:id w:val="111550316"/>
+          <w:id w:val="551841711"/>
           <w14:checkbox>
             <w14:checked w14:val="0"/>
             <w14:checkedState w14:val="2612" w14:font="MS Gothic"/>
@@ -3727,7 +3727,7 @@
           <w:rPr>
             <w:rFonts w:ascii="MS Gothic" w:eastAsia="MS Gothic" w:hAnsi="MS Gothic"/>
           </w:rPr>
-          <w:id w:val="588776708"/>
+          <w:id w:val="570464542"/>
           <w14:checkbox>
             <w14:checked w14:val="0"/>
             <w14:checkedState w14:val="2612" w14:font="MS Gothic"/>
@@ -3753,7 +3753,7 @@
           <w:rPr>
             <w:rFonts w:ascii="MS Gothic" w:eastAsia="MS Gothic" w:hAnsi="MS Gothic"/>
           </w:rPr>
-          <w:id w:val="505011755"/>
+          <w:id w:val="342151635"/>
           <w14:checkbox>
             <w14:checked w14:val="0"/>
             <w14:checkedState w14:val="2612" w14:font="MS Gothic"/>
@@ -3779,7 +3779,7 @@
           <w:rPr>
             <w:rFonts w:ascii="MS Gothic" w:eastAsia="MS Gothic" w:hAnsi="MS Gothic"/>
           </w:rPr>
-          <w:id w:val="840402240"/>
+          <w:id w:val="976177630"/>
           <w14:checkbox>
             <w14:checked w14:val="1"/>
             <w14:checkedState w14:val="2612" w14:font="MS Gothic"/>
@@ -3805,7 +3805,7 @@
           <w:rPr>
             <w:rFonts w:ascii="MS Gothic" w:eastAsia="MS Gothic" w:hAnsi="MS Gothic"/>
           </w:rPr>
-          <w:id w:val="360646072"/>
+          <w:id w:val="203081576"/>
           <w14:checkbox>
             <w14:checked w14:val="0"/>
             <w14:checkedState w14:val="2612" w14:font="MS Gothic"/>
@@ -3844,7 +3844,7 @@
       </w:r>
       <w:sdt>
         <w:sdtPr>
-          <w:id w:val="399195692"/>
+          <w:id w:val="591389395"/>
           <w14:checkbox>
             <w14:checked w14:val="0"/>
             <w14:checkedState w14:val="2612" w14:font="MS Gothic"/>
@@ -3867,7 +3867,7 @@
       </w:r>
       <w:sdt>
         <w:sdtPr>
-          <w:id w:val="775696301"/>
+          <w:id w:val="155287329"/>
           <w14:checkbox>
             <w14:checked w14:val="1"/>
             <w14:checkedState w14:val="2612" w14:font="MS Gothic"/>
@@ -3896,7 +3896,7 @@
       </w:r>
       <w:sdt>
         <w:sdtPr>
-          <w:id w:val="98364656"/>
+          <w:id w:val="184902453"/>
           <w14:checkbox>
             <w14:checked w14:val="0"/>
             <w14:checkedState w14:val="2612" w14:font="MS Gothic"/>
@@ -3930,7 +3930,7 @@
       </w:r>
       <w:sdt>
         <w:sdtPr>
-          <w:id w:val="259392598"/>
+          <w:id w:val="937310354"/>
           <w14:checkbox>
             <w14:checked w14:val="0"/>
             <w14:checkedState w14:val="2612" w14:font="MS Gothic"/>
@@ -4022,7 +4022,7 @@
       </w:r>
       <w:sdt>
         <w:sdtPr>
-          <w:id w:val="641800089"/>
+          <w:id w:val="683898601"/>
           <w14:checkbox>
             <w14:checked w14:val="0"/>
             <w14:checkedState w14:val="2612" w14:font="MS Gothic"/>
@@ -4048,7 +4048,7 @@
       </w:r>
       <w:sdt>
         <w:sdtPr>
-          <w:id w:val="884956604"/>
+          <w:id w:val="612619924"/>
           <w14:checkbox>
             <w14:checked w14:val="0"/>
             <w14:checkedState w14:val="2612" w14:font="MS Gothic"/>
@@ -4074,7 +4074,7 @@
       </w:r>
       <w:sdt>
         <w:sdtPr>
-          <w:id w:val="673918399"/>
+          <w:id w:val="811651373"/>
           <w14:checkbox>
             <w14:checked w14:val="1"/>
             <w14:checkedState w14:val="2612" w14:font="MS Gothic"/>
@@ -4100,7 +4100,7 @@
       </w:r>
       <w:sdt>
         <w:sdtPr>
-          <w:id w:val="988614299"/>
+          <w:id w:val="215605122"/>
           <w14:checkbox>
             <w14:checked w14:val="0"/>
             <w14:checkedState w14:val="2612" w14:font="MS Gothic"/>
@@ -4173,7 +4173,7 @@
           <w:rPr>
             <w:rFonts w:ascii="MS Gothic" w:eastAsia="MS Gothic" w:hAnsi="MS Gothic"/>
           </w:rPr>
-          <w:id w:val="174792339"/>
+          <w:id w:val="539800412"/>
           <w14:checkbox>
             <w14:checked w14:val="0"/>
             <w14:checkedState w14:val="2612" w14:font="MS Gothic"/>
@@ -4199,7 +4199,7 @@
           <w:rPr>
             <w:rFonts w:ascii="MS Gothic" w:eastAsia="MS Gothic" w:hAnsi="MS Gothic"/>
           </w:rPr>
-          <w:id w:val="401694595"/>
+          <w:id w:val="806339753"/>
           <w14:checkbox>
             <w14:checked w14:val="1"/>
             <w14:checkedState w14:val="2612" w14:font="MS Gothic"/>
@@ -4225,7 +4225,7 @@
           <w:rPr>
             <w:rFonts w:ascii="MS Gothic" w:eastAsia="MS Gothic" w:hAnsi="MS Gothic"/>
           </w:rPr>
-          <w:id w:val="84494604"/>
+          <w:id w:val="614674798"/>
           <w14:checkbox>
             <w14:checked w14:val="0"/>
             <w14:checkedState w14:val="2612" w14:font="MS Gothic"/>
@@ -4251,7 +4251,7 @@
           <w:rPr>
             <w:rFonts w:ascii="MS Gothic" w:eastAsia="MS Gothic" w:hAnsi="MS Gothic"/>
           </w:rPr>
-          <w:id w:val="792113560"/>
+          <w:id w:val="88803921"/>
           <w14:checkbox>
             <w14:checked w14:val="0"/>
             <w14:checkedState w14:val="2612" w14:font="MS Gothic"/>
@@ -4324,7 +4324,7 @@
           <w:rPr>
             <w:rFonts w:ascii="MS Gothic" w:eastAsia="MS Gothic" w:hAnsi="MS Gothic"/>
           </w:rPr>
-          <w:id w:val="29926801"/>
+          <w:id w:val="998243856"/>
           <w14:checkbox>
             <w14:checked w14:val="0"/>
             <w14:checkedState w14:val="2612" w14:font="MS Gothic"/>
@@ -4350,7 +4350,7 @@
           <w:rPr>
             <w:rFonts w:ascii="MS Gothic" w:eastAsia="MS Gothic" w:hAnsi="MS Gothic"/>
           </w:rPr>
-          <w:id w:val="405850509"/>
+          <w:id w:val="940523855"/>
           <w14:checkbox>
             <w14:checked w14:val="1"/>
             <w14:checkedState w14:val="2612" w14:font="MS Gothic"/>
@@ -4377,7 +4377,7 @@
           <w:rPr>
             <w:rFonts w:ascii="MS Gothic" w:eastAsia="MS Gothic" w:hAnsi="MS Gothic"/>
           </w:rPr>
-          <w:id w:val="520441110"/>
+          <w:id w:val="177943016"/>
           <w14:checkbox>
             <w14:checked w14:val="0"/>
             <w14:checkedState w14:val="2612" w14:font="MS Gothic"/>
@@ -4403,7 +4403,7 @@
           <w:rPr>
             <w:rFonts w:ascii="MS Gothic" w:eastAsia="MS Gothic" w:hAnsi="MS Gothic"/>
           </w:rPr>
-          <w:id w:val="447621564"/>
+          <w:id w:val="555645206"/>
           <w14:checkbox>
             <w14:checked w14:val="0"/>
             <w14:checkedState w14:val="2612" w14:font="MS Gothic"/>
@@ -4440,7 +4440,7 @@
           <w:rPr>
             <w:rFonts w:ascii="MS Gothic" w:eastAsia="MS Gothic" w:hAnsi="MS Gothic"/>
           </w:rPr>
-          <w:id w:val="918310310"/>
+          <w:id w:val="400210824"/>
           <w14:checkbox>
             <w14:checked w14:val="0"/>
             <w14:checkedState w14:val="2612" w14:font="MS Gothic"/>
@@ -4466,7 +4466,7 @@
           <w:rPr>
             <w:rFonts w:ascii="MS Gothic" w:eastAsia="MS Gothic" w:hAnsi="MS Gothic"/>
           </w:rPr>
-          <w:id w:val="153641236"/>
+          <w:id w:val="270563340"/>
           <w14:checkbox>
             <w14:checked w14:val="1"/>
             <w14:checkedState w14:val="2612" w14:font="MS Gothic"/>
@@ -4492,7 +4492,7 @@
           <w:rPr>
             <w:rFonts w:ascii="MS Gothic" w:eastAsia="MS Gothic" w:hAnsi="MS Gothic"/>
           </w:rPr>
-          <w:id w:val="653224665"/>
+          <w:id w:val="479308432"/>
           <w14:checkbox>
             <w14:checked w14:val="0"/>
             <w14:checkedState w14:val="2612" w14:font="MS Gothic"/>
@@ -4518,7 +4518,7 @@
           <w:rPr>
             <w:rFonts w:ascii="MS Gothic" w:eastAsia="MS Gothic" w:hAnsi="MS Gothic"/>
           </w:rPr>
-          <w:id w:val="264712077"/>
+          <w:id w:val="721828756"/>
           <w14:checkbox>
             <w14:checked w14:val="0"/>
             <w14:checkedState w14:val="2612" w14:font="MS Gothic"/>
@@ -4607,7 +4607,7 @@
           <w:rPr>
             <w:rFonts w:ascii="MS Gothic" w:eastAsia="MS Gothic" w:hAnsi="MS Gothic"/>
           </w:rPr>
-          <w:id w:val="388471484"/>
+          <w:id w:val="50715337"/>
           <w14:checkbox>
             <w14:checked w14:val="0"/>
             <w14:checkedState w14:val="2612" w14:font="MS Gothic"/>
@@ -4633,7 +4633,7 @@
           <w:rPr>
             <w:rFonts w:ascii="MS Gothic" w:eastAsia="MS Gothic" w:hAnsi="MS Gothic"/>
           </w:rPr>
-          <w:id w:val="203901221"/>
+          <w:id w:val="742276065"/>
           <w14:checkbox>
             <w14:checked w14:val="0"/>
             <w14:checkedState w14:val="2612" w14:font="MS Gothic"/>
@@ -4659,7 +4659,7 @@
           <w:rPr>
             <w:rFonts w:ascii="MS Gothic" w:eastAsia="MS Gothic" w:hAnsi="MS Gothic"/>
           </w:rPr>
-          <w:id w:val="19741728"/>
+          <w:id w:val="377909879"/>
           <w14:checkbox>
             <w14:checked w14:val="1"/>
             <w14:checkedState w14:val="2612" w14:font="MS Gothic"/>
@@ -4685,7 +4685,7 @@
           <w:rPr>
             <w:rFonts w:ascii="MS Gothic" w:eastAsia="MS Gothic" w:hAnsi="MS Gothic"/>
           </w:rPr>
-          <w:id w:val="661027547"/>
+          <w:id w:val="804501863"/>
           <w14:checkbox>
             <w14:checked w14:val="0"/>
             <w14:checkedState w14:val="2612" w14:font="MS Gothic"/>
@@ -4746,7 +4746,7 @@
           <w:rPr>
             <w:rFonts w:ascii="MS Gothic" w:eastAsia="MS Gothic" w:hAnsi="MS Gothic"/>
           </w:rPr>
-          <w:id w:val="404855583"/>
+          <w:id w:val="320131784"/>
           <w14:checkbox>
             <w14:checked w14:val="0"/>
             <w14:checkedState w14:val="2612" w14:font="MS Gothic"/>
@@ -4772,7 +4772,7 @@
           <w:rPr>
             <w:rFonts w:ascii="MS Gothic" w:eastAsia="MS Gothic" w:hAnsi="MS Gothic"/>
           </w:rPr>
-          <w:id w:val="489705620"/>
+          <w:id w:val="99724783"/>
           <w14:checkbox>
             <w14:checked w14:val="1"/>
             <w14:checkedState w14:val="2612" w14:font="MS Gothic"/>
@@ -4798,7 +4798,7 @@
           <w:rPr>
             <w:rFonts w:ascii="MS Gothic" w:eastAsia="MS Gothic" w:hAnsi="MS Gothic"/>
           </w:rPr>
-          <w:id w:val="54423367"/>
+          <w:id w:val="650215925"/>
           <w14:checkbox>
             <w14:checked w14:val="0"/>
             <w14:checkedState w14:val="2612" w14:font="MS Gothic"/>
@@ -4824,7 +4824,7 @@
           <w:rPr>
             <w:rFonts w:ascii="MS Gothic" w:eastAsia="MS Gothic" w:hAnsi="MS Gothic"/>
           </w:rPr>
-          <w:id w:val="369137587"/>
+          <w:id w:val="397495431"/>
           <w14:checkbox>
             <w14:checked w14:val="0"/>
             <w14:checkedState w14:val="2612" w14:font="MS Gothic"/>
@@ -4898,7 +4898,7 @@
           <w:rPr>
             <w:rFonts w:ascii="MS Gothic" w:eastAsia="MS Gothic" w:hAnsi="MS Gothic"/>
           </w:rPr>
-          <w:id w:val="348975694"/>
+          <w:id w:val="702630145"/>
           <w14:checkbox>
             <w14:checked w14:val="0"/>
             <w14:checkedState w14:val="2612" w14:font="MS Gothic"/>
@@ -4924,7 +4924,7 @@
           <w:rPr>
             <w:rFonts w:ascii="MS Gothic" w:eastAsia="MS Gothic" w:hAnsi="MS Gothic"/>
           </w:rPr>
-          <w:id w:val="506082366"/>
+          <w:id w:val="265764532"/>
           <w14:checkbox>
             <w14:checked w14:val="1"/>
             <w14:checkedState w14:val="2612" w14:font="MS Gothic"/>
@@ -4950,7 +4950,7 @@
           <w:rPr>
             <w:rFonts w:ascii="MS Gothic" w:eastAsia="MS Gothic" w:hAnsi="MS Gothic"/>
           </w:rPr>
-          <w:id w:val="923834667"/>
+          <w:id w:val="273907387"/>
           <w14:checkbox>
             <w14:checked w14:val="0"/>
             <w14:checkedState w14:val="2612" w14:font="MS Gothic"/>
@@ -4976,7 +4976,7 @@
           <w:rPr>
             <w:rFonts w:ascii="MS Gothic" w:eastAsia="MS Gothic" w:hAnsi="MS Gothic"/>
           </w:rPr>
-          <w:id w:val="925411686"/>
+          <w:id w:val="443158331"/>
           <w14:checkbox>
             <w14:checked w14:val="0"/>
             <w14:checkedState w14:val="2612" w14:font="MS Gothic"/>
@@ -5010,7 +5010,7 @@
           <w:rPr>
             <w:rFonts w:ascii="MS Gothic" w:eastAsia="MS Gothic" w:hAnsi="MS Gothic"/>
           </w:rPr>
-          <w:id w:val="956671653"/>
+          <w:id w:val="374352585"/>
           <w14:checkbox>
             <w14:checked w14:val="0"/>
             <w14:checkedState w14:val="2612" w14:font="MS Gothic"/>
@@ -5036,7 +5036,7 @@
           <w:rPr>
             <w:rFonts w:ascii="MS Gothic" w:eastAsia="MS Gothic" w:hAnsi="MS Gothic"/>
           </w:rPr>
-          <w:id w:val="215593585"/>
+          <w:id w:val="249691929"/>
           <w14:checkbox>
             <w14:checked w14:val="0"/>
             <w14:checkedState w14:val="2612" w14:font="MS Gothic"/>
@@ -5062,7 +5062,7 @@
           <w:rPr>
             <w:rFonts w:ascii="MS Gothic" w:eastAsia="MS Gothic" w:hAnsi="MS Gothic"/>
           </w:rPr>
-          <w:id w:val="595936410"/>
+          <w:id w:val="751957174"/>
           <w14:checkbox>
             <w14:checked w14:val="1"/>
             <w14:checkedState w14:val="2612" w14:font="MS Gothic"/>
@@ -5088,7 +5088,7 @@
           <w:rPr>
             <w:rFonts w:ascii="MS Gothic" w:eastAsia="MS Gothic" w:hAnsi="MS Gothic"/>
           </w:rPr>
-          <w:id w:val="747036961"/>
+          <w:id w:val="856285353"/>
           <w14:checkbox>
             <w14:checked w14:val="0"/>
             <w14:checkedState w14:val="2612" w14:font="MS Gothic"/>
@@ -5177,7 +5177,7 @@
           <w:rPr>
             <w:rFonts w:ascii="MS Gothic" w:eastAsia="MS Gothic" w:hAnsi="MS Gothic"/>
           </w:rPr>
-          <w:id w:val="571898086"/>
+          <w:id w:val="271662826"/>
           <w14:checkbox>
             <w14:checked w14:val="0"/>
             <w14:checkedState w14:val="2612" w14:font="MS Gothic"/>
@@ -5203,7 +5203,7 @@
           <w:rPr>
             <w:rFonts w:ascii="MS Gothic" w:eastAsia="MS Gothic" w:hAnsi="MS Gothic"/>
           </w:rPr>
-          <w:id w:val="600689413"/>
+          <w:id w:val="799620773"/>
           <w14:checkbox>
             <w14:checked w14:val="0"/>
             <w14:checkedState w14:val="2612" w14:font="MS Gothic"/>
@@ -5229,7 +5229,7 @@
           <w:rPr>
             <w:rFonts w:ascii="MS Gothic" w:eastAsia="MS Gothic" w:hAnsi="MS Gothic"/>
           </w:rPr>
-          <w:id w:val="894708405"/>
+          <w:id w:val="11932263"/>
           <w14:checkbox>
             <w14:checked w14:val="0"/>
             <w14:checkedState w14:val="2612" w14:font="MS Gothic"/>
@@ -5255,7 +5255,7 @@
           <w:rPr>
             <w:rFonts w:ascii="MS Gothic" w:eastAsia="MS Gothic" w:hAnsi="MS Gothic"/>
           </w:rPr>
-          <w:id w:val="240021423"/>
+          <w:id w:val="972542938"/>
           <w14:checkbox>
             <w14:checked w14:val="1"/>
             <w14:checkedState w14:val="2612" w14:font="MS Gothic"/>
@@ -5328,7 +5328,7 @@
           <w:rPr>
             <w:rFonts w:ascii="MS Gothic" w:eastAsia="MS Gothic" w:hAnsi="MS Gothic"/>
           </w:rPr>
-          <w:id w:val="805331318"/>
+          <w:id w:val="700345828"/>
           <w14:checkbox>
             <w14:checked w14:val="0"/>
             <w14:checkedState w14:val="2612" w14:font="MS Gothic"/>
@@ -5355,7 +5355,7 @@
           <w:rPr>
             <w:rFonts w:ascii="MS Gothic" w:eastAsia="MS Gothic" w:hAnsi="MS Gothic"/>
           </w:rPr>
-          <w:id w:val="365760460"/>
+          <w:id w:val="879934531"/>
           <w14:checkbox>
             <w14:checked w14:val="0"/>
             <w14:checkedState w14:val="2612" w14:font="MS Gothic"/>
@@ -5381,7 +5381,7 @@
           <w:rPr>
             <w:rFonts w:ascii="MS Gothic" w:eastAsia="MS Gothic" w:hAnsi="MS Gothic"/>
           </w:rPr>
-          <w:id w:val="233972571"/>
+          <w:id w:val="344291571"/>
           <w14:checkbox>
             <w14:checked w14:val="0"/>
             <w14:checkedState w14:val="2612" w14:font="MS Gothic"/>
@@ -5407,7 +5407,7 @@
           <w:rPr>
             <w:rFonts w:ascii="MS Gothic" w:eastAsia="MS Gothic" w:hAnsi="MS Gothic"/>
           </w:rPr>
-          <w:id w:val="530568656"/>
+          <w:id w:val="92881120"/>
           <w14:checkbox>
             <w14:checked w14:val="1"/>
             <w14:checkedState w14:val="2612" w14:font="MS Gothic"/>
@@ -5480,7 +5480,7 @@
           <w:rPr>
             <w:rFonts w:ascii="MS Gothic" w:eastAsia="MS Gothic" w:hAnsi="MS Gothic"/>
           </w:rPr>
-          <w:id w:val="655644405"/>
+          <w:id w:val="899867786"/>
           <w14:checkbox>
             <w14:checked w14:val="0"/>
             <w14:checkedState w14:val="2612" w14:font="MS Gothic"/>
@@ -5506,7 +5506,7 @@
           <w:rPr>
             <w:rFonts w:ascii="MS Gothic" w:eastAsia="MS Gothic" w:hAnsi="MS Gothic"/>
           </w:rPr>
-          <w:id w:val="706163516"/>
+          <w:id w:val="156164339"/>
           <w14:checkbox>
             <w14:checked w14:val="0"/>
             <w14:checkedState w14:val="2612" w14:font="MS Gothic"/>
@@ -5532,7 +5532,7 @@
           <w:rPr>
             <w:rFonts w:ascii="MS Gothic" w:eastAsia="MS Gothic" w:hAnsi="MS Gothic"/>
           </w:rPr>
-          <w:id w:val="959050630"/>
+          <w:id w:val="694114070"/>
           <w14:checkbox>
             <w14:checked w14:val="1"/>
             <w14:checkedState w14:val="2612" w14:font="MS Gothic"/>
@@ -5558,7 +5558,7 @@
           <w:rPr>
             <w:rFonts w:ascii="MS Gothic" w:eastAsia="MS Gothic" w:hAnsi="MS Gothic"/>
           </w:rPr>
-          <w:id w:val="283337309"/>
+          <w:id w:val="258527011"/>
           <w14:checkbox>
             <w14:checked w14:val="0"/>
             <w14:checkedState w14:val="2612" w14:font="MS Gothic"/>
@@ -5592,7 +5592,7 @@
           <w:rPr>
             <w:rFonts w:ascii="MS Gothic" w:eastAsia="MS Gothic" w:hAnsi="MS Gothic"/>
           </w:rPr>
-          <w:id w:val="76388831"/>
+          <w:id w:val="547654803"/>
           <w14:checkbox>
             <w14:checked w14:val="0"/>
             <w14:checkedState w14:val="2612" w14:font="MS Gothic"/>
@@ -5618,7 +5618,7 @@
           <w:rPr>
             <w:rFonts w:ascii="MS Gothic" w:eastAsia="MS Gothic" w:hAnsi="MS Gothic"/>
           </w:rPr>
-          <w:id w:val="606997474"/>
+          <w:id w:val="264932387"/>
           <w14:checkbox>
             <w14:checked w14:val="0"/>
             <w14:checkedState w14:val="2612" w14:font="MS Gothic"/>
@@ -5644,7 +5644,7 @@
           <w:rPr>
             <w:rFonts w:ascii="MS Gothic" w:eastAsia="MS Gothic" w:hAnsi="MS Gothic"/>
           </w:rPr>
-          <w:id w:val="107749040"/>
+          <w:id w:val="438487021"/>
           <w14:checkbox>
             <w14:checked w14:val="0"/>
             <w14:checkedState w14:val="2612" w14:font="MS Gothic"/>
@@ -5670,7 +5670,7 @@
           <w:rPr>
             <w:rFonts w:ascii="MS Gothic" w:eastAsia="MS Gothic" w:hAnsi="MS Gothic"/>
           </w:rPr>
-          <w:id w:val="412630241"/>
+          <w:id w:val="531040062"/>
           <w14:checkbox>
             <w14:checked w14:val="1"/>
             <w14:checkedState w14:val="2612" w14:font="MS Gothic"/>
@@ -5709,7 +5709,7 @@
       </w:r>
       <w:sdt>
         <w:sdtPr>
-          <w:id w:val="106756138"/>
+          <w:id w:val="552746740"/>
           <w14:checkbox>
             <w14:checked w14:val="0"/>
             <w14:checkedState w14:val="2612" w14:font="MS Gothic"/>
@@ -5732,7 +5732,7 @@
       </w:r>
       <w:sdt>
         <w:sdtPr>
-          <w:id w:val="567091905"/>
+          <w:id w:val="52664316"/>
           <w14:checkbox>
             <w14:checked w14:val="1"/>
             <w14:checkedState w14:val="2612" w14:font="MS Gothic"/>
@@ -5761,7 +5761,7 @@
       </w:r>
       <w:sdt>
         <w:sdtPr>
-          <w:id w:val="816786342"/>
+          <w:id w:val="223353429"/>
           <w14:checkbox>
             <w14:checked w14:val="0"/>
             <w14:checkedState w14:val="2612" w14:font="MS Gothic"/>
@@ -5795,7 +5795,7 @@
       </w:r>
       <w:sdt>
         <w:sdtPr>
-          <w:id w:val="829006911"/>
+          <w:id w:val="979226140"/>
           <w14:checkbox>
             <w14:checked w14:val="0"/>
             <w14:checkedState w14:val="2612" w14:font="MS Gothic"/>
@@ -6311,7 +6311,7 @@
       </w:r>
       <w:sdt>
         <w:sdtPr>
-          <w:id w:val="222914481"/>
+          <w:id w:val="417503294"/>
           <w14:checkbox>
             <w14:checked w14:val="0"/>
             <w14:checkedState w14:val="2612" w14:font="MS Gothic"/>
@@ -6337,7 +6337,7 @@
       </w:r>
       <w:sdt>
         <w:sdtPr>
-          <w:id w:val="427281560"/>
+          <w:id w:val="457222341"/>
           <w14:checkbox>
             <w14:checked w14:val="1"/>
             <w14:checkedState w14:val="2612" w14:font="MS Gothic"/>
@@ -6363,7 +6363,7 @@
       </w:r>
       <w:sdt>
         <w:sdtPr>
-          <w:id w:val="909659417"/>
+          <w:id w:val="335077525"/>
           <w14:checkbox>
             <w14:checked w14:val="0"/>
             <w14:checkedState w14:val="2612" w14:font="MS Gothic"/>
@@ -6399,7 +6399,7 @@
       </w:r>
       <w:sdt>
         <w:sdtPr>
-          <w:id w:val="401346540"/>
+          <w:id w:val="350684202"/>
           <w14:checkbox>
             <w14:checked w14:val="1"/>
             <w14:checkedState w14:val="2612" w14:font="MS Gothic"/>
@@ -6422,7 +6422,7 @@
       </w:r>
       <w:sdt>
         <w:sdtPr>
-          <w:id w:val="923117493"/>
+          <w:id w:val="884493198"/>
           <w14:checkbox>
             <w14:checked w14:val="0"/>
             <w14:checkedState w14:val="2612" w14:font="MS Gothic"/>
@@ -6445,7 +6445,7 @@
       </w:r>
       <w:sdt>
         <w:sdtPr>
-          <w:id w:val="142669204"/>
+          <w:id w:val="738348937"/>
           <w14:checkbox>
             <w14:checked w14:val="0"/>
             <w14:checkedState w14:val="2612" w14:font="MS Gothic"/>
@@ -6487,7 +6487,7 @@
       </w:r>
       <w:sdt>
         <w:sdtPr>
-          <w:id w:val="42436088"/>
+          <w:id w:val="239256391"/>
           <w14:checkbox>
             <w14:checked w14:val="0"/>
             <w14:checkedState w14:val="2612" w14:font="MS Gothic"/>
@@ -6513,7 +6513,7 @@
       </w:r>
       <w:sdt>
         <w:sdtPr>
-          <w:id w:val="601832891"/>
+          <w:id w:val="209263048"/>
           <w14:checkbox>
             <w14:checked w14:val="1"/>
             <w14:checkedState w14:val="2612" w14:font="MS Gothic"/>
@@ -6552,7 +6552,7 @@
       </w:r>
       <w:sdt>
         <w:sdtPr>
-          <w:id w:val="23767162"/>
+          <w:id w:val="334697945"/>
           <w14:checkbox>
             <w14:checked w14:val="1"/>
             <w14:checkedState w14:val="2612" w14:font="MS Gothic"/>
@@ -6576,7 +6576,7 @@
       </w:r>
       <w:sdt>
         <w:sdtPr>
-          <w:id w:val="397429282"/>
+          <w:id w:val="362907189"/>
           <w14:checkbox>
             <w14:checked w14:val="0"/>
             <w14:checkedState w14:val="2612" w14:font="MS Gothic"/>
@@ -6610,7 +6610,7 @@
       </w:r>
       <w:sdt>
         <w:sdtPr>
-          <w:id w:val="763483817"/>
+          <w:id w:val="280287756"/>
           <w14:checkbox>
             <w14:checked w14:val="0"/>
             <w14:checkedState w14:val="2612" w14:font="MS Gothic"/>
@@ -6636,7 +6636,7 @@
       </w:r>
       <w:sdt>
         <w:sdtPr>
-          <w:id w:val="298589865"/>
+          <w:id w:val="982401624"/>
           <w14:checkbox>
             <w14:checked w14:val="1"/>
             <w14:checkedState w14:val="2612" w14:font="MS Gothic"/>
@@ -6662,7 +6662,7 @@
       </w:r>
       <w:sdt>
         <w:sdtPr>
-          <w:id w:val="943115138"/>
+          <w:id w:val="463251857"/>
           <w14:checkbox>
             <w14:checked w14:val="0"/>
             <w14:checkedState w14:val="2612" w14:font="MS Gothic"/>

--- a/module_2_emerging_markets_for_quantum_technology/assignment_2/MON_filled.docx
+++ b/module_2_emerging_markets_for_quantum_technology/assignment_2/MON_filled.docx
@@ -213,11 +213,25 @@
       </w:r>
     </w:p>
     <w:p>
-      <w:r>
+      <w:pPr>
+        <w:pStyle w:val="Normal"/>
+      </w:pPr>
+      <w:r>
+        <w:t xml:space="preserve">The scorecard below is completed once for each of the three opportunities identified in Part 1.</w:t>
+      </w:r>
+    </w:p>
+    <w:p>
+      <w:r>
+        <w:rPr>
+          <w:b/>
+        </w:rPr>
         <w:t>Opportunity Name:</w:t>
       </w:r>
       <w:r>
-        <w:t xml:space="preserve"> Opportunity 1: Pre-excavation subsurface survey</w:t>
+        <w:rPr>
+          <w:b/>
+        </w:rPr>
+        <w:t xml:space="preserve"> Scorecard 1 of 3 — Opportunity 1: Pre-excavation subsurface survey</w:t>
       </w:r>
     </w:p>
     <w:p>
@@ -2087,10 +2101,16 @@
     </w:p>
     <w:p>
       <w:r>
+        <w:rPr>
+          <w:b/>
+        </w:rPr>
         <w:t>Opportunity Name:</w:t>
       </w:r>
       <w:r>
-        <w:t xml:space="preserve"> Opportunity 2: Mineral and geothermal exploration</w:t>
+        <w:rPr>
+          <w:b/>
+        </w:rPr>
+        <w:t xml:space="preserve"> Scorecard 2 of 3 — Opportunity 2: Mineral and geothermal exploration</w:t>
       </w:r>
     </w:p>
     <w:p>
@@ -2157,7 +2177,7 @@
       </w:r>
       <w:sdt>
         <w:sdtPr>
-          <w:id w:val="629712983"/>
+          <w:id w:val="344962971"/>
           <w14:checkbox>
             <w14:checked w14:val="0"/>
             <w14:checkedState w14:val="2612" w14:font="MS Gothic"/>
@@ -2183,7 +2203,7 @@
       </w:r>
       <w:sdt>
         <w:sdtPr>
-          <w:id w:val="713100790"/>
+          <w:id w:val="284299526"/>
           <w14:checkbox>
             <w14:checked w14:val="1"/>
             <w14:checkedState w14:val="2612" w14:font="MS Gothic"/>
@@ -2209,7 +2229,7 @@
       </w:r>
       <w:sdt>
         <w:sdtPr>
-          <w:id w:val="35094356"/>
+          <w:id w:val="445928161"/>
           <w14:checkbox>
             <w14:checked w14:val="0"/>
             <w14:checkedState w14:val="2612" w14:font="MS Gothic"/>
@@ -2235,7 +2255,7 @@
       </w:r>
       <w:sdt>
         <w:sdtPr>
-          <w:id w:val="57912970"/>
+          <w:id w:val="727017911"/>
           <w14:checkbox>
             <w14:checked w14:val="0"/>
             <w14:checkedState w14:val="2612" w14:font="MS Gothic"/>
@@ -2308,7 +2328,7 @@
           <w:rPr>
             <w:rFonts w:ascii="MS Gothic" w:eastAsia="MS Gothic" w:hAnsi="MS Gothic"/>
           </w:rPr>
-          <w:id w:val="878657678"/>
+          <w:id w:val="989029672"/>
           <w14:checkbox>
             <w14:checked w14:val="0"/>
             <w14:checkedState w14:val="2612" w14:font="MS Gothic"/>
@@ -2334,7 +2354,7 @@
           <w:rPr>
             <w:rFonts w:ascii="MS Gothic" w:eastAsia="MS Gothic" w:hAnsi="MS Gothic"/>
           </w:rPr>
-          <w:id w:val="253785267"/>
+          <w:id w:val="118044626"/>
           <w14:checkbox>
             <w14:checked w14:val="1"/>
             <w14:checkedState w14:val="2612" w14:font="MS Gothic"/>
@@ -2360,7 +2380,7 @@
           <w:rPr>
             <w:rFonts w:ascii="MS Gothic" w:eastAsia="MS Gothic" w:hAnsi="MS Gothic"/>
           </w:rPr>
-          <w:id w:val="40135424"/>
+          <w:id w:val="439679137"/>
           <w14:checkbox>
             <w14:checked w14:val="0"/>
             <w14:checkedState w14:val="2612" w14:font="MS Gothic"/>
@@ -2386,7 +2406,7 @@
           <w:rPr>
             <w:rFonts w:ascii="MS Gothic" w:eastAsia="MS Gothic" w:hAnsi="MS Gothic"/>
           </w:rPr>
-          <w:id w:val="343883423"/>
+          <w:id w:val="832054086"/>
           <w14:checkbox>
             <w14:checked w14:val="0"/>
             <w14:checkedState w14:val="2612" w14:font="MS Gothic"/>
@@ -2459,7 +2479,7 @@
           <w:rPr>
             <w:rFonts w:ascii="MS Gothic" w:eastAsia="MS Gothic" w:hAnsi="MS Gothic"/>
           </w:rPr>
-          <w:id w:val="319146236"/>
+          <w:id w:val="70668535"/>
           <w14:checkbox>
             <w14:checked w14:val="0"/>
             <w14:checkedState w14:val="2612" w14:font="MS Gothic"/>
@@ -2485,7 +2505,7 @@
           <w:rPr>
             <w:rFonts w:ascii="MS Gothic" w:eastAsia="MS Gothic" w:hAnsi="MS Gothic"/>
           </w:rPr>
-          <w:id w:val="123229538"/>
+          <w:id w:val="742425119"/>
           <w14:checkbox>
             <w14:checked w14:val="1"/>
             <w14:checkedState w14:val="2612" w14:font="MS Gothic"/>
@@ -2512,7 +2532,7 @@
           <w:rPr>
             <w:rFonts w:ascii="MS Gothic" w:eastAsia="MS Gothic" w:hAnsi="MS Gothic"/>
           </w:rPr>
-          <w:id w:val="646367504"/>
+          <w:id w:val="539676768"/>
           <w14:checkbox>
             <w14:checked w14:val="0"/>
             <w14:checkedState w14:val="2612" w14:font="MS Gothic"/>
@@ -2538,7 +2558,7 @@
           <w:rPr>
             <w:rFonts w:ascii="MS Gothic" w:eastAsia="MS Gothic" w:hAnsi="MS Gothic"/>
           </w:rPr>
-          <w:id w:val="855442758"/>
+          <w:id w:val="468725317"/>
           <w14:checkbox>
             <w14:checked w14:val="0"/>
             <w14:checkedState w14:val="2612" w14:font="MS Gothic"/>
@@ -2575,7 +2595,7 @@
           <w:rPr>
             <w:rFonts w:ascii="MS Gothic" w:eastAsia="MS Gothic" w:hAnsi="MS Gothic"/>
           </w:rPr>
-          <w:id w:val="517907367"/>
+          <w:id w:val="785153015"/>
           <w14:checkbox>
             <w14:checked w14:val="0"/>
             <w14:checkedState w14:val="2612" w14:font="MS Gothic"/>
@@ -2601,7 +2621,7 @@
           <w:rPr>
             <w:rFonts w:ascii="MS Gothic" w:eastAsia="MS Gothic" w:hAnsi="MS Gothic"/>
           </w:rPr>
-          <w:id w:val="806382676"/>
+          <w:id w:val="958928339"/>
           <w14:checkbox>
             <w14:checked w14:val="1"/>
             <w14:checkedState w14:val="2612" w14:font="MS Gothic"/>
@@ -2627,7 +2647,7 @@
           <w:rPr>
             <w:rFonts w:ascii="MS Gothic" w:eastAsia="MS Gothic" w:hAnsi="MS Gothic"/>
           </w:rPr>
-          <w:id w:val="882457747"/>
+          <w:id w:val="573961378"/>
           <w14:checkbox>
             <w14:checked w14:val="0"/>
             <w14:checkedState w14:val="2612" w14:font="MS Gothic"/>
@@ -2653,7 +2673,7 @@
           <w:rPr>
             <w:rFonts w:ascii="MS Gothic" w:eastAsia="MS Gothic" w:hAnsi="MS Gothic"/>
           </w:rPr>
-          <w:id w:val="65347916"/>
+          <w:id w:val="496932188"/>
           <w14:checkbox>
             <w14:checked w14:val="0"/>
             <w14:checkedState w14:val="2612" w14:font="MS Gothic"/>
@@ -2742,7 +2762,7 @@
           <w:rPr>
             <w:rFonts w:ascii="MS Gothic" w:eastAsia="MS Gothic" w:hAnsi="MS Gothic"/>
           </w:rPr>
-          <w:id w:val="927640958"/>
+          <w:id w:val="459130712"/>
           <w14:checkbox>
             <w14:checked w14:val="0"/>
             <w14:checkedState w14:val="2612" w14:font="MS Gothic"/>
@@ -2768,7 +2788,7 @@
           <w:rPr>
             <w:rFonts w:ascii="MS Gothic" w:eastAsia="MS Gothic" w:hAnsi="MS Gothic"/>
           </w:rPr>
-          <w:id w:val="66180632"/>
+          <w:id w:val="145794347"/>
           <w14:checkbox>
             <w14:checked w14:val="0"/>
             <w14:checkedState w14:val="2612" w14:font="MS Gothic"/>
@@ -2794,7 +2814,7 @@
           <w:rPr>
             <w:rFonts w:ascii="MS Gothic" w:eastAsia="MS Gothic" w:hAnsi="MS Gothic"/>
           </w:rPr>
-          <w:id w:val="157108852"/>
+          <w:id w:val="750003539"/>
           <w14:checkbox>
             <w14:checked w14:val="1"/>
             <w14:checkedState w14:val="2612" w14:font="MS Gothic"/>
@@ -2820,7 +2840,7 @@
           <w:rPr>
             <w:rFonts w:ascii="MS Gothic" w:eastAsia="MS Gothic" w:hAnsi="MS Gothic"/>
           </w:rPr>
-          <w:id w:val="153157685"/>
+          <w:id w:val="903074688"/>
           <w14:checkbox>
             <w14:checked w14:val="0"/>
             <w14:checkedState w14:val="2612" w14:font="MS Gothic"/>
@@ -2881,7 +2901,7 @@
           <w:rPr>
             <w:rFonts w:ascii="MS Gothic" w:eastAsia="MS Gothic" w:hAnsi="MS Gothic"/>
           </w:rPr>
-          <w:id w:val="505761587"/>
+          <w:id w:val="258148708"/>
           <w14:checkbox>
             <w14:checked w14:val="0"/>
             <w14:checkedState w14:val="2612" w14:font="MS Gothic"/>
@@ -2907,7 +2927,7 @@
           <w:rPr>
             <w:rFonts w:ascii="MS Gothic" w:eastAsia="MS Gothic" w:hAnsi="MS Gothic"/>
           </w:rPr>
-          <w:id w:val="903195759"/>
+          <w:id w:val="544963555"/>
           <w14:checkbox>
             <w14:checked w14:val="0"/>
             <w14:checkedState w14:val="2612" w14:font="MS Gothic"/>
@@ -2933,7 +2953,7 @@
           <w:rPr>
             <w:rFonts w:ascii="MS Gothic" w:eastAsia="MS Gothic" w:hAnsi="MS Gothic"/>
           </w:rPr>
-          <w:id w:val="803815356"/>
+          <w:id w:val="705928891"/>
           <w14:checkbox>
             <w14:checked w14:val="1"/>
             <w14:checkedState w14:val="2612" w14:font="MS Gothic"/>
@@ -2959,7 +2979,7 @@
           <w:rPr>
             <w:rFonts w:ascii="MS Gothic" w:eastAsia="MS Gothic" w:hAnsi="MS Gothic"/>
           </w:rPr>
-          <w:id w:val="679537032"/>
+          <w:id w:val="973158359"/>
           <w14:checkbox>
             <w14:checked w14:val="0"/>
             <w14:checkedState w14:val="2612" w14:font="MS Gothic"/>
@@ -3033,7 +3053,7 @@
           <w:rPr>
             <w:rFonts w:ascii="MS Gothic" w:eastAsia="MS Gothic" w:hAnsi="MS Gothic"/>
           </w:rPr>
-          <w:id w:val="352346758"/>
+          <w:id w:val="75258926"/>
           <w14:checkbox>
             <w14:checked w14:val="0"/>
             <w14:checkedState w14:val="2612" w14:font="MS Gothic"/>
@@ -3059,7 +3079,7 @@
           <w:rPr>
             <w:rFonts w:ascii="MS Gothic" w:eastAsia="MS Gothic" w:hAnsi="MS Gothic"/>
           </w:rPr>
-          <w:id w:val="886232162"/>
+          <w:id w:val="757303951"/>
           <w14:checkbox>
             <w14:checked w14:val="1"/>
             <w14:checkedState w14:val="2612" w14:font="MS Gothic"/>
@@ -3085,7 +3105,7 @@
           <w:rPr>
             <w:rFonts w:ascii="MS Gothic" w:eastAsia="MS Gothic" w:hAnsi="MS Gothic"/>
           </w:rPr>
-          <w:id w:val="107340677"/>
+          <w:id w:val="790254869"/>
           <w14:checkbox>
             <w14:checked w14:val="0"/>
             <w14:checkedState w14:val="2612" w14:font="MS Gothic"/>
@@ -3111,7 +3131,7 @@
           <w:rPr>
             <w:rFonts w:ascii="MS Gothic" w:eastAsia="MS Gothic" w:hAnsi="MS Gothic"/>
           </w:rPr>
-          <w:id w:val="729480678"/>
+          <w:id w:val="515962225"/>
           <w14:checkbox>
             <w14:checked w14:val="0"/>
             <w14:checkedState w14:val="2612" w14:font="MS Gothic"/>
@@ -3145,7 +3165,7 @@
           <w:rPr>
             <w:rFonts w:ascii="MS Gothic" w:eastAsia="MS Gothic" w:hAnsi="MS Gothic"/>
           </w:rPr>
-          <w:id w:val="570286106"/>
+          <w:id w:val="982063533"/>
           <w14:checkbox>
             <w14:checked w14:val="0"/>
             <w14:checkedState w14:val="2612" w14:font="MS Gothic"/>
@@ -3171,7 +3191,7 @@
           <w:rPr>
             <w:rFonts w:ascii="MS Gothic" w:eastAsia="MS Gothic" w:hAnsi="MS Gothic"/>
           </w:rPr>
-          <w:id w:val="127993974"/>
+          <w:id w:val="463631260"/>
           <w14:checkbox>
             <w14:checked w14:val="0"/>
             <w14:checkedState w14:val="2612" w14:font="MS Gothic"/>
@@ -3197,7 +3217,7 @@
           <w:rPr>
             <w:rFonts w:ascii="MS Gothic" w:eastAsia="MS Gothic" w:hAnsi="MS Gothic"/>
           </w:rPr>
-          <w:id w:val="949612027"/>
+          <w:id w:val="525021674"/>
           <w14:checkbox>
             <w14:checked w14:val="1"/>
             <w14:checkedState w14:val="2612" w14:font="MS Gothic"/>
@@ -3223,7 +3243,7 @@
           <w:rPr>
             <w:rFonts w:ascii="MS Gothic" w:eastAsia="MS Gothic" w:hAnsi="MS Gothic"/>
           </w:rPr>
-          <w:id w:val="465423748"/>
+          <w:id w:val="399019966"/>
           <w14:checkbox>
             <w14:checked w14:val="0"/>
             <w14:checkedState w14:val="2612" w14:font="MS Gothic"/>
@@ -3312,7 +3332,7 @@
           <w:rPr>
             <w:rFonts w:ascii="MS Gothic" w:eastAsia="MS Gothic" w:hAnsi="MS Gothic"/>
           </w:rPr>
-          <w:id w:val="342926031"/>
+          <w:id w:val="770393871"/>
           <w14:checkbox>
             <w14:checked w14:val="0"/>
             <w14:checkedState w14:val="2612" w14:font="MS Gothic"/>
@@ -3338,7 +3358,7 @@
           <w:rPr>
             <w:rFonts w:ascii="MS Gothic" w:eastAsia="MS Gothic" w:hAnsi="MS Gothic"/>
           </w:rPr>
-          <w:id w:val="951592151"/>
+          <w:id w:val="471882454"/>
           <w14:checkbox>
             <w14:checked w14:val="0"/>
             <w14:checkedState w14:val="2612" w14:font="MS Gothic"/>
@@ -3364,7 +3384,7 @@
           <w:rPr>
             <w:rFonts w:ascii="MS Gothic" w:eastAsia="MS Gothic" w:hAnsi="MS Gothic"/>
           </w:rPr>
-          <w:id w:val="154975343"/>
+          <w:id w:val="420018752"/>
           <w14:checkbox>
             <w14:checked w14:val="1"/>
             <w14:checkedState w14:val="2612" w14:font="MS Gothic"/>
@@ -3390,7 +3410,7 @@
           <w:rPr>
             <w:rFonts w:ascii="MS Gothic" w:eastAsia="MS Gothic" w:hAnsi="MS Gothic"/>
           </w:rPr>
-          <w:id w:val="957746258"/>
+          <w:id w:val="175157657"/>
           <w14:checkbox>
             <w14:checked w14:val="0"/>
             <w14:checkedState w14:val="2612" w14:font="MS Gothic"/>
@@ -3463,7 +3483,7 @@
           <w:rPr>
             <w:rFonts w:ascii="MS Gothic" w:eastAsia="MS Gothic" w:hAnsi="MS Gothic"/>
           </w:rPr>
-          <w:id w:val="687657125"/>
+          <w:id w:val="186295314"/>
           <w14:checkbox>
             <w14:checked w14:val="0"/>
             <w14:checkedState w14:val="2612" w14:font="MS Gothic"/>
@@ -3490,7 +3510,7 @@
           <w:rPr>
             <w:rFonts w:ascii="MS Gothic" w:eastAsia="MS Gothic" w:hAnsi="MS Gothic"/>
           </w:rPr>
-          <w:id w:val="276393058"/>
+          <w:id w:val="233886002"/>
           <w14:checkbox>
             <w14:checked w14:val="0"/>
             <w14:checkedState w14:val="2612" w14:font="MS Gothic"/>
@@ -3516,7 +3536,7 @@
           <w:rPr>
             <w:rFonts w:ascii="MS Gothic" w:eastAsia="MS Gothic" w:hAnsi="MS Gothic"/>
           </w:rPr>
-          <w:id w:val="842310927"/>
+          <w:id w:val="780235466"/>
           <w14:checkbox>
             <w14:checked w14:val="1"/>
             <w14:checkedState w14:val="2612" w14:font="MS Gothic"/>
@@ -3542,7 +3562,7 @@
           <w:rPr>
             <w:rFonts w:ascii="MS Gothic" w:eastAsia="MS Gothic" w:hAnsi="MS Gothic"/>
           </w:rPr>
-          <w:id w:val="441187171"/>
+          <w:id w:val="159407844"/>
           <w14:checkbox>
             <w14:checked w14:val="0"/>
             <w14:checkedState w14:val="2612" w14:font="MS Gothic"/>
@@ -3615,7 +3635,7 @@
           <w:rPr>
             <w:rFonts w:ascii="MS Gothic" w:eastAsia="MS Gothic" w:hAnsi="MS Gothic"/>
           </w:rPr>
-          <w:id w:val="405609121"/>
+          <w:id w:val="962416236"/>
           <w14:checkbox>
             <w14:checked w14:val="0"/>
             <w14:checkedState w14:val="2612" w14:font="MS Gothic"/>
@@ -3641,7 +3661,7 @@
           <w:rPr>
             <w:rFonts w:ascii="MS Gothic" w:eastAsia="MS Gothic" w:hAnsi="MS Gothic"/>
           </w:rPr>
-          <w:id w:val="958147876"/>
+          <w:id w:val="152528969"/>
           <w14:checkbox>
             <w14:checked w14:val="1"/>
             <w14:checkedState w14:val="2612" w14:font="MS Gothic"/>
@@ -3667,7 +3687,7 @@
           <w:rPr>
             <w:rFonts w:ascii="MS Gothic" w:eastAsia="MS Gothic" w:hAnsi="MS Gothic"/>
           </w:rPr>
-          <w:id w:val="818345838"/>
+          <w:id w:val="876499261"/>
           <w14:checkbox>
             <w14:checked w14:val="0"/>
             <w14:checkedState w14:val="2612" w14:font="MS Gothic"/>
@@ -3693,7 +3713,7 @@
           <w:rPr>
             <w:rFonts w:ascii="MS Gothic" w:eastAsia="MS Gothic" w:hAnsi="MS Gothic"/>
           </w:rPr>
-          <w:id w:val="551841711"/>
+          <w:id w:val="238546776"/>
           <w14:checkbox>
             <w14:checked w14:val="0"/>
             <w14:checkedState w14:val="2612" w14:font="MS Gothic"/>
@@ -3727,7 +3747,7 @@
           <w:rPr>
             <w:rFonts w:ascii="MS Gothic" w:eastAsia="MS Gothic" w:hAnsi="MS Gothic"/>
           </w:rPr>
-          <w:id w:val="570464542"/>
+          <w:id w:val="170388242"/>
           <w14:checkbox>
             <w14:checked w14:val="0"/>
             <w14:checkedState w14:val="2612" w14:font="MS Gothic"/>
@@ -3753,7 +3773,7 @@
           <w:rPr>
             <w:rFonts w:ascii="MS Gothic" w:eastAsia="MS Gothic" w:hAnsi="MS Gothic"/>
           </w:rPr>
-          <w:id w:val="342151635"/>
+          <w:id w:val="422345291"/>
           <w14:checkbox>
             <w14:checked w14:val="0"/>
             <w14:checkedState w14:val="2612" w14:font="MS Gothic"/>
@@ -3779,7 +3799,7 @@
           <w:rPr>
             <w:rFonts w:ascii="MS Gothic" w:eastAsia="MS Gothic" w:hAnsi="MS Gothic"/>
           </w:rPr>
-          <w:id w:val="976177630"/>
+          <w:id w:val="76782087"/>
           <w14:checkbox>
             <w14:checked w14:val="1"/>
             <w14:checkedState w14:val="2612" w14:font="MS Gothic"/>
@@ -3805,7 +3825,7 @@
           <w:rPr>
             <w:rFonts w:ascii="MS Gothic" w:eastAsia="MS Gothic" w:hAnsi="MS Gothic"/>
           </w:rPr>
-          <w:id w:val="203081576"/>
+          <w:id w:val="204003121"/>
           <w14:checkbox>
             <w14:checked w14:val="0"/>
             <w14:checkedState w14:val="2612" w14:font="MS Gothic"/>
@@ -3844,7 +3864,7 @@
       </w:r>
       <w:sdt>
         <w:sdtPr>
-          <w:id w:val="591389395"/>
+          <w:id w:val="201486596"/>
           <w14:checkbox>
             <w14:checked w14:val="0"/>
             <w14:checkedState w14:val="2612" w14:font="MS Gothic"/>
@@ -3867,7 +3887,7 @@
       </w:r>
       <w:sdt>
         <w:sdtPr>
-          <w:id w:val="155287329"/>
+          <w:id w:val="574577169"/>
           <w14:checkbox>
             <w14:checked w14:val="1"/>
             <w14:checkedState w14:val="2612" w14:font="MS Gothic"/>
@@ -3896,7 +3916,7 @@
       </w:r>
       <w:sdt>
         <w:sdtPr>
-          <w:id w:val="184902453"/>
+          <w:id w:val="545610681"/>
           <w14:checkbox>
             <w14:checked w14:val="0"/>
             <w14:checkedState w14:val="2612" w14:font="MS Gothic"/>
@@ -3930,7 +3950,7 @@
       </w:r>
       <w:sdt>
         <w:sdtPr>
-          <w:id w:val="937310354"/>
+          <w:id w:val="710615695"/>
           <w14:checkbox>
             <w14:checked w14:val="0"/>
             <w14:checkedState w14:val="2612" w14:font="MS Gothic"/>
@@ -3952,10 +3972,16 @@
     </w:p>
     <w:p>
       <w:r>
+        <w:rPr>
+          <w:b/>
+        </w:rPr>
         <w:t>Opportunity Name:</w:t>
       </w:r>
       <w:r>
-        <w:t xml:space="preserve"> Opportunity 3: GPS-denied navigation</w:t>
+        <w:rPr>
+          <w:b/>
+        </w:rPr>
+        <w:t xml:space="preserve"> Scorecard 3 of 3 — Opportunity 3: GPS-denied navigation</w:t>
       </w:r>
     </w:p>
     <w:p>
@@ -4022,7 +4048,7 @@
       </w:r>
       <w:sdt>
         <w:sdtPr>
-          <w:id w:val="683898601"/>
+          <w:id w:val="774077934"/>
           <w14:checkbox>
             <w14:checked w14:val="0"/>
             <w14:checkedState w14:val="2612" w14:font="MS Gothic"/>
@@ -4048,7 +4074,7 @@
       </w:r>
       <w:sdt>
         <w:sdtPr>
-          <w:id w:val="612619924"/>
+          <w:id w:val="257405774"/>
           <w14:checkbox>
             <w14:checked w14:val="0"/>
             <w14:checkedState w14:val="2612" w14:font="MS Gothic"/>
@@ -4074,7 +4100,7 @@
       </w:r>
       <w:sdt>
         <w:sdtPr>
-          <w:id w:val="811651373"/>
+          <w:id w:val="317524172"/>
           <w14:checkbox>
             <w14:checked w14:val="1"/>
             <w14:checkedState w14:val="2612" w14:font="MS Gothic"/>
@@ -4100,7 +4126,7 @@
       </w:r>
       <w:sdt>
         <w:sdtPr>
-          <w:id w:val="215605122"/>
+          <w:id w:val="415269615"/>
           <w14:checkbox>
             <w14:checked w14:val="0"/>
             <w14:checkedState w14:val="2612" w14:font="MS Gothic"/>
@@ -4173,7 +4199,7 @@
           <w:rPr>
             <w:rFonts w:ascii="MS Gothic" w:eastAsia="MS Gothic" w:hAnsi="MS Gothic"/>
           </w:rPr>
-          <w:id w:val="539800412"/>
+          <w:id w:val="940062573"/>
           <w14:checkbox>
             <w14:checked w14:val="0"/>
             <w14:checkedState w14:val="2612" w14:font="MS Gothic"/>
@@ -4199,7 +4225,7 @@
           <w:rPr>
             <w:rFonts w:ascii="MS Gothic" w:eastAsia="MS Gothic" w:hAnsi="MS Gothic"/>
           </w:rPr>
-          <w:id w:val="806339753"/>
+          <w:id w:val="10134787"/>
           <w14:checkbox>
             <w14:checked w14:val="1"/>
             <w14:checkedState w14:val="2612" w14:font="MS Gothic"/>
@@ -4225,7 +4251,7 @@
           <w:rPr>
             <w:rFonts w:ascii="MS Gothic" w:eastAsia="MS Gothic" w:hAnsi="MS Gothic"/>
           </w:rPr>
-          <w:id w:val="614674798"/>
+          <w:id w:val="922564266"/>
           <w14:checkbox>
             <w14:checked w14:val="0"/>
             <w14:checkedState w14:val="2612" w14:font="MS Gothic"/>
@@ -4251,7 +4277,7 @@
           <w:rPr>
             <w:rFonts w:ascii="MS Gothic" w:eastAsia="MS Gothic" w:hAnsi="MS Gothic"/>
           </w:rPr>
-          <w:id w:val="88803921"/>
+          <w:id w:val="709009793"/>
           <w14:checkbox>
             <w14:checked w14:val="0"/>
             <w14:checkedState w14:val="2612" w14:font="MS Gothic"/>
@@ -4324,7 +4350,7 @@
           <w:rPr>
             <w:rFonts w:ascii="MS Gothic" w:eastAsia="MS Gothic" w:hAnsi="MS Gothic"/>
           </w:rPr>
-          <w:id w:val="998243856"/>
+          <w:id w:val="425885795"/>
           <w14:checkbox>
             <w14:checked w14:val="0"/>
             <w14:checkedState w14:val="2612" w14:font="MS Gothic"/>
@@ -4350,7 +4376,7 @@
           <w:rPr>
             <w:rFonts w:ascii="MS Gothic" w:eastAsia="MS Gothic" w:hAnsi="MS Gothic"/>
           </w:rPr>
-          <w:id w:val="940523855"/>
+          <w:id w:val="94476663"/>
           <w14:checkbox>
             <w14:checked w14:val="1"/>
             <w14:checkedState w14:val="2612" w14:font="MS Gothic"/>
@@ -4377,7 +4403,7 @@
           <w:rPr>
             <w:rFonts w:ascii="MS Gothic" w:eastAsia="MS Gothic" w:hAnsi="MS Gothic"/>
           </w:rPr>
-          <w:id w:val="177943016"/>
+          <w:id w:val="786729773"/>
           <w14:checkbox>
             <w14:checked w14:val="0"/>
             <w14:checkedState w14:val="2612" w14:font="MS Gothic"/>
@@ -4403,7 +4429,7 @@
           <w:rPr>
             <w:rFonts w:ascii="MS Gothic" w:eastAsia="MS Gothic" w:hAnsi="MS Gothic"/>
           </w:rPr>
-          <w:id w:val="555645206"/>
+          <w:id w:val="809745033"/>
           <w14:checkbox>
             <w14:checked w14:val="0"/>
             <w14:checkedState w14:val="2612" w14:font="MS Gothic"/>
@@ -4440,7 +4466,7 @@
           <w:rPr>
             <w:rFonts w:ascii="MS Gothic" w:eastAsia="MS Gothic" w:hAnsi="MS Gothic"/>
           </w:rPr>
-          <w:id w:val="400210824"/>
+          <w:id w:val="392741248"/>
           <w14:checkbox>
             <w14:checked w14:val="0"/>
             <w14:checkedState w14:val="2612" w14:font="MS Gothic"/>
@@ -4466,7 +4492,7 @@
           <w:rPr>
             <w:rFonts w:ascii="MS Gothic" w:eastAsia="MS Gothic" w:hAnsi="MS Gothic"/>
           </w:rPr>
-          <w:id w:val="270563340"/>
+          <w:id w:val="789744612"/>
           <w14:checkbox>
             <w14:checked w14:val="1"/>
             <w14:checkedState w14:val="2612" w14:font="MS Gothic"/>
@@ -4492,7 +4518,7 @@
           <w:rPr>
             <w:rFonts w:ascii="MS Gothic" w:eastAsia="MS Gothic" w:hAnsi="MS Gothic"/>
           </w:rPr>
-          <w:id w:val="479308432"/>
+          <w:id w:val="649648725"/>
           <w14:checkbox>
             <w14:checked w14:val="0"/>
             <w14:checkedState w14:val="2612" w14:font="MS Gothic"/>
@@ -4518,7 +4544,7 @@
           <w:rPr>
             <w:rFonts w:ascii="MS Gothic" w:eastAsia="MS Gothic" w:hAnsi="MS Gothic"/>
           </w:rPr>
-          <w:id w:val="721828756"/>
+          <w:id w:val="492657544"/>
           <w14:checkbox>
             <w14:checked w14:val="0"/>
             <w14:checkedState w14:val="2612" w14:font="MS Gothic"/>
@@ -4607,7 +4633,7 @@
           <w:rPr>
             <w:rFonts w:ascii="MS Gothic" w:eastAsia="MS Gothic" w:hAnsi="MS Gothic"/>
           </w:rPr>
-          <w:id w:val="50715337"/>
+          <w:id w:val="823763882"/>
           <w14:checkbox>
             <w14:checked w14:val="0"/>
             <w14:checkedState w14:val="2612" w14:font="MS Gothic"/>
@@ -4633,7 +4659,7 @@
           <w:rPr>
             <w:rFonts w:ascii="MS Gothic" w:eastAsia="MS Gothic" w:hAnsi="MS Gothic"/>
           </w:rPr>
-          <w:id w:val="742276065"/>
+          <w:id w:val="819115164"/>
           <w14:checkbox>
             <w14:checked w14:val="0"/>
             <w14:checkedState w14:val="2612" w14:font="MS Gothic"/>
@@ -4659,7 +4685,7 @@
           <w:rPr>
             <w:rFonts w:ascii="MS Gothic" w:eastAsia="MS Gothic" w:hAnsi="MS Gothic"/>
           </w:rPr>
-          <w:id w:val="377909879"/>
+          <w:id w:val="174191408"/>
           <w14:checkbox>
             <w14:checked w14:val="1"/>
             <w14:checkedState w14:val="2612" w14:font="MS Gothic"/>
@@ -4685,7 +4711,7 @@
           <w:rPr>
             <w:rFonts w:ascii="MS Gothic" w:eastAsia="MS Gothic" w:hAnsi="MS Gothic"/>
           </w:rPr>
-          <w:id w:val="804501863"/>
+          <w:id w:val="716761961"/>
           <w14:checkbox>
             <w14:checked w14:val="0"/>
             <w14:checkedState w14:val="2612" w14:font="MS Gothic"/>
@@ -4746,7 +4772,7 @@
           <w:rPr>
             <w:rFonts w:ascii="MS Gothic" w:eastAsia="MS Gothic" w:hAnsi="MS Gothic"/>
           </w:rPr>
-          <w:id w:val="320131784"/>
+          <w:id w:val="477229427"/>
           <w14:checkbox>
             <w14:checked w14:val="0"/>
             <w14:checkedState w14:val="2612" w14:font="MS Gothic"/>
@@ -4772,7 +4798,7 @@
           <w:rPr>
             <w:rFonts w:ascii="MS Gothic" w:eastAsia="MS Gothic" w:hAnsi="MS Gothic"/>
           </w:rPr>
-          <w:id w:val="99724783"/>
+          <w:id w:val="37396326"/>
           <w14:checkbox>
             <w14:checked w14:val="1"/>
             <w14:checkedState w14:val="2612" w14:font="MS Gothic"/>
@@ -4798,7 +4824,7 @@
           <w:rPr>
             <w:rFonts w:ascii="MS Gothic" w:eastAsia="MS Gothic" w:hAnsi="MS Gothic"/>
           </w:rPr>
-          <w:id w:val="650215925"/>
+          <w:id w:val="888612440"/>
           <w14:checkbox>
             <w14:checked w14:val="0"/>
             <w14:checkedState w14:val="2612" w14:font="MS Gothic"/>
@@ -4824,7 +4850,7 @@
           <w:rPr>
             <w:rFonts w:ascii="MS Gothic" w:eastAsia="MS Gothic" w:hAnsi="MS Gothic"/>
           </w:rPr>
-          <w:id w:val="397495431"/>
+          <w:id w:val="433596121"/>
           <w14:checkbox>
             <w14:checked w14:val="0"/>
             <w14:checkedState w14:val="2612" w14:font="MS Gothic"/>
@@ -4898,7 +4924,7 @@
           <w:rPr>
             <w:rFonts w:ascii="MS Gothic" w:eastAsia="MS Gothic" w:hAnsi="MS Gothic"/>
           </w:rPr>
-          <w:id w:val="702630145"/>
+          <w:id w:val="388231707"/>
           <w14:checkbox>
             <w14:checked w14:val="0"/>
             <w14:checkedState w14:val="2612" w14:font="MS Gothic"/>
@@ -4924,7 +4950,7 @@
           <w:rPr>
             <w:rFonts w:ascii="MS Gothic" w:eastAsia="MS Gothic" w:hAnsi="MS Gothic"/>
           </w:rPr>
-          <w:id w:val="265764532"/>
+          <w:id w:val="101256904"/>
           <w14:checkbox>
             <w14:checked w14:val="1"/>
             <w14:checkedState w14:val="2612" w14:font="MS Gothic"/>
@@ -4950,7 +4976,7 @@
           <w:rPr>
             <w:rFonts w:ascii="MS Gothic" w:eastAsia="MS Gothic" w:hAnsi="MS Gothic"/>
           </w:rPr>
-          <w:id w:val="273907387"/>
+          <w:id w:val="594870254"/>
           <w14:checkbox>
             <w14:checked w14:val="0"/>
             <w14:checkedState w14:val="2612" w14:font="MS Gothic"/>
@@ -4976,7 +5002,7 @@
           <w:rPr>
             <w:rFonts w:ascii="MS Gothic" w:eastAsia="MS Gothic" w:hAnsi="MS Gothic"/>
           </w:rPr>
-          <w:id w:val="443158331"/>
+          <w:id w:val="684169552"/>
           <w14:checkbox>
             <w14:checked w14:val="0"/>
             <w14:checkedState w14:val="2612" w14:font="MS Gothic"/>
@@ -5010,7 +5036,7 @@
           <w:rPr>
             <w:rFonts w:ascii="MS Gothic" w:eastAsia="MS Gothic" w:hAnsi="MS Gothic"/>
           </w:rPr>
-          <w:id w:val="374352585"/>
+          <w:id w:val="204366321"/>
           <w14:checkbox>
             <w14:checked w14:val="0"/>
             <w14:checkedState w14:val="2612" w14:font="MS Gothic"/>
@@ -5036,7 +5062,7 @@
           <w:rPr>
             <w:rFonts w:ascii="MS Gothic" w:eastAsia="MS Gothic" w:hAnsi="MS Gothic"/>
           </w:rPr>
-          <w:id w:val="249691929"/>
+          <w:id w:val="678000317"/>
           <w14:checkbox>
             <w14:checked w14:val="0"/>
             <w14:checkedState w14:val="2612" w14:font="MS Gothic"/>
@@ -5062,7 +5088,7 @@
           <w:rPr>
             <w:rFonts w:ascii="MS Gothic" w:eastAsia="MS Gothic" w:hAnsi="MS Gothic"/>
           </w:rPr>
-          <w:id w:val="751957174"/>
+          <w:id w:val="185036193"/>
           <w14:checkbox>
             <w14:checked w14:val="1"/>
             <w14:checkedState w14:val="2612" w14:font="MS Gothic"/>
@@ -5088,7 +5114,7 @@
           <w:rPr>
             <w:rFonts w:ascii="MS Gothic" w:eastAsia="MS Gothic" w:hAnsi="MS Gothic"/>
           </w:rPr>
-          <w:id w:val="856285353"/>
+          <w:id w:val="344586492"/>
           <w14:checkbox>
             <w14:checked w14:val="0"/>
             <w14:checkedState w14:val="2612" w14:font="MS Gothic"/>
@@ -5177,7 +5203,7 @@
           <w:rPr>
             <w:rFonts w:ascii="MS Gothic" w:eastAsia="MS Gothic" w:hAnsi="MS Gothic"/>
           </w:rPr>
-          <w:id w:val="271662826"/>
+          <w:id w:val="302609663"/>
           <w14:checkbox>
             <w14:checked w14:val="0"/>
             <w14:checkedState w14:val="2612" w14:font="MS Gothic"/>
@@ -5203,7 +5229,7 @@
           <w:rPr>
             <w:rFonts w:ascii="MS Gothic" w:eastAsia="MS Gothic" w:hAnsi="MS Gothic"/>
           </w:rPr>
-          <w:id w:val="799620773"/>
+          <w:id w:val="465276774"/>
           <w14:checkbox>
             <w14:checked w14:val="0"/>
             <w14:checkedState w14:val="2612" w14:font="MS Gothic"/>
@@ -5229,7 +5255,7 @@
           <w:rPr>
             <w:rFonts w:ascii="MS Gothic" w:eastAsia="MS Gothic" w:hAnsi="MS Gothic"/>
           </w:rPr>
-          <w:id w:val="11932263"/>
+          <w:id w:val="121605302"/>
           <w14:checkbox>
             <w14:checked w14:val="0"/>
             <w14:checkedState w14:val="2612" w14:font="MS Gothic"/>
@@ -5255,7 +5281,7 @@
           <w:rPr>
             <w:rFonts w:ascii="MS Gothic" w:eastAsia="MS Gothic" w:hAnsi="MS Gothic"/>
           </w:rPr>
-          <w:id w:val="972542938"/>
+          <w:id w:val="985137131"/>
           <w14:checkbox>
             <w14:checked w14:val="1"/>
             <w14:checkedState w14:val="2612" w14:font="MS Gothic"/>
@@ -5328,7 +5354,7 @@
           <w:rPr>
             <w:rFonts w:ascii="MS Gothic" w:eastAsia="MS Gothic" w:hAnsi="MS Gothic"/>
           </w:rPr>
-          <w:id w:val="700345828"/>
+          <w:id w:val="32485334"/>
           <w14:checkbox>
             <w14:checked w14:val="0"/>
             <w14:checkedState w14:val="2612" w14:font="MS Gothic"/>
@@ -5355,7 +5381,7 @@
           <w:rPr>
             <w:rFonts w:ascii="MS Gothic" w:eastAsia="MS Gothic" w:hAnsi="MS Gothic"/>
           </w:rPr>
-          <w:id w:val="879934531"/>
+          <w:id w:val="224111214"/>
           <w14:checkbox>
             <w14:checked w14:val="0"/>
             <w14:checkedState w14:val="2612" w14:font="MS Gothic"/>
@@ -5381,7 +5407,7 @@
           <w:rPr>
             <w:rFonts w:ascii="MS Gothic" w:eastAsia="MS Gothic" w:hAnsi="MS Gothic"/>
           </w:rPr>
-          <w:id w:val="344291571"/>
+          <w:id w:val="161072697"/>
           <w14:checkbox>
             <w14:checked w14:val="0"/>
             <w14:checkedState w14:val="2612" w14:font="MS Gothic"/>
@@ -5407,7 +5433,7 @@
           <w:rPr>
             <w:rFonts w:ascii="MS Gothic" w:eastAsia="MS Gothic" w:hAnsi="MS Gothic"/>
           </w:rPr>
-          <w:id w:val="92881120"/>
+          <w:id w:val="973004098"/>
           <w14:checkbox>
             <w14:checked w14:val="1"/>
             <w14:checkedState w14:val="2612" w14:font="MS Gothic"/>
@@ -5480,7 +5506,7 @@
           <w:rPr>
             <w:rFonts w:ascii="MS Gothic" w:eastAsia="MS Gothic" w:hAnsi="MS Gothic"/>
           </w:rPr>
-          <w:id w:val="899867786"/>
+          <w:id w:val="598576827"/>
           <w14:checkbox>
             <w14:checked w14:val="0"/>
             <w14:checkedState w14:val="2612" w14:font="MS Gothic"/>
@@ -5506,7 +5532,7 @@
           <w:rPr>
             <w:rFonts w:ascii="MS Gothic" w:eastAsia="MS Gothic" w:hAnsi="MS Gothic"/>
           </w:rPr>
-          <w:id w:val="156164339"/>
+          <w:id w:val="416004522"/>
           <w14:checkbox>
             <w14:checked w14:val="0"/>
             <w14:checkedState w14:val="2612" w14:font="MS Gothic"/>
@@ -5532,7 +5558,7 @@
           <w:rPr>
             <w:rFonts w:ascii="MS Gothic" w:eastAsia="MS Gothic" w:hAnsi="MS Gothic"/>
           </w:rPr>
-          <w:id w:val="694114070"/>
+          <w:id w:val="324580748"/>
           <w14:checkbox>
             <w14:checked w14:val="1"/>
             <w14:checkedState w14:val="2612" w14:font="MS Gothic"/>
@@ -5558,7 +5584,7 @@
           <w:rPr>
             <w:rFonts w:ascii="MS Gothic" w:eastAsia="MS Gothic" w:hAnsi="MS Gothic"/>
           </w:rPr>
-          <w:id w:val="258527011"/>
+          <w:id w:val="232578389"/>
           <w14:checkbox>
             <w14:checked w14:val="0"/>
             <w14:checkedState w14:val="2612" w14:font="MS Gothic"/>
@@ -5592,7 +5618,7 @@
           <w:rPr>
             <w:rFonts w:ascii="MS Gothic" w:eastAsia="MS Gothic" w:hAnsi="MS Gothic"/>
           </w:rPr>
-          <w:id w:val="547654803"/>
+          <w:id w:val="558115321"/>
           <w14:checkbox>
             <w14:checked w14:val="0"/>
             <w14:checkedState w14:val="2612" w14:font="MS Gothic"/>
@@ -5618,7 +5644,7 @@
           <w:rPr>
             <w:rFonts w:ascii="MS Gothic" w:eastAsia="MS Gothic" w:hAnsi="MS Gothic"/>
           </w:rPr>
-          <w:id w:val="264932387"/>
+          <w:id w:val="209376971"/>
           <w14:checkbox>
             <w14:checked w14:val="0"/>
             <w14:checkedState w14:val="2612" w14:font="MS Gothic"/>
@@ -5644,7 +5670,7 @@
           <w:rPr>
             <w:rFonts w:ascii="MS Gothic" w:eastAsia="MS Gothic" w:hAnsi="MS Gothic"/>
           </w:rPr>
-          <w:id w:val="438487021"/>
+          <w:id w:val="175509819"/>
           <w14:checkbox>
             <w14:checked w14:val="0"/>
             <w14:checkedState w14:val="2612" w14:font="MS Gothic"/>
@@ -5670,7 +5696,7 @@
           <w:rPr>
             <w:rFonts w:ascii="MS Gothic" w:eastAsia="MS Gothic" w:hAnsi="MS Gothic"/>
           </w:rPr>
-          <w:id w:val="531040062"/>
+          <w:id w:val="355680378"/>
           <w14:checkbox>
             <w14:checked w14:val="1"/>
             <w14:checkedState w14:val="2612" w14:font="MS Gothic"/>
@@ -5709,7 +5735,7 @@
       </w:r>
       <w:sdt>
         <w:sdtPr>
-          <w:id w:val="552746740"/>
+          <w:id w:val="138270362"/>
           <w14:checkbox>
             <w14:checked w14:val="0"/>
             <w14:checkedState w14:val="2612" w14:font="MS Gothic"/>
@@ -5732,7 +5758,7 @@
       </w:r>
       <w:sdt>
         <w:sdtPr>
-          <w:id w:val="52664316"/>
+          <w:id w:val="22553015"/>
           <w14:checkbox>
             <w14:checked w14:val="1"/>
             <w14:checkedState w14:val="2612" w14:font="MS Gothic"/>
@@ -5761,7 +5787,7 @@
       </w:r>
       <w:sdt>
         <w:sdtPr>
-          <w:id w:val="223353429"/>
+          <w:id w:val="995088262"/>
           <w14:checkbox>
             <w14:checked w14:val="0"/>
             <w14:checkedState w14:val="2612" w14:font="MS Gothic"/>
@@ -5795,7 +5821,7 @@
       </w:r>
       <w:sdt>
         <w:sdtPr>
-          <w:id w:val="979226140"/>
+          <w:id w:val="457863559"/>
           <w14:checkbox>
             <w14:checked w14:val="0"/>
             <w14:checkedState w14:val="2612" w14:font="MS Gothic"/>
@@ -6311,7 +6337,7 @@
       </w:r>
       <w:sdt>
         <w:sdtPr>
-          <w:id w:val="417503294"/>
+          <w:id w:val="624732859"/>
           <w14:checkbox>
             <w14:checked w14:val="0"/>
             <w14:checkedState w14:val="2612" w14:font="MS Gothic"/>
@@ -6337,7 +6363,7 @@
       </w:r>
       <w:sdt>
         <w:sdtPr>
-          <w:id w:val="457222341"/>
+          <w:id w:val="162989095"/>
           <w14:checkbox>
             <w14:checked w14:val="1"/>
             <w14:checkedState w14:val="2612" w14:font="MS Gothic"/>
@@ -6363,7 +6389,7 @@
       </w:r>
       <w:sdt>
         <w:sdtPr>
-          <w:id w:val="335077525"/>
+          <w:id w:val="793235536"/>
           <w14:checkbox>
             <w14:checked w14:val="0"/>
             <w14:checkedState w14:val="2612" w14:font="MS Gothic"/>
@@ -6399,7 +6425,7 @@
       </w:r>
       <w:sdt>
         <w:sdtPr>
-          <w:id w:val="350684202"/>
+          <w:id w:val="949298388"/>
           <w14:checkbox>
             <w14:checked w14:val="1"/>
             <w14:checkedState w14:val="2612" w14:font="MS Gothic"/>
@@ -6422,7 +6448,7 @@
       </w:r>
       <w:sdt>
         <w:sdtPr>
-          <w:id w:val="884493198"/>
+          <w:id w:val="542035867"/>
           <w14:checkbox>
             <w14:checked w14:val="0"/>
             <w14:checkedState w14:val="2612" w14:font="MS Gothic"/>
@@ -6445,7 +6471,7 @@
       </w:r>
       <w:sdt>
         <w:sdtPr>
-          <w:id w:val="738348937"/>
+          <w:id w:val="756822197"/>
           <w14:checkbox>
             <w14:checked w14:val="0"/>
             <w14:checkedState w14:val="2612" w14:font="MS Gothic"/>
@@ -6487,7 +6513,7 @@
       </w:r>
       <w:sdt>
         <w:sdtPr>
-          <w:id w:val="239256391"/>
+          <w:id w:val="604528045"/>
           <w14:checkbox>
             <w14:checked w14:val="0"/>
             <w14:checkedState w14:val="2612" w14:font="MS Gothic"/>
@@ -6513,7 +6539,7 @@
       </w:r>
       <w:sdt>
         <w:sdtPr>
-          <w:id w:val="209263048"/>
+          <w:id w:val="164239726"/>
           <w14:checkbox>
             <w14:checked w14:val="1"/>
             <w14:checkedState w14:val="2612" w14:font="MS Gothic"/>
@@ -6552,7 +6578,7 @@
       </w:r>
       <w:sdt>
         <w:sdtPr>
-          <w:id w:val="334697945"/>
+          <w:id w:val="281575295"/>
           <w14:checkbox>
             <w14:checked w14:val="1"/>
             <w14:checkedState w14:val="2612" w14:font="MS Gothic"/>
@@ -6576,7 +6602,7 @@
       </w:r>
       <w:sdt>
         <w:sdtPr>
-          <w:id w:val="362907189"/>
+          <w:id w:val="927132322"/>
           <w14:checkbox>
             <w14:checked w14:val="0"/>
             <w14:checkedState w14:val="2612" w14:font="MS Gothic"/>
@@ -6610,7 +6636,7 @@
       </w:r>
       <w:sdt>
         <w:sdtPr>
-          <w:id w:val="280287756"/>
+          <w:id w:val="599588833"/>
           <w14:checkbox>
             <w14:checked w14:val="0"/>
             <w14:checkedState w14:val="2612" w14:font="MS Gothic"/>
@@ -6636,7 +6662,7 @@
       </w:r>
       <w:sdt>
         <w:sdtPr>
-          <w:id w:val="982401624"/>
+          <w:id w:val="247973291"/>
           <w14:checkbox>
             <w14:checked w14:val="1"/>
             <w14:checkedState w14:val="2612" w14:font="MS Gothic"/>
@@ -6662,7 +6688,7 @@
       </w:r>
       <w:sdt>
         <w:sdtPr>
-          <w:id w:val="463251857"/>
+          <w:id w:val="815500637"/>
           <w14:checkbox>
             <w14:checked w14:val="0"/>
             <w14:checkedState w14:val="2612" w14:font="MS Gothic"/>

--- a/module_2_emerging_markets_for_quantum_technology/assignment_2/MON_filled.docx
+++ b/module_2_emerging_markets_for_quantum_technology/assignment_2/MON_filled.docx
@@ -231,7 +231,7 @@
         <w:rPr>
           <w:b/>
         </w:rPr>
-        <w:t xml:space="preserve"> Scorecard 1 of 3 — Opportunity 1: Pre-excavation subsurface survey</w:t>
+        <w:t xml:space="preserve"> Opportunity 1 — Pre-excavation subsurface survey</w:t>
       </w:r>
     </w:p>
     <w:p>
@@ -2110,7 +2110,7 @@
         <w:rPr>
           <w:b/>
         </w:rPr>
-        <w:t xml:space="preserve"> Scorecard 2 of 3 — Opportunity 2: Mineral and geothermal exploration</w:t>
+        <w:t xml:space="preserve"> Opportunity 2 — Mineral and geothermal exploration</w:t>
       </w:r>
     </w:p>
     <w:p>
@@ -2177,7 +2177,7 @@
       </w:r>
       <w:sdt>
         <w:sdtPr>
-          <w:id w:val="344962971"/>
+          <w:id w:val="315223987"/>
           <w14:checkbox>
             <w14:checked w14:val="0"/>
             <w14:checkedState w14:val="2612" w14:font="MS Gothic"/>
@@ -2203,7 +2203,7 @@
       </w:r>
       <w:sdt>
         <w:sdtPr>
-          <w:id w:val="284299526"/>
+          <w:id w:val="748802334"/>
           <w14:checkbox>
             <w14:checked w14:val="1"/>
             <w14:checkedState w14:val="2612" w14:font="MS Gothic"/>
@@ -2229,7 +2229,7 @@
       </w:r>
       <w:sdt>
         <w:sdtPr>
-          <w:id w:val="445928161"/>
+          <w:id w:val="987487960"/>
           <w14:checkbox>
             <w14:checked w14:val="0"/>
             <w14:checkedState w14:val="2612" w14:font="MS Gothic"/>
@@ -2255,7 +2255,7 @@
       </w:r>
       <w:sdt>
         <w:sdtPr>
-          <w:id w:val="727017911"/>
+          <w:id w:val="673622551"/>
           <w14:checkbox>
             <w14:checked w14:val="0"/>
             <w14:checkedState w14:val="2612" w14:font="MS Gothic"/>
@@ -2328,7 +2328,7 @@
           <w:rPr>
             <w:rFonts w:ascii="MS Gothic" w:eastAsia="MS Gothic" w:hAnsi="MS Gothic"/>
           </w:rPr>
-          <w:id w:val="989029672"/>
+          <w:id w:val="403211665"/>
           <w14:checkbox>
             <w14:checked w14:val="0"/>
             <w14:checkedState w14:val="2612" w14:font="MS Gothic"/>
@@ -2354,7 +2354,7 @@
           <w:rPr>
             <w:rFonts w:ascii="MS Gothic" w:eastAsia="MS Gothic" w:hAnsi="MS Gothic"/>
           </w:rPr>
-          <w:id w:val="118044626"/>
+          <w:id w:val="708551622"/>
           <w14:checkbox>
             <w14:checked w14:val="1"/>
             <w14:checkedState w14:val="2612" w14:font="MS Gothic"/>
@@ -2380,7 +2380,7 @@
           <w:rPr>
             <w:rFonts w:ascii="MS Gothic" w:eastAsia="MS Gothic" w:hAnsi="MS Gothic"/>
           </w:rPr>
-          <w:id w:val="439679137"/>
+          <w:id w:val="862187078"/>
           <w14:checkbox>
             <w14:checked w14:val="0"/>
             <w14:checkedState w14:val="2612" w14:font="MS Gothic"/>
@@ -2406,7 +2406,7 @@
           <w:rPr>
             <w:rFonts w:ascii="MS Gothic" w:eastAsia="MS Gothic" w:hAnsi="MS Gothic"/>
           </w:rPr>
-          <w:id w:val="832054086"/>
+          <w:id w:val="852691050"/>
           <w14:checkbox>
             <w14:checked w14:val="0"/>
             <w14:checkedState w14:val="2612" w14:font="MS Gothic"/>
@@ -2479,7 +2479,7 @@
           <w:rPr>
             <w:rFonts w:ascii="MS Gothic" w:eastAsia="MS Gothic" w:hAnsi="MS Gothic"/>
           </w:rPr>
-          <w:id w:val="70668535"/>
+          <w:id w:val="728675717"/>
           <w14:checkbox>
             <w14:checked w14:val="0"/>
             <w14:checkedState w14:val="2612" w14:font="MS Gothic"/>
@@ -2505,7 +2505,7 @@
           <w:rPr>
             <w:rFonts w:ascii="MS Gothic" w:eastAsia="MS Gothic" w:hAnsi="MS Gothic"/>
           </w:rPr>
-          <w:id w:val="742425119"/>
+          <w:id w:val="820091993"/>
           <w14:checkbox>
             <w14:checked w14:val="1"/>
             <w14:checkedState w14:val="2612" w14:font="MS Gothic"/>
@@ -2532,7 +2532,7 @@
           <w:rPr>
             <w:rFonts w:ascii="MS Gothic" w:eastAsia="MS Gothic" w:hAnsi="MS Gothic"/>
           </w:rPr>
-          <w:id w:val="539676768"/>
+          <w:id w:val="125605487"/>
           <w14:checkbox>
             <w14:checked w14:val="0"/>
             <w14:checkedState w14:val="2612" w14:font="MS Gothic"/>
@@ -2558,7 +2558,7 @@
           <w:rPr>
             <w:rFonts w:ascii="MS Gothic" w:eastAsia="MS Gothic" w:hAnsi="MS Gothic"/>
           </w:rPr>
-          <w:id w:val="468725317"/>
+          <w:id w:val="518542786"/>
           <w14:checkbox>
             <w14:checked w14:val="0"/>
             <w14:checkedState w14:val="2612" w14:font="MS Gothic"/>
@@ -2595,7 +2595,7 @@
           <w:rPr>
             <w:rFonts w:ascii="MS Gothic" w:eastAsia="MS Gothic" w:hAnsi="MS Gothic"/>
           </w:rPr>
-          <w:id w:val="785153015"/>
+          <w:id w:val="547785119"/>
           <w14:checkbox>
             <w14:checked w14:val="0"/>
             <w14:checkedState w14:val="2612" w14:font="MS Gothic"/>
@@ -2621,7 +2621,7 @@
           <w:rPr>
             <w:rFonts w:ascii="MS Gothic" w:eastAsia="MS Gothic" w:hAnsi="MS Gothic"/>
           </w:rPr>
-          <w:id w:val="958928339"/>
+          <w:id w:val="349881481"/>
           <w14:checkbox>
             <w14:checked w14:val="1"/>
             <w14:checkedState w14:val="2612" w14:font="MS Gothic"/>
@@ -2647,7 +2647,7 @@
           <w:rPr>
             <w:rFonts w:ascii="MS Gothic" w:eastAsia="MS Gothic" w:hAnsi="MS Gothic"/>
           </w:rPr>
-          <w:id w:val="573961378"/>
+          <w:id w:val="10682500"/>
           <w14:checkbox>
             <w14:checked w14:val="0"/>
             <w14:checkedState w14:val="2612" w14:font="MS Gothic"/>
@@ -2673,7 +2673,7 @@
           <w:rPr>
             <w:rFonts w:ascii="MS Gothic" w:eastAsia="MS Gothic" w:hAnsi="MS Gothic"/>
           </w:rPr>
-          <w:id w:val="496932188"/>
+          <w:id w:val="506583288"/>
           <w14:checkbox>
             <w14:checked w14:val="0"/>
             <w14:checkedState w14:val="2612" w14:font="MS Gothic"/>
@@ -2762,7 +2762,7 @@
           <w:rPr>
             <w:rFonts w:ascii="MS Gothic" w:eastAsia="MS Gothic" w:hAnsi="MS Gothic"/>
           </w:rPr>
-          <w:id w:val="459130712"/>
+          <w:id w:val="779882521"/>
           <w14:checkbox>
             <w14:checked w14:val="0"/>
             <w14:checkedState w14:val="2612" w14:font="MS Gothic"/>
@@ -2788,7 +2788,7 @@
           <w:rPr>
             <w:rFonts w:ascii="MS Gothic" w:eastAsia="MS Gothic" w:hAnsi="MS Gothic"/>
           </w:rPr>
-          <w:id w:val="145794347"/>
+          <w:id w:val="495611993"/>
           <w14:checkbox>
             <w14:checked w14:val="0"/>
             <w14:checkedState w14:val="2612" w14:font="MS Gothic"/>
@@ -2814,7 +2814,7 @@
           <w:rPr>
             <w:rFonts w:ascii="MS Gothic" w:eastAsia="MS Gothic" w:hAnsi="MS Gothic"/>
           </w:rPr>
-          <w:id w:val="750003539"/>
+          <w:id w:val="823012885"/>
           <w14:checkbox>
             <w14:checked w14:val="1"/>
             <w14:checkedState w14:val="2612" w14:font="MS Gothic"/>
@@ -2840,7 +2840,7 @@
           <w:rPr>
             <w:rFonts w:ascii="MS Gothic" w:eastAsia="MS Gothic" w:hAnsi="MS Gothic"/>
           </w:rPr>
-          <w:id w:val="903074688"/>
+          <w:id w:val="979478681"/>
           <w14:checkbox>
             <w14:checked w14:val="0"/>
             <w14:checkedState w14:val="2612" w14:font="MS Gothic"/>
@@ -2901,7 +2901,7 @@
           <w:rPr>
             <w:rFonts w:ascii="MS Gothic" w:eastAsia="MS Gothic" w:hAnsi="MS Gothic"/>
           </w:rPr>
-          <w:id w:val="258148708"/>
+          <w:id w:val="345179319"/>
           <w14:checkbox>
             <w14:checked w14:val="0"/>
             <w14:checkedState w14:val="2612" w14:font="MS Gothic"/>
@@ -2927,7 +2927,7 @@
           <w:rPr>
             <w:rFonts w:ascii="MS Gothic" w:eastAsia="MS Gothic" w:hAnsi="MS Gothic"/>
           </w:rPr>
-          <w:id w:val="544963555"/>
+          <w:id w:val="899612948"/>
           <w14:checkbox>
             <w14:checked w14:val="0"/>
             <w14:checkedState w14:val="2612" w14:font="MS Gothic"/>
@@ -2953,7 +2953,7 @@
           <w:rPr>
             <w:rFonts w:ascii="MS Gothic" w:eastAsia="MS Gothic" w:hAnsi="MS Gothic"/>
           </w:rPr>
-          <w:id w:val="705928891"/>
+          <w:id w:val="285156363"/>
           <w14:checkbox>
             <w14:checked w14:val="1"/>
             <w14:checkedState w14:val="2612" w14:font="MS Gothic"/>
@@ -2979,7 +2979,7 @@
           <w:rPr>
             <w:rFonts w:ascii="MS Gothic" w:eastAsia="MS Gothic" w:hAnsi="MS Gothic"/>
           </w:rPr>
-          <w:id w:val="973158359"/>
+          <w:id w:val="309442681"/>
           <w14:checkbox>
             <w14:checked w14:val="0"/>
             <w14:checkedState w14:val="2612" w14:font="MS Gothic"/>
@@ -3053,7 +3053,7 @@
           <w:rPr>
             <w:rFonts w:ascii="MS Gothic" w:eastAsia="MS Gothic" w:hAnsi="MS Gothic"/>
           </w:rPr>
-          <w:id w:val="75258926"/>
+          <w:id w:val="291517747"/>
           <w14:checkbox>
             <w14:checked w14:val="0"/>
             <w14:checkedState w14:val="2612" w14:font="MS Gothic"/>
@@ -3079,7 +3079,7 @@
           <w:rPr>
             <w:rFonts w:ascii="MS Gothic" w:eastAsia="MS Gothic" w:hAnsi="MS Gothic"/>
           </w:rPr>
-          <w:id w:val="757303951"/>
+          <w:id w:val="782461504"/>
           <w14:checkbox>
             <w14:checked w14:val="1"/>
             <w14:checkedState w14:val="2612" w14:font="MS Gothic"/>
@@ -3105,7 +3105,7 @@
           <w:rPr>
             <w:rFonts w:ascii="MS Gothic" w:eastAsia="MS Gothic" w:hAnsi="MS Gothic"/>
           </w:rPr>
-          <w:id w:val="790254869"/>
+          <w:id w:val="641128398"/>
           <w14:checkbox>
             <w14:checked w14:val="0"/>
             <w14:checkedState w14:val="2612" w14:font="MS Gothic"/>
@@ -3131,7 +3131,7 @@
           <w:rPr>
             <w:rFonts w:ascii="MS Gothic" w:eastAsia="MS Gothic" w:hAnsi="MS Gothic"/>
           </w:rPr>
-          <w:id w:val="515962225"/>
+          <w:id w:val="17319679"/>
           <w14:checkbox>
             <w14:checked w14:val="0"/>
             <w14:checkedState w14:val="2612" w14:font="MS Gothic"/>
@@ -3165,7 +3165,7 @@
           <w:rPr>
             <w:rFonts w:ascii="MS Gothic" w:eastAsia="MS Gothic" w:hAnsi="MS Gothic"/>
           </w:rPr>
-          <w:id w:val="982063533"/>
+          <w:id w:val="24531345"/>
           <w14:checkbox>
             <w14:checked w14:val="0"/>
             <w14:checkedState w14:val="2612" w14:font="MS Gothic"/>
@@ -3191,7 +3191,7 @@
           <w:rPr>
             <w:rFonts w:ascii="MS Gothic" w:eastAsia="MS Gothic" w:hAnsi="MS Gothic"/>
           </w:rPr>
-          <w:id w:val="463631260"/>
+          <w:id w:val="936800203"/>
           <w14:checkbox>
             <w14:checked w14:val="0"/>
             <w14:checkedState w14:val="2612" w14:font="MS Gothic"/>
@@ -3217,7 +3217,7 @@
           <w:rPr>
             <w:rFonts w:ascii="MS Gothic" w:eastAsia="MS Gothic" w:hAnsi="MS Gothic"/>
           </w:rPr>
-          <w:id w:val="525021674"/>
+          <w:id w:val="131441896"/>
           <w14:checkbox>
             <w14:checked w14:val="1"/>
             <w14:checkedState w14:val="2612" w14:font="MS Gothic"/>
@@ -3243,7 +3243,7 @@
           <w:rPr>
             <w:rFonts w:ascii="MS Gothic" w:eastAsia="MS Gothic" w:hAnsi="MS Gothic"/>
           </w:rPr>
-          <w:id w:val="399019966"/>
+          <w:id w:val="884634959"/>
           <w14:checkbox>
             <w14:checked w14:val="0"/>
             <w14:checkedState w14:val="2612" w14:font="MS Gothic"/>
@@ -3332,7 +3332,7 @@
           <w:rPr>
             <w:rFonts w:ascii="MS Gothic" w:eastAsia="MS Gothic" w:hAnsi="MS Gothic"/>
           </w:rPr>
-          <w:id w:val="770393871"/>
+          <w:id w:val="304247240"/>
           <w14:checkbox>
             <w14:checked w14:val="0"/>
             <w14:checkedState w14:val="2612" w14:font="MS Gothic"/>
@@ -3358,7 +3358,7 @@
           <w:rPr>
             <w:rFonts w:ascii="MS Gothic" w:eastAsia="MS Gothic" w:hAnsi="MS Gothic"/>
           </w:rPr>
-          <w:id w:val="471882454"/>
+          <w:id w:val="290035194"/>
           <w14:checkbox>
             <w14:checked w14:val="0"/>
             <w14:checkedState w14:val="2612" w14:font="MS Gothic"/>
@@ -3384,7 +3384,7 @@
           <w:rPr>
             <w:rFonts w:ascii="MS Gothic" w:eastAsia="MS Gothic" w:hAnsi="MS Gothic"/>
           </w:rPr>
-          <w:id w:val="420018752"/>
+          <w:id w:val="132531482"/>
           <w14:checkbox>
             <w14:checked w14:val="1"/>
             <w14:checkedState w14:val="2612" w14:font="MS Gothic"/>
@@ -3410,7 +3410,7 @@
           <w:rPr>
             <w:rFonts w:ascii="MS Gothic" w:eastAsia="MS Gothic" w:hAnsi="MS Gothic"/>
           </w:rPr>
-          <w:id w:val="175157657"/>
+          <w:id w:val="663593867"/>
           <w14:checkbox>
             <w14:checked w14:val="0"/>
             <w14:checkedState w14:val="2612" w14:font="MS Gothic"/>
@@ -3483,7 +3483,7 @@
           <w:rPr>
             <w:rFonts w:ascii="MS Gothic" w:eastAsia="MS Gothic" w:hAnsi="MS Gothic"/>
           </w:rPr>
-          <w:id w:val="186295314"/>
+          <w:id w:val="243364310"/>
           <w14:checkbox>
             <w14:checked w14:val="0"/>
             <w14:checkedState w14:val="2612" w14:font="MS Gothic"/>
@@ -3510,7 +3510,7 @@
           <w:rPr>
             <w:rFonts w:ascii="MS Gothic" w:eastAsia="MS Gothic" w:hAnsi="MS Gothic"/>
           </w:rPr>
-          <w:id w:val="233886002"/>
+          <w:id w:val="231349168"/>
           <w14:checkbox>
             <w14:checked w14:val="0"/>
             <w14:checkedState w14:val="2612" w14:font="MS Gothic"/>
@@ -3536,7 +3536,7 @@
           <w:rPr>
             <w:rFonts w:ascii="MS Gothic" w:eastAsia="MS Gothic" w:hAnsi="MS Gothic"/>
           </w:rPr>
-          <w:id w:val="780235466"/>
+          <w:id w:val="957307808"/>
           <w14:checkbox>
             <w14:checked w14:val="1"/>
             <w14:checkedState w14:val="2612" w14:font="MS Gothic"/>
@@ -3562,7 +3562,7 @@
           <w:rPr>
             <w:rFonts w:ascii="MS Gothic" w:eastAsia="MS Gothic" w:hAnsi="MS Gothic"/>
           </w:rPr>
-          <w:id w:val="159407844"/>
+          <w:id w:val="277051729"/>
           <w14:checkbox>
             <w14:checked w14:val="0"/>
             <w14:checkedState w14:val="2612" w14:font="MS Gothic"/>
@@ -3635,7 +3635,7 @@
           <w:rPr>
             <w:rFonts w:ascii="MS Gothic" w:eastAsia="MS Gothic" w:hAnsi="MS Gothic"/>
           </w:rPr>
-          <w:id w:val="962416236"/>
+          <w:id w:val="960396754"/>
           <w14:checkbox>
             <w14:checked w14:val="0"/>
             <w14:checkedState w14:val="2612" w14:font="MS Gothic"/>
@@ -3661,7 +3661,7 @@
           <w:rPr>
             <w:rFonts w:ascii="MS Gothic" w:eastAsia="MS Gothic" w:hAnsi="MS Gothic"/>
           </w:rPr>
-          <w:id w:val="152528969"/>
+          <w:id w:val="737008100"/>
           <w14:checkbox>
             <w14:checked w14:val="1"/>
             <w14:checkedState w14:val="2612" w14:font="MS Gothic"/>
@@ -3687,7 +3687,7 @@
           <w:rPr>
             <w:rFonts w:ascii="MS Gothic" w:eastAsia="MS Gothic" w:hAnsi="MS Gothic"/>
           </w:rPr>
-          <w:id w:val="876499261"/>
+          <w:id w:val="519775177"/>
           <w14:checkbox>
             <w14:checked w14:val="0"/>
             <w14:checkedState w14:val="2612" w14:font="MS Gothic"/>
@@ -3713,7 +3713,7 @@
           <w:rPr>
             <w:rFonts w:ascii="MS Gothic" w:eastAsia="MS Gothic" w:hAnsi="MS Gothic"/>
           </w:rPr>
-          <w:id w:val="238546776"/>
+          <w:id w:val="289576300"/>
           <w14:checkbox>
             <w14:checked w14:val="0"/>
             <w14:checkedState w14:val="2612" w14:font="MS Gothic"/>
@@ -3747,7 +3747,7 @@
           <w:rPr>
             <w:rFonts w:ascii="MS Gothic" w:eastAsia="MS Gothic" w:hAnsi="MS Gothic"/>
           </w:rPr>
-          <w:id w:val="170388242"/>
+          <w:id w:val="260202558"/>
           <w14:checkbox>
             <w14:checked w14:val="0"/>
             <w14:checkedState w14:val="2612" w14:font="MS Gothic"/>
@@ -3773,7 +3773,7 @@
           <w:rPr>
             <w:rFonts w:ascii="MS Gothic" w:eastAsia="MS Gothic" w:hAnsi="MS Gothic"/>
           </w:rPr>
-          <w:id w:val="422345291"/>
+          <w:id w:val="611808127"/>
           <w14:checkbox>
             <w14:checked w14:val="0"/>
             <w14:checkedState w14:val="2612" w14:font="MS Gothic"/>
@@ -3799,7 +3799,7 @@
           <w:rPr>
             <w:rFonts w:ascii="MS Gothic" w:eastAsia="MS Gothic" w:hAnsi="MS Gothic"/>
           </w:rPr>
-          <w:id w:val="76782087"/>
+          <w:id w:val="733499288"/>
           <w14:checkbox>
             <w14:checked w14:val="1"/>
             <w14:checkedState w14:val="2612" w14:font="MS Gothic"/>
@@ -3825,7 +3825,7 @@
           <w:rPr>
             <w:rFonts w:ascii="MS Gothic" w:eastAsia="MS Gothic" w:hAnsi="MS Gothic"/>
           </w:rPr>
-          <w:id w:val="204003121"/>
+          <w:id w:val="480613718"/>
           <w14:checkbox>
             <w14:checked w14:val="0"/>
             <w14:checkedState w14:val="2612" w14:font="MS Gothic"/>
@@ -3864,7 +3864,7 @@
       </w:r>
       <w:sdt>
         <w:sdtPr>
-          <w:id w:val="201486596"/>
+          <w:id w:val="41230449"/>
           <w14:checkbox>
             <w14:checked w14:val="0"/>
             <w14:checkedState w14:val="2612" w14:font="MS Gothic"/>
@@ -3887,7 +3887,7 @@
       </w:r>
       <w:sdt>
         <w:sdtPr>
-          <w:id w:val="574577169"/>
+          <w:id w:val="676875717"/>
           <w14:checkbox>
             <w14:checked w14:val="1"/>
             <w14:checkedState w14:val="2612" w14:font="MS Gothic"/>
@@ -3916,7 +3916,7 @@
       </w:r>
       <w:sdt>
         <w:sdtPr>
-          <w:id w:val="545610681"/>
+          <w:id w:val="945703661"/>
           <w14:checkbox>
             <w14:checked w14:val="0"/>
             <w14:checkedState w14:val="2612" w14:font="MS Gothic"/>
@@ -3950,7 +3950,7 @@
       </w:r>
       <w:sdt>
         <w:sdtPr>
-          <w:id w:val="710615695"/>
+          <w:id w:val="27281410"/>
           <w14:checkbox>
             <w14:checked w14:val="0"/>
             <w14:checkedState w14:val="2612" w14:font="MS Gothic"/>
@@ -3981,7 +3981,7 @@
         <w:rPr>
           <w:b/>
         </w:rPr>
-        <w:t xml:space="preserve"> Scorecard 3 of 3 — Opportunity 3: GPS-denied navigation</w:t>
+        <w:t xml:space="preserve"> Opportunity 3 — GPS-denied navigation</w:t>
       </w:r>
     </w:p>
     <w:p>
@@ -4048,7 +4048,7 @@
       </w:r>
       <w:sdt>
         <w:sdtPr>
-          <w:id w:val="774077934"/>
+          <w:id w:val="966707734"/>
           <w14:checkbox>
             <w14:checked w14:val="0"/>
             <w14:checkedState w14:val="2612" w14:font="MS Gothic"/>
@@ -4074,7 +4074,7 @@
       </w:r>
       <w:sdt>
         <w:sdtPr>
-          <w:id w:val="257405774"/>
+          <w:id w:val="122715178"/>
           <w14:checkbox>
             <w14:checked w14:val="0"/>
             <w14:checkedState w14:val="2612" w14:font="MS Gothic"/>
@@ -4100,7 +4100,7 @@
       </w:r>
       <w:sdt>
         <w:sdtPr>
-          <w:id w:val="317524172"/>
+          <w:id w:val="454564940"/>
           <w14:checkbox>
             <w14:checked w14:val="1"/>
             <w14:checkedState w14:val="2612" w14:font="MS Gothic"/>
@@ -4126,7 +4126,7 @@
       </w:r>
       <w:sdt>
         <w:sdtPr>
-          <w:id w:val="415269615"/>
+          <w:id w:val="715435229"/>
           <w14:checkbox>
             <w14:checked w14:val="0"/>
             <w14:checkedState w14:val="2612" w14:font="MS Gothic"/>
@@ -4199,7 +4199,7 @@
           <w:rPr>
             <w:rFonts w:ascii="MS Gothic" w:eastAsia="MS Gothic" w:hAnsi="MS Gothic"/>
           </w:rPr>
-          <w:id w:val="940062573"/>
+          <w:id w:val="259064364"/>
           <w14:checkbox>
             <w14:checked w14:val="0"/>
             <w14:checkedState w14:val="2612" w14:font="MS Gothic"/>
@@ -4225,7 +4225,7 @@
           <w:rPr>
             <w:rFonts w:ascii="MS Gothic" w:eastAsia="MS Gothic" w:hAnsi="MS Gothic"/>
           </w:rPr>
-          <w:id w:val="10134787"/>
+          <w:id w:val="91269985"/>
           <w14:checkbox>
             <w14:checked w14:val="1"/>
             <w14:checkedState w14:val="2612" w14:font="MS Gothic"/>
@@ -4251,7 +4251,7 @@
           <w:rPr>
             <w:rFonts w:ascii="MS Gothic" w:eastAsia="MS Gothic" w:hAnsi="MS Gothic"/>
           </w:rPr>
-          <w:id w:val="922564266"/>
+          <w:id w:val="850833892"/>
           <w14:checkbox>
             <w14:checked w14:val="0"/>
             <w14:checkedState w14:val="2612" w14:font="MS Gothic"/>
@@ -4277,7 +4277,7 @@
           <w:rPr>
             <w:rFonts w:ascii="MS Gothic" w:eastAsia="MS Gothic" w:hAnsi="MS Gothic"/>
           </w:rPr>
-          <w:id w:val="709009793"/>
+          <w:id w:val="119410345"/>
           <w14:checkbox>
             <w14:checked w14:val="0"/>
             <w14:checkedState w14:val="2612" w14:font="MS Gothic"/>
@@ -4350,7 +4350,7 @@
           <w:rPr>
             <w:rFonts w:ascii="MS Gothic" w:eastAsia="MS Gothic" w:hAnsi="MS Gothic"/>
           </w:rPr>
-          <w:id w:val="425885795"/>
+          <w:id w:val="949292149"/>
           <w14:checkbox>
             <w14:checked w14:val="0"/>
             <w14:checkedState w14:val="2612" w14:font="MS Gothic"/>
@@ -4376,7 +4376,7 @@
           <w:rPr>
             <w:rFonts w:ascii="MS Gothic" w:eastAsia="MS Gothic" w:hAnsi="MS Gothic"/>
           </w:rPr>
-          <w:id w:val="94476663"/>
+          <w:id w:val="37398105"/>
           <w14:checkbox>
             <w14:checked w14:val="1"/>
             <w14:checkedState w14:val="2612" w14:font="MS Gothic"/>
@@ -4403,7 +4403,7 @@
           <w:rPr>
             <w:rFonts w:ascii="MS Gothic" w:eastAsia="MS Gothic" w:hAnsi="MS Gothic"/>
           </w:rPr>
-          <w:id w:val="786729773"/>
+          <w:id w:val="417759778"/>
           <w14:checkbox>
             <w14:checked w14:val="0"/>
             <w14:checkedState w14:val="2612" w14:font="MS Gothic"/>
@@ -4429,7 +4429,7 @@
           <w:rPr>
             <w:rFonts w:ascii="MS Gothic" w:eastAsia="MS Gothic" w:hAnsi="MS Gothic"/>
           </w:rPr>
-          <w:id w:val="809745033"/>
+          <w:id w:val="350167840"/>
           <w14:checkbox>
             <w14:checked w14:val="0"/>
             <w14:checkedState w14:val="2612" w14:font="MS Gothic"/>
@@ -4466,7 +4466,7 @@
           <w:rPr>
             <w:rFonts w:ascii="MS Gothic" w:eastAsia="MS Gothic" w:hAnsi="MS Gothic"/>
           </w:rPr>
-          <w:id w:val="392741248"/>
+          <w:id w:val="105966639"/>
           <w14:checkbox>
             <w14:checked w14:val="0"/>
             <w14:checkedState w14:val="2612" w14:font="MS Gothic"/>
@@ -4492,7 +4492,7 @@
           <w:rPr>
             <w:rFonts w:ascii="MS Gothic" w:eastAsia="MS Gothic" w:hAnsi="MS Gothic"/>
           </w:rPr>
-          <w:id w:val="789744612"/>
+          <w:id w:val="520814722"/>
           <w14:checkbox>
             <w14:checked w14:val="1"/>
             <w14:checkedState w14:val="2612" w14:font="MS Gothic"/>
@@ -4518,7 +4518,7 @@
           <w:rPr>
             <w:rFonts w:ascii="MS Gothic" w:eastAsia="MS Gothic" w:hAnsi="MS Gothic"/>
           </w:rPr>
-          <w:id w:val="649648725"/>
+          <w:id w:val="368486510"/>
           <w14:checkbox>
             <w14:checked w14:val="0"/>
             <w14:checkedState w14:val="2612" w14:font="MS Gothic"/>
@@ -4544,7 +4544,7 @@
           <w:rPr>
             <w:rFonts w:ascii="MS Gothic" w:eastAsia="MS Gothic" w:hAnsi="MS Gothic"/>
           </w:rPr>
-          <w:id w:val="492657544"/>
+          <w:id w:val="738387818"/>
           <w14:checkbox>
             <w14:checked w14:val="0"/>
             <w14:checkedState w14:val="2612" w14:font="MS Gothic"/>
@@ -4633,7 +4633,7 @@
           <w:rPr>
             <w:rFonts w:ascii="MS Gothic" w:eastAsia="MS Gothic" w:hAnsi="MS Gothic"/>
           </w:rPr>
-          <w:id w:val="823763882"/>
+          <w:id w:val="712693458"/>
           <w14:checkbox>
             <w14:checked w14:val="0"/>
             <w14:checkedState w14:val="2612" w14:font="MS Gothic"/>
@@ -4659,7 +4659,7 @@
           <w:rPr>
             <w:rFonts w:ascii="MS Gothic" w:eastAsia="MS Gothic" w:hAnsi="MS Gothic"/>
           </w:rPr>
-          <w:id w:val="819115164"/>
+          <w:id w:val="990451001"/>
           <w14:checkbox>
             <w14:checked w14:val="0"/>
             <w14:checkedState w14:val="2612" w14:font="MS Gothic"/>
@@ -4685,7 +4685,7 @@
           <w:rPr>
             <w:rFonts w:ascii="MS Gothic" w:eastAsia="MS Gothic" w:hAnsi="MS Gothic"/>
           </w:rPr>
-          <w:id w:val="174191408"/>
+          <w:id w:val="430755316"/>
           <w14:checkbox>
             <w14:checked w14:val="1"/>
             <w14:checkedState w14:val="2612" w14:font="MS Gothic"/>
@@ -4711,7 +4711,7 @@
           <w:rPr>
             <w:rFonts w:ascii="MS Gothic" w:eastAsia="MS Gothic" w:hAnsi="MS Gothic"/>
           </w:rPr>
-          <w:id w:val="716761961"/>
+          <w:id w:val="235140096"/>
           <w14:checkbox>
             <w14:checked w14:val="0"/>
             <w14:checkedState w14:val="2612" w14:font="MS Gothic"/>
@@ -4772,7 +4772,7 @@
           <w:rPr>
             <w:rFonts w:ascii="MS Gothic" w:eastAsia="MS Gothic" w:hAnsi="MS Gothic"/>
           </w:rPr>
-          <w:id w:val="477229427"/>
+          <w:id w:val="846970432"/>
           <w14:checkbox>
             <w14:checked w14:val="0"/>
             <w14:checkedState w14:val="2612" w14:font="MS Gothic"/>
@@ -4798,7 +4798,7 @@
           <w:rPr>
             <w:rFonts w:ascii="MS Gothic" w:eastAsia="MS Gothic" w:hAnsi="MS Gothic"/>
           </w:rPr>
-          <w:id w:val="37396326"/>
+          <w:id w:val="232621502"/>
           <w14:checkbox>
             <w14:checked w14:val="1"/>
             <w14:checkedState w14:val="2612" w14:font="MS Gothic"/>
@@ -4824,7 +4824,7 @@
           <w:rPr>
             <w:rFonts w:ascii="MS Gothic" w:eastAsia="MS Gothic" w:hAnsi="MS Gothic"/>
           </w:rPr>
-          <w:id w:val="888612440"/>
+          <w:id w:val="748376340"/>
           <w14:checkbox>
             <w14:checked w14:val="0"/>
             <w14:checkedState w14:val="2612" w14:font="MS Gothic"/>
@@ -4850,7 +4850,7 @@
           <w:rPr>
             <w:rFonts w:ascii="MS Gothic" w:eastAsia="MS Gothic" w:hAnsi="MS Gothic"/>
           </w:rPr>
-          <w:id w:val="433596121"/>
+          <w:id w:val="290868724"/>
           <w14:checkbox>
             <w14:checked w14:val="0"/>
             <w14:checkedState w14:val="2612" w14:font="MS Gothic"/>
@@ -4924,7 +4924,7 @@
           <w:rPr>
             <w:rFonts w:ascii="MS Gothic" w:eastAsia="MS Gothic" w:hAnsi="MS Gothic"/>
           </w:rPr>
-          <w:id w:val="388231707"/>
+          <w:id w:val="919419945"/>
           <w14:checkbox>
             <w14:checked w14:val="0"/>
             <w14:checkedState w14:val="2612" w14:font="MS Gothic"/>
@@ -4950,7 +4950,7 @@
           <w:rPr>
             <w:rFonts w:ascii="MS Gothic" w:eastAsia="MS Gothic" w:hAnsi="MS Gothic"/>
           </w:rPr>
-          <w:id w:val="101256904"/>
+          <w:id w:val="745386655"/>
           <w14:checkbox>
             <w14:checked w14:val="1"/>
             <w14:checkedState w14:val="2612" w14:font="MS Gothic"/>
@@ -4976,7 +4976,7 @@
           <w:rPr>
             <w:rFonts w:ascii="MS Gothic" w:eastAsia="MS Gothic" w:hAnsi="MS Gothic"/>
           </w:rPr>
-          <w:id w:val="594870254"/>
+          <w:id w:val="639360109"/>
           <w14:checkbox>
             <w14:checked w14:val="0"/>
             <w14:checkedState w14:val="2612" w14:font="MS Gothic"/>
@@ -5002,7 +5002,7 @@
           <w:rPr>
             <w:rFonts w:ascii="MS Gothic" w:eastAsia="MS Gothic" w:hAnsi="MS Gothic"/>
           </w:rPr>
-          <w:id w:val="684169552"/>
+          <w:id w:val="125548761"/>
           <w14:checkbox>
             <w14:checked w14:val="0"/>
             <w14:checkedState w14:val="2612" w14:font="MS Gothic"/>
@@ -5036,7 +5036,7 @@
           <w:rPr>
             <w:rFonts w:ascii="MS Gothic" w:eastAsia="MS Gothic" w:hAnsi="MS Gothic"/>
           </w:rPr>
-          <w:id w:val="204366321"/>
+          <w:id w:val="894748569"/>
           <w14:checkbox>
             <w14:checked w14:val="0"/>
             <w14:checkedState w14:val="2612" w14:font="MS Gothic"/>
@@ -5062,7 +5062,7 @@
           <w:rPr>
             <w:rFonts w:ascii="MS Gothic" w:eastAsia="MS Gothic" w:hAnsi="MS Gothic"/>
           </w:rPr>
-          <w:id w:val="678000317"/>
+          <w:id w:val="374170552"/>
           <w14:checkbox>
             <w14:checked w14:val="0"/>
             <w14:checkedState w14:val="2612" w14:font="MS Gothic"/>
@@ -5088,7 +5088,7 @@
           <w:rPr>
             <w:rFonts w:ascii="MS Gothic" w:eastAsia="MS Gothic" w:hAnsi="MS Gothic"/>
           </w:rPr>
-          <w:id w:val="185036193"/>
+          <w:id w:val="127705030"/>
           <w14:checkbox>
             <w14:checked w14:val="1"/>
             <w14:checkedState w14:val="2612" w14:font="MS Gothic"/>
@@ -5114,7 +5114,7 @@
           <w:rPr>
             <w:rFonts w:ascii="MS Gothic" w:eastAsia="MS Gothic" w:hAnsi="MS Gothic"/>
           </w:rPr>
-          <w:id w:val="344586492"/>
+          <w:id w:val="445375923"/>
           <w14:checkbox>
             <w14:checked w14:val="0"/>
             <w14:checkedState w14:val="2612" w14:font="MS Gothic"/>
@@ -5203,7 +5203,7 @@
           <w:rPr>
             <w:rFonts w:ascii="MS Gothic" w:eastAsia="MS Gothic" w:hAnsi="MS Gothic"/>
           </w:rPr>
-          <w:id w:val="302609663"/>
+          <w:id w:val="17906598"/>
           <w14:checkbox>
             <w14:checked w14:val="0"/>
             <w14:checkedState w14:val="2612" w14:font="MS Gothic"/>
@@ -5229,7 +5229,7 @@
           <w:rPr>
             <w:rFonts w:ascii="MS Gothic" w:eastAsia="MS Gothic" w:hAnsi="MS Gothic"/>
           </w:rPr>
-          <w:id w:val="465276774"/>
+          <w:id w:val="677219402"/>
           <w14:checkbox>
             <w14:checked w14:val="0"/>
             <w14:checkedState w14:val="2612" w14:font="MS Gothic"/>
@@ -5255,7 +5255,7 @@
           <w:rPr>
             <w:rFonts w:ascii="MS Gothic" w:eastAsia="MS Gothic" w:hAnsi="MS Gothic"/>
           </w:rPr>
-          <w:id w:val="121605302"/>
+          <w:id w:val="423889857"/>
           <w14:checkbox>
             <w14:checked w14:val="0"/>
             <w14:checkedState w14:val="2612" w14:font="MS Gothic"/>
@@ -5281,7 +5281,7 @@
           <w:rPr>
             <w:rFonts w:ascii="MS Gothic" w:eastAsia="MS Gothic" w:hAnsi="MS Gothic"/>
           </w:rPr>
-          <w:id w:val="985137131"/>
+          <w:id w:val="759818177"/>
           <w14:checkbox>
             <w14:checked w14:val="1"/>
             <w14:checkedState w14:val="2612" w14:font="MS Gothic"/>
@@ -5354,7 +5354,7 @@
           <w:rPr>
             <w:rFonts w:ascii="MS Gothic" w:eastAsia="MS Gothic" w:hAnsi="MS Gothic"/>
           </w:rPr>
-          <w:id w:val="32485334"/>
+          <w:id w:val="986074791"/>
           <w14:checkbox>
             <w14:checked w14:val="0"/>
             <w14:checkedState w14:val="2612" w14:font="MS Gothic"/>
@@ -5381,7 +5381,7 @@
           <w:rPr>
             <w:rFonts w:ascii="MS Gothic" w:eastAsia="MS Gothic" w:hAnsi="MS Gothic"/>
           </w:rPr>
-          <w:id w:val="224111214"/>
+          <w:id w:val="820523981"/>
           <w14:checkbox>
             <w14:checked w14:val="0"/>
             <w14:checkedState w14:val="2612" w14:font="MS Gothic"/>
@@ -5407,7 +5407,7 @@
           <w:rPr>
             <w:rFonts w:ascii="MS Gothic" w:eastAsia="MS Gothic" w:hAnsi="MS Gothic"/>
           </w:rPr>
-          <w:id w:val="161072697"/>
+          <w:id w:val="362974375"/>
           <w14:checkbox>
             <w14:checked w14:val="0"/>
             <w14:checkedState w14:val="2612" w14:font="MS Gothic"/>
@@ -5433,7 +5433,7 @@
           <w:rPr>
             <w:rFonts w:ascii="MS Gothic" w:eastAsia="MS Gothic" w:hAnsi="MS Gothic"/>
           </w:rPr>
-          <w:id w:val="973004098"/>
+          <w:id w:val="193011285"/>
           <w14:checkbox>
             <w14:checked w14:val="1"/>
             <w14:checkedState w14:val="2612" w14:font="MS Gothic"/>
@@ -5506,7 +5506,7 @@
           <w:rPr>
             <w:rFonts w:ascii="MS Gothic" w:eastAsia="MS Gothic" w:hAnsi="MS Gothic"/>
           </w:rPr>
-          <w:id w:val="598576827"/>
+          <w:id w:val="767129848"/>
           <w14:checkbox>
             <w14:checked w14:val="0"/>
             <w14:checkedState w14:val="2612" w14:font="MS Gothic"/>
@@ -5532,7 +5532,7 @@
           <w:rPr>
             <w:rFonts w:ascii="MS Gothic" w:eastAsia="MS Gothic" w:hAnsi="MS Gothic"/>
           </w:rPr>
-          <w:id w:val="416004522"/>
+          <w:id w:val="878343841"/>
           <w14:checkbox>
             <w14:checked w14:val="0"/>
             <w14:checkedState w14:val="2612" w14:font="MS Gothic"/>
@@ -5558,7 +5558,7 @@
           <w:rPr>
             <w:rFonts w:ascii="MS Gothic" w:eastAsia="MS Gothic" w:hAnsi="MS Gothic"/>
           </w:rPr>
-          <w:id w:val="324580748"/>
+          <w:id w:val="607427959"/>
           <w14:checkbox>
             <w14:checked w14:val="1"/>
             <w14:checkedState w14:val="2612" w14:font="MS Gothic"/>
@@ -5584,7 +5584,7 @@
           <w:rPr>
             <w:rFonts w:ascii="MS Gothic" w:eastAsia="MS Gothic" w:hAnsi="MS Gothic"/>
           </w:rPr>
-          <w:id w:val="232578389"/>
+          <w:id w:val="393187923"/>
           <w14:checkbox>
             <w14:checked w14:val="0"/>
             <w14:checkedState w14:val="2612" w14:font="MS Gothic"/>
@@ -5618,7 +5618,7 @@
           <w:rPr>
             <w:rFonts w:ascii="MS Gothic" w:eastAsia="MS Gothic" w:hAnsi="MS Gothic"/>
           </w:rPr>
-          <w:id w:val="558115321"/>
+          <w:id w:val="156095126"/>
           <w14:checkbox>
             <w14:checked w14:val="0"/>
             <w14:checkedState w14:val="2612" w14:font="MS Gothic"/>
@@ -5644,7 +5644,7 @@
           <w:rPr>
             <w:rFonts w:ascii="MS Gothic" w:eastAsia="MS Gothic" w:hAnsi="MS Gothic"/>
           </w:rPr>
-          <w:id w:val="209376971"/>
+          <w:id w:val="131904531"/>
           <w14:checkbox>
             <w14:checked w14:val="0"/>
             <w14:checkedState w14:val="2612" w14:font="MS Gothic"/>
@@ -5670,7 +5670,7 @@
           <w:rPr>
             <w:rFonts w:ascii="MS Gothic" w:eastAsia="MS Gothic" w:hAnsi="MS Gothic"/>
           </w:rPr>
-          <w:id w:val="175509819"/>
+          <w:id w:val="260849283"/>
           <w14:checkbox>
             <w14:checked w14:val="0"/>
             <w14:checkedState w14:val="2612" w14:font="MS Gothic"/>
@@ -5696,7 +5696,7 @@
           <w:rPr>
             <w:rFonts w:ascii="MS Gothic" w:eastAsia="MS Gothic" w:hAnsi="MS Gothic"/>
           </w:rPr>
-          <w:id w:val="355680378"/>
+          <w:id w:val="856055078"/>
           <w14:checkbox>
             <w14:checked w14:val="1"/>
             <w14:checkedState w14:val="2612" w14:font="MS Gothic"/>
@@ -5735,7 +5735,7 @@
       </w:r>
       <w:sdt>
         <w:sdtPr>
-          <w:id w:val="138270362"/>
+          <w:id w:val="118002671"/>
           <w14:checkbox>
             <w14:checked w14:val="0"/>
             <w14:checkedState w14:val="2612" w14:font="MS Gothic"/>
@@ -5758,7 +5758,7 @@
       </w:r>
       <w:sdt>
         <w:sdtPr>
-          <w:id w:val="22553015"/>
+          <w:id w:val="691742782"/>
           <w14:checkbox>
             <w14:checked w14:val="1"/>
             <w14:checkedState w14:val="2612" w14:font="MS Gothic"/>
@@ -5787,7 +5787,7 @@
       </w:r>
       <w:sdt>
         <w:sdtPr>
-          <w:id w:val="995088262"/>
+          <w:id w:val="72012894"/>
           <w14:checkbox>
             <w14:checked w14:val="0"/>
             <w14:checkedState w14:val="2612" w14:font="MS Gothic"/>
@@ -5821,7 +5821,7 @@
       </w:r>
       <w:sdt>
         <w:sdtPr>
-          <w:id w:val="457863559"/>
+          <w:id w:val="629743920"/>
           <w14:checkbox>
             <w14:checked w14:val="0"/>
             <w14:checkedState w14:val="2612" w14:font="MS Gothic"/>
@@ -6337,7 +6337,7 @@
       </w:r>
       <w:sdt>
         <w:sdtPr>
-          <w:id w:val="624732859"/>
+          <w:id w:val="499665940"/>
           <w14:checkbox>
             <w14:checked w14:val="0"/>
             <w14:checkedState w14:val="2612" w14:font="MS Gothic"/>
@@ -6363,7 +6363,7 @@
       </w:r>
       <w:sdt>
         <w:sdtPr>
-          <w:id w:val="162989095"/>
+          <w:id w:val="525897193"/>
           <w14:checkbox>
             <w14:checked w14:val="1"/>
             <w14:checkedState w14:val="2612" w14:font="MS Gothic"/>
@@ -6389,7 +6389,7 @@
       </w:r>
       <w:sdt>
         <w:sdtPr>
-          <w:id w:val="793235536"/>
+          <w:id w:val="694196381"/>
           <w14:checkbox>
             <w14:checked w14:val="0"/>
             <w14:checkedState w14:val="2612" w14:font="MS Gothic"/>
@@ -6425,7 +6425,7 @@
       </w:r>
       <w:sdt>
         <w:sdtPr>
-          <w:id w:val="949298388"/>
+          <w:id w:val="387580525"/>
           <w14:checkbox>
             <w14:checked w14:val="1"/>
             <w14:checkedState w14:val="2612" w14:font="MS Gothic"/>
@@ -6448,7 +6448,7 @@
       </w:r>
       <w:sdt>
         <w:sdtPr>
-          <w:id w:val="542035867"/>
+          <w:id w:val="542466215"/>
           <w14:checkbox>
             <w14:checked w14:val="0"/>
             <w14:checkedState w14:val="2612" w14:font="MS Gothic"/>
@@ -6471,7 +6471,7 @@
       </w:r>
       <w:sdt>
         <w:sdtPr>
-          <w:id w:val="756822197"/>
+          <w:id w:val="550489847"/>
           <w14:checkbox>
             <w14:checked w14:val="0"/>
             <w14:checkedState w14:val="2612" w14:font="MS Gothic"/>
@@ -6513,7 +6513,7 @@
       </w:r>
       <w:sdt>
         <w:sdtPr>
-          <w:id w:val="604528045"/>
+          <w:id w:val="131203308"/>
           <w14:checkbox>
             <w14:checked w14:val="0"/>
             <w14:checkedState w14:val="2612" w14:font="MS Gothic"/>
@@ -6539,7 +6539,7 @@
       </w:r>
       <w:sdt>
         <w:sdtPr>
-          <w:id w:val="164239726"/>
+          <w:id w:val="313488801"/>
           <w14:checkbox>
             <w14:checked w14:val="1"/>
             <w14:checkedState w14:val="2612" w14:font="MS Gothic"/>
@@ -6578,7 +6578,7 @@
       </w:r>
       <w:sdt>
         <w:sdtPr>
-          <w:id w:val="281575295"/>
+          <w:id w:val="837017182"/>
           <w14:checkbox>
             <w14:checked w14:val="1"/>
             <w14:checkedState w14:val="2612" w14:font="MS Gothic"/>
@@ -6602,7 +6602,7 @@
       </w:r>
       <w:sdt>
         <w:sdtPr>
-          <w:id w:val="927132322"/>
+          <w:id w:val="357453763"/>
           <w14:checkbox>
             <w14:checked w14:val="0"/>
             <w14:checkedState w14:val="2612" w14:font="MS Gothic"/>
@@ -6636,7 +6636,7 @@
       </w:r>
       <w:sdt>
         <w:sdtPr>
-          <w:id w:val="599588833"/>
+          <w:id w:val="316221487"/>
           <w14:checkbox>
             <w14:checked w14:val="0"/>
             <w14:checkedState w14:val="2612" w14:font="MS Gothic"/>
@@ -6662,7 +6662,7 @@
       </w:r>
       <w:sdt>
         <w:sdtPr>
-          <w:id w:val="247973291"/>
+          <w:id w:val="823927244"/>
           <w14:checkbox>
             <w14:checked w14:val="1"/>
             <w14:checkedState w14:val="2612" w14:font="MS Gothic"/>
@@ -6688,7 +6688,7 @@
       </w:r>
       <w:sdt>
         <w:sdtPr>
-          <w:id w:val="815500637"/>
+          <w:id w:val="272223450"/>
           <w14:checkbox>
             <w14:checked w14:val="0"/>
             <w14:checkedState w14:val="2612" w14:font="MS Gothic"/>

--- a/module_2_emerging_markets_for_quantum_technology/assignment_2/MON_filled.docx
+++ b/module_2_emerging_markets_for_quantum_technology/assignment_2/MON_filled.docx
@@ -2177,7 +2177,7 @@
       </w:r>
       <w:sdt>
         <w:sdtPr>
-          <w:id w:val="315223987"/>
+          <w:id w:val="156753061"/>
           <w14:checkbox>
             <w14:checked w14:val="0"/>
             <w14:checkedState w14:val="2612" w14:font="MS Gothic"/>
@@ -2203,7 +2203,7 @@
       </w:r>
       <w:sdt>
         <w:sdtPr>
-          <w:id w:val="748802334"/>
+          <w:id w:val="119121263"/>
           <w14:checkbox>
             <w14:checked w14:val="1"/>
             <w14:checkedState w14:val="2612" w14:font="MS Gothic"/>
@@ -2229,7 +2229,7 @@
       </w:r>
       <w:sdt>
         <w:sdtPr>
-          <w:id w:val="987487960"/>
+          <w:id w:val="20327337"/>
           <w14:checkbox>
             <w14:checked w14:val="0"/>
             <w14:checkedState w14:val="2612" w14:font="MS Gothic"/>
@@ -2255,7 +2255,7 @@
       </w:r>
       <w:sdt>
         <w:sdtPr>
-          <w:id w:val="673622551"/>
+          <w:id w:val="399096933"/>
           <w14:checkbox>
             <w14:checked w14:val="0"/>
             <w14:checkedState w14:val="2612" w14:font="MS Gothic"/>
@@ -2328,7 +2328,7 @@
           <w:rPr>
             <w:rFonts w:ascii="MS Gothic" w:eastAsia="MS Gothic" w:hAnsi="MS Gothic"/>
           </w:rPr>
-          <w:id w:val="403211665"/>
+          <w:id w:val="104848811"/>
           <w14:checkbox>
             <w14:checked w14:val="0"/>
             <w14:checkedState w14:val="2612" w14:font="MS Gothic"/>
@@ -2354,7 +2354,7 @@
           <w:rPr>
             <w:rFonts w:ascii="MS Gothic" w:eastAsia="MS Gothic" w:hAnsi="MS Gothic"/>
           </w:rPr>
-          <w:id w:val="708551622"/>
+          <w:id w:val="557808703"/>
           <w14:checkbox>
             <w14:checked w14:val="1"/>
             <w14:checkedState w14:val="2612" w14:font="MS Gothic"/>
@@ -2380,7 +2380,7 @@
           <w:rPr>
             <w:rFonts w:ascii="MS Gothic" w:eastAsia="MS Gothic" w:hAnsi="MS Gothic"/>
           </w:rPr>
-          <w:id w:val="862187078"/>
+          <w:id w:val="96887696"/>
           <w14:checkbox>
             <w14:checked w14:val="0"/>
             <w14:checkedState w14:val="2612" w14:font="MS Gothic"/>
@@ -2406,7 +2406,7 @@
           <w:rPr>
             <w:rFonts w:ascii="MS Gothic" w:eastAsia="MS Gothic" w:hAnsi="MS Gothic"/>
           </w:rPr>
-          <w:id w:val="852691050"/>
+          <w:id w:val="91111869"/>
           <w14:checkbox>
             <w14:checked w14:val="0"/>
             <w14:checkedState w14:val="2612" w14:font="MS Gothic"/>
@@ -2479,7 +2479,7 @@
           <w:rPr>
             <w:rFonts w:ascii="MS Gothic" w:eastAsia="MS Gothic" w:hAnsi="MS Gothic"/>
           </w:rPr>
-          <w:id w:val="728675717"/>
+          <w:id w:val="363292462"/>
           <w14:checkbox>
             <w14:checked w14:val="0"/>
             <w14:checkedState w14:val="2612" w14:font="MS Gothic"/>
@@ -2505,7 +2505,7 @@
           <w:rPr>
             <w:rFonts w:ascii="MS Gothic" w:eastAsia="MS Gothic" w:hAnsi="MS Gothic"/>
           </w:rPr>
-          <w:id w:val="820091993"/>
+          <w:id w:val="586770592"/>
           <w14:checkbox>
             <w14:checked w14:val="1"/>
             <w14:checkedState w14:val="2612" w14:font="MS Gothic"/>
@@ -2532,7 +2532,7 @@
           <w:rPr>
             <w:rFonts w:ascii="MS Gothic" w:eastAsia="MS Gothic" w:hAnsi="MS Gothic"/>
           </w:rPr>
-          <w:id w:val="125605487"/>
+          <w:id w:val="925421269"/>
           <w14:checkbox>
             <w14:checked w14:val="0"/>
             <w14:checkedState w14:val="2612" w14:font="MS Gothic"/>
@@ -2558,7 +2558,7 @@
           <w:rPr>
             <w:rFonts w:ascii="MS Gothic" w:eastAsia="MS Gothic" w:hAnsi="MS Gothic"/>
           </w:rPr>
-          <w:id w:val="518542786"/>
+          <w:id w:val="299204303"/>
           <w14:checkbox>
             <w14:checked w14:val="0"/>
             <w14:checkedState w14:val="2612" w14:font="MS Gothic"/>
@@ -2595,7 +2595,7 @@
           <w:rPr>
             <w:rFonts w:ascii="MS Gothic" w:eastAsia="MS Gothic" w:hAnsi="MS Gothic"/>
           </w:rPr>
-          <w:id w:val="547785119"/>
+          <w:id w:val="159414161"/>
           <w14:checkbox>
             <w14:checked w14:val="0"/>
             <w14:checkedState w14:val="2612" w14:font="MS Gothic"/>
@@ -2621,7 +2621,7 @@
           <w:rPr>
             <w:rFonts w:ascii="MS Gothic" w:eastAsia="MS Gothic" w:hAnsi="MS Gothic"/>
           </w:rPr>
-          <w:id w:val="349881481"/>
+          <w:id w:val="329091844"/>
           <w14:checkbox>
             <w14:checked w14:val="1"/>
             <w14:checkedState w14:val="2612" w14:font="MS Gothic"/>
@@ -2647,7 +2647,7 @@
           <w:rPr>
             <w:rFonts w:ascii="MS Gothic" w:eastAsia="MS Gothic" w:hAnsi="MS Gothic"/>
           </w:rPr>
-          <w:id w:val="10682500"/>
+          <w:id w:val="887183042"/>
           <w14:checkbox>
             <w14:checked w14:val="0"/>
             <w14:checkedState w14:val="2612" w14:font="MS Gothic"/>
@@ -2673,7 +2673,7 @@
           <w:rPr>
             <w:rFonts w:ascii="MS Gothic" w:eastAsia="MS Gothic" w:hAnsi="MS Gothic"/>
           </w:rPr>
-          <w:id w:val="506583288"/>
+          <w:id w:val="663212312"/>
           <w14:checkbox>
             <w14:checked w14:val="0"/>
             <w14:checkedState w14:val="2612" w14:font="MS Gothic"/>
@@ -2762,7 +2762,7 @@
           <w:rPr>
             <w:rFonts w:ascii="MS Gothic" w:eastAsia="MS Gothic" w:hAnsi="MS Gothic"/>
           </w:rPr>
-          <w:id w:val="779882521"/>
+          <w:id w:val="21615869"/>
           <w14:checkbox>
             <w14:checked w14:val="0"/>
             <w14:checkedState w14:val="2612" w14:font="MS Gothic"/>
@@ -2788,7 +2788,7 @@
           <w:rPr>
             <w:rFonts w:ascii="MS Gothic" w:eastAsia="MS Gothic" w:hAnsi="MS Gothic"/>
           </w:rPr>
-          <w:id w:val="495611993"/>
+          <w:id w:val="371246121"/>
           <w14:checkbox>
             <w14:checked w14:val="0"/>
             <w14:checkedState w14:val="2612" w14:font="MS Gothic"/>
@@ -2814,7 +2814,7 @@
           <w:rPr>
             <w:rFonts w:ascii="MS Gothic" w:eastAsia="MS Gothic" w:hAnsi="MS Gothic"/>
           </w:rPr>
-          <w:id w:val="823012885"/>
+          <w:id w:val="722780955"/>
           <w14:checkbox>
             <w14:checked w14:val="1"/>
             <w14:checkedState w14:val="2612" w14:font="MS Gothic"/>
@@ -2840,7 +2840,7 @@
           <w:rPr>
             <w:rFonts w:ascii="MS Gothic" w:eastAsia="MS Gothic" w:hAnsi="MS Gothic"/>
           </w:rPr>
-          <w:id w:val="979478681"/>
+          <w:id w:val="590775917"/>
           <w14:checkbox>
             <w14:checked w14:val="0"/>
             <w14:checkedState w14:val="2612" w14:font="MS Gothic"/>
@@ -2901,7 +2901,7 @@
           <w:rPr>
             <w:rFonts w:ascii="MS Gothic" w:eastAsia="MS Gothic" w:hAnsi="MS Gothic"/>
           </w:rPr>
-          <w:id w:val="345179319"/>
+          <w:id w:val="481940673"/>
           <w14:checkbox>
             <w14:checked w14:val="0"/>
             <w14:checkedState w14:val="2612" w14:font="MS Gothic"/>
@@ -2927,7 +2927,7 @@
           <w:rPr>
             <w:rFonts w:ascii="MS Gothic" w:eastAsia="MS Gothic" w:hAnsi="MS Gothic"/>
           </w:rPr>
-          <w:id w:val="899612948"/>
+          <w:id w:val="703857328"/>
           <w14:checkbox>
             <w14:checked w14:val="0"/>
             <w14:checkedState w14:val="2612" w14:font="MS Gothic"/>
@@ -2953,7 +2953,7 @@
           <w:rPr>
             <w:rFonts w:ascii="MS Gothic" w:eastAsia="MS Gothic" w:hAnsi="MS Gothic"/>
           </w:rPr>
-          <w:id w:val="285156363"/>
+          <w:id w:val="203295268"/>
           <w14:checkbox>
             <w14:checked w14:val="1"/>
             <w14:checkedState w14:val="2612" w14:font="MS Gothic"/>
@@ -2979,7 +2979,7 @@
           <w:rPr>
             <w:rFonts w:ascii="MS Gothic" w:eastAsia="MS Gothic" w:hAnsi="MS Gothic"/>
           </w:rPr>
-          <w:id w:val="309442681"/>
+          <w:id w:val="166313533"/>
           <w14:checkbox>
             <w14:checked w14:val="0"/>
             <w14:checkedState w14:val="2612" w14:font="MS Gothic"/>
@@ -3053,7 +3053,7 @@
           <w:rPr>
             <w:rFonts w:ascii="MS Gothic" w:eastAsia="MS Gothic" w:hAnsi="MS Gothic"/>
           </w:rPr>
-          <w:id w:val="291517747"/>
+          <w:id w:val="236490617"/>
           <w14:checkbox>
             <w14:checked w14:val="0"/>
             <w14:checkedState w14:val="2612" w14:font="MS Gothic"/>
@@ -3079,7 +3079,7 @@
           <w:rPr>
             <w:rFonts w:ascii="MS Gothic" w:eastAsia="MS Gothic" w:hAnsi="MS Gothic"/>
           </w:rPr>
-          <w:id w:val="782461504"/>
+          <w:id w:val="373003354"/>
           <w14:checkbox>
             <w14:checked w14:val="1"/>
             <w14:checkedState w14:val="2612" w14:font="MS Gothic"/>
@@ -3105,7 +3105,7 @@
           <w:rPr>
             <w:rFonts w:ascii="MS Gothic" w:eastAsia="MS Gothic" w:hAnsi="MS Gothic"/>
           </w:rPr>
-          <w:id w:val="641128398"/>
+          <w:id w:val="98779182"/>
           <w14:checkbox>
             <w14:checked w14:val="0"/>
             <w14:checkedState w14:val="2612" w14:font="MS Gothic"/>
@@ -3131,7 +3131,7 @@
           <w:rPr>
             <w:rFonts w:ascii="MS Gothic" w:eastAsia="MS Gothic" w:hAnsi="MS Gothic"/>
           </w:rPr>
-          <w:id w:val="17319679"/>
+          <w:id w:val="906075450"/>
           <w14:checkbox>
             <w14:checked w14:val="0"/>
             <w14:checkedState w14:val="2612" w14:font="MS Gothic"/>
@@ -3165,7 +3165,7 @@
           <w:rPr>
             <w:rFonts w:ascii="MS Gothic" w:eastAsia="MS Gothic" w:hAnsi="MS Gothic"/>
           </w:rPr>
-          <w:id w:val="24531345"/>
+          <w:id w:val="427252578"/>
           <w14:checkbox>
             <w14:checked w14:val="0"/>
             <w14:checkedState w14:val="2612" w14:font="MS Gothic"/>
@@ -3191,7 +3191,7 @@
           <w:rPr>
             <w:rFonts w:ascii="MS Gothic" w:eastAsia="MS Gothic" w:hAnsi="MS Gothic"/>
           </w:rPr>
-          <w:id w:val="936800203"/>
+          <w:id w:val="83467675"/>
           <w14:checkbox>
             <w14:checked w14:val="0"/>
             <w14:checkedState w14:val="2612" w14:font="MS Gothic"/>
@@ -3217,7 +3217,7 @@
           <w:rPr>
             <w:rFonts w:ascii="MS Gothic" w:eastAsia="MS Gothic" w:hAnsi="MS Gothic"/>
           </w:rPr>
-          <w:id w:val="131441896"/>
+          <w:id w:val="762973524"/>
           <w14:checkbox>
             <w14:checked w14:val="1"/>
             <w14:checkedState w14:val="2612" w14:font="MS Gothic"/>
@@ -3243,7 +3243,7 @@
           <w:rPr>
             <w:rFonts w:ascii="MS Gothic" w:eastAsia="MS Gothic" w:hAnsi="MS Gothic"/>
           </w:rPr>
-          <w:id w:val="884634959"/>
+          <w:id w:val="50730284"/>
           <w14:checkbox>
             <w14:checked w14:val="0"/>
             <w14:checkedState w14:val="2612" w14:font="MS Gothic"/>
@@ -3332,7 +3332,7 @@
           <w:rPr>
             <w:rFonts w:ascii="MS Gothic" w:eastAsia="MS Gothic" w:hAnsi="MS Gothic"/>
           </w:rPr>
-          <w:id w:val="304247240"/>
+          <w:id w:val="373135680"/>
           <w14:checkbox>
             <w14:checked w14:val="0"/>
             <w14:checkedState w14:val="2612" w14:font="MS Gothic"/>
@@ -3358,7 +3358,7 @@
           <w:rPr>
             <w:rFonts w:ascii="MS Gothic" w:eastAsia="MS Gothic" w:hAnsi="MS Gothic"/>
           </w:rPr>
-          <w:id w:val="290035194"/>
+          <w:id w:val="645982639"/>
           <w14:checkbox>
             <w14:checked w14:val="0"/>
             <w14:checkedState w14:val="2612" w14:font="MS Gothic"/>
@@ -3384,7 +3384,7 @@
           <w:rPr>
             <w:rFonts w:ascii="MS Gothic" w:eastAsia="MS Gothic" w:hAnsi="MS Gothic"/>
           </w:rPr>
-          <w:id w:val="132531482"/>
+          <w:id w:val="216037384"/>
           <w14:checkbox>
             <w14:checked w14:val="1"/>
             <w14:checkedState w14:val="2612" w14:font="MS Gothic"/>
@@ -3410,7 +3410,7 @@
           <w:rPr>
             <w:rFonts w:ascii="MS Gothic" w:eastAsia="MS Gothic" w:hAnsi="MS Gothic"/>
           </w:rPr>
-          <w:id w:val="663593867"/>
+          <w:id w:val="68503752"/>
           <w14:checkbox>
             <w14:checked w14:val="0"/>
             <w14:checkedState w14:val="2612" w14:font="MS Gothic"/>
@@ -3483,7 +3483,7 @@
           <w:rPr>
             <w:rFonts w:ascii="MS Gothic" w:eastAsia="MS Gothic" w:hAnsi="MS Gothic"/>
           </w:rPr>
-          <w:id w:val="243364310"/>
+          <w:id w:val="97632595"/>
           <w14:checkbox>
             <w14:checked w14:val="0"/>
             <w14:checkedState w14:val="2612" w14:font="MS Gothic"/>
@@ -3510,7 +3510,7 @@
           <w:rPr>
             <w:rFonts w:ascii="MS Gothic" w:eastAsia="MS Gothic" w:hAnsi="MS Gothic"/>
           </w:rPr>
-          <w:id w:val="231349168"/>
+          <w:id w:val="591648794"/>
           <w14:checkbox>
             <w14:checked w14:val="0"/>
             <w14:checkedState w14:val="2612" w14:font="MS Gothic"/>
@@ -3536,7 +3536,7 @@
           <w:rPr>
             <w:rFonts w:ascii="MS Gothic" w:eastAsia="MS Gothic" w:hAnsi="MS Gothic"/>
           </w:rPr>
-          <w:id w:val="957307808"/>
+          <w:id w:val="178761592"/>
           <w14:checkbox>
             <w14:checked w14:val="1"/>
             <w14:checkedState w14:val="2612" w14:font="MS Gothic"/>
@@ -3562,7 +3562,7 @@
           <w:rPr>
             <w:rFonts w:ascii="MS Gothic" w:eastAsia="MS Gothic" w:hAnsi="MS Gothic"/>
           </w:rPr>
-          <w:id w:val="277051729"/>
+          <w:id w:val="893447406"/>
           <w14:checkbox>
             <w14:checked w14:val="0"/>
             <w14:checkedState w14:val="2612" w14:font="MS Gothic"/>
@@ -3635,7 +3635,7 @@
           <w:rPr>
             <w:rFonts w:ascii="MS Gothic" w:eastAsia="MS Gothic" w:hAnsi="MS Gothic"/>
           </w:rPr>
-          <w:id w:val="960396754"/>
+          <w:id w:val="952181540"/>
           <w14:checkbox>
             <w14:checked w14:val="0"/>
             <w14:checkedState w14:val="2612" w14:font="MS Gothic"/>
@@ -3661,7 +3661,7 @@
           <w:rPr>
             <w:rFonts w:ascii="MS Gothic" w:eastAsia="MS Gothic" w:hAnsi="MS Gothic"/>
           </w:rPr>
-          <w:id w:val="737008100"/>
+          <w:id w:val="709903524"/>
           <w14:checkbox>
             <w14:checked w14:val="1"/>
             <w14:checkedState w14:val="2612" w14:font="MS Gothic"/>
@@ -3687,7 +3687,7 @@
           <w:rPr>
             <w:rFonts w:ascii="MS Gothic" w:eastAsia="MS Gothic" w:hAnsi="MS Gothic"/>
           </w:rPr>
-          <w:id w:val="519775177"/>
+          <w:id w:val="150497582"/>
           <w14:checkbox>
             <w14:checked w14:val="0"/>
             <w14:checkedState w14:val="2612" w14:font="MS Gothic"/>
@@ -3713,7 +3713,7 @@
           <w:rPr>
             <w:rFonts w:ascii="MS Gothic" w:eastAsia="MS Gothic" w:hAnsi="MS Gothic"/>
           </w:rPr>
-          <w:id w:val="289576300"/>
+          <w:id w:val="686317524"/>
           <w14:checkbox>
             <w14:checked w14:val="0"/>
             <w14:checkedState w14:val="2612" w14:font="MS Gothic"/>
@@ -3747,7 +3747,7 @@
           <w:rPr>
             <w:rFonts w:ascii="MS Gothic" w:eastAsia="MS Gothic" w:hAnsi="MS Gothic"/>
           </w:rPr>
-          <w:id w:val="260202558"/>
+          <w:id w:val="289899938"/>
           <w14:checkbox>
             <w14:checked w14:val="0"/>
             <w14:checkedState w14:val="2612" w14:font="MS Gothic"/>
@@ -3773,7 +3773,7 @@
           <w:rPr>
             <w:rFonts w:ascii="MS Gothic" w:eastAsia="MS Gothic" w:hAnsi="MS Gothic"/>
           </w:rPr>
-          <w:id w:val="611808127"/>
+          <w:id w:val="136566892"/>
           <w14:checkbox>
             <w14:checked w14:val="0"/>
             <w14:checkedState w14:val="2612" w14:font="MS Gothic"/>
@@ -3799,7 +3799,7 @@
           <w:rPr>
             <w:rFonts w:ascii="MS Gothic" w:eastAsia="MS Gothic" w:hAnsi="MS Gothic"/>
           </w:rPr>
-          <w:id w:val="733499288"/>
+          <w:id w:val="724035529"/>
           <w14:checkbox>
             <w14:checked w14:val="1"/>
             <w14:checkedState w14:val="2612" w14:font="MS Gothic"/>
@@ -3825,7 +3825,7 @@
           <w:rPr>
             <w:rFonts w:ascii="MS Gothic" w:eastAsia="MS Gothic" w:hAnsi="MS Gothic"/>
           </w:rPr>
-          <w:id w:val="480613718"/>
+          <w:id w:val="807579722"/>
           <w14:checkbox>
             <w14:checked w14:val="0"/>
             <w14:checkedState w14:val="2612" w14:font="MS Gothic"/>
@@ -3864,7 +3864,7 @@
       </w:r>
       <w:sdt>
         <w:sdtPr>
-          <w:id w:val="41230449"/>
+          <w:id w:val="602746924"/>
           <w14:checkbox>
             <w14:checked w14:val="0"/>
             <w14:checkedState w14:val="2612" w14:font="MS Gothic"/>
@@ -3887,7 +3887,7 @@
       </w:r>
       <w:sdt>
         <w:sdtPr>
-          <w:id w:val="676875717"/>
+          <w:id w:val="293469674"/>
           <w14:checkbox>
             <w14:checked w14:val="1"/>
             <w14:checkedState w14:val="2612" w14:font="MS Gothic"/>
@@ -3916,7 +3916,7 @@
       </w:r>
       <w:sdt>
         <w:sdtPr>
-          <w:id w:val="945703661"/>
+          <w:id w:val="267711021"/>
           <w14:checkbox>
             <w14:checked w14:val="0"/>
             <w14:checkedState w14:val="2612" w14:font="MS Gothic"/>
@@ -3950,7 +3950,7 @@
       </w:r>
       <w:sdt>
         <w:sdtPr>
-          <w:id w:val="27281410"/>
+          <w:id w:val="941359707"/>
           <w14:checkbox>
             <w14:checked w14:val="0"/>
             <w14:checkedState w14:val="2612" w14:font="MS Gothic"/>
@@ -4048,7 +4048,7 @@
       </w:r>
       <w:sdt>
         <w:sdtPr>
-          <w:id w:val="966707734"/>
+          <w:id w:val="383767990"/>
           <w14:checkbox>
             <w14:checked w14:val="0"/>
             <w14:checkedState w14:val="2612" w14:font="MS Gothic"/>
@@ -4074,7 +4074,7 @@
       </w:r>
       <w:sdt>
         <w:sdtPr>
-          <w:id w:val="122715178"/>
+          <w:id w:val="929704618"/>
           <w14:checkbox>
             <w14:checked w14:val="0"/>
             <w14:checkedState w14:val="2612" w14:font="MS Gothic"/>
@@ -4100,7 +4100,7 @@
       </w:r>
       <w:sdt>
         <w:sdtPr>
-          <w:id w:val="454564940"/>
+          <w:id w:val="249605553"/>
           <w14:checkbox>
             <w14:checked w14:val="1"/>
             <w14:checkedState w14:val="2612" w14:font="MS Gothic"/>
@@ -4126,7 +4126,7 @@
       </w:r>
       <w:sdt>
         <w:sdtPr>
-          <w:id w:val="715435229"/>
+          <w:id w:val="471016885"/>
           <w14:checkbox>
             <w14:checked w14:val="0"/>
             <w14:checkedState w14:val="2612" w14:font="MS Gothic"/>
@@ -4199,7 +4199,7 @@
           <w:rPr>
             <w:rFonts w:ascii="MS Gothic" w:eastAsia="MS Gothic" w:hAnsi="MS Gothic"/>
           </w:rPr>
-          <w:id w:val="259064364"/>
+          <w:id w:val="70996095"/>
           <w14:checkbox>
             <w14:checked w14:val="0"/>
             <w14:checkedState w14:val="2612" w14:font="MS Gothic"/>
@@ -4225,7 +4225,7 @@
           <w:rPr>
             <w:rFonts w:ascii="MS Gothic" w:eastAsia="MS Gothic" w:hAnsi="MS Gothic"/>
           </w:rPr>
-          <w:id w:val="91269985"/>
+          <w:id w:val="365456405"/>
           <w14:checkbox>
             <w14:checked w14:val="1"/>
             <w14:checkedState w14:val="2612" w14:font="MS Gothic"/>
@@ -4251,7 +4251,7 @@
           <w:rPr>
             <w:rFonts w:ascii="MS Gothic" w:eastAsia="MS Gothic" w:hAnsi="MS Gothic"/>
           </w:rPr>
-          <w:id w:val="850833892"/>
+          <w:id w:val="843791305"/>
           <w14:checkbox>
             <w14:checked w14:val="0"/>
             <w14:checkedState w14:val="2612" w14:font="MS Gothic"/>
@@ -4277,7 +4277,7 @@
           <w:rPr>
             <w:rFonts w:ascii="MS Gothic" w:eastAsia="MS Gothic" w:hAnsi="MS Gothic"/>
           </w:rPr>
-          <w:id w:val="119410345"/>
+          <w:id w:val="40974050"/>
           <w14:checkbox>
             <w14:checked w14:val="0"/>
             <w14:checkedState w14:val="2612" w14:font="MS Gothic"/>
@@ -4350,7 +4350,7 @@
           <w:rPr>
             <w:rFonts w:ascii="MS Gothic" w:eastAsia="MS Gothic" w:hAnsi="MS Gothic"/>
           </w:rPr>
-          <w:id w:val="949292149"/>
+          <w:id w:val="511187122"/>
           <w14:checkbox>
             <w14:checked w14:val="0"/>
             <w14:checkedState w14:val="2612" w14:font="MS Gothic"/>
@@ -4376,7 +4376,7 @@
           <w:rPr>
             <w:rFonts w:ascii="MS Gothic" w:eastAsia="MS Gothic" w:hAnsi="MS Gothic"/>
           </w:rPr>
-          <w:id w:val="37398105"/>
+          <w:id w:val="179140353"/>
           <w14:checkbox>
             <w14:checked w14:val="1"/>
             <w14:checkedState w14:val="2612" w14:font="MS Gothic"/>
@@ -4403,7 +4403,7 @@
           <w:rPr>
             <w:rFonts w:ascii="MS Gothic" w:eastAsia="MS Gothic" w:hAnsi="MS Gothic"/>
           </w:rPr>
-          <w:id w:val="417759778"/>
+          <w:id w:val="358600611"/>
           <w14:checkbox>
             <w14:checked w14:val="0"/>
             <w14:checkedState w14:val="2612" w14:font="MS Gothic"/>
@@ -4429,7 +4429,7 @@
           <w:rPr>
             <w:rFonts w:ascii="MS Gothic" w:eastAsia="MS Gothic" w:hAnsi="MS Gothic"/>
           </w:rPr>
-          <w:id w:val="350167840"/>
+          <w:id w:val="596882493"/>
           <w14:checkbox>
             <w14:checked w14:val="0"/>
             <w14:checkedState w14:val="2612" w14:font="MS Gothic"/>
@@ -4466,7 +4466,7 @@
           <w:rPr>
             <w:rFonts w:ascii="MS Gothic" w:eastAsia="MS Gothic" w:hAnsi="MS Gothic"/>
           </w:rPr>
-          <w:id w:val="105966639"/>
+          <w:id w:val="941366297"/>
           <w14:checkbox>
             <w14:checked w14:val="0"/>
             <w14:checkedState w14:val="2612" w14:font="MS Gothic"/>
@@ -4492,7 +4492,7 @@
           <w:rPr>
             <w:rFonts w:ascii="MS Gothic" w:eastAsia="MS Gothic" w:hAnsi="MS Gothic"/>
           </w:rPr>
-          <w:id w:val="520814722"/>
+          <w:id w:val="106771771"/>
           <w14:checkbox>
             <w14:checked w14:val="1"/>
             <w14:checkedState w14:val="2612" w14:font="MS Gothic"/>
@@ -4518,7 +4518,7 @@
           <w:rPr>
             <w:rFonts w:ascii="MS Gothic" w:eastAsia="MS Gothic" w:hAnsi="MS Gothic"/>
           </w:rPr>
-          <w:id w:val="368486510"/>
+          <w:id w:val="427521112"/>
           <w14:checkbox>
             <w14:checked w14:val="0"/>
             <w14:checkedState w14:val="2612" w14:font="MS Gothic"/>
@@ -4544,7 +4544,7 @@
           <w:rPr>
             <w:rFonts w:ascii="MS Gothic" w:eastAsia="MS Gothic" w:hAnsi="MS Gothic"/>
           </w:rPr>
-          <w:id w:val="738387818"/>
+          <w:id w:val="901797997"/>
           <w14:checkbox>
             <w14:checked w14:val="0"/>
             <w14:checkedState w14:val="2612" w14:font="MS Gothic"/>
@@ -4633,7 +4633,7 @@
           <w:rPr>
             <w:rFonts w:ascii="MS Gothic" w:eastAsia="MS Gothic" w:hAnsi="MS Gothic"/>
           </w:rPr>
-          <w:id w:val="712693458"/>
+          <w:id w:val="743855301"/>
           <w14:checkbox>
             <w14:checked w14:val="0"/>
             <w14:checkedState w14:val="2612" w14:font="MS Gothic"/>
@@ -4659,7 +4659,7 @@
           <w:rPr>
             <w:rFonts w:ascii="MS Gothic" w:eastAsia="MS Gothic" w:hAnsi="MS Gothic"/>
           </w:rPr>
-          <w:id w:val="990451001"/>
+          <w:id w:val="92850814"/>
           <w14:checkbox>
             <w14:checked w14:val="0"/>
             <w14:checkedState w14:val="2612" w14:font="MS Gothic"/>
@@ -4685,7 +4685,7 @@
           <w:rPr>
             <w:rFonts w:ascii="MS Gothic" w:eastAsia="MS Gothic" w:hAnsi="MS Gothic"/>
           </w:rPr>
-          <w:id w:val="430755316"/>
+          <w:id w:val="763530285"/>
           <w14:checkbox>
             <w14:checked w14:val="1"/>
             <w14:checkedState w14:val="2612" w14:font="MS Gothic"/>
@@ -4711,7 +4711,7 @@
           <w:rPr>
             <w:rFonts w:ascii="MS Gothic" w:eastAsia="MS Gothic" w:hAnsi="MS Gothic"/>
           </w:rPr>
-          <w:id w:val="235140096"/>
+          <w:id w:val="767100969"/>
           <w14:checkbox>
             <w14:checked w14:val="0"/>
             <w14:checkedState w14:val="2612" w14:font="MS Gothic"/>
@@ -4772,7 +4772,7 @@
           <w:rPr>
             <w:rFonts w:ascii="MS Gothic" w:eastAsia="MS Gothic" w:hAnsi="MS Gothic"/>
           </w:rPr>
-          <w:id w:val="846970432"/>
+          <w:id w:val="99511716"/>
           <w14:checkbox>
             <w14:checked w14:val="0"/>
             <w14:checkedState w14:val="2612" w14:font="MS Gothic"/>
@@ -4798,7 +4798,7 @@
           <w:rPr>
             <w:rFonts w:ascii="MS Gothic" w:eastAsia="MS Gothic" w:hAnsi="MS Gothic"/>
           </w:rPr>
-          <w:id w:val="232621502"/>
+          <w:id w:val="581742064"/>
           <w14:checkbox>
             <w14:checked w14:val="1"/>
             <w14:checkedState w14:val="2612" w14:font="MS Gothic"/>
@@ -4824,7 +4824,7 @@
           <w:rPr>
             <w:rFonts w:ascii="MS Gothic" w:eastAsia="MS Gothic" w:hAnsi="MS Gothic"/>
           </w:rPr>
-          <w:id w:val="748376340"/>
+          <w:id w:val="875781303"/>
           <w14:checkbox>
             <w14:checked w14:val="0"/>
             <w14:checkedState w14:val="2612" w14:font="MS Gothic"/>
@@ -4850,7 +4850,7 @@
           <w:rPr>
             <w:rFonts w:ascii="MS Gothic" w:eastAsia="MS Gothic" w:hAnsi="MS Gothic"/>
           </w:rPr>
-          <w:id w:val="290868724"/>
+          <w:id w:val="825793947"/>
           <w14:checkbox>
             <w14:checked w14:val="0"/>
             <w14:checkedState w14:val="2612" w14:font="MS Gothic"/>
@@ -4924,7 +4924,7 @@
           <w:rPr>
             <w:rFonts w:ascii="MS Gothic" w:eastAsia="MS Gothic" w:hAnsi="MS Gothic"/>
           </w:rPr>
-          <w:id w:val="919419945"/>
+          <w:id w:val="881432115"/>
           <w14:checkbox>
             <w14:checked w14:val="0"/>
             <w14:checkedState w14:val="2612" w14:font="MS Gothic"/>
@@ -4950,7 +4950,7 @@
           <w:rPr>
             <w:rFonts w:ascii="MS Gothic" w:eastAsia="MS Gothic" w:hAnsi="MS Gothic"/>
           </w:rPr>
-          <w:id w:val="745386655"/>
+          <w:id w:val="168579104"/>
           <w14:checkbox>
             <w14:checked w14:val="1"/>
             <w14:checkedState w14:val="2612" w14:font="MS Gothic"/>
@@ -4976,7 +4976,7 @@
           <w:rPr>
             <w:rFonts w:ascii="MS Gothic" w:eastAsia="MS Gothic" w:hAnsi="MS Gothic"/>
           </w:rPr>
-          <w:id w:val="639360109"/>
+          <w:id w:val="381414013"/>
           <w14:checkbox>
             <w14:checked w14:val="0"/>
             <w14:checkedState w14:val="2612" w14:font="MS Gothic"/>
@@ -5002,7 +5002,7 @@
           <w:rPr>
             <w:rFonts w:ascii="MS Gothic" w:eastAsia="MS Gothic" w:hAnsi="MS Gothic"/>
           </w:rPr>
-          <w:id w:val="125548761"/>
+          <w:id w:val="535183938"/>
           <w14:checkbox>
             <w14:checked w14:val="0"/>
             <w14:checkedState w14:val="2612" w14:font="MS Gothic"/>
@@ -5036,7 +5036,7 @@
           <w:rPr>
             <w:rFonts w:ascii="MS Gothic" w:eastAsia="MS Gothic" w:hAnsi="MS Gothic"/>
           </w:rPr>
-          <w:id w:val="894748569"/>
+          <w:id w:val="824172531"/>
           <w14:checkbox>
             <w14:checked w14:val="0"/>
             <w14:checkedState w14:val="2612" w14:font="MS Gothic"/>
@@ -5062,7 +5062,7 @@
           <w:rPr>
             <w:rFonts w:ascii="MS Gothic" w:eastAsia="MS Gothic" w:hAnsi="MS Gothic"/>
           </w:rPr>
-          <w:id w:val="374170552"/>
+          <w:id w:val="433940058"/>
           <w14:checkbox>
             <w14:checked w14:val="0"/>
             <w14:checkedState w14:val="2612" w14:font="MS Gothic"/>
@@ -5088,7 +5088,7 @@
           <w:rPr>
             <w:rFonts w:ascii="MS Gothic" w:eastAsia="MS Gothic" w:hAnsi="MS Gothic"/>
           </w:rPr>
-          <w:id w:val="127705030"/>
+          <w:id w:val="785825015"/>
           <w14:checkbox>
             <w14:checked w14:val="1"/>
             <w14:checkedState w14:val="2612" w14:font="MS Gothic"/>
@@ -5114,7 +5114,7 @@
           <w:rPr>
             <w:rFonts w:ascii="MS Gothic" w:eastAsia="MS Gothic" w:hAnsi="MS Gothic"/>
           </w:rPr>
-          <w:id w:val="445375923"/>
+          <w:id w:val="387416406"/>
           <w14:checkbox>
             <w14:checked w14:val="0"/>
             <w14:checkedState w14:val="2612" w14:font="MS Gothic"/>
@@ -5203,7 +5203,7 @@
           <w:rPr>
             <w:rFonts w:ascii="MS Gothic" w:eastAsia="MS Gothic" w:hAnsi="MS Gothic"/>
           </w:rPr>
-          <w:id w:val="17906598"/>
+          <w:id w:val="21472295"/>
           <w14:checkbox>
             <w14:checked w14:val="0"/>
             <w14:checkedState w14:val="2612" w14:font="MS Gothic"/>
@@ -5229,7 +5229,7 @@
           <w:rPr>
             <w:rFonts w:ascii="MS Gothic" w:eastAsia="MS Gothic" w:hAnsi="MS Gothic"/>
           </w:rPr>
-          <w:id w:val="677219402"/>
+          <w:id w:val="522128205"/>
           <w14:checkbox>
             <w14:checked w14:val="0"/>
             <w14:checkedState w14:val="2612" w14:font="MS Gothic"/>
@@ -5255,7 +5255,7 @@
           <w:rPr>
             <w:rFonts w:ascii="MS Gothic" w:eastAsia="MS Gothic" w:hAnsi="MS Gothic"/>
           </w:rPr>
-          <w:id w:val="423889857"/>
+          <w:id w:val="909679638"/>
           <w14:checkbox>
             <w14:checked w14:val="0"/>
             <w14:checkedState w14:val="2612" w14:font="MS Gothic"/>
@@ -5281,7 +5281,7 @@
           <w:rPr>
             <w:rFonts w:ascii="MS Gothic" w:eastAsia="MS Gothic" w:hAnsi="MS Gothic"/>
           </w:rPr>
-          <w:id w:val="759818177"/>
+          <w:id w:val="304301593"/>
           <w14:checkbox>
             <w14:checked w14:val="1"/>
             <w14:checkedState w14:val="2612" w14:font="MS Gothic"/>
@@ -5354,7 +5354,7 @@
           <w:rPr>
             <w:rFonts w:ascii="MS Gothic" w:eastAsia="MS Gothic" w:hAnsi="MS Gothic"/>
           </w:rPr>
-          <w:id w:val="986074791"/>
+          <w:id w:val="524293074"/>
           <w14:checkbox>
             <w14:checked w14:val="0"/>
             <w14:checkedState w14:val="2612" w14:font="MS Gothic"/>
@@ -5381,7 +5381,7 @@
           <w:rPr>
             <w:rFonts w:ascii="MS Gothic" w:eastAsia="MS Gothic" w:hAnsi="MS Gothic"/>
           </w:rPr>
-          <w:id w:val="820523981"/>
+          <w:id w:val="708692358"/>
           <w14:checkbox>
             <w14:checked w14:val="0"/>
             <w14:checkedState w14:val="2612" w14:font="MS Gothic"/>
@@ -5407,7 +5407,7 @@
           <w:rPr>
             <w:rFonts w:ascii="MS Gothic" w:eastAsia="MS Gothic" w:hAnsi="MS Gothic"/>
           </w:rPr>
-          <w:id w:val="362974375"/>
+          <w:id w:val="533359776"/>
           <w14:checkbox>
             <w14:checked w14:val="0"/>
             <w14:checkedState w14:val="2612" w14:font="MS Gothic"/>
@@ -5433,7 +5433,7 @@
           <w:rPr>
             <w:rFonts w:ascii="MS Gothic" w:eastAsia="MS Gothic" w:hAnsi="MS Gothic"/>
           </w:rPr>
-          <w:id w:val="193011285"/>
+          <w:id w:val="593134282"/>
           <w14:checkbox>
             <w14:checked w14:val="1"/>
             <w14:checkedState w14:val="2612" w14:font="MS Gothic"/>
@@ -5506,7 +5506,7 @@
           <w:rPr>
             <w:rFonts w:ascii="MS Gothic" w:eastAsia="MS Gothic" w:hAnsi="MS Gothic"/>
           </w:rPr>
-          <w:id w:val="767129848"/>
+          <w:id w:val="491328869"/>
           <w14:checkbox>
             <w14:checked w14:val="0"/>
             <w14:checkedState w14:val="2612" w14:font="MS Gothic"/>
@@ -5532,7 +5532,7 @@
           <w:rPr>
             <w:rFonts w:ascii="MS Gothic" w:eastAsia="MS Gothic" w:hAnsi="MS Gothic"/>
           </w:rPr>
-          <w:id w:val="878343841"/>
+          <w:id w:val="354069090"/>
           <w14:checkbox>
             <w14:checked w14:val="0"/>
             <w14:checkedState w14:val="2612" w14:font="MS Gothic"/>
@@ -5558,7 +5558,7 @@
           <w:rPr>
             <w:rFonts w:ascii="MS Gothic" w:eastAsia="MS Gothic" w:hAnsi="MS Gothic"/>
           </w:rPr>
-          <w:id w:val="607427959"/>
+          <w:id w:val="501090631"/>
           <w14:checkbox>
             <w14:checked w14:val="1"/>
             <w14:checkedState w14:val="2612" w14:font="MS Gothic"/>
@@ -5584,7 +5584,7 @@
           <w:rPr>
             <w:rFonts w:ascii="MS Gothic" w:eastAsia="MS Gothic" w:hAnsi="MS Gothic"/>
           </w:rPr>
-          <w:id w:val="393187923"/>
+          <w:id w:val="875333018"/>
           <w14:checkbox>
             <w14:checked w14:val="0"/>
             <w14:checkedState w14:val="2612" w14:font="MS Gothic"/>
@@ -5618,7 +5618,7 @@
           <w:rPr>
             <w:rFonts w:ascii="MS Gothic" w:eastAsia="MS Gothic" w:hAnsi="MS Gothic"/>
           </w:rPr>
-          <w:id w:val="156095126"/>
+          <w:id w:val="640051770"/>
           <w14:checkbox>
             <w14:checked w14:val="0"/>
             <w14:checkedState w14:val="2612" w14:font="MS Gothic"/>
@@ -5644,7 +5644,7 @@
           <w:rPr>
             <w:rFonts w:ascii="MS Gothic" w:eastAsia="MS Gothic" w:hAnsi="MS Gothic"/>
           </w:rPr>
-          <w:id w:val="131904531"/>
+          <w:id w:val="80553204"/>
           <w14:checkbox>
             <w14:checked w14:val="0"/>
             <w14:checkedState w14:val="2612" w14:font="MS Gothic"/>
@@ -5670,7 +5670,7 @@
           <w:rPr>
             <w:rFonts w:ascii="MS Gothic" w:eastAsia="MS Gothic" w:hAnsi="MS Gothic"/>
           </w:rPr>
-          <w:id w:val="260849283"/>
+          <w:id w:val="583805035"/>
           <w14:checkbox>
             <w14:checked w14:val="0"/>
             <w14:checkedState w14:val="2612" w14:font="MS Gothic"/>
@@ -5696,7 +5696,7 @@
           <w:rPr>
             <w:rFonts w:ascii="MS Gothic" w:eastAsia="MS Gothic" w:hAnsi="MS Gothic"/>
           </w:rPr>
-          <w:id w:val="856055078"/>
+          <w:id w:val="308489803"/>
           <w14:checkbox>
             <w14:checked w14:val="1"/>
             <w14:checkedState w14:val="2612" w14:font="MS Gothic"/>
@@ -5735,7 +5735,7 @@
       </w:r>
       <w:sdt>
         <w:sdtPr>
-          <w:id w:val="118002671"/>
+          <w:id w:val="80736898"/>
           <w14:checkbox>
             <w14:checked w14:val="0"/>
             <w14:checkedState w14:val="2612" w14:font="MS Gothic"/>
@@ -5758,7 +5758,7 @@
       </w:r>
       <w:sdt>
         <w:sdtPr>
-          <w:id w:val="691742782"/>
+          <w:id w:val="221026861"/>
           <w14:checkbox>
             <w14:checked w14:val="1"/>
             <w14:checkedState w14:val="2612" w14:font="MS Gothic"/>
@@ -5787,7 +5787,7 @@
       </w:r>
       <w:sdt>
         <w:sdtPr>
-          <w:id w:val="72012894"/>
+          <w:id w:val="88374485"/>
           <w14:checkbox>
             <w14:checked w14:val="0"/>
             <w14:checkedState w14:val="2612" w14:font="MS Gothic"/>
@@ -5821,7 +5821,7 @@
       </w:r>
       <w:sdt>
         <w:sdtPr>
-          <w:id w:val="629743920"/>
+          <w:id w:val="826912710"/>
           <w14:checkbox>
             <w14:checked w14:val="0"/>
             <w14:checkedState w14:val="2612" w14:font="MS Gothic"/>
@@ -6337,7 +6337,7 @@
       </w:r>
       <w:sdt>
         <w:sdtPr>
-          <w:id w:val="499665940"/>
+          <w:id w:val="980474224"/>
           <w14:checkbox>
             <w14:checked w14:val="0"/>
             <w14:checkedState w14:val="2612" w14:font="MS Gothic"/>
@@ -6363,7 +6363,7 @@
       </w:r>
       <w:sdt>
         <w:sdtPr>
-          <w:id w:val="525897193"/>
+          <w:id w:val="932956136"/>
           <w14:checkbox>
             <w14:checked w14:val="1"/>
             <w14:checkedState w14:val="2612" w14:font="MS Gothic"/>
@@ -6389,7 +6389,7 @@
       </w:r>
       <w:sdt>
         <w:sdtPr>
-          <w:id w:val="694196381"/>
+          <w:id w:val="73030775"/>
           <w14:checkbox>
             <w14:checked w14:val="0"/>
             <w14:checkedState w14:val="2612" w14:font="MS Gothic"/>
@@ -6425,7 +6425,7 @@
       </w:r>
       <w:sdt>
         <w:sdtPr>
-          <w:id w:val="387580525"/>
+          <w:id w:val="579829053"/>
           <w14:checkbox>
             <w14:checked w14:val="1"/>
             <w14:checkedState w14:val="2612" w14:font="MS Gothic"/>
@@ -6448,7 +6448,7 @@
       </w:r>
       <w:sdt>
         <w:sdtPr>
-          <w:id w:val="542466215"/>
+          <w:id w:val="371759986"/>
           <w14:checkbox>
             <w14:checked w14:val="0"/>
             <w14:checkedState w14:val="2612" w14:font="MS Gothic"/>
@@ -6471,7 +6471,7 @@
       </w:r>
       <w:sdt>
         <w:sdtPr>
-          <w:id w:val="550489847"/>
+          <w:id w:val="387966925"/>
           <w14:checkbox>
             <w14:checked w14:val="0"/>
             <w14:checkedState w14:val="2612" w14:font="MS Gothic"/>
@@ -6513,7 +6513,7 @@
       </w:r>
       <w:sdt>
         <w:sdtPr>
-          <w:id w:val="131203308"/>
+          <w:id w:val="808904619"/>
           <w14:checkbox>
             <w14:checked w14:val="0"/>
             <w14:checkedState w14:val="2612" w14:font="MS Gothic"/>
@@ -6539,7 +6539,7 @@
       </w:r>
       <w:sdt>
         <w:sdtPr>
-          <w:id w:val="313488801"/>
+          <w:id w:val="99686542"/>
           <w14:checkbox>
             <w14:checked w14:val="1"/>
             <w14:checkedState w14:val="2612" w14:font="MS Gothic"/>
@@ -6578,7 +6578,7 @@
       </w:r>
       <w:sdt>
         <w:sdtPr>
-          <w:id w:val="837017182"/>
+          <w:id w:val="804684289"/>
           <w14:checkbox>
             <w14:checked w14:val="1"/>
             <w14:checkedState w14:val="2612" w14:font="MS Gothic"/>
@@ -6602,7 +6602,7 @@
       </w:r>
       <w:sdt>
         <w:sdtPr>
-          <w:id w:val="357453763"/>
+          <w:id w:val="790206371"/>
           <w14:checkbox>
             <w14:checked w14:val="0"/>
             <w14:checkedState w14:val="2612" w14:font="MS Gothic"/>
@@ -6636,7 +6636,7 @@
       </w:r>
       <w:sdt>
         <w:sdtPr>
-          <w:id w:val="316221487"/>
+          <w:id w:val="509963902"/>
           <w14:checkbox>
             <w14:checked w14:val="0"/>
             <w14:checkedState w14:val="2612" w14:font="MS Gothic"/>
@@ -6662,7 +6662,7 @@
       </w:r>
       <w:sdt>
         <w:sdtPr>
-          <w:id w:val="823927244"/>
+          <w:id w:val="638320956"/>
           <w14:checkbox>
             <w14:checked w14:val="1"/>
             <w14:checkedState w14:val="2612" w14:font="MS Gothic"/>
@@ -6688,7 +6688,7 @@
       </w:r>
       <w:sdt>
         <w:sdtPr>
-          <w:id w:val="272223450"/>
+          <w:id w:val="872753190"/>
           <w14:checkbox>
             <w14:checked w14:val="0"/>
             <w14:checkedState w14:val="2612" w14:font="MS Gothic"/>

--- a/module_2_emerging_markets_for_quantum_technology/assignment_2/MON_filled.docx
+++ b/module_2_emerging_markets_for_quantum_technology/assignment_2/MON_filled.docx
@@ -1968,7 +1968,7 @@
         <w:pStyle w:val="Normal"/>
       </w:pPr>
       <w:r>
-        <w:t xml:space="preserve">Notes: The physics already works outdoors, so this is productisation. Two risks bite: PAS 128 recognises radar and electromagnetic location, not gravity; and Delta.g, a Birmingham spin-out with £4.6m of seed funding, is ahead of us (The Quantum Insider, 2025).</w:t>
+        <w:t xml:space="preserve">Notes: The physics already works outdoors, so this is productisation. Two risks bite: PAS 128 recognises radar and electromagnetic location, not gravity; and Delta.g, a Birmingham spin-out with £4.6m of seed funding, is ahead of us (University of Birmingham, 2025).</w:t>
       </w:r>
     </w:p>
     <w:p>
@@ -2177,7 +2177,7 @@
       </w:r>
       <w:sdt>
         <w:sdtPr>
-          <w:id w:val="156753061"/>
+          <w:id w:val="590676735"/>
           <w14:checkbox>
             <w14:checked w14:val="0"/>
             <w14:checkedState w14:val="2612" w14:font="MS Gothic"/>
@@ -2203,7 +2203,7 @@
       </w:r>
       <w:sdt>
         <w:sdtPr>
-          <w:id w:val="119121263"/>
+          <w:id w:val="606788290"/>
           <w14:checkbox>
             <w14:checked w14:val="1"/>
             <w14:checkedState w14:val="2612" w14:font="MS Gothic"/>
@@ -2229,7 +2229,7 @@
       </w:r>
       <w:sdt>
         <w:sdtPr>
-          <w:id w:val="20327337"/>
+          <w:id w:val="451824201"/>
           <w14:checkbox>
             <w14:checked w14:val="0"/>
             <w14:checkedState w14:val="2612" w14:font="MS Gothic"/>
@@ -2255,7 +2255,7 @@
       </w:r>
       <w:sdt>
         <w:sdtPr>
-          <w:id w:val="399096933"/>
+          <w:id w:val="40074851"/>
           <w14:checkbox>
             <w14:checked w14:val="0"/>
             <w14:checkedState w14:val="2612" w14:font="MS Gothic"/>
@@ -2328,7 +2328,7 @@
           <w:rPr>
             <w:rFonts w:ascii="MS Gothic" w:eastAsia="MS Gothic" w:hAnsi="MS Gothic"/>
           </w:rPr>
-          <w:id w:val="104848811"/>
+          <w:id w:val="61077272"/>
           <w14:checkbox>
             <w14:checked w14:val="0"/>
             <w14:checkedState w14:val="2612" w14:font="MS Gothic"/>
@@ -2354,7 +2354,7 @@
           <w:rPr>
             <w:rFonts w:ascii="MS Gothic" w:eastAsia="MS Gothic" w:hAnsi="MS Gothic"/>
           </w:rPr>
-          <w:id w:val="557808703"/>
+          <w:id w:val="944569223"/>
           <w14:checkbox>
             <w14:checked w14:val="1"/>
             <w14:checkedState w14:val="2612" w14:font="MS Gothic"/>
@@ -2380,7 +2380,7 @@
           <w:rPr>
             <w:rFonts w:ascii="MS Gothic" w:eastAsia="MS Gothic" w:hAnsi="MS Gothic"/>
           </w:rPr>
-          <w:id w:val="96887696"/>
+          <w:id w:val="213681226"/>
           <w14:checkbox>
             <w14:checked w14:val="0"/>
             <w14:checkedState w14:val="2612" w14:font="MS Gothic"/>
@@ -2406,7 +2406,7 @@
           <w:rPr>
             <w:rFonts w:ascii="MS Gothic" w:eastAsia="MS Gothic" w:hAnsi="MS Gothic"/>
           </w:rPr>
-          <w:id w:val="91111869"/>
+          <w:id w:val="170151027"/>
           <w14:checkbox>
             <w14:checked w14:val="0"/>
             <w14:checkedState w14:val="2612" w14:font="MS Gothic"/>
@@ -2479,7 +2479,7 @@
           <w:rPr>
             <w:rFonts w:ascii="MS Gothic" w:eastAsia="MS Gothic" w:hAnsi="MS Gothic"/>
           </w:rPr>
-          <w:id w:val="363292462"/>
+          <w:id w:val="709641895"/>
           <w14:checkbox>
             <w14:checked w14:val="0"/>
             <w14:checkedState w14:val="2612" w14:font="MS Gothic"/>
@@ -2505,7 +2505,7 @@
           <w:rPr>
             <w:rFonts w:ascii="MS Gothic" w:eastAsia="MS Gothic" w:hAnsi="MS Gothic"/>
           </w:rPr>
-          <w:id w:val="586770592"/>
+          <w:id w:val="942353707"/>
           <w14:checkbox>
             <w14:checked w14:val="1"/>
             <w14:checkedState w14:val="2612" w14:font="MS Gothic"/>
@@ -2532,7 +2532,7 @@
           <w:rPr>
             <w:rFonts w:ascii="MS Gothic" w:eastAsia="MS Gothic" w:hAnsi="MS Gothic"/>
           </w:rPr>
-          <w:id w:val="925421269"/>
+          <w:id w:val="223961910"/>
           <w14:checkbox>
             <w14:checked w14:val="0"/>
             <w14:checkedState w14:val="2612" w14:font="MS Gothic"/>
@@ -2558,7 +2558,7 @@
           <w:rPr>
             <w:rFonts w:ascii="MS Gothic" w:eastAsia="MS Gothic" w:hAnsi="MS Gothic"/>
           </w:rPr>
-          <w:id w:val="299204303"/>
+          <w:id w:val="789721136"/>
           <w14:checkbox>
             <w14:checked w14:val="0"/>
             <w14:checkedState w14:val="2612" w14:font="MS Gothic"/>
@@ -2595,7 +2595,7 @@
           <w:rPr>
             <w:rFonts w:ascii="MS Gothic" w:eastAsia="MS Gothic" w:hAnsi="MS Gothic"/>
           </w:rPr>
-          <w:id w:val="159414161"/>
+          <w:id w:val="132403977"/>
           <w14:checkbox>
             <w14:checked w14:val="0"/>
             <w14:checkedState w14:val="2612" w14:font="MS Gothic"/>
@@ -2621,7 +2621,7 @@
           <w:rPr>
             <w:rFonts w:ascii="MS Gothic" w:eastAsia="MS Gothic" w:hAnsi="MS Gothic"/>
           </w:rPr>
-          <w:id w:val="329091844"/>
+          <w:id w:val="340869073"/>
           <w14:checkbox>
             <w14:checked w14:val="1"/>
             <w14:checkedState w14:val="2612" w14:font="MS Gothic"/>
@@ -2647,7 +2647,7 @@
           <w:rPr>
             <w:rFonts w:ascii="MS Gothic" w:eastAsia="MS Gothic" w:hAnsi="MS Gothic"/>
           </w:rPr>
-          <w:id w:val="887183042"/>
+          <w:id w:val="28132324"/>
           <w14:checkbox>
             <w14:checked w14:val="0"/>
             <w14:checkedState w14:val="2612" w14:font="MS Gothic"/>
@@ -2673,7 +2673,7 @@
           <w:rPr>
             <w:rFonts w:ascii="MS Gothic" w:eastAsia="MS Gothic" w:hAnsi="MS Gothic"/>
           </w:rPr>
-          <w:id w:val="663212312"/>
+          <w:id w:val="712829107"/>
           <w14:checkbox>
             <w14:checked w14:val="0"/>
             <w14:checkedState w14:val="2612" w14:font="MS Gothic"/>
@@ -2762,7 +2762,7 @@
           <w:rPr>
             <w:rFonts w:ascii="MS Gothic" w:eastAsia="MS Gothic" w:hAnsi="MS Gothic"/>
           </w:rPr>
-          <w:id w:val="21615869"/>
+          <w:id w:val="584412593"/>
           <w14:checkbox>
             <w14:checked w14:val="0"/>
             <w14:checkedState w14:val="2612" w14:font="MS Gothic"/>
@@ -2788,7 +2788,7 @@
           <w:rPr>
             <w:rFonts w:ascii="MS Gothic" w:eastAsia="MS Gothic" w:hAnsi="MS Gothic"/>
           </w:rPr>
-          <w:id w:val="371246121"/>
+          <w:id w:val="856175402"/>
           <w14:checkbox>
             <w14:checked w14:val="0"/>
             <w14:checkedState w14:val="2612" w14:font="MS Gothic"/>
@@ -2814,7 +2814,7 @@
           <w:rPr>
             <w:rFonts w:ascii="MS Gothic" w:eastAsia="MS Gothic" w:hAnsi="MS Gothic"/>
           </w:rPr>
-          <w:id w:val="722780955"/>
+          <w:id w:val="624443083"/>
           <w14:checkbox>
             <w14:checked w14:val="1"/>
             <w14:checkedState w14:val="2612" w14:font="MS Gothic"/>
@@ -2840,7 +2840,7 @@
           <w:rPr>
             <w:rFonts w:ascii="MS Gothic" w:eastAsia="MS Gothic" w:hAnsi="MS Gothic"/>
           </w:rPr>
-          <w:id w:val="590775917"/>
+          <w:id w:val="575674159"/>
           <w14:checkbox>
             <w14:checked w14:val="0"/>
             <w14:checkedState w14:val="2612" w14:font="MS Gothic"/>
@@ -2901,7 +2901,7 @@
           <w:rPr>
             <w:rFonts w:ascii="MS Gothic" w:eastAsia="MS Gothic" w:hAnsi="MS Gothic"/>
           </w:rPr>
-          <w:id w:val="481940673"/>
+          <w:id w:val="474751824"/>
           <w14:checkbox>
             <w14:checked w14:val="0"/>
             <w14:checkedState w14:val="2612" w14:font="MS Gothic"/>
@@ -2927,7 +2927,7 @@
           <w:rPr>
             <w:rFonts w:ascii="MS Gothic" w:eastAsia="MS Gothic" w:hAnsi="MS Gothic"/>
           </w:rPr>
-          <w:id w:val="703857328"/>
+          <w:id w:val="553912085"/>
           <w14:checkbox>
             <w14:checked w14:val="0"/>
             <w14:checkedState w14:val="2612" w14:font="MS Gothic"/>
@@ -2953,7 +2953,7 @@
           <w:rPr>
             <w:rFonts w:ascii="MS Gothic" w:eastAsia="MS Gothic" w:hAnsi="MS Gothic"/>
           </w:rPr>
-          <w:id w:val="203295268"/>
+          <w:id w:val="186815376"/>
           <w14:checkbox>
             <w14:checked w14:val="1"/>
             <w14:checkedState w14:val="2612" w14:font="MS Gothic"/>
@@ -2979,7 +2979,7 @@
           <w:rPr>
             <w:rFonts w:ascii="MS Gothic" w:eastAsia="MS Gothic" w:hAnsi="MS Gothic"/>
           </w:rPr>
-          <w:id w:val="166313533"/>
+          <w:id w:val="11222109"/>
           <w14:checkbox>
             <w14:checked w14:val="0"/>
             <w14:checkedState w14:val="2612" w14:font="MS Gothic"/>
@@ -3053,7 +3053,7 @@
           <w:rPr>
             <w:rFonts w:ascii="MS Gothic" w:eastAsia="MS Gothic" w:hAnsi="MS Gothic"/>
           </w:rPr>
-          <w:id w:val="236490617"/>
+          <w:id w:val="92068721"/>
           <w14:checkbox>
             <w14:checked w14:val="0"/>
             <w14:checkedState w14:val="2612" w14:font="MS Gothic"/>
@@ -3079,7 +3079,7 @@
           <w:rPr>
             <w:rFonts w:ascii="MS Gothic" w:eastAsia="MS Gothic" w:hAnsi="MS Gothic"/>
           </w:rPr>
-          <w:id w:val="373003354"/>
+          <w:id w:val="153868085"/>
           <w14:checkbox>
             <w14:checked w14:val="1"/>
             <w14:checkedState w14:val="2612" w14:font="MS Gothic"/>
@@ -3105,7 +3105,7 @@
           <w:rPr>
             <w:rFonts w:ascii="MS Gothic" w:eastAsia="MS Gothic" w:hAnsi="MS Gothic"/>
           </w:rPr>
-          <w:id w:val="98779182"/>
+          <w:id w:val="187873341"/>
           <w14:checkbox>
             <w14:checked w14:val="0"/>
             <w14:checkedState w14:val="2612" w14:font="MS Gothic"/>
@@ -3131,7 +3131,7 @@
           <w:rPr>
             <w:rFonts w:ascii="MS Gothic" w:eastAsia="MS Gothic" w:hAnsi="MS Gothic"/>
           </w:rPr>
-          <w:id w:val="906075450"/>
+          <w:id w:val="166815422"/>
           <w14:checkbox>
             <w14:checked w14:val="0"/>
             <w14:checkedState w14:val="2612" w14:font="MS Gothic"/>
@@ -3165,7 +3165,7 @@
           <w:rPr>
             <w:rFonts w:ascii="MS Gothic" w:eastAsia="MS Gothic" w:hAnsi="MS Gothic"/>
           </w:rPr>
-          <w:id w:val="427252578"/>
+          <w:id w:val="284757614"/>
           <w14:checkbox>
             <w14:checked w14:val="0"/>
             <w14:checkedState w14:val="2612" w14:font="MS Gothic"/>
@@ -3191,7 +3191,7 @@
           <w:rPr>
             <w:rFonts w:ascii="MS Gothic" w:eastAsia="MS Gothic" w:hAnsi="MS Gothic"/>
           </w:rPr>
-          <w:id w:val="83467675"/>
+          <w:id w:val="503078731"/>
           <w14:checkbox>
             <w14:checked w14:val="0"/>
             <w14:checkedState w14:val="2612" w14:font="MS Gothic"/>
@@ -3217,7 +3217,7 @@
           <w:rPr>
             <w:rFonts w:ascii="MS Gothic" w:eastAsia="MS Gothic" w:hAnsi="MS Gothic"/>
           </w:rPr>
-          <w:id w:val="762973524"/>
+          <w:id w:val="968488313"/>
           <w14:checkbox>
             <w14:checked w14:val="1"/>
             <w14:checkedState w14:val="2612" w14:font="MS Gothic"/>
@@ -3243,7 +3243,7 @@
           <w:rPr>
             <w:rFonts w:ascii="MS Gothic" w:eastAsia="MS Gothic" w:hAnsi="MS Gothic"/>
           </w:rPr>
-          <w:id w:val="50730284"/>
+          <w:id w:val="359085000"/>
           <w14:checkbox>
             <w14:checked w14:val="0"/>
             <w14:checkedState w14:val="2612" w14:font="MS Gothic"/>
@@ -3332,7 +3332,7 @@
           <w:rPr>
             <w:rFonts w:ascii="MS Gothic" w:eastAsia="MS Gothic" w:hAnsi="MS Gothic"/>
           </w:rPr>
-          <w:id w:val="373135680"/>
+          <w:id w:val="971718277"/>
           <w14:checkbox>
             <w14:checked w14:val="0"/>
             <w14:checkedState w14:val="2612" w14:font="MS Gothic"/>
@@ -3358,7 +3358,7 @@
           <w:rPr>
             <w:rFonts w:ascii="MS Gothic" w:eastAsia="MS Gothic" w:hAnsi="MS Gothic"/>
           </w:rPr>
-          <w:id w:val="645982639"/>
+          <w:id w:val="700012418"/>
           <w14:checkbox>
             <w14:checked w14:val="0"/>
             <w14:checkedState w14:val="2612" w14:font="MS Gothic"/>
@@ -3384,7 +3384,7 @@
           <w:rPr>
             <w:rFonts w:ascii="MS Gothic" w:eastAsia="MS Gothic" w:hAnsi="MS Gothic"/>
           </w:rPr>
-          <w:id w:val="216037384"/>
+          <w:id w:val="565259209"/>
           <w14:checkbox>
             <w14:checked w14:val="1"/>
             <w14:checkedState w14:val="2612" w14:font="MS Gothic"/>
@@ -3410,7 +3410,7 @@
           <w:rPr>
             <w:rFonts w:ascii="MS Gothic" w:eastAsia="MS Gothic" w:hAnsi="MS Gothic"/>
           </w:rPr>
-          <w:id w:val="68503752"/>
+          <w:id w:val="165353807"/>
           <w14:checkbox>
             <w14:checked w14:val="0"/>
             <w14:checkedState w14:val="2612" w14:font="MS Gothic"/>
@@ -3483,7 +3483,7 @@
           <w:rPr>
             <w:rFonts w:ascii="MS Gothic" w:eastAsia="MS Gothic" w:hAnsi="MS Gothic"/>
           </w:rPr>
-          <w:id w:val="97632595"/>
+          <w:id w:val="746282152"/>
           <w14:checkbox>
             <w14:checked w14:val="0"/>
             <w14:checkedState w14:val="2612" w14:font="MS Gothic"/>
@@ -3510,7 +3510,7 @@
           <w:rPr>
             <w:rFonts w:ascii="MS Gothic" w:eastAsia="MS Gothic" w:hAnsi="MS Gothic"/>
           </w:rPr>
-          <w:id w:val="591648794"/>
+          <w:id w:val="606822581"/>
           <w14:checkbox>
             <w14:checked w14:val="0"/>
             <w14:checkedState w14:val="2612" w14:font="MS Gothic"/>
@@ -3536,7 +3536,7 @@
           <w:rPr>
             <w:rFonts w:ascii="MS Gothic" w:eastAsia="MS Gothic" w:hAnsi="MS Gothic"/>
           </w:rPr>
-          <w:id w:val="178761592"/>
+          <w:id w:val="361240083"/>
           <w14:checkbox>
             <w14:checked w14:val="1"/>
             <w14:checkedState w14:val="2612" w14:font="MS Gothic"/>
@@ -3562,7 +3562,7 @@
           <w:rPr>
             <w:rFonts w:ascii="MS Gothic" w:eastAsia="MS Gothic" w:hAnsi="MS Gothic"/>
           </w:rPr>
-          <w:id w:val="893447406"/>
+          <w:id w:val="609649216"/>
           <w14:checkbox>
             <w14:checked w14:val="0"/>
             <w14:checkedState w14:val="2612" w14:font="MS Gothic"/>
@@ -3635,7 +3635,7 @@
           <w:rPr>
             <w:rFonts w:ascii="MS Gothic" w:eastAsia="MS Gothic" w:hAnsi="MS Gothic"/>
           </w:rPr>
-          <w:id w:val="952181540"/>
+          <w:id w:val="582876270"/>
           <w14:checkbox>
             <w14:checked w14:val="0"/>
             <w14:checkedState w14:val="2612" w14:font="MS Gothic"/>
@@ -3661,7 +3661,7 @@
           <w:rPr>
             <w:rFonts w:ascii="MS Gothic" w:eastAsia="MS Gothic" w:hAnsi="MS Gothic"/>
           </w:rPr>
-          <w:id w:val="709903524"/>
+          <w:id w:val="246580159"/>
           <w14:checkbox>
             <w14:checked w14:val="1"/>
             <w14:checkedState w14:val="2612" w14:font="MS Gothic"/>
@@ -3687,7 +3687,7 @@
           <w:rPr>
             <w:rFonts w:ascii="MS Gothic" w:eastAsia="MS Gothic" w:hAnsi="MS Gothic"/>
           </w:rPr>
-          <w:id w:val="150497582"/>
+          <w:id w:val="141000031"/>
           <w14:checkbox>
             <w14:checked w14:val="0"/>
             <w14:checkedState w14:val="2612" w14:font="MS Gothic"/>
@@ -3713,7 +3713,7 @@
           <w:rPr>
             <w:rFonts w:ascii="MS Gothic" w:eastAsia="MS Gothic" w:hAnsi="MS Gothic"/>
           </w:rPr>
-          <w:id w:val="686317524"/>
+          <w:id w:val="738791797"/>
           <w14:checkbox>
             <w14:checked w14:val="0"/>
             <w14:checkedState w14:val="2612" w14:font="MS Gothic"/>
@@ -3747,7 +3747,7 @@
           <w:rPr>
             <w:rFonts w:ascii="MS Gothic" w:eastAsia="MS Gothic" w:hAnsi="MS Gothic"/>
           </w:rPr>
-          <w:id w:val="289899938"/>
+          <w:id w:val="690579466"/>
           <w14:checkbox>
             <w14:checked w14:val="0"/>
             <w14:checkedState w14:val="2612" w14:font="MS Gothic"/>
@@ -3773,7 +3773,7 @@
           <w:rPr>
             <w:rFonts w:ascii="MS Gothic" w:eastAsia="MS Gothic" w:hAnsi="MS Gothic"/>
           </w:rPr>
-          <w:id w:val="136566892"/>
+          <w:id w:val="578361347"/>
           <w14:checkbox>
             <w14:checked w14:val="0"/>
             <w14:checkedState w14:val="2612" w14:font="MS Gothic"/>
@@ -3799,7 +3799,7 @@
           <w:rPr>
             <w:rFonts w:ascii="MS Gothic" w:eastAsia="MS Gothic" w:hAnsi="MS Gothic"/>
           </w:rPr>
-          <w:id w:val="724035529"/>
+          <w:id w:val="321030691"/>
           <w14:checkbox>
             <w14:checked w14:val="1"/>
             <w14:checkedState w14:val="2612" w14:font="MS Gothic"/>
@@ -3825,7 +3825,7 @@
           <w:rPr>
             <w:rFonts w:ascii="MS Gothic" w:eastAsia="MS Gothic" w:hAnsi="MS Gothic"/>
           </w:rPr>
-          <w:id w:val="807579722"/>
+          <w:id w:val="774853334"/>
           <w14:checkbox>
             <w14:checked w14:val="0"/>
             <w14:checkedState w14:val="2612" w14:font="MS Gothic"/>
@@ -3864,7 +3864,7 @@
       </w:r>
       <w:sdt>
         <w:sdtPr>
-          <w:id w:val="602746924"/>
+          <w:id w:val="944081952"/>
           <w14:checkbox>
             <w14:checked w14:val="0"/>
             <w14:checkedState w14:val="2612" w14:font="MS Gothic"/>
@@ -3887,7 +3887,7 @@
       </w:r>
       <w:sdt>
         <w:sdtPr>
-          <w:id w:val="293469674"/>
+          <w:id w:val="188275903"/>
           <w14:checkbox>
             <w14:checked w14:val="1"/>
             <w14:checkedState w14:val="2612" w14:font="MS Gothic"/>
@@ -3916,7 +3916,7 @@
       </w:r>
       <w:sdt>
         <w:sdtPr>
-          <w:id w:val="267711021"/>
+          <w:id w:val="450927772"/>
           <w14:checkbox>
             <w14:checked w14:val="0"/>
             <w14:checkedState w14:val="2612" w14:font="MS Gothic"/>
@@ -3950,7 +3950,7 @@
       </w:r>
       <w:sdt>
         <w:sdtPr>
-          <w:id w:val="941359707"/>
+          <w:id w:val="344995180"/>
           <w14:checkbox>
             <w14:checked w14:val="0"/>
             <w14:checkedState w14:val="2612" w14:font="MS Gothic"/>
@@ -4048,7 +4048,7 @@
       </w:r>
       <w:sdt>
         <w:sdtPr>
-          <w:id w:val="383767990"/>
+          <w:id w:val="660420940"/>
           <w14:checkbox>
             <w14:checked w14:val="0"/>
             <w14:checkedState w14:val="2612" w14:font="MS Gothic"/>
@@ -4074,7 +4074,7 @@
       </w:r>
       <w:sdt>
         <w:sdtPr>
-          <w:id w:val="929704618"/>
+          <w:id w:val="775402789"/>
           <w14:checkbox>
             <w14:checked w14:val="0"/>
             <w14:checkedState w14:val="2612" w14:font="MS Gothic"/>
@@ -4100,7 +4100,7 @@
       </w:r>
       <w:sdt>
         <w:sdtPr>
-          <w:id w:val="249605553"/>
+          <w:id w:val="484455462"/>
           <w14:checkbox>
             <w14:checked w14:val="1"/>
             <w14:checkedState w14:val="2612" w14:font="MS Gothic"/>
@@ -4126,7 +4126,7 @@
       </w:r>
       <w:sdt>
         <w:sdtPr>
-          <w:id w:val="471016885"/>
+          <w:id w:val="187291019"/>
           <w14:checkbox>
             <w14:checked w14:val="0"/>
             <w14:checkedState w14:val="2612" w14:font="MS Gothic"/>
@@ -4199,7 +4199,7 @@
           <w:rPr>
             <w:rFonts w:ascii="MS Gothic" w:eastAsia="MS Gothic" w:hAnsi="MS Gothic"/>
           </w:rPr>
-          <w:id w:val="70996095"/>
+          <w:id w:val="109271910"/>
           <w14:checkbox>
             <w14:checked w14:val="0"/>
             <w14:checkedState w14:val="2612" w14:font="MS Gothic"/>
@@ -4225,7 +4225,7 @@
           <w:rPr>
             <w:rFonts w:ascii="MS Gothic" w:eastAsia="MS Gothic" w:hAnsi="MS Gothic"/>
           </w:rPr>
-          <w:id w:val="365456405"/>
+          <w:id w:val="657761772"/>
           <w14:checkbox>
             <w14:checked w14:val="1"/>
             <w14:checkedState w14:val="2612" w14:font="MS Gothic"/>
@@ -4251,7 +4251,7 @@
           <w:rPr>
             <w:rFonts w:ascii="MS Gothic" w:eastAsia="MS Gothic" w:hAnsi="MS Gothic"/>
           </w:rPr>
-          <w:id w:val="843791305"/>
+          <w:id w:val="551084214"/>
           <w14:checkbox>
             <w14:checked w14:val="0"/>
             <w14:checkedState w14:val="2612" w14:font="MS Gothic"/>
@@ -4277,7 +4277,7 @@
           <w:rPr>
             <w:rFonts w:ascii="MS Gothic" w:eastAsia="MS Gothic" w:hAnsi="MS Gothic"/>
           </w:rPr>
-          <w:id w:val="40974050"/>
+          <w:id w:val="999351427"/>
           <w14:checkbox>
             <w14:checked w14:val="0"/>
             <w14:checkedState w14:val="2612" w14:font="MS Gothic"/>
@@ -4350,7 +4350,7 @@
           <w:rPr>
             <w:rFonts w:ascii="MS Gothic" w:eastAsia="MS Gothic" w:hAnsi="MS Gothic"/>
           </w:rPr>
-          <w:id w:val="511187122"/>
+          <w:id w:val="278211111"/>
           <w14:checkbox>
             <w14:checked w14:val="0"/>
             <w14:checkedState w14:val="2612" w14:font="MS Gothic"/>
@@ -4376,7 +4376,7 @@
           <w:rPr>
             <w:rFonts w:ascii="MS Gothic" w:eastAsia="MS Gothic" w:hAnsi="MS Gothic"/>
           </w:rPr>
-          <w:id w:val="179140353"/>
+          <w:id w:val="735469509"/>
           <w14:checkbox>
             <w14:checked w14:val="1"/>
             <w14:checkedState w14:val="2612" w14:font="MS Gothic"/>
@@ -4403,7 +4403,7 @@
           <w:rPr>
             <w:rFonts w:ascii="MS Gothic" w:eastAsia="MS Gothic" w:hAnsi="MS Gothic"/>
           </w:rPr>
-          <w:id w:val="358600611"/>
+          <w:id w:val="487314069"/>
           <w14:checkbox>
             <w14:checked w14:val="0"/>
             <w14:checkedState w14:val="2612" w14:font="MS Gothic"/>
@@ -4429,7 +4429,7 @@
           <w:rPr>
             <w:rFonts w:ascii="MS Gothic" w:eastAsia="MS Gothic" w:hAnsi="MS Gothic"/>
           </w:rPr>
-          <w:id w:val="596882493"/>
+          <w:id w:val="718524330"/>
           <w14:checkbox>
             <w14:checked w14:val="0"/>
             <w14:checkedState w14:val="2612" w14:font="MS Gothic"/>
@@ -4466,7 +4466,7 @@
           <w:rPr>
             <w:rFonts w:ascii="MS Gothic" w:eastAsia="MS Gothic" w:hAnsi="MS Gothic"/>
           </w:rPr>
-          <w:id w:val="941366297"/>
+          <w:id w:val="514889472"/>
           <w14:checkbox>
             <w14:checked w14:val="0"/>
             <w14:checkedState w14:val="2612" w14:font="MS Gothic"/>
@@ -4492,7 +4492,7 @@
           <w:rPr>
             <w:rFonts w:ascii="MS Gothic" w:eastAsia="MS Gothic" w:hAnsi="MS Gothic"/>
           </w:rPr>
-          <w:id w:val="106771771"/>
+          <w:id w:val="211436497"/>
           <w14:checkbox>
             <w14:checked w14:val="1"/>
             <w14:checkedState w14:val="2612" w14:font="MS Gothic"/>
@@ -4518,7 +4518,7 @@
           <w:rPr>
             <w:rFonts w:ascii="MS Gothic" w:eastAsia="MS Gothic" w:hAnsi="MS Gothic"/>
           </w:rPr>
-          <w:id w:val="427521112"/>
+          <w:id w:val="486021651"/>
           <w14:checkbox>
             <w14:checked w14:val="0"/>
             <w14:checkedState w14:val="2612" w14:font="MS Gothic"/>
@@ -4544,7 +4544,7 @@
           <w:rPr>
             <w:rFonts w:ascii="MS Gothic" w:eastAsia="MS Gothic" w:hAnsi="MS Gothic"/>
           </w:rPr>
-          <w:id w:val="901797997"/>
+          <w:id w:val="279492422"/>
           <w14:checkbox>
             <w14:checked w14:val="0"/>
             <w14:checkedState w14:val="2612" w14:font="MS Gothic"/>
@@ -4633,7 +4633,7 @@
           <w:rPr>
             <w:rFonts w:ascii="MS Gothic" w:eastAsia="MS Gothic" w:hAnsi="MS Gothic"/>
           </w:rPr>
-          <w:id w:val="743855301"/>
+          <w:id w:val="288015449"/>
           <w14:checkbox>
             <w14:checked w14:val="0"/>
             <w14:checkedState w14:val="2612" w14:font="MS Gothic"/>
@@ -4659,7 +4659,7 @@
           <w:rPr>
             <w:rFonts w:ascii="MS Gothic" w:eastAsia="MS Gothic" w:hAnsi="MS Gothic"/>
           </w:rPr>
-          <w:id w:val="92850814"/>
+          <w:id w:val="254365490"/>
           <w14:checkbox>
             <w14:checked w14:val="0"/>
             <w14:checkedState w14:val="2612" w14:font="MS Gothic"/>
@@ -4685,7 +4685,7 @@
           <w:rPr>
             <w:rFonts w:ascii="MS Gothic" w:eastAsia="MS Gothic" w:hAnsi="MS Gothic"/>
           </w:rPr>
-          <w:id w:val="763530285"/>
+          <w:id w:val="840620644"/>
           <w14:checkbox>
             <w14:checked w14:val="1"/>
             <w14:checkedState w14:val="2612" w14:font="MS Gothic"/>
@@ -4711,7 +4711,7 @@
           <w:rPr>
             <w:rFonts w:ascii="MS Gothic" w:eastAsia="MS Gothic" w:hAnsi="MS Gothic"/>
           </w:rPr>
-          <w:id w:val="767100969"/>
+          <w:id w:val="347771237"/>
           <w14:checkbox>
             <w14:checked w14:val="0"/>
             <w14:checkedState w14:val="2612" w14:font="MS Gothic"/>
@@ -4772,7 +4772,7 @@
           <w:rPr>
             <w:rFonts w:ascii="MS Gothic" w:eastAsia="MS Gothic" w:hAnsi="MS Gothic"/>
           </w:rPr>
-          <w:id w:val="99511716"/>
+          <w:id w:val="979473792"/>
           <w14:checkbox>
             <w14:checked w14:val="0"/>
             <w14:checkedState w14:val="2612" w14:font="MS Gothic"/>
@@ -4798,7 +4798,7 @@
           <w:rPr>
             <w:rFonts w:ascii="MS Gothic" w:eastAsia="MS Gothic" w:hAnsi="MS Gothic"/>
           </w:rPr>
-          <w:id w:val="581742064"/>
+          <w:id w:val="776698456"/>
           <w14:checkbox>
             <w14:checked w14:val="1"/>
             <w14:checkedState w14:val="2612" w14:font="MS Gothic"/>
@@ -4824,7 +4824,7 @@
           <w:rPr>
             <w:rFonts w:ascii="MS Gothic" w:eastAsia="MS Gothic" w:hAnsi="MS Gothic"/>
           </w:rPr>
-          <w:id w:val="875781303"/>
+          <w:id w:val="659520788"/>
           <w14:checkbox>
             <w14:checked w14:val="0"/>
             <w14:checkedState w14:val="2612" w14:font="MS Gothic"/>
@@ -4850,7 +4850,7 @@
           <w:rPr>
             <w:rFonts w:ascii="MS Gothic" w:eastAsia="MS Gothic" w:hAnsi="MS Gothic"/>
           </w:rPr>
-          <w:id w:val="825793947"/>
+          <w:id w:val="767187945"/>
           <w14:checkbox>
             <w14:checked w14:val="0"/>
             <w14:checkedState w14:val="2612" w14:font="MS Gothic"/>
@@ -4924,7 +4924,7 @@
           <w:rPr>
             <w:rFonts w:ascii="MS Gothic" w:eastAsia="MS Gothic" w:hAnsi="MS Gothic"/>
           </w:rPr>
-          <w:id w:val="881432115"/>
+          <w:id w:val="899893114"/>
           <w14:checkbox>
             <w14:checked w14:val="0"/>
             <w14:checkedState w14:val="2612" w14:font="MS Gothic"/>
@@ -4950,7 +4950,7 @@
           <w:rPr>
             <w:rFonts w:ascii="MS Gothic" w:eastAsia="MS Gothic" w:hAnsi="MS Gothic"/>
           </w:rPr>
-          <w:id w:val="168579104"/>
+          <w:id w:val="326638120"/>
           <w14:checkbox>
             <w14:checked w14:val="1"/>
             <w14:checkedState w14:val="2612" w14:font="MS Gothic"/>
@@ -4976,7 +4976,7 @@
           <w:rPr>
             <w:rFonts w:ascii="MS Gothic" w:eastAsia="MS Gothic" w:hAnsi="MS Gothic"/>
           </w:rPr>
-          <w:id w:val="381414013"/>
+          <w:id w:val="769570383"/>
           <w14:checkbox>
             <w14:checked w14:val="0"/>
             <w14:checkedState w14:val="2612" w14:font="MS Gothic"/>
@@ -5002,7 +5002,7 @@
           <w:rPr>
             <w:rFonts w:ascii="MS Gothic" w:eastAsia="MS Gothic" w:hAnsi="MS Gothic"/>
           </w:rPr>
-          <w:id w:val="535183938"/>
+          <w:id w:val="335824819"/>
           <w14:checkbox>
             <w14:checked w14:val="0"/>
             <w14:checkedState w14:val="2612" w14:font="MS Gothic"/>
@@ -5036,7 +5036,7 @@
           <w:rPr>
             <w:rFonts w:ascii="MS Gothic" w:eastAsia="MS Gothic" w:hAnsi="MS Gothic"/>
           </w:rPr>
-          <w:id w:val="824172531"/>
+          <w:id w:val="274315301"/>
           <w14:checkbox>
             <w14:checked w14:val="0"/>
             <w14:checkedState w14:val="2612" w14:font="MS Gothic"/>
@@ -5062,7 +5062,7 @@
           <w:rPr>
             <w:rFonts w:ascii="MS Gothic" w:eastAsia="MS Gothic" w:hAnsi="MS Gothic"/>
           </w:rPr>
-          <w:id w:val="433940058"/>
+          <w:id w:val="335048437"/>
           <w14:checkbox>
             <w14:checked w14:val="0"/>
             <w14:checkedState w14:val="2612" w14:font="MS Gothic"/>
@@ -5088,7 +5088,7 @@
           <w:rPr>
             <w:rFonts w:ascii="MS Gothic" w:eastAsia="MS Gothic" w:hAnsi="MS Gothic"/>
           </w:rPr>
-          <w:id w:val="785825015"/>
+          <w:id w:val="188191344"/>
           <w14:checkbox>
             <w14:checked w14:val="1"/>
             <w14:checkedState w14:val="2612" w14:font="MS Gothic"/>
@@ -5114,7 +5114,7 @@
           <w:rPr>
             <w:rFonts w:ascii="MS Gothic" w:eastAsia="MS Gothic" w:hAnsi="MS Gothic"/>
           </w:rPr>
-          <w:id w:val="387416406"/>
+          <w:id w:val="54905591"/>
           <w14:checkbox>
             <w14:checked w14:val="0"/>
             <w14:checkedState w14:val="2612" w14:font="MS Gothic"/>
@@ -5203,7 +5203,7 @@
           <w:rPr>
             <w:rFonts w:ascii="MS Gothic" w:eastAsia="MS Gothic" w:hAnsi="MS Gothic"/>
           </w:rPr>
-          <w:id w:val="21472295"/>
+          <w:id w:val="429061401"/>
           <w14:checkbox>
             <w14:checked w14:val="0"/>
             <w14:checkedState w14:val="2612" w14:font="MS Gothic"/>
@@ -5229,7 +5229,7 @@
           <w:rPr>
             <w:rFonts w:ascii="MS Gothic" w:eastAsia="MS Gothic" w:hAnsi="MS Gothic"/>
           </w:rPr>
-          <w:id w:val="522128205"/>
+          <w:id w:val="389931944"/>
           <w14:checkbox>
             <w14:checked w14:val="0"/>
             <w14:checkedState w14:val="2612" w14:font="MS Gothic"/>
@@ -5255,7 +5255,7 @@
           <w:rPr>
             <w:rFonts w:ascii="MS Gothic" w:eastAsia="MS Gothic" w:hAnsi="MS Gothic"/>
           </w:rPr>
-          <w:id w:val="909679638"/>
+          <w:id w:val="251376625"/>
           <w14:checkbox>
             <w14:checked w14:val="0"/>
             <w14:checkedState w14:val="2612" w14:font="MS Gothic"/>
@@ -5281,7 +5281,7 @@
           <w:rPr>
             <w:rFonts w:ascii="MS Gothic" w:eastAsia="MS Gothic" w:hAnsi="MS Gothic"/>
           </w:rPr>
-          <w:id w:val="304301593"/>
+          <w:id w:val="107220722"/>
           <w14:checkbox>
             <w14:checked w14:val="1"/>
             <w14:checkedState w14:val="2612" w14:font="MS Gothic"/>
@@ -5354,7 +5354,7 @@
           <w:rPr>
             <w:rFonts w:ascii="MS Gothic" w:eastAsia="MS Gothic" w:hAnsi="MS Gothic"/>
           </w:rPr>
-          <w:id w:val="524293074"/>
+          <w:id w:val="263649351"/>
           <w14:checkbox>
             <w14:checked w14:val="0"/>
             <w14:checkedState w14:val="2612" w14:font="MS Gothic"/>
@@ -5381,7 +5381,7 @@
           <w:rPr>
             <w:rFonts w:ascii="MS Gothic" w:eastAsia="MS Gothic" w:hAnsi="MS Gothic"/>
           </w:rPr>
-          <w:id w:val="708692358"/>
+          <w:id w:val="591853032"/>
           <w14:checkbox>
             <w14:checked w14:val="0"/>
             <w14:checkedState w14:val="2612" w14:font="MS Gothic"/>
@@ -5407,7 +5407,7 @@
           <w:rPr>
             <w:rFonts w:ascii="MS Gothic" w:eastAsia="MS Gothic" w:hAnsi="MS Gothic"/>
           </w:rPr>
-          <w:id w:val="533359776"/>
+          <w:id w:val="299135873"/>
           <w14:checkbox>
             <w14:checked w14:val="0"/>
             <w14:checkedState w14:val="2612" w14:font="MS Gothic"/>
@@ -5433,7 +5433,7 @@
           <w:rPr>
             <w:rFonts w:ascii="MS Gothic" w:eastAsia="MS Gothic" w:hAnsi="MS Gothic"/>
           </w:rPr>
-          <w:id w:val="593134282"/>
+          <w:id w:val="907594862"/>
           <w14:checkbox>
             <w14:checked w14:val="1"/>
             <w14:checkedState w14:val="2612" w14:font="MS Gothic"/>
@@ -5506,7 +5506,7 @@
           <w:rPr>
             <w:rFonts w:ascii="MS Gothic" w:eastAsia="MS Gothic" w:hAnsi="MS Gothic"/>
           </w:rPr>
-          <w:id w:val="491328869"/>
+          <w:id w:val="562125003"/>
           <w14:checkbox>
             <w14:checked w14:val="0"/>
             <w14:checkedState w14:val="2612" w14:font="MS Gothic"/>
@@ -5532,7 +5532,7 @@
           <w:rPr>
             <w:rFonts w:ascii="MS Gothic" w:eastAsia="MS Gothic" w:hAnsi="MS Gothic"/>
           </w:rPr>
-          <w:id w:val="354069090"/>
+          <w:id w:val="445983630"/>
           <w14:checkbox>
             <w14:checked w14:val="0"/>
             <w14:checkedState w14:val="2612" w14:font="MS Gothic"/>
@@ -5558,7 +5558,7 @@
           <w:rPr>
             <w:rFonts w:ascii="MS Gothic" w:eastAsia="MS Gothic" w:hAnsi="MS Gothic"/>
           </w:rPr>
-          <w:id w:val="501090631"/>
+          <w:id w:val="815520956"/>
           <w14:checkbox>
             <w14:checked w14:val="1"/>
             <w14:checkedState w14:val="2612" w14:font="MS Gothic"/>
@@ -5584,7 +5584,7 @@
           <w:rPr>
             <w:rFonts w:ascii="MS Gothic" w:eastAsia="MS Gothic" w:hAnsi="MS Gothic"/>
           </w:rPr>
-          <w:id w:val="875333018"/>
+          <w:id w:val="71728948"/>
           <w14:checkbox>
             <w14:checked w14:val="0"/>
             <w14:checkedState w14:val="2612" w14:font="MS Gothic"/>
@@ -5618,7 +5618,7 @@
           <w:rPr>
             <w:rFonts w:ascii="MS Gothic" w:eastAsia="MS Gothic" w:hAnsi="MS Gothic"/>
           </w:rPr>
-          <w:id w:val="640051770"/>
+          <w:id w:val="640250619"/>
           <w14:checkbox>
             <w14:checked w14:val="0"/>
             <w14:checkedState w14:val="2612" w14:font="MS Gothic"/>
@@ -5644,7 +5644,7 @@
           <w:rPr>
             <w:rFonts w:ascii="MS Gothic" w:eastAsia="MS Gothic" w:hAnsi="MS Gothic"/>
           </w:rPr>
-          <w:id w:val="80553204"/>
+          <w:id w:val="761431779"/>
           <w14:checkbox>
             <w14:checked w14:val="0"/>
             <w14:checkedState w14:val="2612" w14:font="MS Gothic"/>
@@ -5670,7 +5670,7 @@
           <w:rPr>
             <w:rFonts w:ascii="MS Gothic" w:eastAsia="MS Gothic" w:hAnsi="MS Gothic"/>
           </w:rPr>
-          <w:id w:val="583805035"/>
+          <w:id w:val="218289388"/>
           <w14:checkbox>
             <w14:checked w14:val="0"/>
             <w14:checkedState w14:val="2612" w14:font="MS Gothic"/>
@@ -5696,7 +5696,7 @@
           <w:rPr>
             <w:rFonts w:ascii="MS Gothic" w:eastAsia="MS Gothic" w:hAnsi="MS Gothic"/>
           </w:rPr>
-          <w:id w:val="308489803"/>
+          <w:id w:val="23658907"/>
           <w14:checkbox>
             <w14:checked w14:val="1"/>
             <w14:checkedState w14:val="2612" w14:font="MS Gothic"/>
@@ -5735,7 +5735,7 @@
       </w:r>
       <w:sdt>
         <w:sdtPr>
-          <w:id w:val="80736898"/>
+          <w:id w:val="147068766"/>
           <w14:checkbox>
             <w14:checked w14:val="0"/>
             <w14:checkedState w14:val="2612" w14:font="MS Gothic"/>
@@ -5758,7 +5758,7 @@
       </w:r>
       <w:sdt>
         <w:sdtPr>
-          <w:id w:val="221026861"/>
+          <w:id w:val="869533215"/>
           <w14:checkbox>
             <w14:checked w14:val="1"/>
             <w14:checkedState w14:val="2612" w14:font="MS Gothic"/>
@@ -5787,7 +5787,7 @@
       </w:r>
       <w:sdt>
         <w:sdtPr>
-          <w:id w:val="88374485"/>
+          <w:id w:val="220490737"/>
           <w14:checkbox>
             <w14:checked w14:val="0"/>
             <w14:checkedState w14:val="2612" w14:font="MS Gothic"/>
@@ -5821,7 +5821,7 @@
       </w:r>
       <w:sdt>
         <w:sdtPr>
-          <w:id w:val="826912710"/>
+          <w:id w:val="744758837"/>
           <w14:checkbox>
             <w14:checked w14:val="0"/>
             <w14:checkedState w14:val="2612" w14:font="MS Gothic"/>
@@ -6337,7 +6337,7 @@
       </w:r>
       <w:sdt>
         <w:sdtPr>
-          <w:id w:val="980474224"/>
+          <w:id w:val="218495256"/>
           <w14:checkbox>
             <w14:checked w14:val="0"/>
             <w14:checkedState w14:val="2612" w14:font="MS Gothic"/>
@@ -6363,7 +6363,7 @@
       </w:r>
       <w:sdt>
         <w:sdtPr>
-          <w:id w:val="932956136"/>
+          <w:id w:val="831704841"/>
           <w14:checkbox>
             <w14:checked w14:val="1"/>
             <w14:checkedState w14:val="2612" w14:font="MS Gothic"/>
@@ -6389,7 +6389,7 @@
       </w:r>
       <w:sdt>
         <w:sdtPr>
-          <w:id w:val="73030775"/>
+          <w:id w:val="38975639"/>
           <w14:checkbox>
             <w14:checked w14:val="0"/>
             <w14:checkedState w14:val="2612" w14:font="MS Gothic"/>
@@ -6425,7 +6425,7 @@
       </w:r>
       <w:sdt>
         <w:sdtPr>
-          <w:id w:val="579829053"/>
+          <w:id w:val="215524705"/>
           <w14:checkbox>
             <w14:checked w14:val="1"/>
             <w14:checkedState w14:val="2612" w14:font="MS Gothic"/>
@@ -6448,7 +6448,7 @@
       </w:r>
       <w:sdt>
         <w:sdtPr>
-          <w:id w:val="371759986"/>
+          <w:id w:val="508351812"/>
           <w14:checkbox>
             <w14:checked w14:val="0"/>
             <w14:checkedState w14:val="2612" w14:font="MS Gothic"/>
@@ -6471,7 +6471,7 @@
       </w:r>
       <w:sdt>
         <w:sdtPr>
-          <w:id w:val="387966925"/>
+          <w:id w:val="142415611"/>
           <w14:checkbox>
             <w14:checked w14:val="0"/>
             <w14:checkedState w14:val="2612" w14:font="MS Gothic"/>
@@ -6513,7 +6513,7 @@
       </w:r>
       <w:sdt>
         <w:sdtPr>
-          <w:id w:val="808904619"/>
+          <w:id w:val="726149775"/>
           <w14:checkbox>
             <w14:checked w14:val="0"/>
             <w14:checkedState w14:val="2612" w14:font="MS Gothic"/>
@@ -6539,7 +6539,7 @@
       </w:r>
       <w:sdt>
         <w:sdtPr>
-          <w:id w:val="99686542"/>
+          <w:id w:val="838222204"/>
           <w14:checkbox>
             <w14:checked w14:val="1"/>
             <w14:checkedState w14:val="2612" w14:font="MS Gothic"/>
@@ -6578,7 +6578,7 @@
       </w:r>
       <w:sdt>
         <w:sdtPr>
-          <w:id w:val="804684289"/>
+          <w:id w:val="524006305"/>
           <w14:checkbox>
             <w14:checked w14:val="1"/>
             <w14:checkedState w14:val="2612" w14:font="MS Gothic"/>
@@ -6602,7 +6602,7 @@
       </w:r>
       <w:sdt>
         <w:sdtPr>
-          <w:id w:val="790206371"/>
+          <w:id w:val="984767732"/>
           <w14:checkbox>
             <w14:checked w14:val="0"/>
             <w14:checkedState w14:val="2612" w14:font="MS Gothic"/>
@@ -6636,7 +6636,7 @@
       </w:r>
       <w:sdt>
         <w:sdtPr>
-          <w:id w:val="509963902"/>
+          <w:id w:val="691450215"/>
           <w14:checkbox>
             <w14:checked w14:val="0"/>
             <w14:checkedState w14:val="2612" w14:font="MS Gothic"/>
@@ -6662,7 +6662,7 @@
       </w:r>
       <w:sdt>
         <w:sdtPr>
-          <w:id w:val="638320956"/>
+          <w:id w:val="580719959"/>
           <w14:checkbox>
             <w14:checked w14:val="1"/>
             <w14:checkedState w14:val="2612" w14:font="MS Gothic"/>
@@ -6688,7 +6688,7 @@
       </w:r>
       <w:sdt>
         <w:sdtPr>
-          <w:id w:val="872753190"/>
+          <w:id w:val="489626765"/>
           <w14:checkbox>
             <w14:checked w14:val="0"/>
             <w14:checkedState w14:val="2612" w14:font="MS Gothic"/>

--- a/module_2_emerging_markets_for_quantum_technology/assignment_2/MON_filled.docx
+++ b/module_2_emerging_markets_for_quantum_technology/assignment_2/MON_filled.docx
@@ -65,7 +65,7 @@
         <w:t>Description:</w:t>
       </w:r>
       <w:r>
-        <w:t xml:space="preserve"> Vibration is common to both clouds and cancels differentially; shielding handles the rest. This took the instrument off the optical bench and onto a street (Stray et al., 2022).</w:t>
+        <w:t xml:space="preserve"> Vibration is common to both clouds and cancels differentially. Shielding handles the rest. This took the instrument off the optical bench and onto a street (Stray et al., 2022).</w:t>
       </w:r>
     </w:p>
     <w:p>
@@ -2177,7 +2177,7 @@
       </w:r>
       <w:sdt>
         <w:sdtPr>
-          <w:id w:val="590676735"/>
+          <w:id w:val="619523502"/>
           <w14:checkbox>
             <w14:checked w14:val="0"/>
             <w14:checkedState w14:val="2612" w14:font="MS Gothic"/>
@@ -2203,7 +2203,7 @@
       </w:r>
       <w:sdt>
         <w:sdtPr>
-          <w:id w:val="606788290"/>
+          <w:id w:val="217723757"/>
           <w14:checkbox>
             <w14:checked w14:val="1"/>
             <w14:checkedState w14:val="2612" w14:font="MS Gothic"/>
@@ -2229,7 +2229,7 @@
       </w:r>
       <w:sdt>
         <w:sdtPr>
-          <w:id w:val="451824201"/>
+          <w:id w:val="322310289"/>
           <w14:checkbox>
             <w14:checked w14:val="0"/>
             <w14:checkedState w14:val="2612" w14:font="MS Gothic"/>
@@ -2255,7 +2255,7 @@
       </w:r>
       <w:sdt>
         <w:sdtPr>
-          <w:id w:val="40074851"/>
+          <w:id w:val="42138198"/>
           <w14:checkbox>
             <w14:checked w14:val="0"/>
             <w14:checkedState w14:val="2612" w14:font="MS Gothic"/>
@@ -2328,7 +2328,7 @@
           <w:rPr>
             <w:rFonts w:ascii="MS Gothic" w:eastAsia="MS Gothic" w:hAnsi="MS Gothic"/>
           </w:rPr>
-          <w:id w:val="61077272"/>
+          <w:id w:val="21308834"/>
           <w14:checkbox>
             <w14:checked w14:val="0"/>
             <w14:checkedState w14:val="2612" w14:font="MS Gothic"/>
@@ -2354,7 +2354,7 @@
           <w:rPr>
             <w:rFonts w:ascii="MS Gothic" w:eastAsia="MS Gothic" w:hAnsi="MS Gothic"/>
           </w:rPr>
-          <w:id w:val="944569223"/>
+          <w:id w:val="631797652"/>
           <w14:checkbox>
             <w14:checked w14:val="1"/>
             <w14:checkedState w14:val="2612" w14:font="MS Gothic"/>
@@ -2380,7 +2380,7 @@
           <w:rPr>
             <w:rFonts w:ascii="MS Gothic" w:eastAsia="MS Gothic" w:hAnsi="MS Gothic"/>
           </w:rPr>
-          <w:id w:val="213681226"/>
+          <w:id w:val="918687517"/>
           <w14:checkbox>
             <w14:checked w14:val="0"/>
             <w14:checkedState w14:val="2612" w14:font="MS Gothic"/>
@@ -2406,7 +2406,7 @@
           <w:rPr>
             <w:rFonts w:ascii="MS Gothic" w:eastAsia="MS Gothic" w:hAnsi="MS Gothic"/>
           </w:rPr>
-          <w:id w:val="170151027"/>
+          <w:id w:val="650092827"/>
           <w14:checkbox>
             <w14:checked w14:val="0"/>
             <w14:checkedState w14:val="2612" w14:font="MS Gothic"/>
@@ -2479,7 +2479,7 @@
           <w:rPr>
             <w:rFonts w:ascii="MS Gothic" w:eastAsia="MS Gothic" w:hAnsi="MS Gothic"/>
           </w:rPr>
-          <w:id w:val="709641895"/>
+          <w:id w:val="612851548"/>
           <w14:checkbox>
             <w14:checked w14:val="0"/>
             <w14:checkedState w14:val="2612" w14:font="MS Gothic"/>
@@ -2505,7 +2505,7 @@
           <w:rPr>
             <w:rFonts w:ascii="MS Gothic" w:eastAsia="MS Gothic" w:hAnsi="MS Gothic"/>
           </w:rPr>
-          <w:id w:val="942353707"/>
+          <w:id w:val="804790351"/>
           <w14:checkbox>
             <w14:checked w14:val="1"/>
             <w14:checkedState w14:val="2612" w14:font="MS Gothic"/>
@@ -2532,7 +2532,7 @@
           <w:rPr>
             <w:rFonts w:ascii="MS Gothic" w:eastAsia="MS Gothic" w:hAnsi="MS Gothic"/>
           </w:rPr>
-          <w:id w:val="223961910"/>
+          <w:id w:val="663266460"/>
           <w14:checkbox>
             <w14:checked w14:val="0"/>
             <w14:checkedState w14:val="2612" w14:font="MS Gothic"/>
@@ -2558,7 +2558,7 @@
           <w:rPr>
             <w:rFonts w:ascii="MS Gothic" w:eastAsia="MS Gothic" w:hAnsi="MS Gothic"/>
           </w:rPr>
-          <w:id w:val="789721136"/>
+          <w:id w:val="466974611"/>
           <w14:checkbox>
             <w14:checked w14:val="0"/>
             <w14:checkedState w14:val="2612" w14:font="MS Gothic"/>
@@ -2595,7 +2595,7 @@
           <w:rPr>
             <w:rFonts w:ascii="MS Gothic" w:eastAsia="MS Gothic" w:hAnsi="MS Gothic"/>
           </w:rPr>
-          <w:id w:val="132403977"/>
+          <w:id w:val="271235295"/>
           <w14:checkbox>
             <w14:checked w14:val="0"/>
             <w14:checkedState w14:val="2612" w14:font="MS Gothic"/>
@@ -2621,7 +2621,7 @@
           <w:rPr>
             <w:rFonts w:ascii="MS Gothic" w:eastAsia="MS Gothic" w:hAnsi="MS Gothic"/>
           </w:rPr>
-          <w:id w:val="340869073"/>
+          <w:id w:val="421027534"/>
           <w14:checkbox>
             <w14:checked w14:val="1"/>
             <w14:checkedState w14:val="2612" w14:font="MS Gothic"/>
@@ -2647,7 +2647,7 @@
           <w:rPr>
             <w:rFonts w:ascii="MS Gothic" w:eastAsia="MS Gothic" w:hAnsi="MS Gothic"/>
           </w:rPr>
-          <w:id w:val="28132324"/>
+          <w:id w:val="651608530"/>
           <w14:checkbox>
             <w14:checked w14:val="0"/>
             <w14:checkedState w14:val="2612" w14:font="MS Gothic"/>
@@ -2673,7 +2673,7 @@
           <w:rPr>
             <w:rFonts w:ascii="MS Gothic" w:eastAsia="MS Gothic" w:hAnsi="MS Gothic"/>
           </w:rPr>
-          <w:id w:val="712829107"/>
+          <w:id w:val="990178840"/>
           <w14:checkbox>
             <w14:checked w14:val="0"/>
             <w14:checkedState w14:val="2612" w14:font="MS Gothic"/>
@@ -2762,7 +2762,7 @@
           <w:rPr>
             <w:rFonts w:ascii="MS Gothic" w:eastAsia="MS Gothic" w:hAnsi="MS Gothic"/>
           </w:rPr>
-          <w:id w:val="584412593"/>
+          <w:id w:val="623552176"/>
           <w14:checkbox>
             <w14:checked w14:val="0"/>
             <w14:checkedState w14:val="2612" w14:font="MS Gothic"/>
@@ -2788,7 +2788,7 @@
           <w:rPr>
             <w:rFonts w:ascii="MS Gothic" w:eastAsia="MS Gothic" w:hAnsi="MS Gothic"/>
           </w:rPr>
-          <w:id w:val="856175402"/>
+          <w:id w:val="557877703"/>
           <w14:checkbox>
             <w14:checked w14:val="0"/>
             <w14:checkedState w14:val="2612" w14:font="MS Gothic"/>
@@ -2814,7 +2814,7 @@
           <w:rPr>
             <w:rFonts w:ascii="MS Gothic" w:eastAsia="MS Gothic" w:hAnsi="MS Gothic"/>
           </w:rPr>
-          <w:id w:val="624443083"/>
+          <w:id w:val="280207026"/>
           <w14:checkbox>
             <w14:checked w14:val="1"/>
             <w14:checkedState w14:val="2612" w14:font="MS Gothic"/>
@@ -2840,7 +2840,7 @@
           <w:rPr>
             <w:rFonts w:ascii="MS Gothic" w:eastAsia="MS Gothic" w:hAnsi="MS Gothic"/>
           </w:rPr>
-          <w:id w:val="575674159"/>
+          <w:id w:val="940902955"/>
           <w14:checkbox>
             <w14:checked w14:val="0"/>
             <w14:checkedState w14:val="2612" w14:font="MS Gothic"/>
@@ -2901,7 +2901,7 @@
           <w:rPr>
             <w:rFonts w:ascii="MS Gothic" w:eastAsia="MS Gothic" w:hAnsi="MS Gothic"/>
           </w:rPr>
-          <w:id w:val="474751824"/>
+          <w:id w:val="793183106"/>
           <w14:checkbox>
             <w14:checked w14:val="0"/>
             <w14:checkedState w14:val="2612" w14:font="MS Gothic"/>
@@ -2927,7 +2927,7 @@
           <w:rPr>
             <w:rFonts w:ascii="MS Gothic" w:eastAsia="MS Gothic" w:hAnsi="MS Gothic"/>
           </w:rPr>
-          <w:id w:val="553912085"/>
+          <w:id w:val="49933320"/>
           <w14:checkbox>
             <w14:checked w14:val="0"/>
             <w14:checkedState w14:val="2612" w14:font="MS Gothic"/>
@@ -2953,7 +2953,7 @@
           <w:rPr>
             <w:rFonts w:ascii="MS Gothic" w:eastAsia="MS Gothic" w:hAnsi="MS Gothic"/>
           </w:rPr>
-          <w:id w:val="186815376"/>
+          <w:id w:val="998981161"/>
           <w14:checkbox>
             <w14:checked w14:val="1"/>
             <w14:checkedState w14:val="2612" w14:font="MS Gothic"/>
@@ -2979,7 +2979,7 @@
           <w:rPr>
             <w:rFonts w:ascii="MS Gothic" w:eastAsia="MS Gothic" w:hAnsi="MS Gothic"/>
           </w:rPr>
-          <w:id w:val="11222109"/>
+          <w:id w:val="530525333"/>
           <w14:checkbox>
             <w14:checked w14:val="0"/>
             <w14:checkedState w14:val="2612" w14:font="MS Gothic"/>
@@ -3053,7 +3053,7 @@
           <w:rPr>
             <w:rFonts w:ascii="MS Gothic" w:eastAsia="MS Gothic" w:hAnsi="MS Gothic"/>
           </w:rPr>
-          <w:id w:val="92068721"/>
+          <w:id w:val="233484161"/>
           <w14:checkbox>
             <w14:checked w14:val="0"/>
             <w14:checkedState w14:val="2612" w14:font="MS Gothic"/>
@@ -3079,7 +3079,7 @@
           <w:rPr>
             <w:rFonts w:ascii="MS Gothic" w:eastAsia="MS Gothic" w:hAnsi="MS Gothic"/>
           </w:rPr>
-          <w:id w:val="153868085"/>
+          <w:id w:val="537104154"/>
           <w14:checkbox>
             <w14:checked w14:val="1"/>
             <w14:checkedState w14:val="2612" w14:font="MS Gothic"/>
@@ -3105,7 +3105,7 @@
           <w:rPr>
             <w:rFonts w:ascii="MS Gothic" w:eastAsia="MS Gothic" w:hAnsi="MS Gothic"/>
           </w:rPr>
-          <w:id w:val="187873341"/>
+          <w:id w:val="534822121"/>
           <w14:checkbox>
             <w14:checked w14:val="0"/>
             <w14:checkedState w14:val="2612" w14:font="MS Gothic"/>
@@ -3131,7 +3131,7 @@
           <w:rPr>
             <w:rFonts w:ascii="MS Gothic" w:eastAsia="MS Gothic" w:hAnsi="MS Gothic"/>
           </w:rPr>
-          <w:id w:val="166815422"/>
+          <w:id w:val="488848982"/>
           <w14:checkbox>
             <w14:checked w14:val="0"/>
             <w14:checkedState w14:val="2612" w14:font="MS Gothic"/>
@@ -3165,7 +3165,7 @@
           <w:rPr>
             <w:rFonts w:ascii="MS Gothic" w:eastAsia="MS Gothic" w:hAnsi="MS Gothic"/>
           </w:rPr>
-          <w:id w:val="284757614"/>
+          <w:id w:val="213610318"/>
           <w14:checkbox>
             <w14:checked w14:val="0"/>
             <w14:checkedState w14:val="2612" w14:font="MS Gothic"/>
@@ -3191,7 +3191,7 @@
           <w:rPr>
             <w:rFonts w:ascii="MS Gothic" w:eastAsia="MS Gothic" w:hAnsi="MS Gothic"/>
           </w:rPr>
-          <w:id w:val="503078731"/>
+          <w:id w:val="175454655"/>
           <w14:checkbox>
             <w14:checked w14:val="0"/>
             <w14:checkedState w14:val="2612" w14:font="MS Gothic"/>
@@ -3217,7 +3217,7 @@
           <w:rPr>
             <w:rFonts w:ascii="MS Gothic" w:eastAsia="MS Gothic" w:hAnsi="MS Gothic"/>
           </w:rPr>
-          <w:id w:val="968488313"/>
+          <w:id w:val="498187250"/>
           <w14:checkbox>
             <w14:checked w14:val="1"/>
             <w14:checkedState w14:val="2612" w14:font="MS Gothic"/>
@@ -3243,7 +3243,7 @@
           <w:rPr>
             <w:rFonts w:ascii="MS Gothic" w:eastAsia="MS Gothic" w:hAnsi="MS Gothic"/>
           </w:rPr>
-          <w:id w:val="359085000"/>
+          <w:id w:val="455779209"/>
           <w14:checkbox>
             <w14:checked w14:val="0"/>
             <w14:checkedState w14:val="2612" w14:font="MS Gothic"/>
@@ -3332,7 +3332,7 @@
           <w:rPr>
             <w:rFonts w:ascii="MS Gothic" w:eastAsia="MS Gothic" w:hAnsi="MS Gothic"/>
           </w:rPr>
-          <w:id w:val="971718277"/>
+          <w:id w:val="796721410"/>
           <w14:checkbox>
             <w14:checked w14:val="0"/>
             <w14:checkedState w14:val="2612" w14:font="MS Gothic"/>
@@ -3358,7 +3358,7 @@
           <w:rPr>
             <w:rFonts w:ascii="MS Gothic" w:eastAsia="MS Gothic" w:hAnsi="MS Gothic"/>
           </w:rPr>
-          <w:id w:val="700012418"/>
+          <w:id w:val="956376810"/>
           <w14:checkbox>
             <w14:checked w14:val="0"/>
             <w14:checkedState w14:val="2612" w14:font="MS Gothic"/>
@@ -3384,7 +3384,7 @@
           <w:rPr>
             <w:rFonts w:ascii="MS Gothic" w:eastAsia="MS Gothic" w:hAnsi="MS Gothic"/>
           </w:rPr>
-          <w:id w:val="565259209"/>
+          <w:id w:val="56869105"/>
           <w14:checkbox>
             <w14:checked w14:val="1"/>
             <w14:checkedState w14:val="2612" w14:font="MS Gothic"/>
@@ -3410,7 +3410,7 @@
           <w:rPr>
             <w:rFonts w:ascii="MS Gothic" w:eastAsia="MS Gothic" w:hAnsi="MS Gothic"/>
           </w:rPr>
-          <w:id w:val="165353807"/>
+          <w:id w:val="616236119"/>
           <w14:checkbox>
             <w14:checked w14:val="0"/>
             <w14:checkedState w14:val="2612" w14:font="MS Gothic"/>
@@ -3483,7 +3483,7 @@
           <w:rPr>
             <w:rFonts w:ascii="MS Gothic" w:eastAsia="MS Gothic" w:hAnsi="MS Gothic"/>
           </w:rPr>
-          <w:id w:val="746282152"/>
+          <w:id w:val="730359833"/>
           <w14:checkbox>
             <w14:checked w14:val="0"/>
             <w14:checkedState w14:val="2612" w14:font="MS Gothic"/>
@@ -3510,7 +3510,7 @@
           <w:rPr>
             <w:rFonts w:ascii="MS Gothic" w:eastAsia="MS Gothic" w:hAnsi="MS Gothic"/>
           </w:rPr>
-          <w:id w:val="606822581"/>
+          <w:id w:val="812464245"/>
           <w14:checkbox>
             <w14:checked w14:val="0"/>
             <w14:checkedState w14:val="2612" w14:font="MS Gothic"/>
@@ -3536,7 +3536,7 @@
           <w:rPr>
             <w:rFonts w:ascii="MS Gothic" w:eastAsia="MS Gothic" w:hAnsi="MS Gothic"/>
           </w:rPr>
-          <w:id w:val="361240083"/>
+          <w:id w:val="397574351"/>
           <w14:checkbox>
             <w14:checked w14:val="1"/>
             <w14:checkedState w14:val="2612" w14:font="MS Gothic"/>
@@ -3562,7 +3562,7 @@
           <w:rPr>
             <w:rFonts w:ascii="MS Gothic" w:eastAsia="MS Gothic" w:hAnsi="MS Gothic"/>
           </w:rPr>
-          <w:id w:val="609649216"/>
+          <w:id w:val="107463306"/>
           <w14:checkbox>
             <w14:checked w14:val="0"/>
             <w14:checkedState w14:val="2612" w14:font="MS Gothic"/>
@@ -3635,7 +3635,7 @@
           <w:rPr>
             <w:rFonts w:ascii="MS Gothic" w:eastAsia="MS Gothic" w:hAnsi="MS Gothic"/>
           </w:rPr>
-          <w:id w:val="582876270"/>
+          <w:id w:val="921939225"/>
           <w14:checkbox>
             <w14:checked w14:val="0"/>
             <w14:checkedState w14:val="2612" w14:font="MS Gothic"/>
@@ -3661,7 +3661,7 @@
           <w:rPr>
             <w:rFonts w:ascii="MS Gothic" w:eastAsia="MS Gothic" w:hAnsi="MS Gothic"/>
           </w:rPr>
-          <w:id w:val="246580159"/>
+          <w:id w:val="213670321"/>
           <w14:checkbox>
             <w14:checked w14:val="1"/>
             <w14:checkedState w14:val="2612" w14:font="MS Gothic"/>
@@ -3687,7 +3687,7 @@
           <w:rPr>
             <w:rFonts w:ascii="MS Gothic" w:eastAsia="MS Gothic" w:hAnsi="MS Gothic"/>
           </w:rPr>
-          <w:id w:val="141000031"/>
+          <w:id w:val="735495660"/>
           <w14:checkbox>
             <w14:checked w14:val="0"/>
             <w14:checkedState w14:val="2612" w14:font="MS Gothic"/>
@@ -3713,7 +3713,7 @@
           <w:rPr>
             <w:rFonts w:ascii="MS Gothic" w:eastAsia="MS Gothic" w:hAnsi="MS Gothic"/>
           </w:rPr>
-          <w:id w:val="738791797"/>
+          <w:id w:val="638676917"/>
           <w14:checkbox>
             <w14:checked w14:val="0"/>
             <w14:checkedState w14:val="2612" w14:font="MS Gothic"/>
@@ -3747,7 +3747,7 @@
           <w:rPr>
             <w:rFonts w:ascii="MS Gothic" w:eastAsia="MS Gothic" w:hAnsi="MS Gothic"/>
           </w:rPr>
-          <w:id w:val="690579466"/>
+          <w:id w:val="963753483"/>
           <w14:checkbox>
             <w14:checked w14:val="0"/>
             <w14:checkedState w14:val="2612" w14:font="MS Gothic"/>
@@ -3773,7 +3773,7 @@
           <w:rPr>
             <w:rFonts w:ascii="MS Gothic" w:eastAsia="MS Gothic" w:hAnsi="MS Gothic"/>
           </w:rPr>
-          <w:id w:val="578361347"/>
+          <w:id w:val="964768449"/>
           <w14:checkbox>
             <w14:checked w14:val="0"/>
             <w14:checkedState w14:val="2612" w14:font="MS Gothic"/>
@@ -3799,7 +3799,7 @@
           <w:rPr>
             <w:rFonts w:ascii="MS Gothic" w:eastAsia="MS Gothic" w:hAnsi="MS Gothic"/>
           </w:rPr>
-          <w:id w:val="321030691"/>
+          <w:id w:val="299182551"/>
           <w14:checkbox>
             <w14:checked w14:val="1"/>
             <w14:checkedState w14:val="2612" w14:font="MS Gothic"/>
@@ -3825,7 +3825,7 @@
           <w:rPr>
             <w:rFonts w:ascii="MS Gothic" w:eastAsia="MS Gothic" w:hAnsi="MS Gothic"/>
           </w:rPr>
-          <w:id w:val="774853334"/>
+          <w:id w:val="955870830"/>
           <w14:checkbox>
             <w14:checked w14:val="0"/>
             <w14:checkedState w14:val="2612" w14:font="MS Gothic"/>
@@ -3864,7 +3864,7 @@
       </w:r>
       <w:sdt>
         <w:sdtPr>
-          <w:id w:val="944081952"/>
+          <w:id w:val="989427145"/>
           <w14:checkbox>
             <w14:checked w14:val="0"/>
             <w14:checkedState w14:val="2612" w14:font="MS Gothic"/>
@@ -3887,7 +3887,7 @@
       </w:r>
       <w:sdt>
         <w:sdtPr>
-          <w:id w:val="188275903"/>
+          <w:id w:val="478375089"/>
           <w14:checkbox>
             <w14:checked w14:val="1"/>
             <w14:checkedState w14:val="2612" w14:font="MS Gothic"/>
@@ -3916,7 +3916,7 @@
       </w:r>
       <w:sdt>
         <w:sdtPr>
-          <w:id w:val="450927772"/>
+          <w:id w:val="620641842"/>
           <w14:checkbox>
             <w14:checked w14:val="0"/>
             <w14:checkedState w14:val="2612" w14:font="MS Gothic"/>
@@ -3950,7 +3950,7 @@
       </w:r>
       <w:sdt>
         <w:sdtPr>
-          <w:id w:val="344995180"/>
+          <w:id w:val="558319460"/>
           <w14:checkbox>
             <w14:checked w14:val="0"/>
             <w14:checkedState w14:val="2612" w14:font="MS Gothic"/>
@@ -4048,7 +4048,7 @@
       </w:r>
       <w:sdt>
         <w:sdtPr>
-          <w:id w:val="660420940"/>
+          <w:id w:val="77349288"/>
           <w14:checkbox>
             <w14:checked w14:val="0"/>
             <w14:checkedState w14:val="2612" w14:font="MS Gothic"/>
@@ -4074,7 +4074,7 @@
       </w:r>
       <w:sdt>
         <w:sdtPr>
-          <w:id w:val="775402789"/>
+          <w:id w:val="716896386"/>
           <w14:checkbox>
             <w14:checked w14:val="0"/>
             <w14:checkedState w14:val="2612" w14:font="MS Gothic"/>
@@ -4100,7 +4100,7 @@
       </w:r>
       <w:sdt>
         <w:sdtPr>
-          <w:id w:val="484455462"/>
+          <w:id w:val="209573546"/>
           <w14:checkbox>
             <w14:checked w14:val="1"/>
             <w14:checkedState w14:val="2612" w14:font="MS Gothic"/>
@@ -4126,7 +4126,7 @@
       </w:r>
       <w:sdt>
         <w:sdtPr>
-          <w:id w:val="187291019"/>
+          <w:id w:val="267287469"/>
           <w14:checkbox>
             <w14:checked w14:val="0"/>
             <w14:checkedState w14:val="2612" w14:font="MS Gothic"/>
@@ -4199,7 +4199,7 @@
           <w:rPr>
             <w:rFonts w:ascii="MS Gothic" w:eastAsia="MS Gothic" w:hAnsi="MS Gothic"/>
           </w:rPr>
-          <w:id w:val="109271910"/>
+          <w:id w:val="106385924"/>
           <w14:checkbox>
             <w14:checked w14:val="0"/>
             <w14:checkedState w14:val="2612" w14:font="MS Gothic"/>
@@ -4225,7 +4225,7 @@
           <w:rPr>
             <w:rFonts w:ascii="MS Gothic" w:eastAsia="MS Gothic" w:hAnsi="MS Gothic"/>
           </w:rPr>
-          <w:id w:val="657761772"/>
+          <w:id w:val="560712927"/>
           <w14:checkbox>
             <w14:checked w14:val="1"/>
             <w14:checkedState w14:val="2612" w14:font="MS Gothic"/>
@@ -4251,7 +4251,7 @@
           <w:rPr>
             <w:rFonts w:ascii="MS Gothic" w:eastAsia="MS Gothic" w:hAnsi="MS Gothic"/>
           </w:rPr>
-          <w:id w:val="551084214"/>
+          <w:id w:val="535474433"/>
           <w14:checkbox>
             <w14:checked w14:val="0"/>
             <w14:checkedState w14:val="2612" w14:font="MS Gothic"/>
@@ -4277,7 +4277,7 @@
           <w:rPr>
             <w:rFonts w:ascii="MS Gothic" w:eastAsia="MS Gothic" w:hAnsi="MS Gothic"/>
           </w:rPr>
-          <w:id w:val="999351427"/>
+          <w:id w:val="434589296"/>
           <w14:checkbox>
             <w14:checked w14:val="0"/>
             <w14:checkedState w14:val="2612" w14:font="MS Gothic"/>
@@ -4350,7 +4350,7 @@
           <w:rPr>
             <w:rFonts w:ascii="MS Gothic" w:eastAsia="MS Gothic" w:hAnsi="MS Gothic"/>
           </w:rPr>
-          <w:id w:val="278211111"/>
+          <w:id w:val="41213531"/>
           <w14:checkbox>
             <w14:checked w14:val="0"/>
             <w14:checkedState w14:val="2612" w14:font="MS Gothic"/>
@@ -4376,7 +4376,7 @@
           <w:rPr>
             <w:rFonts w:ascii="MS Gothic" w:eastAsia="MS Gothic" w:hAnsi="MS Gothic"/>
           </w:rPr>
-          <w:id w:val="735469509"/>
+          <w:id w:val="205213397"/>
           <w14:checkbox>
             <w14:checked w14:val="1"/>
             <w14:checkedState w14:val="2612" w14:font="MS Gothic"/>
@@ -4403,7 +4403,7 @@
           <w:rPr>
             <w:rFonts w:ascii="MS Gothic" w:eastAsia="MS Gothic" w:hAnsi="MS Gothic"/>
           </w:rPr>
-          <w:id w:val="487314069"/>
+          <w:id w:val="435168565"/>
           <w14:checkbox>
             <w14:checked w14:val="0"/>
             <w14:checkedState w14:val="2612" w14:font="MS Gothic"/>
@@ -4429,7 +4429,7 @@
           <w:rPr>
             <w:rFonts w:ascii="MS Gothic" w:eastAsia="MS Gothic" w:hAnsi="MS Gothic"/>
           </w:rPr>
-          <w:id w:val="718524330"/>
+          <w:id w:val="971856939"/>
           <w14:checkbox>
             <w14:checked w14:val="0"/>
             <w14:checkedState w14:val="2612" w14:font="MS Gothic"/>
@@ -4466,7 +4466,7 @@
           <w:rPr>
             <w:rFonts w:ascii="MS Gothic" w:eastAsia="MS Gothic" w:hAnsi="MS Gothic"/>
           </w:rPr>
-          <w:id w:val="514889472"/>
+          <w:id w:val="399509264"/>
           <w14:checkbox>
             <w14:checked w14:val="0"/>
             <w14:checkedState w14:val="2612" w14:font="MS Gothic"/>
@@ -4492,7 +4492,7 @@
           <w:rPr>
             <w:rFonts w:ascii="MS Gothic" w:eastAsia="MS Gothic" w:hAnsi="MS Gothic"/>
           </w:rPr>
-          <w:id w:val="211436497"/>
+          <w:id w:val="694555191"/>
           <w14:checkbox>
             <w14:checked w14:val="1"/>
             <w14:checkedState w14:val="2612" w14:font="MS Gothic"/>
@@ -4518,7 +4518,7 @@
           <w:rPr>
             <w:rFonts w:ascii="MS Gothic" w:eastAsia="MS Gothic" w:hAnsi="MS Gothic"/>
           </w:rPr>
-          <w:id w:val="486021651"/>
+          <w:id w:val="604694598"/>
           <w14:checkbox>
             <w14:checked w14:val="0"/>
             <w14:checkedState w14:val="2612" w14:font="MS Gothic"/>
@@ -4544,7 +4544,7 @@
           <w:rPr>
             <w:rFonts w:ascii="MS Gothic" w:eastAsia="MS Gothic" w:hAnsi="MS Gothic"/>
           </w:rPr>
-          <w:id w:val="279492422"/>
+          <w:id w:val="634630381"/>
           <w14:checkbox>
             <w14:checked w14:val="0"/>
             <w14:checkedState w14:val="2612" w14:font="MS Gothic"/>
@@ -4566,7 +4566,7 @@
         <w:pStyle w:val="Normal"/>
       </w:pPr>
       <w:r>
-        <w:t xml:space="preserve">Notes: Satellite navigation is jammed and spoofed routinely, with consequences from delayed shipping to lost life; the national mission targets quantum navigation on aircraft by 2030 (HM Government, 2023).</w:t>
+        <w:t xml:space="preserve">Notes: Satellite navigation is jammed and spoofed routinely, with consequences from delayed shipping to lost life. The national mission targets quantum navigation on aircraft by 2030 (HM Government, 2023).</w:t>
       </w:r>
     </w:p>
     <w:p>
@@ -4633,7 +4633,7 @@
           <w:rPr>
             <w:rFonts w:ascii="MS Gothic" w:eastAsia="MS Gothic" w:hAnsi="MS Gothic"/>
           </w:rPr>
-          <w:id w:val="288015449"/>
+          <w:id w:val="211557950"/>
           <w14:checkbox>
             <w14:checked w14:val="0"/>
             <w14:checkedState w14:val="2612" w14:font="MS Gothic"/>
@@ -4659,7 +4659,7 @@
           <w:rPr>
             <w:rFonts w:ascii="MS Gothic" w:eastAsia="MS Gothic" w:hAnsi="MS Gothic"/>
           </w:rPr>
-          <w:id w:val="254365490"/>
+          <w:id w:val="648568267"/>
           <w14:checkbox>
             <w14:checked w14:val="0"/>
             <w14:checkedState w14:val="2612" w14:font="MS Gothic"/>
@@ -4685,7 +4685,7 @@
           <w:rPr>
             <w:rFonts w:ascii="MS Gothic" w:eastAsia="MS Gothic" w:hAnsi="MS Gothic"/>
           </w:rPr>
-          <w:id w:val="840620644"/>
+          <w:id w:val="816197837"/>
           <w14:checkbox>
             <w14:checked w14:val="1"/>
             <w14:checkedState w14:val="2612" w14:font="MS Gothic"/>
@@ -4711,7 +4711,7 @@
           <w:rPr>
             <w:rFonts w:ascii="MS Gothic" w:eastAsia="MS Gothic" w:hAnsi="MS Gothic"/>
           </w:rPr>
-          <w:id w:val="347771237"/>
+          <w:id w:val="884517070"/>
           <w14:checkbox>
             <w14:checked w14:val="0"/>
             <w14:checkedState w14:val="2612" w14:font="MS Gothic"/>
@@ -4772,7 +4772,7 @@
           <w:rPr>
             <w:rFonts w:ascii="MS Gothic" w:eastAsia="MS Gothic" w:hAnsi="MS Gothic"/>
           </w:rPr>
-          <w:id w:val="979473792"/>
+          <w:id w:val="799394685"/>
           <w14:checkbox>
             <w14:checked w14:val="0"/>
             <w14:checkedState w14:val="2612" w14:font="MS Gothic"/>
@@ -4798,7 +4798,7 @@
           <w:rPr>
             <w:rFonts w:ascii="MS Gothic" w:eastAsia="MS Gothic" w:hAnsi="MS Gothic"/>
           </w:rPr>
-          <w:id w:val="776698456"/>
+          <w:id w:val="253927327"/>
           <w14:checkbox>
             <w14:checked w14:val="1"/>
             <w14:checkedState w14:val="2612" w14:font="MS Gothic"/>
@@ -4824,7 +4824,7 @@
           <w:rPr>
             <w:rFonts w:ascii="MS Gothic" w:eastAsia="MS Gothic" w:hAnsi="MS Gothic"/>
           </w:rPr>
-          <w:id w:val="659520788"/>
+          <w:id w:val="402000470"/>
           <w14:checkbox>
             <w14:checked w14:val="0"/>
             <w14:checkedState w14:val="2612" w14:font="MS Gothic"/>
@@ -4850,7 +4850,7 @@
           <w:rPr>
             <w:rFonts w:ascii="MS Gothic" w:eastAsia="MS Gothic" w:hAnsi="MS Gothic"/>
           </w:rPr>
-          <w:id w:val="767187945"/>
+          <w:id w:val="238007343"/>
           <w14:checkbox>
             <w14:checked w14:val="0"/>
             <w14:checkedState w14:val="2612" w14:font="MS Gothic"/>
@@ -4924,7 +4924,7 @@
           <w:rPr>
             <w:rFonts w:ascii="MS Gothic" w:eastAsia="MS Gothic" w:hAnsi="MS Gothic"/>
           </w:rPr>
-          <w:id w:val="899893114"/>
+          <w:id w:val="979735834"/>
           <w14:checkbox>
             <w14:checked w14:val="0"/>
             <w14:checkedState w14:val="2612" w14:font="MS Gothic"/>
@@ -4950,7 +4950,7 @@
           <w:rPr>
             <w:rFonts w:ascii="MS Gothic" w:eastAsia="MS Gothic" w:hAnsi="MS Gothic"/>
           </w:rPr>
-          <w:id w:val="326638120"/>
+          <w:id w:val="909054605"/>
           <w14:checkbox>
             <w14:checked w14:val="1"/>
             <w14:checkedState w14:val="2612" w14:font="MS Gothic"/>
@@ -4976,7 +4976,7 @@
           <w:rPr>
             <w:rFonts w:ascii="MS Gothic" w:eastAsia="MS Gothic" w:hAnsi="MS Gothic"/>
           </w:rPr>
-          <w:id w:val="769570383"/>
+          <w:id w:val="599913229"/>
           <w14:checkbox>
             <w14:checked w14:val="0"/>
             <w14:checkedState w14:val="2612" w14:font="MS Gothic"/>
@@ -5002,7 +5002,7 @@
           <w:rPr>
             <w:rFonts w:ascii="MS Gothic" w:eastAsia="MS Gothic" w:hAnsi="MS Gothic"/>
           </w:rPr>
-          <w:id w:val="335824819"/>
+          <w:id w:val="144945837"/>
           <w14:checkbox>
             <w14:checked w14:val="0"/>
             <w14:checkedState w14:val="2612" w14:font="MS Gothic"/>
@@ -5036,7 +5036,7 @@
           <w:rPr>
             <w:rFonts w:ascii="MS Gothic" w:eastAsia="MS Gothic" w:hAnsi="MS Gothic"/>
           </w:rPr>
-          <w:id w:val="274315301"/>
+          <w:id w:val="678331863"/>
           <w14:checkbox>
             <w14:checked w14:val="0"/>
             <w14:checkedState w14:val="2612" w14:font="MS Gothic"/>
@@ -5062,7 +5062,7 @@
           <w:rPr>
             <w:rFonts w:ascii="MS Gothic" w:eastAsia="MS Gothic" w:hAnsi="MS Gothic"/>
           </w:rPr>
-          <w:id w:val="335048437"/>
+          <w:id w:val="751081320"/>
           <w14:checkbox>
             <w14:checked w14:val="0"/>
             <w14:checkedState w14:val="2612" w14:font="MS Gothic"/>
@@ -5088,7 +5088,7 @@
           <w:rPr>
             <w:rFonts w:ascii="MS Gothic" w:eastAsia="MS Gothic" w:hAnsi="MS Gothic"/>
           </w:rPr>
-          <w:id w:val="188191344"/>
+          <w:id w:val="275658952"/>
           <w14:checkbox>
             <w14:checked w14:val="1"/>
             <w14:checkedState w14:val="2612" w14:font="MS Gothic"/>
@@ -5114,7 +5114,7 @@
           <w:rPr>
             <w:rFonts w:ascii="MS Gothic" w:eastAsia="MS Gothic" w:hAnsi="MS Gothic"/>
           </w:rPr>
-          <w:id w:val="54905591"/>
+          <w:id w:val="59083686"/>
           <w14:checkbox>
             <w14:checked w14:val="0"/>
             <w14:checkedState w14:val="2612" w14:font="MS Gothic"/>
@@ -5136,7 +5136,7 @@
         <w:pStyle w:val="Normal"/>
       </w:pPr>
       <w:r>
-        <w:t xml:space="preserve">Notes: The state agrees the problem is severe; defence buyers pay well but are few and slow.</w:t>
+        <w:t xml:space="preserve">Notes: The state agrees the problem is severe. Defence buyers pay well but are few and slow.</w:t>
       </w:r>
     </w:p>
     <w:p>
@@ -5203,7 +5203,7 @@
           <w:rPr>
             <w:rFonts w:ascii="MS Gothic" w:eastAsia="MS Gothic" w:hAnsi="MS Gothic"/>
           </w:rPr>
-          <w:id w:val="429061401"/>
+          <w:id w:val="109830323"/>
           <w14:checkbox>
             <w14:checked w14:val="0"/>
             <w14:checkedState w14:val="2612" w14:font="MS Gothic"/>
@@ -5229,7 +5229,7 @@
           <w:rPr>
             <w:rFonts w:ascii="MS Gothic" w:eastAsia="MS Gothic" w:hAnsi="MS Gothic"/>
           </w:rPr>
-          <w:id w:val="389931944"/>
+          <w:id w:val="585063010"/>
           <w14:checkbox>
             <w14:checked w14:val="0"/>
             <w14:checkedState w14:val="2612" w14:font="MS Gothic"/>
@@ -5255,7 +5255,7 @@
           <w:rPr>
             <w:rFonts w:ascii="MS Gothic" w:eastAsia="MS Gothic" w:hAnsi="MS Gothic"/>
           </w:rPr>
-          <w:id w:val="251376625"/>
+          <w:id w:val="797804269"/>
           <w14:checkbox>
             <w14:checked w14:val="0"/>
             <w14:checkedState w14:val="2612" w14:font="MS Gothic"/>
@@ -5281,7 +5281,7 @@
           <w:rPr>
             <w:rFonts w:ascii="MS Gothic" w:eastAsia="MS Gothic" w:hAnsi="MS Gothic"/>
           </w:rPr>
-          <w:id w:val="107220722"/>
+          <w:id w:val="459303491"/>
           <w14:checkbox>
             <w14:checked w14:val="1"/>
             <w14:checkedState w14:val="2612" w14:font="MS Gothic"/>
@@ -5354,7 +5354,7 @@
           <w:rPr>
             <w:rFonts w:ascii="MS Gothic" w:eastAsia="MS Gothic" w:hAnsi="MS Gothic"/>
           </w:rPr>
-          <w:id w:val="263649351"/>
+          <w:id w:val="548701599"/>
           <w14:checkbox>
             <w14:checked w14:val="0"/>
             <w14:checkedState w14:val="2612" w14:font="MS Gothic"/>
@@ -5381,7 +5381,7 @@
           <w:rPr>
             <w:rFonts w:ascii="MS Gothic" w:eastAsia="MS Gothic" w:hAnsi="MS Gothic"/>
           </w:rPr>
-          <w:id w:val="591853032"/>
+          <w:id w:val="746428525"/>
           <w14:checkbox>
             <w14:checked w14:val="0"/>
             <w14:checkedState w14:val="2612" w14:font="MS Gothic"/>
@@ -5407,7 +5407,7 @@
           <w:rPr>
             <w:rFonts w:ascii="MS Gothic" w:eastAsia="MS Gothic" w:hAnsi="MS Gothic"/>
           </w:rPr>
-          <w:id w:val="299135873"/>
+          <w:id w:val="942936245"/>
           <w14:checkbox>
             <w14:checked w14:val="0"/>
             <w14:checkedState w14:val="2612" w14:font="MS Gothic"/>
@@ -5433,7 +5433,7 @@
           <w:rPr>
             <w:rFonts w:ascii="MS Gothic" w:eastAsia="MS Gothic" w:hAnsi="MS Gothic"/>
           </w:rPr>
-          <w:id w:val="907594862"/>
+          <w:id w:val="918577899"/>
           <w14:checkbox>
             <w14:checked w14:val="1"/>
             <w14:checkedState w14:val="2612" w14:font="MS Gothic"/>
@@ -5506,7 +5506,7 @@
           <w:rPr>
             <w:rFonts w:ascii="MS Gothic" w:eastAsia="MS Gothic" w:hAnsi="MS Gothic"/>
           </w:rPr>
-          <w:id w:val="562125003"/>
+          <w:id w:val="442900491"/>
           <w14:checkbox>
             <w14:checked w14:val="0"/>
             <w14:checkedState w14:val="2612" w14:font="MS Gothic"/>
@@ -5532,7 +5532,7 @@
           <w:rPr>
             <w:rFonts w:ascii="MS Gothic" w:eastAsia="MS Gothic" w:hAnsi="MS Gothic"/>
           </w:rPr>
-          <w:id w:val="445983630"/>
+          <w:id w:val="35627679"/>
           <w14:checkbox>
             <w14:checked w14:val="0"/>
             <w14:checkedState w14:val="2612" w14:font="MS Gothic"/>
@@ -5558,7 +5558,7 @@
           <w:rPr>
             <w:rFonts w:ascii="MS Gothic" w:eastAsia="MS Gothic" w:hAnsi="MS Gothic"/>
           </w:rPr>
-          <w:id w:val="815520956"/>
+          <w:id w:val="391002013"/>
           <w14:checkbox>
             <w14:checked w14:val="1"/>
             <w14:checkedState w14:val="2612" w14:font="MS Gothic"/>
@@ -5584,7 +5584,7 @@
           <w:rPr>
             <w:rFonts w:ascii="MS Gothic" w:eastAsia="MS Gothic" w:hAnsi="MS Gothic"/>
           </w:rPr>
-          <w:id w:val="71728948"/>
+          <w:id w:val="582302411"/>
           <w14:checkbox>
             <w14:checked w14:val="0"/>
             <w14:checkedState w14:val="2612" w14:font="MS Gothic"/>
@@ -5618,7 +5618,7 @@
           <w:rPr>
             <w:rFonts w:ascii="MS Gothic" w:eastAsia="MS Gothic" w:hAnsi="MS Gothic"/>
           </w:rPr>
-          <w:id w:val="640250619"/>
+          <w:id w:val="806103805"/>
           <w14:checkbox>
             <w14:checked w14:val="0"/>
             <w14:checkedState w14:val="2612" w14:font="MS Gothic"/>
@@ -5644,7 +5644,7 @@
           <w:rPr>
             <w:rFonts w:ascii="MS Gothic" w:eastAsia="MS Gothic" w:hAnsi="MS Gothic"/>
           </w:rPr>
-          <w:id w:val="761431779"/>
+          <w:id w:val="670671991"/>
           <w14:checkbox>
             <w14:checked w14:val="0"/>
             <w14:checkedState w14:val="2612" w14:font="MS Gothic"/>
@@ -5670,7 +5670,7 @@
           <w:rPr>
             <w:rFonts w:ascii="MS Gothic" w:eastAsia="MS Gothic" w:hAnsi="MS Gothic"/>
           </w:rPr>
-          <w:id w:val="218289388"/>
+          <w:id w:val="246783056"/>
           <w14:checkbox>
             <w14:checked w14:val="0"/>
             <w14:checkedState w14:val="2612" w14:font="MS Gothic"/>
@@ -5696,7 +5696,7 @@
           <w:rPr>
             <w:rFonts w:ascii="MS Gothic" w:eastAsia="MS Gothic" w:hAnsi="MS Gothic"/>
           </w:rPr>
-          <w:id w:val="23658907"/>
+          <w:id w:val="290158854"/>
           <w14:checkbox>
             <w14:checked w14:val="1"/>
             <w14:checkedState w14:val="2612" w14:font="MS Gothic"/>
@@ -5718,7 +5718,7 @@
         <w:pStyle w:val="Normal"/>
       </w:pPr>
       <w:r>
-        <w:t xml:space="preserve">Notes: A survey instrument may stand still; a navigator must work while moving, at a fraction of the size, weight and power. Export control applies, and the dual-use question becomes ours to answer.</w:t>
+        <w:t xml:space="preserve">Notes: A survey instrument may stand still. A navigator must work while moving, at a fraction of the size, weight and power. Export control applies, and the dual-use question becomes ours to answer.</w:t>
       </w:r>
     </w:p>
     <w:p>
@@ -5735,7 +5735,7 @@
       </w:r>
       <w:sdt>
         <w:sdtPr>
-          <w:id w:val="147068766"/>
+          <w:id w:val="342433238"/>
           <w14:checkbox>
             <w14:checked w14:val="0"/>
             <w14:checkedState w14:val="2612" w14:font="MS Gothic"/>
@@ -5758,7 +5758,7 @@
       </w:r>
       <w:sdt>
         <w:sdtPr>
-          <w:id w:val="869533215"/>
+          <w:id w:val="29535080"/>
           <w14:checkbox>
             <w14:checked w14:val="1"/>
             <w14:checkedState w14:val="2612" w14:font="MS Gothic"/>
@@ -5787,7 +5787,7 @@
       </w:r>
       <w:sdt>
         <w:sdtPr>
-          <w:id w:val="220490737"/>
+          <w:id w:val="352288792"/>
           <w14:checkbox>
             <w14:checked w14:val="0"/>
             <w14:checkedState w14:val="2612" w14:font="MS Gothic"/>
@@ -5821,7 +5821,7 @@
       </w:r>
       <w:sdt>
         <w:sdtPr>
-          <w:id w:val="744758837"/>
+          <w:id w:val="724233243"/>
           <w14:checkbox>
             <w14:checked w14:val="0"/>
             <w14:checkedState w14:val="2612" w14:font="MS Gothic"/>
@@ -6337,7 +6337,7 @@
       </w:r>
       <w:sdt>
         <w:sdtPr>
-          <w:id w:val="218495256"/>
+          <w:id w:val="372483291"/>
           <w14:checkbox>
             <w14:checked w14:val="0"/>
             <w14:checkedState w14:val="2612" w14:font="MS Gothic"/>
@@ -6363,7 +6363,7 @@
       </w:r>
       <w:sdt>
         <w:sdtPr>
-          <w:id w:val="831704841"/>
+          <w:id w:val="175404757"/>
           <w14:checkbox>
             <w14:checked w14:val="1"/>
             <w14:checkedState w14:val="2612" w14:font="MS Gothic"/>
@@ -6389,7 +6389,7 @@
       </w:r>
       <w:sdt>
         <w:sdtPr>
-          <w:id w:val="38975639"/>
+          <w:id w:val="515173064"/>
           <w14:checkbox>
             <w14:checked w14:val="0"/>
             <w14:checkedState w14:val="2612" w14:font="MS Gothic"/>
@@ -6425,7 +6425,7 @@
       </w:r>
       <w:sdt>
         <w:sdtPr>
-          <w:id w:val="215524705"/>
+          <w:id w:val="968679924"/>
           <w14:checkbox>
             <w14:checked w14:val="1"/>
             <w14:checkedState w14:val="2612" w14:font="MS Gothic"/>
@@ -6448,7 +6448,7 @@
       </w:r>
       <w:sdt>
         <w:sdtPr>
-          <w:id w:val="508351812"/>
+          <w:id w:val="74811053"/>
           <w14:checkbox>
             <w14:checked w14:val="0"/>
             <w14:checkedState w14:val="2612" w14:font="MS Gothic"/>
@@ -6471,7 +6471,7 @@
       </w:r>
       <w:sdt>
         <w:sdtPr>
-          <w:id w:val="142415611"/>
+          <w:id w:val="981062431"/>
           <w14:checkbox>
             <w14:checked w14:val="0"/>
             <w14:checkedState w14:val="2612" w14:font="MS Gothic"/>
@@ -6513,7 +6513,7 @@
       </w:r>
       <w:sdt>
         <w:sdtPr>
-          <w:id w:val="726149775"/>
+          <w:id w:val="580860984"/>
           <w14:checkbox>
             <w14:checked w14:val="0"/>
             <w14:checkedState w14:val="2612" w14:font="MS Gothic"/>
@@ -6539,7 +6539,7 @@
       </w:r>
       <w:sdt>
         <w:sdtPr>
-          <w:id w:val="838222204"/>
+          <w:id w:val="620966054"/>
           <w14:checkbox>
             <w14:checked w14:val="1"/>
             <w14:checkedState w14:val="2612" w14:font="MS Gothic"/>
@@ -6578,7 +6578,7 @@
       </w:r>
       <w:sdt>
         <w:sdtPr>
-          <w:id w:val="524006305"/>
+          <w:id w:val="894301660"/>
           <w14:checkbox>
             <w14:checked w14:val="1"/>
             <w14:checkedState w14:val="2612" w14:font="MS Gothic"/>
@@ -6602,7 +6602,7 @@
       </w:r>
       <w:sdt>
         <w:sdtPr>
-          <w:id w:val="984767732"/>
+          <w:id w:val="462172510"/>
           <w14:checkbox>
             <w14:checked w14:val="0"/>
             <w14:checkedState w14:val="2612" w14:font="MS Gothic"/>
@@ -6636,7 +6636,7 @@
       </w:r>
       <w:sdt>
         <w:sdtPr>
-          <w:id w:val="691450215"/>
+          <w:id w:val="282174709"/>
           <w14:checkbox>
             <w14:checked w14:val="0"/>
             <w14:checkedState w14:val="2612" w14:font="MS Gothic"/>
@@ -6662,7 +6662,7 @@
       </w:r>
       <w:sdt>
         <w:sdtPr>
-          <w:id w:val="580719959"/>
+          <w:id w:val="942432647"/>
           <w14:checkbox>
             <w14:checked w14:val="1"/>
             <w14:checkedState w14:val="2612" w14:font="MS Gothic"/>
@@ -6688,7 +6688,7 @@
       </w:r>
       <w:sdt>
         <w:sdtPr>
-          <w:id w:val="489626765"/>
+          <w:id w:val="755673802"/>
           <w14:checkbox>
             <w14:checked w14:val="0"/>
             <w14:checkedState w14:val="2612" w14:font="MS Gothic"/>
